--- a/docs/TIVIDY_Practical6_Report.docx
+++ b/docs/TIVIDY_Practical6_Report.docx
@@ -1,28 +1,15 @@
 
 <file path=word/document.xml><?xml version="1.0" encoding="utf-8"?>
-<w:document xmlns:wpc="http://schemas.microsoft.com/office/word/2010/wordprocessingCanvas" xmlns:cx="http://schemas.microsoft.com/office/drawing/2014/chartex" xmlns:cx1="http://schemas.microsoft.com/office/drawing/2015/9/8/chartex" xmlns:cx2="http://schemas.microsoft.com/office/drawing/2015/10/21/chartex" xmlns:cx3="http://schemas.microsoft.com/office/drawing/2016/5/9/chartex" xmlns:cx4="http://schemas.microsoft.com/office/drawing/2016/5/10/chartex" xmlns:cx5="http://schemas.microsoft.com/office/drawing/2016/5/11/chartex" xmlns:cx6="http://schemas.microsoft.com/office/drawing/2016/5/12/chartex" xmlns:cx7="http://schemas.microsoft.com/office/drawing/2016/5/13/chartex" xmlns:cx8="http://schemas.microsoft.com/office/drawing/2016/5/14/chartex" xmlns:mc="http://schemas.openxmlformats.org/markup-compatibility/2006" xmlns:aink="http://schemas.microsoft.com/office/drawing/2016/ink" xmlns:am3d="http://schemas.microsoft.com/office/drawing/2017/model3d" xmlns:o="urn:schemas-microsoft-com:office:office" xmlns:oel="http://schemas.microsoft.com/office/2019/extlst" xmlns:r="http://schemas.openxmlformats.org/officeDocument/2006/relationships" xmlns:m="http://schemas.openxmlformats.org/officeDocument/2006/math" xmlns:v="urn:schemas-microsoft-com:vml" xmlns:wp14="http://schemas.microsoft.com/office/word/2010/wordprocessingDrawing" xmlns:wp="http://schemas.openxmlformats.org/drawingml/2006/wordprocessingDrawing" xmlns:a="http://schemas.openxmlformats.org/drawingml/2006/main" xmlns:pic="http://schemas.openxmlformats.org/drawingml/2006/picture" xmlns:c="http://schemas.openxmlformats.org/drawingml/2006/chart" xmlns:dgm="http://schemas.openxmlformats.org/drawingml/2006/diagram" xmlns:lc="http://schemas.openxmlformats.org/drawingml/2006/lockedCanvas" xmlns:w10="urn:schemas-microsoft-com:office:word" xmlns:w="http://schemas.openxmlformats.org/wordprocessingml/2006/main" xmlns:w14="http://schemas.microsoft.com/office/word/2010/wordml" xmlns:w15="http://schemas.microsoft.com/office/word/2012/wordml" xmlns:w16cex="http://schemas.microsoft.com/office/word/2018/wordml/cex" xmlns:w16cid="http://schemas.microsoft.com/office/word/2016/wordml/cid" xmlns:w16="http://schemas.microsoft.com/office/word/2018/wordml" xmlns:w16du="http://schemas.microsoft.com/office/word/2023/wordml/word16du" xmlns:w16sdtdh="http://schemas.microsoft.com/office/word/2020/wordml/sdtdatahash" xmlns:w16sdtfl="http://schemas.microsoft.com/office/word/2024/wordml/sdtformatlock" xmlns:w16se="http://schemas.microsoft.com/office/word/2015/wordml/symex" xmlns:wpg="http://schemas.microsoft.com/office/word/2010/wordprocessingGroup" xmlns:wpi="http://schemas.microsoft.com/office/word/2010/wordprocessingInk" xmlns:wne="http://schemas.microsoft.com/office/word/2006/wordml" xmlns:wps="http://schemas.microsoft.com/office/word/2010/wordprocessingShape" mc:Ignorable="w14 w15 w16se w16cid w16 w16cex w16sdtdh w16sdtfl w16du wp14">
+<w:document xmlns:wpc="http://schemas.microsoft.com/office/word/2010/wordprocessingCanvas" xmlns:cx="http://schemas.microsoft.com/office/drawing/2014/chartex" xmlns:cx1="http://schemas.microsoft.com/office/drawing/2015/9/8/chartex" xmlns:cx2="http://schemas.microsoft.com/office/drawing/2015/10/21/chartex" xmlns:cx3="http://schemas.microsoft.com/office/drawing/2016/5/9/chartex" xmlns:cx4="http://schemas.microsoft.com/office/drawing/2016/5/10/chartex" xmlns:cx5="http://schemas.microsoft.com/office/drawing/2016/5/11/chartex" xmlns:cx6="http://schemas.microsoft.com/office/drawing/2016/5/12/chartex" xmlns:cx7="http://schemas.microsoft.com/office/drawing/2016/5/13/chartex" xmlns:cx8="http://schemas.microsoft.com/office/drawing/2016/5/14/chartex" xmlns:mc="http://schemas.openxmlformats.org/markup-compatibility/2006" xmlns:aink="http://schemas.microsoft.com/office/drawing/2016/ink" xmlns:am3d="http://schemas.microsoft.com/office/drawing/2017/model3d" xmlns:o="urn:schemas-microsoft-com:office:office" xmlns:oel="http://schemas.microsoft.com/office/2019/extlst" xmlns:r="http://schemas.openxmlformats.org/officeDocument/2006/relationships" xmlns:m="http://schemas.openxmlformats.org/officeDocument/2006/math" xmlns:v="urn:schemas-microsoft-com:vml" xmlns:wp14="http://schemas.microsoft.com/office/word/2010/wordprocessingDrawing" xmlns:wp="http://schemas.openxmlformats.org/drawingml/2006/wordprocessingDrawing" xmlns:w10="urn:schemas-microsoft-com:office:word" xmlns:w="http://schemas.openxmlformats.org/wordprocessingml/2006/main" xmlns:w14="http://schemas.microsoft.com/office/word/2010/wordml" xmlns:w15="http://schemas.microsoft.com/office/word/2012/wordml" xmlns:w16cex="http://schemas.microsoft.com/office/word/2018/wordml/cex" xmlns:w16cid="http://schemas.microsoft.com/office/word/2016/wordml/cid" xmlns:w16="http://schemas.microsoft.com/office/word/2018/wordml" xmlns:w16du="http://schemas.microsoft.com/office/word/2023/wordml/word16du" xmlns:w16sdtdh="http://schemas.microsoft.com/office/word/2020/wordml/sdtdatahash" xmlns:w16sdtfl="http://schemas.microsoft.com/office/word/2024/wordml/sdtformatlock" xmlns:w16se="http://schemas.microsoft.com/office/word/2015/wordml/symex" xmlns:wpg="http://schemas.microsoft.com/office/word/2010/wordprocessingGroup" xmlns:wpi="http://schemas.microsoft.com/office/word/2010/wordprocessingInk" xmlns:wne="http://schemas.microsoft.com/office/word/2006/wordml" xmlns:wps="http://schemas.microsoft.com/office/word/2010/wordprocessingShape" mc:Ignorable="w14 w15 w16se w16cid w16 w16cex w16sdtdh w16sdtfl w16du wp14">
   <w:body>
     <w:p>
       <w:pPr>
-        <w:spacing w:after="70"/>
-        <w:rPr>
-          <w:b/>
-          <w:bCs/>
-          <w:sz w:val="19"/>
-          <w:szCs w:val="19"/>
-          <w:u w:val="single"/>
-        </w:rPr>
+        <w:pStyle w:val="Heading1"/>
+        <w:keepNext/>
       </w:pPr>
       <w:r>
-        <w:rPr>
-          <w:b/>
-          <w:bCs/>
-          <w:color w:val="1F3864"/>
-          <w:sz w:val="30"/>
-          <w:szCs w:val="30"/>
-          <w:u w:val="single"/>
-        </w:rPr>
-        <w:t>Group Member Details</w:t>
+        <w:rPr/>
+        <w:t xml:space="preserve">Group Member Details</w:t>
       </w:r>
     </w:p>
     <w:p>
@@ -120,6 +107,7 @@
         </w:rPr>
         <w:t xml:space="preserve">Angela </w:t>
       </w:r>
+      <w:proofErr w:type="spellStart"/>
       <w:r>
         <w:rPr>
           <w:sz w:val="19"/>
@@ -127,6 +115,7 @@
         </w:rPr>
         <w:t>Ramaboea</w:t>
       </w:r>
+      <w:proofErr w:type="spellEnd"/>
       <w:r>
         <w:rPr>
           <w:sz w:val="19"/>
@@ -155,7 +144,7 @@
       <w:pPr>
         <w:pStyle w:val="Heading1"/>
         <w:pBdr>
-          <w:bottom w:val="single" w:color="1F3864" w:sz="8" w:space="2"/>
+          <w:bottom w:val="single" w:sz="8" w:space="2" w:color="1F3864"/>
         </w:pBdr>
         <w:keepNext/>
       </w:pPr>
@@ -176,6 +165,7 @@
         </w:rPr>
         <w:t xml:space="preserve">What a </w:t>
       </w:r>
+      <w:proofErr w:type="spellStart"/>
       <w:r>
         <w:rPr>
           <w:b/>
@@ -185,6 +175,7 @@
         </w:rPr>
         <w:t>WfMS</w:t>
       </w:r>
+      <w:proofErr w:type="spellEnd"/>
       <w:r>
         <w:rPr>
           <w:b/>
@@ -201,6 +192,7 @@
         </w:rPr>
         <w:t xml:space="preserve"> The Workflow Management Coalition (</w:t>
       </w:r>
+      <w:proofErr w:type="spellStart"/>
       <w:r>
         <w:rPr>
           <w:sz w:val="19"/>
@@ -208,6 +200,7 @@
         </w:rPr>
         <w:t>WfMC</w:t>
       </w:r>
+      <w:proofErr w:type="spellEnd"/>
       <w:r>
         <w:rPr>
           <w:sz w:val="19"/>
@@ -215,6 +208,7 @@
         </w:rPr>
         <w:t>) defines workflow as the computerised automation of a business process and a workflow management system (</w:t>
       </w:r>
+      <w:proofErr w:type="spellStart"/>
       <w:r>
         <w:rPr>
           <w:sz w:val="19"/>
@@ -222,6 +216,7 @@
         </w:rPr>
         <w:t>WfMS</w:t>
       </w:r>
+      <w:proofErr w:type="spellEnd"/>
       <w:r>
         <w:rPr>
           <w:sz w:val="19"/>
@@ -229,6 +224,7 @@
         </w:rPr>
         <w:t xml:space="preserve">) as software that defines, manages and executes workflows, with execution order driven by a computer representation of the process logic [1]. All </w:t>
       </w:r>
+      <w:proofErr w:type="spellStart"/>
       <w:r>
         <w:rPr>
           <w:sz w:val="19"/>
@@ -236,6 +232,7 @@
         </w:rPr>
         <w:t>WfMSs</w:t>
       </w:r>
+      <w:proofErr w:type="spellEnd"/>
       <w:r>
         <w:rPr>
           <w:sz w:val="19"/>
@@ -285,6 +282,7 @@
         </w:rPr>
         <w:t xml:space="preserve"> Activities are either atomic or compound (sub-flows) [1][2]. The </w:t>
       </w:r>
+      <w:proofErr w:type="spellStart"/>
       <w:r>
         <w:rPr>
           <w:sz w:val="19"/>
@@ -292,6 +290,7 @@
         </w:rPr>
         <w:t>WfMC</w:t>
       </w:r>
+      <w:proofErr w:type="spellEnd"/>
       <w:r>
         <w:rPr>
           <w:sz w:val="19"/>
@@ -341,6 +340,7 @@
         </w:rPr>
         <w:t xml:space="preserve"> The </w:t>
       </w:r>
+      <w:proofErr w:type="spellStart"/>
       <w:r>
         <w:rPr>
           <w:sz w:val="19"/>
@@ -348,6 +348,7 @@
         </w:rPr>
         <w:t>WfMC</w:t>
       </w:r>
+      <w:proofErr w:type="spellEnd"/>
       <w:r>
         <w:rPr>
           <w:sz w:val="19"/>
@@ -376,6 +377,7 @@
         </w:rPr>
         <w:t xml:space="preserve"> Engines do not hard-code applications. They invoke them through an invoked-application interface or application </w:t>
       </w:r>
+      <w:proofErr w:type="gramStart"/>
       <w:r>
         <w:rPr>
           <w:sz w:val="19"/>
@@ -383,6 +385,7 @@
         </w:rPr>
         <w:t>agents, and</w:t>
       </w:r>
+      <w:proofErr w:type="gramEnd"/>
       <w:r>
         <w:rPr>
           <w:sz w:val="19"/>
@@ -415,7 +418,7 @@
     <w:p>
       <w:pPr>
         <w:keepNext/>
-        <w:spacing w:after="60" w:before="100" w:line="252" w:lineRule="auto"/>
+        <w:spacing w:before="100" w:after="60" w:line="252" w:lineRule="auto"/>
       </w:pPr>
       <w:r>
         <w:rPr>
@@ -431,14 +434,14 @@
       <w:tblPr>
         <w:tblW w:w="9638" w:type="dxa"/>
         <w:tblBorders>
-          <w:top w:val="single" w:color="auto" w:sz="4" w:space="0"/>
-          <w:left w:val="single" w:color="auto" w:sz="4" w:space="0"/>
-          <w:bottom w:val="single" w:color="auto" w:sz="4" w:space="0"/>
-          <w:right w:val="single" w:color="auto" w:sz="4" w:space="0"/>
-          <w:insideH w:val="single" w:color="auto" w:sz="4" w:space="0"/>
-          <w:insideV w:val="single" w:color="auto" w:sz="4" w:space="0"/>
+          <w:top w:val="single" w:sz="4" w:space="0" w:color="auto"/>
+          <w:left w:val="single" w:sz="4" w:space="0" w:color="auto"/>
+          <w:bottom w:val="single" w:sz="4" w:space="0" w:color="auto"/>
+          <w:right w:val="single" w:sz="4" w:space="0" w:color="auto"/>
+          <w:insideH w:val="single" w:sz="4" w:space="0" w:color="auto"/>
+          <w:insideV w:val="single" w:sz="4" w:space="0" w:color="auto"/>
         </w:tblBorders>
-        <w:tblLook w:firstColumn="1" w:firstRow="1" w:lastColumn="0" w:lastRow="0" w:noHBand="0" w:noVBand="1" w:val="04A0"/>
+        <w:tblLook w:val="04A0" w:firstRow="1" w:lastRow="0" w:firstColumn="1" w:lastColumn="0" w:noHBand="0" w:noVBand="1"/>
       </w:tblPr>
       <w:tblGrid>
         <w:gridCol w:w="2500"/>
@@ -447,19 +450,18 @@
       </w:tblGrid>
       <w:tr>
         <w:trPr>
-          <w:hidden w:val="0"/>
           <w:tblHeader/>
         </w:trPr>
         <w:tc>
           <w:tcPr>
             <w:tcW w:w="2500" w:type="dxa"/>
             <w:tcBorders>
-              <w:top w:val="single" w:color="BFBFBF" w:sz="4" w:space="0"/>
-              <w:left w:val="single" w:color="BFBFBF" w:sz="4" w:space="0"/>
-              <w:bottom w:val="single" w:color="BFBFBF" w:sz="4" w:space="0"/>
-              <w:right w:val="single" w:color="BFBFBF" w:sz="4" w:space="0"/>
+              <w:top w:val="single" w:sz="4" w:space="0" w:color="BFBFBF"/>
+              <w:left w:val="single" w:sz="4" w:space="0" w:color="BFBFBF"/>
+              <w:bottom w:val="single" w:sz="4" w:space="0" w:color="BFBFBF"/>
+              <w:right w:val="single" w:sz="4" w:space="0" w:color="BFBFBF"/>
             </w:tcBorders>
-            <w:shd w:color="auto" w:fill="D9E2F3" w:val="clear"/>
+            <w:shd w:val="clear" w:color="auto" w:fill="D9E2F3"/>
             <w:tcMar>
               <w:top w:w="60" w:type="dxa"/>
               <w:left w:w="100" w:type="dxa"/>
@@ -486,12 +488,12 @@
           <w:tcPr>
             <w:tcW w:w="3300" w:type="dxa"/>
             <w:tcBorders>
-              <w:top w:val="single" w:color="BFBFBF" w:sz="4" w:space="0"/>
-              <w:left w:val="single" w:color="BFBFBF" w:sz="4" w:space="0"/>
-              <w:bottom w:val="single" w:color="BFBFBF" w:sz="4" w:space="0"/>
-              <w:right w:val="single" w:color="BFBFBF" w:sz="4" w:space="0"/>
+              <w:top w:val="single" w:sz="4" w:space="0" w:color="BFBFBF"/>
+              <w:left w:val="single" w:sz="4" w:space="0" w:color="BFBFBF"/>
+              <w:bottom w:val="single" w:sz="4" w:space="0" w:color="BFBFBF"/>
+              <w:right w:val="single" w:sz="4" w:space="0" w:color="BFBFBF"/>
             </w:tcBorders>
-            <w:shd w:color="auto" w:fill="D9E2F3" w:val="clear"/>
+            <w:shd w:val="clear" w:color="auto" w:fill="D9E2F3"/>
             <w:tcMar>
               <w:top w:w="60" w:type="dxa"/>
               <w:left w:w="100" w:type="dxa"/>
@@ -518,12 +520,12 @@
           <w:tcPr>
             <w:tcW w:w="3838" w:type="dxa"/>
             <w:tcBorders>
-              <w:top w:val="single" w:color="BFBFBF" w:sz="4" w:space="0"/>
-              <w:left w:val="single" w:color="BFBFBF" w:sz="4" w:space="0"/>
-              <w:bottom w:val="single" w:color="BFBFBF" w:sz="4" w:space="0"/>
-              <w:right w:val="single" w:color="BFBFBF" w:sz="4" w:space="0"/>
+              <w:top w:val="single" w:sz="4" w:space="0" w:color="BFBFBF"/>
+              <w:left w:val="single" w:sz="4" w:space="0" w:color="BFBFBF"/>
+              <w:bottom w:val="single" w:sz="4" w:space="0" w:color="BFBFBF"/>
+              <w:right w:val="single" w:sz="4" w:space="0" w:color="BFBFBF"/>
             </w:tcBorders>
-            <w:shd w:color="auto" w:fill="D9E2F3" w:val="clear"/>
+            <w:shd w:val="clear" w:color="auto" w:fill="D9E2F3"/>
             <w:tcMar>
               <w:top w:w="60" w:type="dxa"/>
               <w:left w:w="100" w:type="dxa"/>
@@ -552,10 +554,10 @@
           <w:tcPr>
             <w:tcW w:w="2500" w:type="dxa"/>
             <w:tcBorders>
-              <w:top w:val="single" w:color="BFBFBF" w:sz="4" w:space="0"/>
-              <w:left w:val="single" w:color="BFBFBF" w:sz="4" w:space="0"/>
-              <w:bottom w:val="single" w:color="BFBFBF" w:sz="4" w:space="0"/>
-              <w:right w:val="single" w:color="BFBFBF" w:sz="4" w:space="0"/>
+              <w:top w:val="single" w:sz="4" w:space="0" w:color="BFBFBF"/>
+              <w:left w:val="single" w:sz="4" w:space="0" w:color="BFBFBF"/>
+              <w:bottom w:val="single" w:sz="4" w:space="0" w:color="BFBFBF"/>
+              <w:right w:val="single" w:sz="4" w:space="0" w:color="BFBFBF"/>
             </w:tcBorders>
             <w:tcMar>
               <w:top w:w="60" w:type="dxa"/>
@@ -581,10 +583,10 @@
           <w:tcPr>
             <w:tcW w:w="3300" w:type="dxa"/>
             <w:tcBorders>
-              <w:top w:val="single" w:color="BFBFBF" w:sz="4" w:space="0"/>
-              <w:left w:val="single" w:color="BFBFBF" w:sz="4" w:space="0"/>
-              <w:bottom w:val="single" w:color="BFBFBF" w:sz="4" w:space="0"/>
-              <w:right w:val="single" w:color="BFBFBF" w:sz="4" w:space="0"/>
+              <w:top w:val="single" w:sz="4" w:space="0" w:color="BFBFBF"/>
+              <w:left w:val="single" w:sz="4" w:space="0" w:color="BFBFBF"/>
+              <w:bottom w:val="single" w:sz="4" w:space="0" w:color="BFBFBF"/>
+              <w:right w:val="single" w:sz="4" w:space="0" w:color="BFBFBF"/>
             </w:tcBorders>
             <w:tcMar>
               <w:top w:w="60" w:type="dxa"/>
@@ -610,10 +612,10 @@
           <w:tcPr>
             <w:tcW w:w="3838" w:type="dxa"/>
             <w:tcBorders>
-              <w:top w:val="single" w:color="BFBFBF" w:sz="4" w:space="0"/>
-              <w:left w:val="single" w:color="BFBFBF" w:sz="4" w:space="0"/>
-              <w:bottom w:val="single" w:color="BFBFBF" w:sz="4" w:space="0"/>
-              <w:right w:val="single" w:color="BFBFBF" w:sz="4" w:space="0"/>
+              <w:top w:val="single" w:sz="4" w:space="0" w:color="BFBFBF"/>
+              <w:left w:val="single" w:sz="4" w:space="0" w:color="BFBFBF"/>
+              <w:bottom w:val="single" w:sz="4" w:space="0" w:color="BFBFBF"/>
+              <w:right w:val="single" w:sz="4" w:space="0" w:color="BFBFBF"/>
             </w:tcBorders>
             <w:tcMar>
               <w:top w:w="60" w:type="dxa"/>
@@ -641,10 +643,10 @@
           <w:tcPr>
             <w:tcW w:w="2500" w:type="dxa"/>
             <w:tcBorders>
-              <w:top w:val="single" w:color="BFBFBF" w:sz="4" w:space="0"/>
-              <w:left w:val="single" w:color="BFBFBF" w:sz="4" w:space="0"/>
-              <w:bottom w:val="single" w:color="BFBFBF" w:sz="4" w:space="0"/>
-              <w:right w:val="single" w:color="BFBFBF" w:sz="4" w:space="0"/>
+              <w:top w:val="single" w:sz="4" w:space="0" w:color="BFBFBF"/>
+              <w:left w:val="single" w:sz="4" w:space="0" w:color="BFBFBF"/>
+              <w:bottom w:val="single" w:sz="4" w:space="0" w:color="BFBFBF"/>
+              <w:right w:val="single" w:sz="4" w:space="0" w:color="BFBFBF"/>
             </w:tcBorders>
             <w:tcMar>
               <w:top w:w="60" w:type="dxa"/>
@@ -670,10 +672,10 @@
           <w:tcPr>
             <w:tcW w:w="3300" w:type="dxa"/>
             <w:tcBorders>
-              <w:top w:val="single" w:color="BFBFBF" w:sz="4" w:space="0"/>
-              <w:left w:val="single" w:color="BFBFBF" w:sz="4" w:space="0"/>
-              <w:bottom w:val="single" w:color="BFBFBF" w:sz="4" w:space="0"/>
-              <w:right w:val="single" w:color="BFBFBF" w:sz="4" w:space="0"/>
+              <w:top w:val="single" w:sz="4" w:space="0" w:color="BFBFBF"/>
+              <w:left w:val="single" w:sz="4" w:space="0" w:color="BFBFBF"/>
+              <w:bottom w:val="single" w:sz="4" w:space="0" w:color="BFBFBF"/>
+              <w:right w:val="single" w:sz="4" w:space="0" w:color="BFBFBF"/>
             </w:tcBorders>
             <w:tcMar>
               <w:top w:w="60" w:type="dxa"/>
@@ -699,10 +701,10 @@
           <w:tcPr>
             <w:tcW w:w="3838" w:type="dxa"/>
             <w:tcBorders>
-              <w:top w:val="single" w:color="BFBFBF" w:sz="4" w:space="0"/>
-              <w:left w:val="single" w:color="BFBFBF" w:sz="4" w:space="0"/>
-              <w:bottom w:val="single" w:color="BFBFBF" w:sz="4" w:space="0"/>
-              <w:right w:val="single" w:color="BFBFBF" w:sz="4" w:space="0"/>
+              <w:top w:val="single" w:sz="4" w:space="0" w:color="BFBFBF"/>
+              <w:left w:val="single" w:sz="4" w:space="0" w:color="BFBFBF"/>
+              <w:bottom w:val="single" w:sz="4" w:space="0" w:color="BFBFBF"/>
+              <w:right w:val="single" w:sz="4" w:space="0" w:color="BFBFBF"/>
             </w:tcBorders>
             <w:tcMar>
               <w:top w:w="60" w:type="dxa"/>
@@ -730,10 +732,10 @@
           <w:tcPr>
             <w:tcW w:w="2500" w:type="dxa"/>
             <w:tcBorders>
-              <w:top w:val="single" w:color="BFBFBF" w:sz="4" w:space="0"/>
-              <w:left w:val="single" w:color="BFBFBF" w:sz="4" w:space="0"/>
-              <w:bottom w:val="single" w:color="BFBFBF" w:sz="4" w:space="0"/>
-              <w:right w:val="single" w:color="BFBFBF" w:sz="4" w:space="0"/>
+              <w:top w:val="single" w:sz="4" w:space="0" w:color="BFBFBF"/>
+              <w:left w:val="single" w:sz="4" w:space="0" w:color="BFBFBF"/>
+              <w:bottom w:val="single" w:sz="4" w:space="0" w:color="BFBFBF"/>
+              <w:right w:val="single" w:sz="4" w:space="0" w:color="BFBFBF"/>
             </w:tcBorders>
             <w:tcMar>
               <w:top w:w="60" w:type="dxa"/>
@@ -759,10 +761,10 @@
           <w:tcPr>
             <w:tcW w:w="3300" w:type="dxa"/>
             <w:tcBorders>
-              <w:top w:val="single" w:color="BFBFBF" w:sz="4" w:space="0"/>
-              <w:left w:val="single" w:color="BFBFBF" w:sz="4" w:space="0"/>
-              <w:bottom w:val="single" w:color="BFBFBF" w:sz="4" w:space="0"/>
-              <w:right w:val="single" w:color="BFBFBF" w:sz="4" w:space="0"/>
+              <w:top w:val="single" w:sz="4" w:space="0" w:color="BFBFBF"/>
+              <w:left w:val="single" w:sz="4" w:space="0" w:color="BFBFBF"/>
+              <w:bottom w:val="single" w:sz="4" w:space="0" w:color="BFBFBF"/>
+              <w:right w:val="single" w:sz="4" w:space="0" w:color="BFBFBF"/>
             </w:tcBorders>
             <w:tcMar>
               <w:top w:w="60" w:type="dxa"/>
@@ -788,10 +790,10 @@
           <w:tcPr>
             <w:tcW w:w="3838" w:type="dxa"/>
             <w:tcBorders>
-              <w:top w:val="single" w:color="BFBFBF" w:sz="4" w:space="0"/>
-              <w:left w:val="single" w:color="BFBFBF" w:sz="4" w:space="0"/>
-              <w:bottom w:val="single" w:color="BFBFBF" w:sz="4" w:space="0"/>
-              <w:right w:val="single" w:color="BFBFBF" w:sz="4" w:space="0"/>
+              <w:top w:val="single" w:sz="4" w:space="0" w:color="BFBFBF"/>
+              <w:left w:val="single" w:sz="4" w:space="0" w:color="BFBFBF"/>
+              <w:bottom w:val="single" w:sz="4" w:space="0" w:color="BFBFBF"/>
+              <w:right w:val="single" w:sz="4" w:space="0" w:color="BFBFBF"/>
             </w:tcBorders>
             <w:tcMar>
               <w:top w:w="60" w:type="dxa"/>
@@ -819,10 +821,10 @@
           <w:tcPr>
             <w:tcW w:w="2500" w:type="dxa"/>
             <w:tcBorders>
-              <w:top w:val="single" w:color="BFBFBF" w:sz="4" w:space="0"/>
-              <w:left w:val="single" w:color="BFBFBF" w:sz="4" w:space="0"/>
-              <w:bottom w:val="single" w:color="BFBFBF" w:sz="4" w:space="0"/>
-              <w:right w:val="single" w:color="BFBFBF" w:sz="4" w:space="0"/>
+              <w:top w:val="single" w:sz="4" w:space="0" w:color="BFBFBF"/>
+              <w:left w:val="single" w:sz="4" w:space="0" w:color="BFBFBF"/>
+              <w:bottom w:val="single" w:sz="4" w:space="0" w:color="BFBFBF"/>
+              <w:right w:val="single" w:sz="4" w:space="0" w:color="BFBFBF"/>
             </w:tcBorders>
             <w:tcMar>
               <w:top w:w="60" w:type="dxa"/>
@@ -848,10 +850,10 @@
           <w:tcPr>
             <w:tcW w:w="3300" w:type="dxa"/>
             <w:tcBorders>
-              <w:top w:val="single" w:color="BFBFBF" w:sz="4" w:space="0"/>
-              <w:left w:val="single" w:color="BFBFBF" w:sz="4" w:space="0"/>
-              <w:bottom w:val="single" w:color="BFBFBF" w:sz="4" w:space="0"/>
-              <w:right w:val="single" w:color="BFBFBF" w:sz="4" w:space="0"/>
+              <w:top w:val="single" w:sz="4" w:space="0" w:color="BFBFBF"/>
+              <w:left w:val="single" w:sz="4" w:space="0" w:color="BFBFBF"/>
+              <w:bottom w:val="single" w:sz="4" w:space="0" w:color="BFBFBF"/>
+              <w:right w:val="single" w:sz="4" w:space="0" w:color="BFBFBF"/>
             </w:tcBorders>
             <w:tcMar>
               <w:top w:w="60" w:type="dxa"/>
@@ -877,10 +879,10 @@
           <w:tcPr>
             <w:tcW w:w="3838" w:type="dxa"/>
             <w:tcBorders>
-              <w:top w:val="single" w:color="BFBFBF" w:sz="4" w:space="0"/>
-              <w:left w:val="single" w:color="BFBFBF" w:sz="4" w:space="0"/>
-              <w:bottom w:val="single" w:color="BFBFBF" w:sz="4" w:space="0"/>
-              <w:right w:val="single" w:color="BFBFBF" w:sz="4" w:space="0"/>
+              <w:top w:val="single" w:sz="4" w:space="0" w:color="BFBFBF"/>
+              <w:left w:val="single" w:sz="4" w:space="0" w:color="BFBFBF"/>
+              <w:bottom w:val="single" w:sz="4" w:space="0" w:color="BFBFBF"/>
+              <w:right w:val="single" w:sz="4" w:space="0" w:color="BFBFBF"/>
             </w:tcBorders>
             <w:tcMar>
               <w:top w:w="60" w:type="dxa"/>
@@ -908,10 +910,10 @@
           <w:tcPr>
             <w:tcW w:w="2500" w:type="dxa"/>
             <w:tcBorders>
-              <w:top w:val="single" w:color="BFBFBF" w:sz="4" w:space="0"/>
-              <w:left w:val="single" w:color="BFBFBF" w:sz="4" w:space="0"/>
-              <w:bottom w:val="single" w:color="BFBFBF" w:sz="4" w:space="0"/>
-              <w:right w:val="single" w:color="BFBFBF" w:sz="4" w:space="0"/>
+              <w:top w:val="single" w:sz="4" w:space="0" w:color="BFBFBF"/>
+              <w:left w:val="single" w:sz="4" w:space="0" w:color="BFBFBF"/>
+              <w:bottom w:val="single" w:sz="4" w:space="0" w:color="BFBFBF"/>
+              <w:right w:val="single" w:sz="4" w:space="0" w:color="BFBFBF"/>
             </w:tcBorders>
             <w:tcMar>
               <w:top w:w="60" w:type="dxa"/>
@@ -937,10 +939,10 @@
           <w:tcPr>
             <w:tcW w:w="3300" w:type="dxa"/>
             <w:tcBorders>
-              <w:top w:val="single" w:color="BFBFBF" w:sz="4" w:space="0"/>
-              <w:left w:val="single" w:color="BFBFBF" w:sz="4" w:space="0"/>
-              <w:bottom w:val="single" w:color="BFBFBF" w:sz="4" w:space="0"/>
-              <w:right w:val="single" w:color="BFBFBF" w:sz="4" w:space="0"/>
+              <w:top w:val="single" w:sz="4" w:space="0" w:color="BFBFBF"/>
+              <w:left w:val="single" w:sz="4" w:space="0" w:color="BFBFBF"/>
+              <w:bottom w:val="single" w:sz="4" w:space="0" w:color="BFBFBF"/>
+              <w:right w:val="single" w:sz="4" w:space="0" w:color="BFBFBF"/>
             </w:tcBorders>
             <w:tcMar>
               <w:top w:w="60" w:type="dxa"/>
@@ -966,10 +968,10 @@
           <w:tcPr>
             <w:tcW w:w="3838" w:type="dxa"/>
             <w:tcBorders>
-              <w:top w:val="single" w:color="BFBFBF" w:sz="4" w:space="0"/>
-              <w:left w:val="single" w:color="BFBFBF" w:sz="4" w:space="0"/>
-              <w:bottom w:val="single" w:color="BFBFBF" w:sz="4" w:space="0"/>
-              <w:right w:val="single" w:color="BFBFBF" w:sz="4" w:space="0"/>
+              <w:top w:val="single" w:sz="4" w:space="0" w:color="BFBFBF"/>
+              <w:left w:val="single" w:sz="4" w:space="0" w:color="BFBFBF"/>
+              <w:bottom w:val="single" w:sz="4" w:space="0" w:color="BFBFBF"/>
+              <w:right w:val="single" w:sz="4" w:space="0" w:color="BFBFBF"/>
             </w:tcBorders>
             <w:tcMar>
               <w:top w:w="60" w:type="dxa"/>
@@ -996,7 +998,7 @@
     <w:p>
       <w:pPr>
         <w:keepNext/>
-        <w:spacing w:after="60" w:before="160" w:line="252" w:lineRule="auto"/>
+        <w:spacing w:before="160" w:after="60" w:line="252" w:lineRule="auto"/>
       </w:pPr>
       <w:r>
         <w:rPr>
@@ -1014,7 +1016,7 @@
           <w:tab w:val="left" w:pos="400"/>
         </w:tabs>
         <w:spacing w:after="70"/>
-        <w:ind w:hanging="400" w:left="400"/>
+        <w:ind w:left="400" w:hanging="400"/>
       </w:pPr>
       <w:r>
         <w:rPr>
@@ -1057,6 +1059,7 @@
         </w:rPr>
         <w:t xml:space="preserve"> (</w:t>
       </w:r>
+      <w:proofErr w:type="spellStart"/>
       <w:r>
         <w:rPr>
           <w:sz w:val="18"/>
@@ -1064,6 +1067,7 @@
         </w:rPr>
         <w:t>WfMC</w:t>
       </w:r>
+      <w:proofErr w:type="spellEnd"/>
       <w:r>
         <w:rPr>
           <w:sz w:val="18"/>
@@ -1071,16 +1075,12 @@
         </w:rPr>
         <w:t xml:space="preserve"> Document TC00-1003, Issue 1.1). Workflow Management Coalition. </w:t>
       </w:r>
-      <w:hyperlink w:history="1" w:tooltip="https://www.aiai.ed.ac.uk/project/wfmc/ARCHIVE/DOCS/refmodel/rmv1-16.html" r:id="rId7">
+      <w:hyperlink r:id="rId7" w:tooltip="https://www.aiai.ed.ac.uk/project/wfmc/ARCHIVE/DOCS/refmodel/rmv1-16.html" w:history="1">
         <w:r>
           <w:rPr>
+            <w:rStyle w:val="Hyperlink"/>
             <w:sz w:val="18"/>
             <w:szCs w:val="18"/>
-            <w:lang w:val="en-ZA" w:eastAsia="en-ZA" w:bidi="ar-SA"/>
-            <w:rStyle w:val="Hyperlink"/>
-            <w:color w:val="0563C1"/>
-            <w:rFonts w:ascii="Arial" w:hAnsi="Arial" w:eastAsia="Arial" w:cs="Arial"/>
-            <w:u w:val="single"/>
           </w:rPr>
           <w:t>https://www.aiai.ed.ac.uk/project/wfmc/ARCHIVE/DOCS/refmodel/rmv1-16.html</w:t>
         </w:r>
@@ -1092,7 +1092,7 @@
           <w:tab w:val="left" w:pos="400"/>
         </w:tabs>
         <w:spacing w:after="70"/>
-        <w:ind w:hanging="400" w:left="400"/>
+        <w:ind w:left="400" w:hanging="400"/>
       </w:pPr>
       <w:r>
         <w:rPr>
@@ -1119,6 +1119,7 @@
         </w:rPr>
         <w:t xml:space="preserve">van der Aalst, W.M.P., ter Hofstede, A.H.M., </w:t>
       </w:r>
+      <w:proofErr w:type="spellStart"/>
       <w:r>
         <w:rPr>
           <w:sz w:val="18"/>
@@ -1126,6 +1127,7 @@
         </w:rPr>
         <w:t>Kiepuszewski</w:t>
       </w:r>
+      <w:proofErr w:type="spellEnd"/>
       <w:r>
         <w:rPr>
           <w:sz w:val="18"/>
@@ -1149,16 +1151,12 @@
         </w:rPr>
         <w:t xml:space="preserve">, 14(1), 5–51. </w:t>
       </w:r>
-      <w:hyperlink w:history="1" w:tooltip="https://doi.org/10.1023/A:1022883727209" r:id="rId8">
+      <w:hyperlink r:id="rId8" w:tooltip="https://doi.org/10.1023/A:1022883727209" w:history="1">
         <w:r>
           <w:rPr>
+            <w:rStyle w:val="Hyperlink"/>
             <w:sz w:val="18"/>
             <w:szCs w:val="18"/>
-            <w:lang w:val="en-ZA" w:eastAsia="en-ZA" w:bidi="ar-SA"/>
-            <w:rStyle w:val="Hyperlink"/>
-            <w:color w:val="0563C1"/>
-            <w:rFonts w:ascii="Arial" w:hAnsi="Arial" w:eastAsia="Arial" w:cs="Arial"/>
-            <w:u w:val="single"/>
           </w:rPr>
           <w:t>https://doi.org/10.1023/A:1022883727209</w:t>
         </w:r>
@@ -1170,16 +1168,12 @@
         </w:rPr>
         <w:t xml:space="preserve"> (open copy: </w:t>
       </w:r>
-      <w:hyperlink w:history="1" w:tooltip="https://pure.tue.nl/ws/portalfiles/portal/2053121/613310.pdf" r:id="rId9">
+      <w:hyperlink r:id="rId9" w:tooltip="https://pure.tue.nl/ws/portalfiles/portal/2053121/613310.pdf" w:history="1">
         <w:r>
           <w:rPr>
+            <w:rStyle w:val="Hyperlink"/>
             <w:sz w:val="18"/>
             <w:szCs w:val="18"/>
-            <w:lang w:val="en-ZA" w:eastAsia="en-ZA" w:bidi="ar-SA"/>
-            <w:rStyle w:val="Hyperlink"/>
-            <w:color w:val="0563C1"/>
-            <w:rFonts w:ascii="Arial" w:hAnsi="Arial" w:eastAsia="Arial" w:cs="Arial"/>
-            <w:u w:val="single"/>
           </w:rPr>
           <w:t>pure.tue.nl</w:t>
         </w:r>
@@ -1198,7 +1192,7 @@
           <w:tab w:val="left" w:pos="400"/>
         </w:tabs>
         <w:spacing w:after="70"/>
-        <w:ind w:hanging="400" w:left="400"/>
+        <w:ind w:left="400" w:hanging="400"/>
       </w:pPr>
       <w:r>
         <w:rPr>
@@ -1225,6 +1219,7 @@
         </w:rPr>
         <w:t xml:space="preserve">Russell, N., van der Aalst, W.M.P., ter Hofstede, A.H.M., &amp; Edmond, D. (2005). Workflow Resource Patterns: Identification, Representation and Tool Support. In </w:t>
       </w:r>
+      <w:proofErr w:type="spellStart"/>
       <w:r>
         <w:rPr>
           <w:i/>
@@ -1234,6 +1229,7 @@
         </w:rPr>
         <w:t>CAiSE</w:t>
       </w:r>
+      <w:proofErr w:type="spellEnd"/>
       <w:r>
         <w:rPr>
           <w:i/>
@@ -1250,16 +1246,12 @@
         </w:rPr>
         <w:t xml:space="preserve">, LNCS 3520, pp. 216–232. Springer. </w:t>
       </w:r>
-      <w:hyperlink w:history="1" w:tooltip="https://doi.org/10.1007/11431855_16" r:id="rId10">
+      <w:hyperlink r:id="rId10" w:tooltip="https://doi.org/10.1007/11431855_16" w:history="1">
         <w:r>
           <w:rPr>
+            <w:rStyle w:val="Hyperlink"/>
             <w:sz w:val="18"/>
             <w:szCs w:val="18"/>
-            <w:lang w:val="en-ZA" w:eastAsia="en-ZA" w:bidi="ar-SA"/>
-            <w:rStyle w:val="Hyperlink"/>
-            <w:color w:val="0563C1"/>
-            <w:rFonts w:ascii="Arial" w:hAnsi="Arial" w:eastAsia="Arial" w:cs="Arial"/>
-            <w:u w:val="single"/>
           </w:rPr>
           <w:t>https://doi.org/10.1007/11431855_16</w:t>
         </w:r>
@@ -1271,7 +1263,7 @@
           <w:tab w:val="left" w:pos="400"/>
         </w:tabs>
         <w:spacing w:after="70"/>
-        <w:ind w:hanging="400" w:left="400"/>
+        <w:ind w:left="400" w:hanging="400"/>
       </w:pPr>
       <w:r>
         <w:rPr>
@@ -1314,16 +1306,12 @@
         </w:rPr>
         <w:t xml:space="preserve"> (formal/2011-01-03). </w:t>
       </w:r>
-      <w:hyperlink w:history="1" w:tooltip="https://www.omg.org/spec/BPMN/2.0" r:id="rId11">
+      <w:hyperlink r:id="rId11" w:tooltip="https://www.omg.org/spec/BPMN/2.0" w:history="1">
         <w:r>
           <w:rPr>
+            <w:rStyle w:val="Hyperlink"/>
             <w:sz w:val="18"/>
             <w:szCs w:val="18"/>
-            <w:lang w:val="en-ZA" w:eastAsia="en-ZA" w:bidi="ar-SA"/>
-            <w:rStyle w:val="Hyperlink"/>
-            <w:color w:val="0563C1"/>
-            <w:rFonts w:ascii="Arial" w:hAnsi="Arial" w:eastAsia="Arial" w:cs="Arial"/>
-            <w:u w:val="single"/>
           </w:rPr>
           <w:t>https://www.omg.org/spec/BPMN/2.0</w:t>
         </w:r>
@@ -1335,7 +1323,7 @@
           <w:tab w:val="left" w:pos="400"/>
         </w:tabs>
         <w:spacing w:after="70"/>
-        <w:ind w:hanging="400" w:left="400"/>
+        <w:ind w:left="400" w:hanging="400"/>
       </w:pPr>
       <w:r>
         <w:rPr>
@@ -1378,16 +1366,12 @@
         </w:rPr>
         <w:t xml:space="preserve"> (Best practices). Accessed 3 October 2026. </w:t>
       </w:r>
-      <w:hyperlink w:history="1" w:tooltip="https://docs.camunda.io/docs/components/best-practices/operations/versioning-process-definitions/" r:id="rId12">
+      <w:hyperlink r:id="rId12" w:tooltip="https://docs.camunda.io/docs/components/best-practices/operations/versioning-process-definitions/" w:history="1">
         <w:r>
           <w:rPr>
+            <w:rStyle w:val="Hyperlink"/>
             <w:sz w:val="18"/>
             <w:szCs w:val="18"/>
-            <w:lang w:val="en-ZA" w:eastAsia="en-ZA" w:bidi="ar-SA"/>
-            <w:rStyle w:val="Hyperlink"/>
-            <w:color w:val="0563C1"/>
-            <w:rFonts w:ascii="Arial" w:hAnsi="Arial" w:eastAsia="Arial" w:cs="Arial"/>
-            <w:u w:val="single"/>
           </w:rPr>
           <w:t>https://docs.camunda.io/docs/components/best-practices/operations/versioning-process-definitions/</w:t>
         </w:r>
@@ -1399,7 +1383,7 @@
           <w:tab w:val="left" w:pos="400"/>
         </w:tabs>
         <w:spacing w:after="70"/>
-        <w:ind w:hanging="400" w:left="400"/>
+        <w:ind w:left="400" w:hanging="400"/>
         <w:rPr>
           <w:sz w:val="18"/>
           <w:szCs w:val="18"/>
@@ -1430,6 +1414,7 @@
         </w:rPr>
         <w:t xml:space="preserve">Gamma, E., Helm, R., Johnson, R., &amp; </w:t>
       </w:r>
+      <w:proofErr w:type="spellStart"/>
       <w:r>
         <w:rPr>
           <w:sz w:val="18"/>
@@ -1437,6 +1422,7 @@
         </w:rPr>
         <w:t>Vlissides</w:t>
       </w:r>
+      <w:proofErr w:type="spellEnd"/>
       <w:r>
         <w:rPr>
           <w:sz w:val="18"/>
@@ -1466,7 +1452,7 @@
         <w:pStyle w:val="Heading1"/>
         <w:pageBreakBefore/>
         <w:pBdr>
-          <w:bottom w:val="single" w:color="1F3864" w:sz="8" w:space="0"/>
+          <w:bottom w:val="single" w:sz="8" w:space="0" w:color="1F3864"/>
         </w:pBdr>
         <w:keepNext/>
       </w:pPr>
@@ -1480,7 +1466,8 @@
         <w:keepNext/>
       </w:pPr>
       <w:r>
-        <w:t>2.1  Selected Scenario: Faculty Admissions and Bursary Processing</w:t>
+        <w:rPr/>
+        <w:t xml:space="preserve">2.1  Selected Scenario: Faculty Admissions and Bursary Processing</w:t>
       </w:r>
     </w:p>
     <w:p>
@@ -1518,7 +1505,7 @@
         <w:pStyle w:val="ListParagraph"/>
         <w:numPr>
           <w:ilvl w:val="0"/>
-          <w:numId w:val="3"/>
+          <w:numId w:val="2"/>
         </w:numPr>
         <w:spacing w:after="100" w:line="252" w:lineRule="auto"/>
       </w:pPr>
@@ -1550,7 +1537,7 @@
         <w:pStyle w:val="ListParagraph"/>
         <w:numPr>
           <w:ilvl w:val="0"/>
-          <w:numId w:val="3"/>
+          <w:numId w:val="2"/>
         </w:numPr>
         <w:spacing w:after="100" w:line="252" w:lineRule="auto"/>
       </w:pPr>
@@ -1582,7 +1569,7 @@
         <w:pStyle w:val="ListParagraph"/>
         <w:numPr>
           <w:ilvl w:val="0"/>
-          <w:numId w:val="3"/>
+          <w:numId w:val="2"/>
         </w:numPr>
         <w:spacing w:after="100" w:line="252" w:lineRule="auto"/>
       </w:pPr>
@@ -1614,7 +1601,7 @@
         <w:pStyle w:val="ListParagraph"/>
         <w:numPr>
           <w:ilvl w:val="0"/>
-          <w:numId w:val="3"/>
+          <w:numId w:val="2"/>
         </w:numPr>
         <w:spacing w:after="100" w:line="252" w:lineRule="auto"/>
       </w:pPr>
@@ -1646,7 +1633,7 @@
         <w:pStyle w:val="ListParagraph"/>
         <w:numPr>
           <w:ilvl w:val="0"/>
-          <w:numId w:val="3"/>
+          <w:numId w:val="2"/>
         </w:numPr>
         <w:spacing w:after="100" w:line="252" w:lineRule="auto"/>
       </w:pPr>
@@ -1678,7 +1665,7 @@
         <w:pStyle w:val="ListParagraph"/>
         <w:numPr>
           <w:ilvl w:val="0"/>
-          <w:numId w:val="3"/>
+          <w:numId w:val="2"/>
         </w:numPr>
         <w:spacing w:after="100" w:line="252" w:lineRule="auto"/>
       </w:pPr>
@@ -1690,6 +1677,7 @@
         </w:rPr>
         <w:t xml:space="preserve">Final </w:t>
       </w:r>
+      <w:proofErr w:type="spellStart"/>
       <w:r>
         <w:rPr>
           <w:b/>
@@ -1698,6 +1686,7 @@
         </w:rPr>
         <w:t>Enrollment</w:t>
       </w:r>
+      <w:proofErr w:type="spellEnd"/>
       <w:r>
         <w:rPr>
           <w:b/>
@@ -1727,7 +1716,8 @@
         <w:keepNext/>
       </w:pPr>
       <w:r>
-        <w:t>2.2  Initial TIVIDY System Scope and Design Rationale</w:t>
+        <w:rPr/>
+        <w:t xml:space="preserve">2.2  Initial TIVIDY System Scope and Design Rationale</w:t>
       </w:r>
     </w:p>
     <w:p>
@@ -1756,7 +1746,7 @@
           <w:sz w:val="19"/>
           <w:szCs w:val="19"/>
         </w:rPr>
-        <w:t>Layer 1: Generic Engine Core</w:t>
+        <w:t xml:space="preserve">Layer 1: Generic Engine Core</w:t>
       </w:r>
     </w:p>
     <w:p>
@@ -1785,7 +1775,7 @@
           <w:sz w:val="19"/>
           <w:szCs w:val="19"/>
         </w:rPr>
-        <w:t>Layer 2: Scenario Plug-in</w:t>
+        <w:t xml:space="preserve">Layer 2: Scenario Plug-in</w:t>
       </w:r>
     </w:p>
     <w:p>
@@ -1807,7 +1797,8 @@
         <w:keepNext/>
       </w:pPr>
       <w:r>
-        <w:t>Task 3: UML Activity Diagrams</w:t>
+        <w:rPr/>
+        <w:t xml:space="preserve">Task 3: UML Activity Diagrams</w:t>
       </w:r>
     </w:p>
     <w:p>
@@ -1820,47 +1811,78 @@
           <w:sz w:val="19"/>
           <w:szCs w:val="19"/>
         </w:rPr>
-        <w:drawing>
-          <wp:inline distT="0" distB="0" distL="0" distR="0" wp14:anchorId="7CD46C86" wp14:editId="7C544A49">
-            <wp:extent cx="5610225" cy="7867650"/>
-            <wp:effectExtent l="0" t="0" r="0" b="0"/>
-            <wp:docPr id="2" name="Picture 2"/>
-            <wp:cNvGraphicFramePr>
-              <a:graphicFrameLocks xmlns:a="http://schemas.openxmlformats.org/drawingml/2006/main" noChangeAspect="1"/>
-            </wp:cNvGraphicFramePr>
-            <a:graphic xmlns:a="http://schemas.openxmlformats.org/drawingml/2006/main">
-              <a:graphicData uri="http://schemas.openxmlformats.org/drawingml/2006/picture">
-                <pic:pic xmlns:pic="http://schemas.openxmlformats.org/drawingml/2006/picture">
-                  <pic:nvPicPr>
-                    <pic:cNvPr id="2112604647" name=""/>
-                    <pic:cNvPicPr>
-                      <a:picLocks noChangeAspect="1"/>
-                    </pic:cNvPicPr>
-                  </pic:nvPicPr>
-                  <pic:blipFill rotWithShape="1">
-                    <a:blip r:embed="rId17"/>
-                    <a:stretch/>
-                  </pic:blipFill>
-                  <pic:spPr bwMode="auto">
-                    <a:xfrm>
-                      <a:off x="0" y="0"/>
-                      <a:ext cx="5606489" cy="7863840"/>
-                    </a:xfrm>
-                    <a:prstGeom prst="rect">
-                      <a:avLst/>
-                    </a:prstGeom>
-                  </pic:spPr>
-                </pic:pic>
-              </a:graphicData>
-            </a:graphic>
-          </wp:inline>
-        </w:drawing>
+        <mc:AlternateContent>
+          <mc:Choice Requires="wpg">
+            <w:drawing>
+              <wp:inline distT="0" distB="0" distL="0" distR="0" wp14:anchorId="7CD46C86" wp14:editId="7C544A49">
+                <wp:extent cx="5606490" cy="7863840"/>
+                <wp:effectExtent l="0" t="0" r="0" b="0"/>
+                <wp:docPr id="2" name="Picture 2"/>
+                <wp:cNvGraphicFramePr>
+                  <a:graphicFrameLocks xmlns:a="http://schemas.openxmlformats.org/drawingml/2006/main" noChangeAspect="1"/>
+                </wp:cNvGraphicFramePr>
+                <a:graphic xmlns:a="http://schemas.openxmlformats.org/drawingml/2006/main">
+                  <a:graphicData uri="http://schemas.openxmlformats.org/drawingml/2006/picture">
+                    <pic:pic xmlns:pic="http://schemas.openxmlformats.org/drawingml/2006/picture">
+                      <pic:nvPicPr>
+                        <pic:cNvPr id="2112604647" name=""/>
+                        <pic:cNvPicPr>
+                          <a:picLocks noChangeAspect="1"/>
+                        </pic:cNvPicPr>
+                      </pic:nvPicPr>
+                      <pic:blipFill rotWithShape="1">
+                        <a:blip r:embed="rId17"/>
+                        <a:stretch/>
+                      </pic:blipFill>
+                      <pic:spPr bwMode="auto">
+                        <a:xfrm>
+                          <a:off x="0" y="0"/>
+                          <a:ext cx="5606489" cy="7863840"/>
+                        </a:xfrm>
+                        <a:prstGeom prst="rect">
+                          <a:avLst/>
+                        </a:prstGeom>
+                      </pic:spPr>
+                    </pic:pic>
+                  </a:graphicData>
+                </a:graphic>
+              </wp:inline>
+            </w:drawing>
+          </mc:Choice>
+          <mc:Fallback xmlns:a="http://schemas.openxmlformats.org/drawingml/2006/main">
+            <w:pict>
+              <v:shapetype id="_x0000_t75" coordsize="21600,21600" o:spt="75" o:preferrelative="t" path="m@4@5l@4@11@9@11@9@5xe" filled="f" stroked="f">
+                <v:stroke joinstyle="miter"/>
+                <v:formulas>
+                  <v:f eqn="if lineDrawn pixelLineWidth 0"/>
+                  <v:f eqn="sum @0 1 0"/>
+                  <v:f eqn="sum 0 0 @1"/>
+                  <v:f eqn="prod @2 1 2"/>
+                  <v:f eqn="prod @3 21600 pixelWidth"/>
+                  <v:f eqn="prod @3 21600 pixelHeight"/>
+                  <v:f eqn="sum @0 0 1"/>
+                  <v:f eqn="prod @6 1 2"/>
+                  <v:f eqn="prod @7 21600 pixelWidth"/>
+                  <v:f eqn="sum @8 21600 0"/>
+                  <v:f eqn="prod @7 21600 pixelHeight"/>
+                  <v:f eqn="sum @10 21600 0"/>
+                </v:formulas>
+                <v:path o:extrusionok="f" gradientshapeok="t" o:connecttype="rect"/>
+                <o:lock v:ext="edit" aspectratio="t"/>
+              </v:shapetype>
+              <v:shape id="_x0000_i1" o:spid="_x0000_s1" type="#_x0000_t75" style="width:481.90pt;height:675.93pt;mso-wrap-distance-left:0.00pt;mso-wrap-distance-top:0.00pt;mso-wrap-distance-right:0.00pt;mso-wrap-distance-bottom:0.00pt;z-index:1;" stroked="false">
+                <v:imagedata r:id="rId18" o:title=""/>
+                <o:lock v:ext="edit" rotation="t"/>
+              </v:shape>
+            </w:pict>
+          </mc:Fallback>
+        </mc:AlternateContent>
       </w:r>
     </w:p>
     <w:p>
       <w:pPr>
         <w:jc w:val="center"/>
-        <w:spacing w:after="240" w:before="60"/>
+        <w:spacing w:before="60" w:after="240"/>
       </w:pPr>
       <w:r>
         <w:rPr>
@@ -1869,7 +1891,7 @@
           <w:sz w:val="18"/>
           <w:szCs w:val="18"/>
         </w:rPr>
-        <w:t>Activity Diagram 1: Generic workflow execution, from instance creation to completion</w:t>
+        <w:t xml:space="preserve">Activity Diagram 1: Generic workflow execution, from instance creation to completion</w:t>
       </w:r>
     </w:p>
     <w:p>
@@ -1883,47 +1905,78 @@
           <w:sz w:val="19"/>
           <w:szCs w:val="19"/>
         </w:rPr>
-        <w:drawing>
-          <wp:inline distT="0" distB="0" distL="0" distR="0" wp14:anchorId="48B2CB3B" wp14:editId="0E2B61E4">
-            <wp:extent cx="6124575" cy="6600825"/>
-            <wp:effectExtent l="0" t="0" r="0" b="0"/>
-            <wp:docPr id="3" name="Picture 3"/>
-            <wp:cNvGraphicFramePr>
-              <a:graphicFrameLocks xmlns:a="http://schemas.openxmlformats.org/drawingml/2006/main" noChangeAspect="1"/>
-            </wp:cNvGraphicFramePr>
-            <a:graphic xmlns:a="http://schemas.openxmlformats.org/drawingml/2006/main">
-              <a:graphicData uri="http://schemas.openxmlformats.org/drawingml/2006/picture">
-                <pic:pic xmlns:pic="http://schemas.openxmlformats.org/drawingml/2006/picture">
-                  <pic:nvPicPr>
-                    <pic:cNvPr id="77945733" name=""/>
-                    <pic:cNvPicPr>
-                      <a:picLocks noChangeAspect="1"/>
-                    </pic:cNvPicPr>
-                  </pic:nvPicPr>
-                  <pic:blipFill rotWithShape="1">
-                    <a:blip r:embed="rId19"/>
-                    <a:stretch/>
-                  </pic:blipFill>
-                  <pic:spPr bwMode="auto">
-                    <a:xfrm>
-                      <a:off x="0" y="0"/>
-                      <a:ext cx="6120129" cy="6596313"/>
-                    </a:xfrm>
-                    <a:prstGeom prst="rect">
-                      <a:avLst/>
-                    </a:prstGeom>
-                  </pic:spPr>
-                </pic:pic>
-              </a:graphicData>
-            </a:graphic>
-          </wp:inline>
-        </w:drawing>
+        <mc:AlternateContent>
+          <mc:Choice Requires="wpg">
+            <w:drawing>
+              <wp:inline distT="0" distB="0" distL="0" distR="0" wp14:anchorId="48B2CB3B" wp14:editId="0E2B61E4">
+                <wp:extent cx="6120130" cy="6596313"/>
+                <wp:effectExtent l="0" t="0" r="0" b="0"/>
+                <wp:docPr id="3" name="Picture 3"/>
+                <wp:cNvGraphicFramePr>
+                  <a:graphicFrameLocks xmlns:a="http://schemas.openxmlformats.org/drawingml/2006/main" noChangeAspect="1"/>
+                </wp:cNvGraphicFramePr>
+                <a:graphic xmlns:a="http://schemas.openxmlformats.org/drawingml/2006/main">
+                  <a:graphicData uri="http://schemas.openxmlformats.org/drawingml/2006/picture">
+                    <pic:pic xmlns:pic="http://schemas.openxmlformats.org/drawingml/2006/picture">
+                      <pic:nvPicPr>
+                        <pic:cNvPr id="77945733" name=""/>
+                        <pic:cNvPicPr>
+                          <a:picLocks noChangeAspect="1"/>
+                        </pic:cNvPicPr>
+                      </pic:nvPicPr>
+                      <pic:blipFill rotWithShape="1">
+                        <a:blip r:embed="rId19"/>
+                        <a:stretch/>
+                      </pic:blipFill>
+                      <pic:spPr bwMode="auto">
+                        <a:xfrm>
+                          <a:off x="0" y="0"/>
+                          <a:ext cx="6120129" cy="6596313"/>
+                        </a:xfrm>
+                        <a:prstGeom prst="rect">
+                          <a:avLst/>
+                        </a:prstGeom>
+                      </pic:spPr>
+                    </pic:pic>
+                  </a:graphicData>
+                </a:graphic>
+              </wp:inline>
+            </w:drawing>
+          </mc:Choice>
+          <mc:Fallback xmlns:a="http://schemas.openxmlformats.org/drawingml/2006/main">
+            <w:pict>
+              <v:shapetype id="_x0000_t75" coordsize="21600,21600" o:spt="75" o:preferrelative="t" path="m@4@5l@4@11@9@11@9@5xe" filled="f" stroked="f">
+                <v:stroke joinstyle="miter"/>
+                <v:formulas>
+                  <v:f eqn="if lineDrawn pixelLineWidth 0"/>
+                  <v:f eqn="sum @0 1 0"/>
+                  <v:f eqn="sum 0 0 @1"/>
+                  <v:f eqn="prod @2 1 2"/>
+                  <v:f eqn="prod @3 21600 pixelWidth"/>
+                  <v:f eqn="prod @3 21600 pixelHeight"/>
+                  <v:f eqn="sum @0 0 1"/>
+                  <v:f eqn="prod @6 1 2"/>
+                  <v:f eqn="prod @7 21600 pixelWidth"/>
+                  <v:f eqn="sum @8 21600 0"/>
+                  <v:f eqn="prod @7 21600 pixelHeight"/>
+                  <v:f eqn="sum @10 21600 0"/>
+                </v:formulas>
+                <v:path o:extrusionok="f" gradientshapeok="t" o:connecttype="rect"/>
+                <o:lock v:ext="edit" aspectratio="t"/>
+              </v:shapetype>
+              <v:shape id="_x0000_i2" o:spid="_x0000_s2" type="#_x0000_t75" style="width:481.90pt;height:519.39pt;mso-wrap-distance-left:0.00pt;mso-wrap-distance-top:0.00pt;mso-wrap-distance-right:0.00pt;mso-wrap-distance-bottom:0.00pt;z-index:1;" stroked="false">
+                <v:imagedata r:id="rId20" o:title=""/>
+                <o:lock v:ext="edit" rotation="t"/>
+              </v:shape>
+            </w:pict>
+          </mc:Fallback>
+        </mc:AlternateContent>
       </w:r>
     </w:p>
     <w:p>
       <w:pPr>
         <w:jc w:val="center"/>
-        <w:spacing w:after="240" w:before="60"/>
+        <w:spacing w:before="60" w:after="240"/>
       </w:pPr>
       <w:r>
         <w:rPr>
@@ -1932,7 +1985,7 @@
           <w:sz w:val="18"/>
           <w:szCs w:val="18"/>
         </w:rPr>
-        <w:t>Activity Diagram 2: Approval and escalation</w:t>
+        <w:t xml:space="preserve">Activity Diagram 2: Approval and escalation</w:t>
       </w:r>
     </w:p>
     <w:p>
@@ -1946,47 +1999,78 @@
           <w:sz w:val="19"/>
           <w:szCs w:val="19"/>
         </w:rPr>
-        <w:drawing>
-          <wp:inline distT="0" distB="0" distL="0" distR="0" wp14:anchorId="315717EF" wp14:editId="753DF6D3">
-            <wp:extent cx="6124575" cy="7296150"/>
-            <wp:effectExtent l="0" t="0" r="0" b="0"/>
-            <wp:docPr id="4" name="Picture 4"/>
-            <wp:cNvGraphicFramePr>
-              <a:graphicFrameLocks xmlns:a="http://schemas.openxmlformats.org/drawingml/2006/main" noChangeAspect="1"/>
-            </wp:cNvGraphicFramePr>
-            <a:graphic xmlns:a="http://schemas.openxmlformats.org/drawingml/2006/main">
-              <a:graphicData uri="http://schemas.openxmlformats.org/drawingml/2006/picture">
-                <pic:pic xmlns:pic="http://schemas.openxmlformats.org/drawingml/2006/picture">
-                  <pic:nvPicPr>
-                    <pic:cNvPr id="1834632472" name=""/>
-                    <pic:cNvPicPr>
-                      <a:picLocks noChangeAspect="1"/>
-                    </pic:cNvPicPr>
-                  </pic:nvPicPr>
-                  <pic:blipFill rotWithShape="1">
-                    <a:blip r:embed="rId21"/>
-                    <a:stretch/>
-                  </pic:blipFill>
-                  <pic:spPr bwMode="auto">
-                    <a:xfrm>
-                      <a:off x="0" y="0"/>
-                      <a:ext cx="6120129" cy="7292069"/>
-                    </a:xfrm>
-                    <a:prstGeom prst="rect">
-                      <a:avLst/>
-                    </a:prstGeom>
-                  </pic:spPr>
-                </pic:pic>
-              </a:graphicData>
-            </a:graphic>
-          </wp:inline>
-        </w:drawing>
+        <mc:AlternateContent>
+          <mc:Choice Requires="wpg">
+            <w:drawing>
+              <wp:inline distT="0" distB="0" distL="0" distR="0" wp14:anchorId="315717EF" wp14:editId="753DF6D3">
+                <wp:extent cx="6120130" cy="7292070"/>
+                <wp:effectExtent l="0" t="0" r="0" b="0"/>
+                <wp:docPr id="4" name="Picture 4"/>
+                <wp:cNvGraphicFramePr>
+                  <a:graphicFrameLocks xmlns:a="http://schemas.openxmlformats.org/drawingml/2006/main" noChangeAspect="1"/>
+                </wp:cNvGraphicFramePr>
+                <a:graphic xmlns:a="http://schemas.openxmlformats.org/drawingml/2006/main">
+                  <a:graphicData uri="http://schemas.openxmlformats.org/drawingml/2006/picture">
+                    <pic:pic xmlns:pic="http://schemas.openxmlformats.org/drawingml/2006/picture">
+                      <pic:nvPicPr>
+                        <pic:cNvPr id="1834632472" name=""/>
+                        <pic:cNvPicPr>
+                          <a:picLocks noChangeAspect="1"/>
+                        </pic:cNvPicPr>
+                      </pic:nvPicPr>
+                      <pic:blipFill rotWithShape="1">
+                        <a:blip r:embed="rId21"/>
+                        <a:stretch/>
+                      </pic:blipFill>
+                      <pic:spPr bwMode="auto">
+                        <a:xfrm>
+                          <a:off x="0" y="0"/>
+                          <a:ext cx="6120129" cy="7292069"/>
+                        </a:xfrm>
+                        <a:prstGeom prst="rect">
+                          <a:avLst/>
+                        </a:prstGeom>
+                      </pic:spPr>
+                    </pic:pic>
+                  </a:graphicData>
+                </a:graphic>
+              </wp:inline>
+            </w:drawing>
+          </mc:Choice>
+          <mc:Fallback xmlns:a="http://schemas.openxmlformats.org/drawingml/2006/main">
+            <w:pict>
+              <v:shapetype id="_x0000_t75" coordsize="21600,21600" o:spt="75" o:preferrelative="t" path="m@4@5l@4@11@9@11@9@5xe" filled="f" stroked="f">
+                <v:stroke joinstyle="miter"/>
+                <v:formulas>
+                  <v:f eqn="if lineDrawn pixelLineWidth 0"/>
+                  <v:f eqn="sum @0 1 0"/>
+                  <v:f eqn="sum 0 0 @1"/>
+                  <v:f eqn="prod @2 1 2"/>
+                  <v:f eqn="prod @3 21600 pixelWidth"/>
+                  <v:f eqn="prod @3 21600 pixelHeight"/>
+                  <v:f eqn="sum @0 0 1"/>
+                  <v:f eqn="prod @6 1 2"/>
+                  <v:f eqn="prod @7 21600 pixelWidth"/>
+                  <v:f eqn="sum @8 21600 0"/>
+                  <v:f eqn="prod @7 21600 pixelHeight"/>
+                  <v:f eqn="sum @10 21600 0"/>
+                </v:formulas>
+                <v:path o:extrusionok="f" gradientshapeok="t" o:connecttype="rect"/>
+                <o:lock v:ext="edit" aspectratio="t"/>
+              </v:shapetype>
+              <v:shape id="_x0000_i3" o:spid="_x0000_s3" type="#_x0000_t75" style="width:481.90pt;height:574.18pt;mso-wrap-distance-left:0.00pt;mso-wrap-distance-top:0.00pt;mso-wrap-distance-right:0.00pt;mso-wrap-distance-bottom:0.00pt;z-index:1;" stroked="false">
+                <v:imagedata r:id="rId22" o:title=""/>
+                <o:lock v:ext="edit" rotation="t"/>
+              </v:shape>
+            </w:pict>
+          </mc:Fallback>
+        </mc:AlternateContent>
       </w:r>
     </w:p>
     <w:p>
       <w:pPr>
         <w:jc w:val="center"/>
-        <w:spacing w:after="240" w:before="60"/>
+        <w:spacing w:before="60" w:after="240"/>
       </w:pPr>
       <w:r>
         <w:rPr>
@@ -1995,7 +2079,7 @@
           <w:sz w:val="18"/>
           <w:szCs w:val="18"/>
         </w:rPr>
-        <w:t>Activity Diagram 3: Scenario workflow (University Admissions and Bursary Processing)</w:t>
+        <w:t xml:space="preserve">Activity Diagram 3: Scenario workflow (University Admissions and Bursary Processing)</w:t>
       </w:r>
     </w:p>
     <w:p>
@@ -2003,7 +2087,7 @@
         <w:pStyle w:val="Heading1"/>
         <w:pageBreakBefore/>
         <w:pBdr>
-          <w:bottom w:val="single" w:color="1F3864" w:sz="8" w:space="2"/>
+          <w:bottom w:val="single" w:sz="8" w:space="2" w:color="1F3864"/>
         </w:pBdr>
         <w:keepNext/>
       </w:pPr>
@@ -2027,14 +2111,14 @@
       <w:tblPr>
         <w:tblW w:w="9638" w:type="dxa"/>
         <w:tblBorders>
-          <w:top w:val="single" w:color="auto" w:sz="4" w:space="0"/>
-          <w:left w:val="single" w:color="auto" w:sz="4" w:space="0"/>
-          <w:bottom w:val="single" w:color="auto" w:sz="4" w:space="0"/>
-          <w:right w:val="single" w:color="auto" w:sz="4" w:space="0"/>
-          <w:insideH w:val="single" w:color="auto" w:sz="4" w:space="0"/>
-          <w:insideV w:val="single" w:color="auto" w:sz="4" w:space="0"/>
+          <w:top w:val="single" w:sz="4" w:space="0" w:color="auto"/>
+          <w:left w:val="single" w:sz="4" w:space="0" w:color="auto"/>
+          <w:bottom w:val="single" w:sz="4" w:space="0" w:color="auto"/>
+          <w:right w:val="single" w:sz="4" w:space="0" w:color="auto"/>
+          <w:insideH w:val="single" w:sz="4" w:space="0" w:color="auto"/>
+          <w:insideV w:val="single" w:sz="4" w:space="0" w:color="auto"/>
         </w:tblBorders>
-        <w:tblLook w:firstColumn="1" w:firstRow="1" w:lastColumn="0" w:lastRow="0" w:noHBand="0" w:noVBand="1" w:val="04A0"/>
+        <w:tblLook w:val="04A0" w:firstRow="1" w:lastRow="0" w:firstColumn="1" w:lastColumn="0" w:noHBand="0" w:noVBand="1"/>
       </w:tblPr>
       <w:tblGrid>
         <w:gridCol w:w="450"/>
@@ -2044,19 +2128,18 @@
       </w:tblGrid>
       <w:tr>
         <w:trPr>
-          <w:hidden w:val="0"/>
           <w:tblHeader/>
         </w:trPr>
         <w:tc>
           <w:tcPr>
             <w:tcW w:w="450" w:type="dxa"/>
             <w:tcBorders>
-              <w:top w:val="single" w:color="BFBFBF" w:sz="4" w:space="0"/>
-              <w:left w:val="single" w:color="BFBFBF" w:sz="4" w:space="0"/>
-              <w:bottom w:val="single" w:color="BFBFBF" w:sz="4" w:space="0"/>
-              <w:right w:val="single" w:color="BFBFBF" w:sz="4" w:space="0"/>
+              <w:top w:val="single" w:sz="4" w:space="0" w:color="BFBFBF"/>
+              <w:left w:val="single" w:sz="4" w:space="0" w:color="BFBFBF"/>
+              <w:bottom w:val="single" w:sz="4" w:space="0" w:color="BFBFBF"/>
+              <w:right w:val="single" w:sz="4" w:space="0" w:color="BFBFBF"/>
             </w:tcBorders>
-            <w:shd w:color="auto" w:fill="D9E2F3" w:val="clear"/>
+            <w:shd w:val="clear" w:color="auto" w:fill="D9E2F3"/>
             <w:tcMar>
               <w:top w:w="60" w:type="dxa"/>
               <w:left w:w="100" w:type="dxa"/>
@@ -2083,12 +2166,12 @@
           <w:tcPr>
             <w:tcW w:w="1900" w:type="dxa"/>
             <w:tcBorders>
-              <w:top w:val="single" w:color="BFBFBF" w:sz="4" w:space="0"/>
-              <w:left w:val="single" w:color="BFBFBF" w:sz="4" w:space="0"/>
-              <w:bottom w:val="single" w:color="BFBFBF" w:sz="4" w:space="0"/>
-              <w:right w:val="single" w:color="BFBFBF" w:sz="4" w:space="0"/>
+              <w:top w:val="single" w:sz="4" w:space="0" w:color="BFBFBF"/>
+              <w:left w:val="single" w:sz="4" w:space="0" w:color="BFBFBF"/>
+              <w:bottom w:val="single" w:sz="4" w:space="0" w:color="BFBFBF"/>
+              <w:right w:val="single" w:sz="4" w:space="0" w:color="BFBFBF"/>
             </w:tcBorders>
-            <w:shd w:color="auto" w:fill="D9E2F3" w:val="clear"/>
+            <w:shd w:val="clear" w:color="auto" w:fill="D9E2F3"/>
             <w:tcMar>
               <w:top w:w="60" w:type="dxa"/>
               <w:left w:w="100" w:type="dxa"/>
@@ -2115,12 +2198,12 @@
           <w:tcPr>
             <w:tcW w:w="1300" w:type="dxa"/>
             <w:tcBorders>
-              <w:top w:val="single" w:color="BFBFBF" w:sz="4" w:space="0"/>
-              <w:left w:val="single" w:color="BFBFBF" w:sz="4" w:space="0"/>
-              <w:bottom w:val="single" w:color="BFBFBF" w:sz="4" w:space="0"/>
-              <w:right w:val="single" w:color="BFBFBF" w:sz="4" w:space="0"/>
+              <w:top w:val="single" w:sz="4" w:space="0" w:color="BFBFBF"/>
+              <w:left w:val="single" w:sz="4" w:space="0" w:color="BFBFBF"/>
+              <w:bottom w:val="single" w:sz="4" w:space="0" w:color="BFBFBF"/>
+              <w:right w:val="single" w:sz="4" w:space="0" w:color="BFBFBF"/>
             </w:tcBorders>
-            <w:shd w:color="auto" w:fill="D9E2F3" w:val="clear"/>
+            <w:shd w:val="clear" w:color="auto" w:fill="D9E2F3"/>
             <w:tcMar>
               <w:top w:w="60" w:type="dxa"/>
               <w:left w:w="100" w:type="dxa"/>
@@ -2147,12 +2230,12 @@
           <w:tcPr>
             <w:tcW w:w="5988" w:type="dxa"/>
             <w:tcBorders>
-              <w:top w:val="single" w:color="BFBFBF" w:sz="4" w:space="0"/>
-              <w:left w:val="single" w:color="BFBFBF" w:sz="4" w:space="0"/>
-              <w:bottom w:val="single" w:color="BFBFBF" w:sz="4" w:space="0"/>
-              <w:right w:val="single" w:color="BFBFBF" w:sz="4" w:space="0"/>
+              <w:top w:val="single" w:sz="4" w:space="0" w:color="BFBFBF"/>
+              <w:left w:val="single" w:sz="4" w:space="0" w:color="BFBFBF"/>
+              <w:bottom w:val="single" w:sz="4" w:space="0" w:color="BFBFBF"/>
+              <w:right w:val="single" w:sz="4" w:space="0" w:color="BFBFBF"/>
             </w:tcBorders>
-            <w:shd w:color="auto" w:fill="D9E2F3" w:val="clear"/>
+            <w:shd w:val="clear" w:color="auto" w:fill="D9E2F3"/>
             <w:tcMar>
               <w:top w:w="60" w:type="dxa"/>
               <w:left w:w="100" w:type="dxa"/>
@@ -2181,10 +2264,10 @@
           <w:tcPr>
             <w:tcW w:w="450" w:type="dxa"/>
             <w:tcBorders>
-              <w:top w:val="single" w:color="BFBFBF" w:sz="4" w:space="0"/>
-              <w:left w:val="single" w:color="BFBFBF" w:sz="4" w:space="0"/>
-              <w:bottom w:val="single" w:color="BFBFBF" w:sz="4" w:space="0"/>
-              <w:right w:val="single" w:color="BFBFBF" w:sz="4" w:space="0"/>
+              <w:top w:val="single" w:sz="4" w:space="0" w:color="BFBFBF"/>
+              <w:left w:val="single" w:sz="4" w:space="0" w:color="BFBFBF"/>
+              <w:bottom w:val="single" w:sz="4" w:space="0" w:color="BFBFBF"/>
+              <w:right w:val="single" w:sz="4" w:space="0" w:color="BFBFBF"/>
             </w:tcBorders>
             <w:tcMar>
               <w:top w:w="60" w:type="dxa"/>
@@ -2210,10 +2293,10 @@
           <w:tcPr>
             <w:tcW w:w="1900" w:type="dxa"/>
             <w:tcBorders>
-              <w:top w:val="single" w:color="BFBFBF" w:sz="4" w:space="0"/>
-              <w:left w:val="single" w:color="BFBFBF" w:sz="4" w:space="0"/>
-              <w:bottom w:val="single" w:color="BFBFBF" w:sz="4" w:space="0"/>
-              <w:right w:val="single" w:color="BFBFBF" w:sz="4" w:space="0"/>
+              <w:top w:val="single" w:sz="4" w:space="0" w:color="BFBFBF"/>
+              <w:left w:val="single" w:sz="4" w:space="0" w:color="BFBFBF"/>
+              <w:bottom w:val="single" w:sz="4" w:space="0" w:color="BFBFBF"/>
+              <w:right w:val="single" w:sz="4" w:space="0" w:color="BFBFBF"/>
             </w:tcBorders>
             <w:tcMar>
               <w:top w:w="60" w:type="dxa"/>
@@ -2241,10 +2324,10 @@
           <w:tcPr>
             <w:tcW w:w="1300" w:type="dxa"/>
             <w:tcBorders>
-              <w:top w:val="single" w:color="BFBFBF" w:sz="4" w:space="0"/>
-              <w:left w:val="single" w:color="BFBFBF" w:sz="4" w:space="0"/>
-              <w:bottom w:val="single" w:color="BFBFBF" w:sz="4" w:space="0"/>
-              <w:right w:val="single" w:color="BFBFBF" w:sz="4" w:space="0"/>
+              <w:top w:val="single" w:sz="4" w:space="0" w:color="BFBFBF"/>
+              <w:left w:val="single" w:sz="4" w:space="0" w:color="BFBFBF"/>
+              <w:bottom w:val="single" w:sz="4" w:space="0" w:color="BFBFBF"/>
+              <w:right w:val="single" w:sz="4" w:space="0" w:color="BFBFBF"/>
             </w:tcBorders>
             <w:tcMar>
               <w:top w:w="60" w:type="dxa"/>
@@ -2270,10 +2353,10 @@
           <w:tcPr>
             <w:tcW w:w="5988" w:type="dxa"/>
             <w:tcBorders>
-              <w:top w:val="single" w:color="BFBFBF" w:sz="4" w:space="0"/>
-              <w:left w:val="single" w:color="BFBFBF" w:sz="4" w:space="0"/>
-              <w:bottom w:val="single" w:color="BFBFBF" w:sz="4" w:space="0"/>
-              <w:right w:val="single" w:color="BFBFBF" w:sz="4" w:space="0"/>
+              <w:top w:val="single" w:sz="4" w:space="0" w:color="BFBFBF"/>
+              <w:left w:val="single" w:sz="4" w:space="0" w:color="BFBFBF"/>
+              <w:bottom w:val="single" w:sz="4" w:space="0" w:color="BFBFBF"/>
+              <w:right w:val="single" w:sz="4" w:space="0" w:color="BFBFBF"/>
             </w:tcBorders>
             <w:tcMar>
               <w:top w:w="60" w:type="dxa"/>
@@ -2301,10 +2384,10 @@
           <w:tcPr>
             <w:tcW w:w="450" w:type="dxa"/>
             <w:tcBorders>
-              <w:top w:val="single" w:color="BFBFBF" w:sz="4" w:space="0"/>
-              <w:left w:val="single" w:color="BFBFBF" w:sz="4" w:space="0"/>
-              <w:bottom w:val="single" w:color="BFBFBF" w:sz="4" w:space="0"/>
-              <w:right w:val="single" w:color="BFBFBF" w:sz="4" w:space="0"/>
+              <w:top w:val="single" w:sz="4" w:space="0" w:color="BFBFBF"/>
+              <w:left w:val="single" w:sz="4" w:space="0" w:color="BFBFBF"/>
+              <w:bottom w:val="single" w:sz="4" w:space="0" w:color="BFBFBF"/>
+              <w:right w:val="single" w:sz="4" w:space="0" w:color="BFBFBF"/>
             </w:tcBorders>
             <w:tcMar>
               <w:top w:w="60" w:type="dxa"/>
@@ -2330,10 +2413,10 @@
           <w:tcPr>
             <w:tcW w:w="1900" w:type="dxa"/>
             <w:tcBorders>
-              <w:top w:val="single" w:color="BFBFBF" w:sz="4" w:space="0"/>
-              <w:left w:val="single" w:color="BFBFBF" w:sz="4" w:space="0"/>
-              <w:bottom w:val="single" w:color="BFBFBF" w:sz="4" w:space="0"/>
-              <w:right w:val="single" w:color="BFBFBF" w:sz="4" w:space="0"/>
+              <w:top w:val="single" w:sz="4" w:space="0" w:color="BFBFBF"/>
+              <w:left w:val="single" w:sz="4" w:space="0" w:color="BFBFBF"/>
+              <w:bottom w:val="single" w:sz="4" w:space="0" w:color="BFBFBF"/>
+              <w:right w:val="single" w:sz="4" w:space="0" w:color="BFBFBF"/>
             </w:tcBorders>
             <w:tcMar>
               <w:top w:w="60" w:type="dxa"/>
@@ -2361,10 +2444,10 @@
           <w:tcPr>
             <w:tcW w:w="1300" w:type="dxa"/>
             <w:tcBorders>
-              <w:top w:val="single" w:color="BFBFBF" w:sz="4" w:space="0"/>
-              <w:left w:val="single" w:color="BFBFBF" w:sz="4" w:space="0"/>
-              <w:bottom w:val="single" w:color="BFBFBF" w:sz="4" w:space="0"/>
-              <w:right w:val="single" w:color="BFBFBF" w:sz="4" w:space="0"/>
+              <w:top w:val="single" w:sz="4" w:space="0" w:color="BFBFBF"/>
+              <w:left w:val="single" w:sz="4" w:space="0" w:color="BFBFBF"/>
+              <w:bottom w:val="single" w:sz="4" w:space="0" w:color="BFBFBF"/>
+              <w:right w:val="single" w:sz="4" w:space="0" w:color="BFBFBF"/>
             </w:tcBorders>
             <w:tcMar>
               <w:top w:w="60" w:type="dxa"/>
@@ -2390,10 +2473,10 @@
           <w:tcPr>
             <w:tcW w:w="5988" w:type="dxa"/>
             <w:tcBorders>
-              <w:top w:val="single" w:color="BFBFBF" w:sz="4" w:space="0"/>
-              <w:left w:val="single" w:color="BFBFBF" w:sz="4" w:space="0"/>
-              <w:bottom w:val="single" w:color="BFBFBF" w:sz="4" w:space="0"/>
-              <w:right w:val="single" w:color="BFBFBF" w:sz="4" w:space="0"/>
+              <w:top w:val="single" w:sz="4" w:space="0" w:color="BFBFBF"/>
+              <w:left w:val="single" w:sz="4" w:space="0" w:color="BFBFBF"/>
+              <w:bottom w:val="single" w:sz="4" w:space="0" w:color="BFBFBF"/>
+              <w:right w:val="single" w:sz="4" w:space="0" w:color="BFBFBF"/>
             </w:tcBorders>
             <w:tcMar>
               <w:top w:w="60" w:type="dxa"/>
@@ -2421,10 +2504,10 @@
           <w:tcPr>
             <w:tcW w:w="450" w:type="dxa"/>
             <w:tcBorders>
-              <w:top w:val="single" w:color="BFBFBF" w:sz="4" w:space="0"/>
-              <w:left w:val="single" w:color="BFBFBF" w:sz="4" w:space="0"/>
-              <w:bottom w:val="single" w:color="BFBFBF" w:sz="4" w:space="0"/>
-              <w:right w:val="single" w:color="BFBFBF" w:sz="4" w:space="0"/>
+              <w:top w:val="single" w:sz="4" w:space="0" w:color="BFBFBF"/>
+              <w:left w:val="single" w:sz="4" w:space="0" w:color="BFBFBF"/>
+              <w:bottom w:val="single" w:sz="4" w:space="0" w:color="BFBFBF"/>
+              <w:right w:val="single" w:sz="4" w:space="0" w:color="BFBFBF"/>
             </w:tcBorders>
             <w:tcMar>
               <w:top w:w="60" w:type="dxa"/>
@@ -2450,10 +2533,10 @@
           <w:tcPr>
             <w:tcW w:w="1900" w:type="dxa"/>
             <w:tcBorders>
-              <w:top w:val="single" w:color="BFBFBF" w:sz="4" w:space="0"/>
-              <w:left w:val="single" w:color="BFBFBF" w:sz="4" w:space="0"/>
-              <w:bottom w:val="single" w:color="BFBFBF" w:sz="4" w:space="0"/>
-              <w:right w:val="single" w:color="BFBFBF" w:sz="4" w:space="0"/>
+              <w:top w:val="single" w:sz="4" w:space="0" w:color="BFBFBF"/>
+              <w:left w:val="single" w:sz="4" w:space="0" w:color="BFBFBF"/>
+              <w:bottom w:val="single" w:sz="4" w:space="0" w:color="BFBFBF"/>
+              <w:right w:val="single" w:sz="4" w:space="0" w:color="BFBFBF"/>
             </w:tcBorders>
             <w:tcMar>
               <w:top w:w="60" w:type="dxa"/>
@@ -2481,10 +2564,10 @@
           <w:tcPr>
             <w:tcW w:w="1300" w:type="dxa"/>
             <w:tcBorders>
-              <w:top w:val="single" w:color="BFBFBF" w:sz="4" w:space="0"/>
-              <w:left w:val="single" w:color="BFBFBF" w:sz="4" w:space="0"/>
-              <w:bottom w:val="single" w:color="BFBFBF" w:sz="4" w:space="0"/>
-              <w:right w:val="single" w:color="BFBFBF" w:sz="4" w:space="0"/>
+              <w:top w:val="single" w:sz="4" w:space="0" w:color="BFBFBF"/>
+              <w:left w:val="single" w:sz="4" w:space="0" w:color="BFBFBF"/>
+              <w:bottom w:val="single" w:sz="4" w:space="0" w:color="BFBFBF"/>
+              <w:right w:val="single" w:sz="4" w:space="0" w:color="BFBFBF"/>
             </w:tcBorders>
             <w:tcMar>
               <w:top w:w="60" w:type="dxa"/>
@@ -2510,10 +2593,10 @@
           <w:tcPr>
             <w:tcW w:w="5988" w:type="dxa"/>
             <w:tcBorders>
-              <w:top w:val="single" w:color="BFBFBF" w:sz="4" w:space="0"/>
-              <w:left w:val="single" w:color="BFBFBF" w:sz="4" w:space="0"/>
-              <w:bottom w:val="single" w:color="BFBFBF" w:sz="4" w:space="0"/>
-              <w:right w:val="single" w:color="BFBFBF" w:sz="4" w:space="0"/>
+              <w:top w:val="single" w:sz="4" w:space="0" w:color="BFBFBF"/>
+              <w:left w:val="single" w:sz="4" w:space="0" w:color="BFBFBF"/>
+              <w:bottom w:val="single" w:sz="4" w:space="0" w:color="BFBFBF"/>
+              <w:right w:val="single" w:sz="4" w:space="0" w:color="BFBFBF"/>
             </w:tcBorders>
             <w:tcMar>
               <w:top w:w="60" w:type="dxa"/>
@@ -2541,10 +2624,10 @@
           <w:tcPr>
             <w:tcW w:w="450" w:type="dxa"/>
             <w:tcBorders>
-              <w:top w:val="single" w:color="BFBFBF" w:sz="4" w:space="0"/>
-              <w:left w:val="single" w:color="BFBFBF" w:sz="4" w:space="0"/>
-              <w:bottom w:val="single" w:color="BFBFBF" w:sz="4" w:space="0"/>
-              <w:right w:val="single" w:color="BFBFBF" w:sz="4" w:space="0"/>
+              <w:top w:val="single" w:sz="4" w:space="0" w:color="BFBFBF"/>
+              <w:left w:val="single" w:sz="4" w:space="0" w:color="BFBFBF"/>
+              <w:bottom w:val="single" w:sz="4" w:space="0" w:color="BFBFBF"/>
+              <w:right w:val="single" w:sz="4" w:space="0" w:color="BFBFBF"/>
             </w:tcBorders>
             <w:tcMar>
               <w:top w:w="60" w:type="dxa"/>
@@ -2570,10 +2653,10 @@
           <w:tcPr>
             <w:tcW w:w="1900" w:type="dxa"/>
             <w:tcBorders>
-              <w:top w:val="single" w:color="BFBFBF" w:sz="4" w:space="0"/>
-              <w:left w:val="single" w:color="BFBFBF" w:sz="4" w:space="0"/>
-              <w:bottom w:val="single" w:color="BFBFBF" w:sz="4" w:space="0"/>
-              <w:right w:val="single" w:color="BFBFBF" w:sz="4" w:space="0"/>
+              <w:top w:val="single" w:sz="4" w:space="0" w:color="BFBFBF"/>
+              <w:left w:val="single" w:sz="4" w:space="0" w:color="BFBFBF"/>
+              <w:bottom w:val="single" w:sz="4" w:space="0" w:color="BFBFBF"/>
+              <w:right w:val="single" w:sz="4" w:space="0" w:color="BFBFBF"/>
             </w:tcBorders>
             <w:tcMar>
               <w:top w:w="60" w:type="dxa"/>
@@ -2601,10 +2684,10 @@
           <w:tcPr>
             <w:tcW w:w="1300" w:type="dxa"/>
             <w:tcBorders>
-              <w:top w:val="single" w:color="BFBFBF" w:sz="4" w:space="0"/>
-              <w:left w:val="single" w:color="BFBFBF" w:sz="4" w:space="0"/>
-              <w:bottom w:val="single" w:color="BFBFBF" w:sz="4" w:space="0"/>
-              <w:right w:val="single" w:color="BFBFBF" w:sz="4" w:space="0"/>
+              <w:top w:val="single" w:sz="4" w:space="0" w:color="BFBFBF"/>
+              <w:left w:val="single" w:sz="4" w:space="0" w:color="BFBFBF"/>
+              <w:bottom w:val="single" w:sz="4" w:space="0" w:color="BFBFBF"/>
+              <w:right w:val="single" w:sz="4" w:space="0" w:color="BFBFBF"/>
             </w:tcBorders>
             <w:tcMar>
               <w:top w:w="60" w:type="dxa"/>
@@ -2630,10 +2713,10 @@
           <w:tcPr>
             <w:tcW w:w="5988" w:type="dxa"/>
             <w:tcBorders>
-              <w:top w:val="single" w:color="BFBFBF" w:sz="4" w:space="0"/>
-              <w:left w:val="single" w:color="BFBFBF" w:sz="4" w:space="0"/>
-              <w:bottom w:val="single" w:color="BFBFBF" w:sz="4" w:space="0"/>
-              <w:right w:val="single" w:color="BFBFBF" w:sz="4" w:space="0"/>
+              <w:top w:val="single" w:sz="4" w:space="0" w:color="BFBFBF"/>
+              <w:left w:val="single" w:sz="4" w:space="0" w:color="BFBFBF"/>
+              <w:bottom w:val="single" w:sz="4" w:space="0" w:color="BFBFBF"/>
+              <w:right w:val="single" w:sz="4" w:space="0" w:color="BFBFBF"/>
             </w:tcBorders>
             <w:tcMar>
               <w:top w:w="60" w:type="dxa"/>
@@ -2661,10 +2744,10 @@
           <w:tcPr>
             <w:tcW w:w="450" w:type="dxa"/>
             <w:tcBorders>
-              <w:top w:val="single" w:color="BFBFBF" w:sz="4" w:space="0"/>
-              <w:left w:val="single" w:color="BFBFBF" w:sz="4" w:space="0"/>
-              <w:bottom w:val="single" w:color="BFBFBF" w:sz="4" w:space="0"/>
-              <w:right w:val="single" w:color="BFBFBF" w:sz="4" w:space="0"/>
+              <w:top w:val="single" w:sz="4" w:space="0" w:color="BFBFBF"/>
+              <w:left w:val="single" w:sz="4" w:space="0" w:color="BFBFBF"/>
+              <w:bottom w:val="single" w:sz="4" w:space="0" w:color="BFBFBF"/>
+              <w:right w:val="single" w:sz="4" w:space="0" w:color="BFBFBF"/>
             </w:tcBorders>
             <w:tcMar>
               <w:top w:w="60" w:type="dxa"/>
@@ -2690,10 +2773,10 @@
           <w:tcPr>
             <w:tcW w:w="1900" w:type="dxa"/>
             <w:tcBorders>
-              <w:top w:val="single" w:color="BFBFBF" w:sz="4" w:space="0"/>
-              <w:left w:val="single" w:color="BFBFBF" w:sz="4" w:space="0"/>
-              <w:bottom w:val="single" w:color="BFBFBF" w:sz="4" w:space="0"/>
-              <w:right w:val="single" w:color="BFBFBF" w:sz="4" w:space="0"/>
+              <w:top w:val="single" w:sz="4" w:space="0" w:color="BFBFBF"/>
+              <w:left w:val="single" w:sz="4" w:space="0" w:color="BFBFBF"/>
+              <w:bottom w:val="single" w:sz="4" w:space="0" w:color="BFBFBF"/>
+              <w:right w:val="single" w:sz="4" w:space="0" w:color="BFBFBF"/>
             </w:tcBorders>
             <w:tcMar>
               <w:top w:w="60" w:type="dxa"/>
@@ -2721,10 +2804,10 @@
           <w:tcPr>
             <w:tcW w:w="1300" w:type="dxa"/>
             <w:tcBorders>
-              <w:top w:val="single" w:color="BFBFBF" w:sz="4" w:space="0"/>
-              <w:left w:val="single" w:color="BFBFBF" w:sz="4" w:space="0"/>
-              <w:bottom w:val="single" w:color="BFBFBF" w:sz="4" w:space="0"/>
-              <w:right w:val="single" w:color="BFBFBF" w:sz="4" w:space="0"/>
+              <w:top w:val="single" w:sz="4" w:space="0" w:color="BFBFBF"/>
+              <w:left w:val="single" w:sz="4" w:space="0" w:color="BFBFBF"/>
+              <w:bottom w:val="single" w:sz="4" w:space="0" w:color="BFBFBF"/>
+              <w:right w:val="single" w:sz="4" w:space="0" w:color="BFBFBF"/>
             </w:tcBorders>
             <w:tcMar>
               <w:top w:w="60" w:type="dxa"/>
@@ -2750,10 +2833,10 @@
           <w:tcPr>
             <w:tcW w:w="5988" w:type="dxa"/>
             <w:tcBorders>
-              <w:top w:val="single" w:color="BFBFBF" w:sz="4" w:space="0"/>
-              <w:left w:val="single" w:color="BFBFBF" w:sz="4" w:space="0"/>
-              <w:bottom w:val="single" w:color="BFBFBF" w:sz="4" w:space="0"/>
-              <w:right w:val="single" w:color="BFBFBF" w:sz="4" w:space="0"/>
+              <w:top w:val="single" w:sz="4" w:space="0" w:color="BFBFBF"/>
+              <w:left w:val="single" w:sz="4" w:space="0" w:color="BFBFBF"/>
+              <w:bottom w:val="single" w:sz="4" w:space="0" w:color="BFBFBF"/>
+              <w:right w:val="single" w:sz="4" w:space="0" w:color="BFBFBF"/>
             </w:tcBorders>
             <w:tcMar>
               <w:top w:w="60" w:type="dxa"/>
@@ -2781,10 +2864,10 @@
           <w:tcPr>
             <w:tcW w:w="450" w:type="dxa"/>
             <w:tcBorders>
-              <w:top w:val="single" w:color="BFBFBF" w:sz="4" w:space="0"/>
-              <w:left w:val="single" w:color="BFBFBF" w:sz="4" w:space="0"/>
-              <w:bottom w:val="single" w:color="BFBFBF" w:sz="4" w:space="0"/>
-              <w:right w:val="single" w:color="BFBFBF" w:sz="4" w:space="0"/>
+              <w:top w:val="single" w:sz="4" w:space="0" w:color="BFBFBF"/>
+              <w:left w:val="single" w:sz="4" w:space="0" w:color="BFBFBF"/>
+              <w:bottom w:val="single" w:sz="4" w:space="0" w:color="BFBFBF"/>
+              <w:right w:val="single" w:sz="4" w:space="0" w:color="BFBFBF"/>
             </w:tcBorders>
             <w:tcMar>
               <w:top w:w="60" w:type="dxa"/>
@@ -2810,10 +2893,10 @@
           <w:tcPr>
             <w:tcW w:w="1900" w:type="dxa"/>
             <w:tcBorders>
-              <w:top w:val="single" w:color="BFBFBF" w:sz="4" w:space="0"/>
-              <w:left w:val="single" w:color="BFBFBF" w:sz="4" w:space="0"/>
-              <w:bottom w:val="single" w:color="BFBFBF" w:sz="4" w:space="0"/>
-              <w:right w:val="single" w:color="BFBFBF" w:sz="4" w:space="0"/>
+              <w:top w:val="single" w:sz="4" w:space="0" w:color="BFBFBF"/>
+              <w:left w:val="single" w:sz="4" w:space="0" w:color="BFBFBF"/>
+              <w:bottom w:val="single" w:sz="4" w:space="0" w:color="BFBFBF"/>
+              <w:right w:val="single" w:sz="4" w:space="0" w:color="BFBFBF"/>
             </w:tcBorders>
             <w:tcMar>
               <w:top w:w="60" w:type="dxa"/>
@@ -2841,10 +2924,10 @@
           <w:tcPr>
             <w:tcW w:w="1300" w:type="dxa"/>
             <w:tcBorders>
-              <w:top w:val="single" w:color="BFBFBF" w:sz="4" w:space="0"/>
-              <w:left w:val="single" w:color="BFBFBF" w:sz="4" w:space="0"/>
-              <w:bottom w:val="single" w:color="BFBFBF" w:sz="4" w:space="0"/>
-              <w:right w:val="single" w:color="BFBFBF" w:sz="4" w:space="0"/>
+              <w:top w:val="single" w:sz="4" w:space="0" w:color="BFBFBF"/>
+              <w:left w:val="single" w:sz="4" w:space="0" w:color="BFBFBF"/>
+              <w:bottom w:val="single" w:sz="4" w:space="0" w:color="BFBFBF"/>
+              <w:right w:val="single" w:sz="4" w:space="0" w:color="BFBFBF"/>
             </w:tcBorders>
             <w:tcMar>
               <w:top w:w="60" w:type="dxa"/>
@@ -2870,10 +2953,10 @@
           <w:tcPr>
             <w:tcW w:w="5988" w:type="dxa"/>
             <w:tcBorders>
-              <w:top w:val="single" w:color="BFBFBF" w:sz="4" w:space="0"/>
-              <w:left w:val="single" w:color="BFBFBF" w:sz="4" w:space="0"/>
-              <w:bottom w:val="single" w:color="BFBFBF" w:sz="4" w:space="0"/>
-              <w:right w:val="single" w:color="BFBFBF" w:sz="4" w:space="0"/>
+              <w:top w:val="single" w:sz="4" w:space="0" w:color="BFBFBF"/>
+              <w:left w:val="single" w:sz="4" w:space="0" w:color="BFBFBF"/>
+              <w:bottom w:val="single" w:sz="4" w:space="0" w:color="BFBFBF"/>
+              <w:right w:val="single" w:sz="4" w:space="0" w:color="BFBFBF"/>
             </w:tcBorders>
             <w:tcMar>
               <w:top w:w="60" w:type="dxa"/>
@@ -2901,10 +2984,10 @@
           <w:tcPr>
             <w:tcW w:w="450" w:type="dxa"/>
             <w:tcBorders>
-              <w:top w:val="single" w:color="BFBFBF" w:sz="4" w:space="0"/>
-              <w:left w:val="single" w:color="BFBFBF" w:sz="4" w:space="0"/>
-              <w:bottom w:val="single" w:color="BFBFBF" w:sz="4" w:space="0"/>
-              <w:right w:val="single" w:color="BFBFBF" w:sz="4" w:space="0"/>
+              <w:top w:val="single" w:sz="4" w:space="0" w:color="BFBFBF"/>
+              <w:left w:val="single" w:sz="4" w:space="0" w:color="BFBFBF"/>
+              <w:bottom w:val="single" w:sz="4" w:space="0" w:color="BFBFBF"/>
+              <w:right w:val="single" w:sz="4" w:space="0" w:color="BFBFBF"/>
             </w:tcBorders>
             <w:tcMar>
               <w:top w:w="60" w:type="dxa"/>
@@ -2930,10 +3013,10 @@
           <w:tcPr>
             <w:tcW w:w="1900" w:type="dxa"/>
             <w:tcBorders>
-              <w:top w:val="single" w:color="BFBFBF" w:sz="4" w:space="0"/>
-              <w:left w:val="single" w:color="BFBFBF" w:sz="4" w:space="0"/>
-              <w:bottom w:val="single" w:color="BFBFBF" w:sz="4" w:space="0"/>
-              <w:right w:val="single" w:color="BFBFBF" w:sz="4" w:space="0"/>
+              <w:top w:val="single" w:sz="4" w:space="0" w:color="BFBFBF"/>
+              <w:left w:val="single" w:sz="4" w:space="0" w:color="BFBFBF"/>
+              <w:bottom w:val="single" w:sz="4" w:space="0" w:color="BFBFBF"/>
+              <w:right w:val="single" w:sz="4" w:space="0" w:color="BFBFBF"/>
             </w:tcBorders>
             <w:tcMar>
               <w:top w:w="60" w:type="dxa"/>
@@ -2961,10 +3044,10 @@
           <w:tcPr>
             <w:tcW w:w="1300" w:type="dxa"/>
             <w:tcBorders>
-              <w:top w:val="single" w:color="BFBFBF" w:sz="4" w:space="0"/>
-              <w:left w:val="single" w:color="BFBFBF" w:sz="4" w:space="0"/>
-              <w:bottom w:val="single" w:color="BFBFBF" w:sz="4" w:space="0"/>
-              <w:right w:val="single" w:color="BFBFBF" w:sz="4" w:space="0"/>
+              <w:top w:val="single" w:sz="4" w:space="0" w:color="BFBFBF"/>
+              <w:left w:val="single" w:sz="4" w:space="0" w:color="BFBFBF"/>
+              <w:bottom w:val="single" w:sz="4" w:space="0" w:color="BFBFBF"/>
+              <w:right w:val="single" w:sz="4" w:space="0" w:color="BFBFBF"/>
             </w:tcBorders>
             <w:tcMar>
               <w:top w:w="60" w:type="dxa"/>
@@ -2990,10 +3073,10 @@
           <w:tcPr>
             <w:tcW w:w="5988" w:type="dxa"/>
             <w:tcBorders>
-              <w:top w:val="single" w:color="BFBFBF" w:sz="4" w:space="0"/>
-              <w:left w:val="single" w:color="BFBFBF" w:sz="4" w:space="0"/>
-              <w:bottom w:val="single" w:color="BFBFBF" w:sz="4" w:space="0"/>
-              <w:right w:val="single" w:color="BFBFBF" w:sz="4" w:space="0"/>
+              <w:top w:val="single" w:sz="4" w:space="0" w:color="BFBFBF"/>
+              <w:left w:val="single" w:sz="4" w:space="0" w:color="BFBFBF"/>
+              <w:bottom w:val="single" w:sz="4" w:space="0" w:color="BFBFBF"/>
+              <w:right w:val="single" w:sz="4" w:space="0" w:color="BFBFBF"/>
             </w:tcBorders>
             <w:tcMar>
               <w:top w:w="60" w:type="dxa"/>
@@ -3021,10 +3104,10 @@
           <w:tcPr>
             <w:tcW w:w="450" w:type="dxa"/>
             <w:tcBorders>
-              <w:top w:val="single" w:color="BFBFBF" w:sz="4" w:space="0"/>
-              <w:left w:val="single" w:color="BFBFBF" w:sz="4" w:space="0"/>
-              <w:bottom w:val="single" w:color="BFBFBF" w:sz="4" w:space="0"/>
-              <w:right w:val="single" w:color="BFBFBF" w:sz="4" w:space="0"/>
+              <w:top w:val="single" w:sz="4" w:space="0" w:color="BFBFBF"/>
+              <w:left w:val="single" w:sz="4" w:space="0" w:color="BFBFBF"/>
+              <w:bottom w:val="single" w:sz="4" w:space="0" w:color="BFBFBF"/>
+              <w:right w:val="single" w:sz="4" w:space="0" w:color="BFBFBF"/>
             </w:tcBorders>
             <w:tcMar>
               <w:top w:w="60" w:type="dxa"/>
@@ -3050,10 +3133,10 @@
           <w:tcPr>
             <w:tcW w:w="1900" w:type="dxa"/>
             <w:tcBorders>
-              <w:top w:val="single" w:color="BFBFBF" w:sz="4" w:space="0"/>
-              <w:left w:val="single" w:color="BFBFBF" w:sz="4" w:space="0"/>
-              <w:bottom w:val="single" w:color="BFBFBF" w:sz="4" w:space="0"/>
-              <w:right w:val="single" w:color="BFBFBF" w:sz="4" w:space="0"/>
+              <w:top w:val="single" w:sz="4" w:space="0" w:color="BFBFBF"/>
+              <w:left w:val="single" w:sz="4" w:space="0" w:color="BFBFBF"/>
+              <w:bottom w:val="single" w:sz="4" w:space="0" w:color="BFBFBF"/>
+              <w:right w:val="single" w:sz="4" w:space="0" w:color="BFBFBF"/>
             </w:tcBorders>
             <w:tcMar>
               <w:top w:w="60" w:type="dxa"/>
@@ -3081,10 +3164,10 @@
           <w:tcPr>
             <w:tcW w:w="1300" w:type="dxa"/>
             <w:tcBorders>
-              <w:top w:val="single" w:color="BFBFBF" w:sz="4" w:space="0"/>
-              <w:left w:val="single" w:color="BFBFBF" w:sz="4" w:space="0"/>
-              <w:bottom w:val="single" w:color="BFBFBF" w:sz="4" w:space="0"/>
-              <w:right w:val="single" w:color="BFBFBF" w:sz="4" w:space="0"/>
+              <w:top w:val="single" w:sz="4" w:space="0" w:color="BFBFBF"/>
+              <w:left w:val="single" w:sz="4" w:space="0" w:color="BFBFBF"/>
+              <w:bottom w:val="single" w:sz="4" w:space="0" w:color="BFBFBF"/>
+              <w:right w:val="single" w:sz="4" w:space="0" w:color="BFBFBF"/>
             </w:tcBorders>
             <w:tcMar>
               <w:top w:w="60" w:type="dxa"/>
@@ -3110,10 +3193,10 @@
           <w:tcPr>
             <w:tcW w:w="5988" w:type="dxa"/>
             <w:tcBorders>
-              <w:top w:val="single" w:color="BFBFBF" w:sz="4" w:space="0"/>
-              <w:left w:val="single" w:color="BFBFBF" w:sz="4" w:space="0"/>
-              <w:bottom w:val="single" w:color="BFBFBF" w:sz="4" w:space="0"/>
-              <w:right w:val="single" w:color="BFBFBF" w:sz="4" w:space="0"/>
+              <w:top w:val="single" w:sz="4" w:space="0" w:color="BFBFBF"/>
+              <w:left w:val="single" w:sz="4" w:space="0" w:color="BFBFBF"/>
+              <w:bottom w:val="single" w:sz="4" w:space="0" w:color="BFBFBF"/>
+              <w:right w:val="single" w:sz="4" w:space="0" w:color="BFBFBF"/>
             </w:tcBorders>
             <w:tcMar>
               <w:top w:w="60" w:type="dxa"/>
@@ -3141,10 +3224,10 @@
           <w:tcPr>
             <w:tcW w:w="450" w:type="dxa"/>
             <w:tcBorders>
-              <w:top w:val="single" w:color="BFBFBF" w:sz="4" w:space="0"/>
-              <w:left w:val="single" w:color="BFBFBF" w:sz="4" w:space="0"/>
-              <w:bottom w:val="single" w:color="BFBFBF" w:sz="4" w:space="0"/>
-              <w:right w:val="single" w:color="BFBFBF" w:sz="4" w:space="0"/>
+              <w:top w:val="single" w:sz="4" w:space="0" w:color="BFBFBF"/>
+              <w:left w:val="single" w:sz="4" w:space="0" w:color="BFBFBF"/>
+              <w:bottom w:val="single" w:sz="4" w:space="0" w:color="BFBFBF"/>
+              <w:right w:val="single" w:sz="4" w:space="0" w:color="BFBFBF"/>
             </w:tcBorders>
             <w:tcMar>
               <w:top w:w="60" w:type="dxa"/>
@@ -3170,10 +3253,10 @@
           <w:tcPr>
             <w:tcW w:w="1900" w:type="dxa"/>
             <w:tcBorders>
-              <w:top w:val="single" w:color="BFBFBF" w:sz="4" w:space="0"/>
-              <w:left w:val="single" w:color="BFBFBF" w:sz="4" w:space="0"/>
-              <w:bottom w:val="single" w:color="BFBFBF" w:sz="4" w:space="0"/>
-              <w:right w:val="single" w:color="BFBFBF" w:sz="4" w:space="0"/>
+              <w:top w:val="single" w:sz="4" w:space="0" w:color="BFBFBF"/>
+              <w:left w:val="single" w:sz="4" w:space="0" w:color="BFBFBF"/>
+              <w:bottom w:val="single" w:sz="4" w:space="0" w:color="BFBFBF"/>
+              <w:right w:val="single" w:sz="4" w:space="0" w:color="BFBFBF"/>
             </w:tcBorders>
             <w:tcMar>
               <w:top w:w="60" w:type="dxa"/>
@@ -3201,10 +3284,10 @@
           <w:tcPr>
             <w:tcW w:w="1300" w:type="dxa"/>
             <w:tcBorders>
-              <w:top w:val="single" w:color="BFBFBF" w:sz="4" w:space="0"/>
-              <w:left w:val="single" w:color="BFBFBF" w:sz="4" w:space="0"/>
-              <w:bottom w:val="single" w:color="BFBFBF" w:sz="4" w:space="0"/>
-              <w:right w:val="single" w:color="BFBFBF" w:sz="4" w:space="0"/>
+              <w:top w:val="single" w:sz="4" w:space="0" w:color="BFBFBF"/>
+              <w:left w:val="single" w:sz="4" w:space="0" w:color="BFBFBF"/>
+              <w:bottom w:val="single" w:sz="4" w:space="0" w:color="BFBFBF"/>
+              <w:right w:val="single" w:sz="4" w:space="0" w:color="BFBFBF"/>
             </w:tcBorders>
             <w:tcMar>
               <w:top w:w="60" w:type="dxa"/>
@@ -3230,10 +3313,10 @@
           <w:tcPr>
             <w:tcW w:w="5988" w:type="dxa"/>
             <w:tcBorders>
-              <w:top w:val="single" w:color="BFBFBF" w:sz="4" w:space="0"/>
-              <w:left w:val="single" w:color="BFBFBF" w:sz="4" w:space="0"/>
-              <w:bottom w:val="single" w:color="BFBFBF" w:sz="4" w:space="0"/>
-              <w:right w:val="single" w:color="BFBFBF" w:sz="4" w:space="0"/>
+              <w:top w:val="single" w:sz="4" w:space="0" w:color="BFBFBF"/>
+              <w:left w:val="single" w:sz="4" w:space="0" w:color="BFBFBF"/>
+              <w:bottom w:val="single" w:sz="4" w:space="0" w:color="BFBFBF"/>
+              <w:right w:val="single" w:sz="4" w:space="0" w:color="BFBFBF"/>
             </w:tcBorders>
             <w:tcMar>
               <w:top w:w="60" w:type="dxa"/>
@@ -3261,10 +3344,10 @@
           <w:tcPr>
             <w:tcW w:w="450" w:type="dxa"/>
             <w:tcBorders>
-              <w:top w:val="single" w:color="BFBFBF" w:sz="4" w:space="0"/>
-              <w:left w:val="single" w:color="BFBFBF" w:sz="4" w:space="0"/>
-              <w:bottom w:val="single" w:color="BFBFBF" w:sz="4" w:space="0"/>
-              <w:right w:val="single" w:color="BFBFBF" w:sz="4" w:space="0"/>
+              <w:top w:val="single" w:sz="4" w:space="0" w:color="BFBFBF"/>
+              <w:left w:val="single" w:sz="4" w:space="0" w:color="BFBFBF"/>
+              <w:bottom w:val="single" w:sz="4" w:space="0" w:color="BFBFBF"/>
+              <w:right w:val="single" w:sz="4" w:space="0" w:color="BFBFBF"/>
             </w:tcBorders>
             <w:tcMar>
               <w:top w:w="60" w:type="dxa"/>
@@ -3290,10 +3373,10 @@
           <w:tcPr>
             <w:tcW w:w="1900" w:type="dxa"/>
             <w:tcBorders>
-              <w:top w:val="single" w:color="BFBFBF" w:sz="4" w:space="0"/>
-              <w:left w:val="single" w:color="BFBFBF" w:sz="4" w:space="0"/>
-              <w:bottom w:val="single" w:color="BFBFBF" w:sz="4" w:space="0"/>
-              <w:right w:val="single" w:color="BFBFBF" w:sz="4" w:space="0"/>
+              <w:top w:val="single" w:sz="4" w:space="0" w:color="BFBFBF"/>
+              <w:left w:val="single" w:sz="4" w:space="0" w:color="BFBFBF"/>
+              <w:bottom w:val="single" w:sz="4" w:space="0" w:color="BFBFBF"/>
+              <w:right w:val="single" w:sz="4" w:space="0" w:color="BFBFBF"/>
             </w:tcBorders>
             <w:tcMar>
               <w:top w:w="60" w:type="dxa"/>
@@ -3321,10 +3404,10 @@
           <w:tcPr>
             <w:tcW w:w="1300" w:type="dxa"/>
             <w:tcBorders>
-              <w:top w:val="single" w:color="BFBFBF" w:sz="4" w:space="0"/>
-              <w:left w:val="single" w:color="BFBFBF" w:sz="4" w:space="0"/>
-              <w:bottom w:val="single" w:color="BFBFBF" w:sz="4" w:space="0"/>
-              <w:right w:val="single" w:color="BFBFBF" w:sz="4" w:space="0"/>
+              <w:top w:val="single" w:sz="4" w:space="0" w:color="BFBFBF"/>
+              <w:left w:val="single" w:sz="4" w:space="0" w:color="BFBFBF"/>
+              <w:bottom w:val="single" w:sz="4" w:space="0" w:color="BFBFBF"/>
+              <w:right w:val="single" w:sz="4" w:space="0" w:color="BFBFBF"/>
             </w:tcBorders>
             <w:tcMar>
               <w:top w:w="60" w:type="dxa"/>
@@ -3350,10 +3433,10 @@
           <w:tcPr>
             <w:tcW w:w="5988" w:type="dxa"/>
             <w:tcBorders>
-              <w:top w:val="single" w:color="BFBFBF" w:sz="4" w:space="0"/>
-              <w:left w:val="single" w:color="BFBFBF" w:sz="4" w:space="0"/>
-              <w:bottom w:val="single" w:color="BFBFBF" w:sz="4" w:space="0"/>
-              <w:right w:val="single" w:color="BFBFBF" w:sz="4" w:space="0"/>
+              <w:top w:val="single" w:sz="4" w:space="0" w:color="BFBFBF"/>
+              <w:left w:val="single" w:sz="4" w:space="0" w:color="BFBFBF"/>
+              <w:bottom w:val="single" w:sz="4" w:space="0" w:color="BFBFBF"/>
+              <w:right w:val="single" w:sz="4" w:space="0" w:color="BFBFBF"/>
             </w:tcBorders>
             <w:tcMar>
               <w:top w:w="60" w:type="dxa"/>
@@ -3381,10 +3464,10 @@
           <w:tcPr>
             <w:tcW w:w="450" w:type="dxa"/>
             <w:tcBorders>
-              <w:top w:val="single" w:color="BFBFBF" w:sz="4" w:space="0"/>
-              <w:left w:val="single" w:color="BFBFBF" w:sz="4" w:space="0"/>
-              <w:bottom w:val="single" w:color="BFBFBF" w:sz="4" w:space="0"/>
-              <w:right w:val="single" w:color="BFBFBF" w:sz="4" w:space="0"/>
+              <w:top w:val="single" w:sz="4" w:space="0" w:color="BFBFBF"/>
+              <w:left w:val="single" w:sz="4" w:space="0" w:color="BFBFBF"/>
+              <w:bottom w:val="single" w:sz="4" w:space="0" w:color="BFBFBF"/>
+              <w:right w:val="single" w:sz="4" w:space="0" w:color="BFBFBF"/>
             </w:tcBorders>
             <w:tcMar>
               <w:top w:w="60" w:type="dxa"/>
@@ -3410,10 +3493,10 @@
           <w:tcPr>
             <w:tcW w:w="1900" w:type="dxa"/>
             <w:tcBorders>
-              <w:top w:val="single" w:color="BFBFBF" w:sz="4" w:space="0"/>
-              <w:left w:val="single" w:color="BFBFBF" w:sz="4" w:space="0"/>
-              <w:bottom w:val="single" w:color="BFBFBF" w:sz="4" w:space="0"/>
-              <w:right w:val="single" w:color="BFBFBF" w:sz="4" w:space="0"/>
+              <w:top w:val="single" w:sz="4" w:space="0" w:color="BFBFBF"/>
+              <w:left w:val="single" w:sz="4" w:space="0" w:color="BFBFBF"/>
+              <w:bottom w:val="single" w:sz="4" w:space="0" w:color="BFBFBF"/>
+              <w:right w:val="single" w:sz="4" w:space="0" w:color="BFBFBF"/>
             </w:tcBorders>
             <w:tcMar>
               <w:top w:w="60" w:type="dxa"/>
@@ -3441,10 +3524,10 @@
           <w:tcPr>
             <w:tcW w:w="1300" w:type="dxa"/>
             <w:tcBorders>
-              <w:top w:val="single" w:color="BFBFBF" w:sz="4" w:space="0"/>
-              <w:left w:val="single" w:color="BFBFBF" w:sz="4" w:space="0"/>
-              <w:bottom w:val="single" w:color="BFBFBF" w:sz="4" w:space="0"/>
-              <w:right w:val="single" w:color="BFBFBF" w:sz="4" w:space="0"/>
+              <w:top w:val="single" w:sz="4" w:space="0" w:color="BFBFBF"/>
+              <w:left w:val="single" w:sz="4" w:space="0" w:color="BFBFBF"/>
+              <w:bottom w:val="single" w:sz="4" w:space="0" w:color="BFBFBF"/>
+              <w:right w:val="single" w:sz="4" w:space="0" w:color="BFBFBF"/>
             </w:tcBorders>
             <w:tcMar>
               <w:top w:w="60" w:type="dxa"/>
@@ -3470,10 +3553,10 @@
           <w:tcPr>
             <w:tcW w:w="5988" w:type="dxa"/>
             <w:tcBorders>
-              <w:top w:val="single" w:color="BFBFBF" w:sz="4" w:space="0"/>
-              <w:left w:val="single" w:color="BFBFBF" w:sz="4" w:space="0"/>
-              <w:bottom w:val="single" w:color="BFBFBF" w:sz="4" w:space="0"/>
-              <w:right w:val="single" w:color="BFBFBF" w:sz="4" w:space="0"/>
+              <w:top w:val="single" w:sz="4" w:space="0" w:color="BFBFBF"/>
+              <w:left w:val="single" w:sz="4" w:space="0" w:color="BFBFBF"/>
+              <w:bottom w:val="single" w:sz="4" w:space="0" w:color="BFBFBF"/>
+              <w:right w:val="single" w:sz="4" w:space="0" w:color="BFBFBF"/>
             </w:tcBorders>
             <w:tcMar>
               <w:top w:w="60" w:type="dxa"/>
@@ -3501,10 +3584,10 @@
           <w:tcPr>
             <w:tcW w:w="450" w:type="dxa"/>
             <w:tcBorders>
-              <w:top w:val="single" w:color="BFBFBF" w:sz="4" w:space="0"/>
-              <w:left w:val="single" w:color="BFBFBF" w:sz="4" w:space="0"/>
-              <w:bottom w:val="single" w:color="BFBFBF" w:sz="4" w:space="0"/>
-              <w:right w:val="single" w:color="BFBFBF" w:sz="4" w:space="0"/>
+              <w:top w:val="single" w:sz="4" w:space="0" w:color="BFBFBF"/>
+              <w:left w:val="single" w:sz="4" w:space="0" w:color="BFBFBF"/>
+              <w:bottom w:val="single" w:sz="4" w:space="0" w:color="BFBFBF"/>
+              <w:right w:val="single" w:sz="4" w:space="0" w:color="BFBFBF"/>
             </w:tcBorders>
             <w:tcMar>
               <w:top w:w="60" w:type="dxa"/>
@@ -3530,10 +3613,10 @@
           <w:tcPr>
             <w:tcW w:w="1900" w:type="dxa"/>
             <w:tcBorders>
-              <w:top w:val="single" w:color="BFBFBF" w:sz="4" w:space="0"/>
-              <w:left w:val="single" w:color="BFBFBF" w:sz="4" w:space="0"/>
-              <w:bottom w:val="single" w:color="BFBFBF" w:sz="4" w:space="0"/>
-              <w:right w:val="single" w:color="BFBFBF" w:sz="4" w:space="0"/>
+              <w:top w:val="single" w:sz="4" w:space="0" w:color="BFBFBF"/>
+              <w:left w:val="single" w:sz="4" w:space="0" w:color="BFBFBF"/>
+              <w:bottom w:val="single" w:sz="4" w:space="0" w:color="BFBFBF"/>
+              <w:right w:val="single" w:sz="4" w:space="0" w:color="BFBFBF"/>
             </w:tcBorders>
             <w:tcMar>
               <w:top w:w="60" w:type="dxa"/>
@@ -3561,10 +3644,10 @@
           <w:tcPr>
             <w:tcW w:w="1300" w:type="dxa"/>
             <w:tcBorders>
-              <w:top w:val="single" w:color="BFBFBF" w:sz="4" w:space="0"/>
-              <w:left w:val="single" w:color="BFBFBF" w:sz="4" w:space="0"/>
-              <w:bottom w:val="single" w:color="BFBFBF" w:sz="4" w:space="0"/>
-              <w:right w:val="single" w:color="BFBFBF" w:sz="4" w:space="0"/>
+              <w:top w:val="single" w:sz="4" w:space="0" w:color="BFBFBF"/>
+              <w:left w:val="single" w:sz="4" w:space="0" w:color="BFBFBF"/>
+              <w:bottom w:val="single" w:sz="4" w:space="0" w:color="BFBFBF"/>
+              <w:right w:val="single" w:sz="4" w:space="0" w:color="BFBFBF"/>
             </w:tcBorders>
             <w:tcMar>
               <w:top w:w="60" w:type="dxa"/>
@@ -3590,10 +3673,10 @@
           <w:tcPr>
             <w:tcW w:w="5988" w:type="dxa"/>
             <w:tcBorders>
-              <w:top w:val="single" w:color="BFBFBF" w:sz="4" w:space="0"/>
-              <w:left w:val="single" w:color="BFBFBF" w:sz="4" w:space="0"/>
-              <w:bottom w:val="single" w:color="BFBFBF" w:sz="4" w:space="0"/>
-              <w:right w:val="single" w:color="BFBFBF" w:sz="4" w:space="0"/>
+              <w:top w:val="single" w:sz="4" w:space="0" w:color="BFBFBF"/>
+              <w:left w:val="single" w:sz="4" w:space="0" w:color="BFBFBF"/>
+              <w:bottom w:val="single" w:sz="4" w:space="0" w:color="BFBFBF"/>
+              <w:right w:val="single" w:sz="4" w:space="0" w:color="BFBFBF"/>
             </w:tcBorders>
             <w:tcMar>
               <w:top w:w="60" w:type="dxa"/>
@@ -3622,9 +3705,11 @@
         <w:pStyle w:val="Heading2"/>
         <w:keepNext/>
       </w:pPr>
+      <w:proofErr w:type="gramStart"/>
       <w:r>
         <w:t>4.1  Builder</w:t>
       </w:r>
+      <w:proofErr w:type="gramEnd"/>
       <w:r>
         <w:t xml:space="preserve"> (Creational)</w:t>
       </w:r>
@@ -3633,14 +3718,14 @@
       <w:tblPr>
         <w:tblW w:w="9638" w:type="dxa"/>
         <w:tblBorders>
-          <w:top w:val="single" w:color="auto" w:sz="4" w:space="0"/>
-          <w:left w:val="single" w:color="auto" w:sz="4" w:space="0"/>
-          <w:bottom w:val="single" w:color="auto" w:sz="4" w:space="0"/>
-          <w:right w:val="single" w:color="auto" w:sz="4" w:space="0"/>
-          <w:insideH w:val="single" w:color="auto" w:sz="4" w:space="0"/>
-          <w:insideV w:val="single" w:color="auto" w:sz="4" w:space="0"/>
+          <w:top w:val="single" w:sz="4" w:space="0" w:color="auto"/>
+          <w:left w:val="single" w:sz="4" w:space="0" w:color="auto"/>
+          <w:bottom w:val="single" w:sz="4" w:space="0" w:color="auto"/>
+          <w:right w:val="single" w:sz="4" w:space="0" w:color="auto"/>
+          <w:insideH w:val="single" w:sz="4" w:space="0" w:color="auto"/>
+          <w:insideV w:val="single" w:sz="4" w:space="0" w:color="auto"/>
         </w:tblBorders>
-        <w:tblLook w:firstColumn="1" w:firstRow="1" w:lastColumn="0" w:lastRow="0" w:noHBand="0" w:noVBand="1" w:val="04A0"/>
+        <w:tblLook w:val="04A0" w:firstRow="1" w:lastRow="0" w:firstColumn="1" w:lastColumn="0" w:noHBand="0" w:noVBand="1"/>
       </w:tblPr>
       <w:tblGrid>
         <w:gridCol w:w="1750"/>
@@ -3649,18 +3734,17 @@
       <w:tr>
         <w:trPr>
           <w:cantSplit/>
-          <w:hidden w:val="0"/>
         </w:trPr>
         <w:tc>
           <w:tcPr>
             <w:tcW w:w="1750" w:type="dxa"/>
             <w:tcBorders>
-              <w:top w:val="single" w:color="BFBFBF" w:sz="4" w:space="0"/>
-              <w:left w:val="single" w:color="BFBFBF" w:sz="4" w:space="0"/>
-              <w:bottom w:val="single" w:color="BFBFBF" w:sz="4" w:space="0"/>
-              <w:right w:val="single" w:color="BFBFBF" w:sz="4" w:space="0"/>
+              <w:top w:val="single" w:sz="4" w:space="0" w:color="BFBFBF"/>
+              <w:left w:val="single" w:sz="4" w:space="0" w:color="BFBFBF"/>
+              <w:bottom w:val="single" w:sz="4" w:space="0" w:color="BFBFBF"/>
+              <w:right w:val="single" w:sz="4" w:space="0" w:color="BFBFBF"/>
             </w:tcBorders>
-            <w:shd w:color="auto" w:fill="F2F2F2" w:val="clear"/>
+            <w:shd w:val="clear" w:color="auto" w:fill="F2F2F2"/>
             <w:tcMar>
               <w:top w:w="60" w:type="dxa"/>
               <w:left w:w="100" w:type="dxa"/>
@@ -3687,10 +3771,10 @@
           <w:tcPr>
             <w:tcW w:w="7888" w:type="dxa"/>
             <w:tcBorders>
-              <w:top w:val="single" w:color="BFBFBF" w:sz="4" w:space="0"/>
-              <w:left w:val="single" w:color="BFBFBF" w:sz="4" w:space="0"/>
-              <w:bottom w:val="single" w:color="BFBFBF" w:sz="4" w:space="0"/>
-              <w:right w:val="single" w:color="BFBFBF" w:sz="4" w:space="0"/>
+              <w:top w:val="single" w:sz="4" w:space="0" w:color="BFBFBF"/>
+              <w:left w:val="single" w:sz="4" w:space="0" w:color="BFBFBF"/>
+              <w:bottom w:val="single" w:sz="4" w:space="0" w:color="BFBFBF"/>
+              <w:right w:val="single" w:sz="4" w:space="0" w:color="BFBFBF"/>
             </w:tcBorders>
             <w:tcMar>
               <w:top w:w="60" w:type="dxa"/>
@@ -3716,18 +3800,17 @@
       <w:tr>
         <w:trPr>
           <w:cantSplit/>
-          <w:hidden w:val="0"/>
         </w:trPr>
         <w:tc>
           <w:tcPr>
             <w:tcW w:w="1750" w:type="dxa"/>
             <w:tcBorders>
-              <w:top w:val="single" w:color="BFBFBF" w:sz="4" w:space="0"/>
-              <w:left w:val="single" w:color="BFBFBF" w:sz="4" w:space="0"/>
-              <w:bottom w:val="single" w:color="BFBFBF" w:sz="4" w:space="0"/>
-              <w:right w:val="single" w:color="BFBFBF" w:sz="4" w:space="0"/>
+              <w:top w:val="single" w:sz="4" w:space="0" w:color="BFBFBF"/>
+              <w:left w:val="single" w:sz="4" w:space="0" w:color="BFBFBF"/>
+              <w:bottom w:val="single" w:sz="4" w:space="0" w:color="BFBFBF"/>
+              <w:right w:val="single" w:sz="4" w:space="0" w:color="BFBFBF"/>
             </w:tcBorders>
-            <w:shd w:color="auto" w:fill="F2F2F2" w:val="clear"/>
+            <w:shd w:val="clear" w:color="auto" w:fill="F2F2F2"/>
             <w:tcMar>
               <w:top w:w="60" w:type="dxa"/>
               <w:left w:w="100" w:type="dxa"/>
@@ -3739,6 +3822,7 @@
             <w:pPr>
               <w:spacing w:after="40" w:line="245" w:lineRule="auto"/>
             </w:pPr>
+            <w:proofErr w:type="spellStart"/>
             <w:r>
               <w:rPr>
                 <w:b/>
@@ -3748,6 +3832,7 @@
               </w:rPr>
               <w:t>GoF</w:t>
             </w:r>
+            <w:proofErr w:type="spellEnd"/>
             <w:r>
               <w:rPr>
                 <w:b/>
@@ -3763,10 +3848,10 @@
           <w:tcPr>
             <w:tcW w:w="7888" w:type="dxa"/>
             <w:tcBorders>
-              <w:top w:val="single" w:color="BFBFBF" w:sz="4" w:space="0"/>
-              <w:left w:val="single" w:color="BFBFBF" w:sz="4" w:space="0"/>
-              <w:bottom w:val="single" w:color="BFBFBF" w:sz="4" w:space="0"/>
-              <w:right w:val="single" w:color="BFBFBF" w:sz="4" w:space="0"/>
+              <w:top w:val="single" w:sz="4" w:space="0" w:color="BFBFBF"/>
+              <w:left w:val="single" w:sz="4" w:space="0" w:color="BFBFBF"/>
+              <w:bottom w:val="single" w:sz="4" w:space="0" w:color="BFBFBF"/>
+              <w:right w:val="single" w:sz="4" w:space="0" w:color="BFBFBF"/>
             </w:tcBorders>
             <w:tcMar>
               <w:top w:w="60" w:type="dxa"/>
@@ -3860,18 +3945,17 @@
       <w:tr>
         <w:trPr>
           <w:cantSplit/>
-          <w:hidden w:val="0"/>
         </w:trPr>
         <w:tc>
           <w:tcPr>
             <w:tcW w:w="1750" w:type="dxa"/>
             <w:tcBorders>
-              <w:top w:val="single" w:color="BFBFBF" w:sz="4" w:space="0"/>
-              <w:left w:val="single" w:color="BFBFBF" w:sz="4" w:space="0"/>
-              <w:bottom w:val="single" w:color="BFBFBF" w:sz="4" w:space="0"/>
-              <w:right w:val="single" w:color="BFBFBF" w:sz="4" w:space="0"/>
+              <w:top w:val="single" w:sz="4" w:space="0" w:color="BFBFBF"/>
+              <w:left w:val="single" w:sz="4" w:space="0" w:color="BFBFBF"/>
+              <w:bottom w:val="single" w:sz="4" w:space="0" w:color="BFBFBF"/>
+              <w:right w:val="single" w:sz="4" w:space="0" w:color="BFBFBF"/>
             </w:tcBorders>
-            <w:shd w:color="auto" w:fill="F2F2F2" w:val="clear"/>
+            <w:shd w:val="clear" w:color="auto" w:fill="F2F2F2"/>
             <w:tcMar>
               <w:top w:w="60" w:type="dxa"/>
               <w:left w:w="100" w:type="dxa"/>
@@ -3898,10 +3982,10 @@
           <w:tcPr>
             <w:tcW w:w="7888" w:type="dxa"/>
             <w:tcBorders>
-              <w:top w:val="single" w:color="BFBFBF" w:sz="4" w:space="0"/>
-              <w:left w:val="single" w:color="BFBFBF" w:sz="4" w:space="0"/>
-              <w:bottom w:val="single" w:color="BFBFBF" w:sz="4" w:space="0"/>
-              <w:right w:val="single" w:color="BFBFBF" w:sz="4" w:space="0"/>
+              <w:top w:val="single" w:sz="4" w:space="0" w:color="BFBFBF"/>
+              <w:left w:val="single" w:sz="4" w:space="0" w:color="BFBFBF"/>
+              <w:bottom w:val="single" w:sz="4" w:space="0" w:color="BFBFBF"/>
+              <w:right w:val="single" w:sz="4" w:space="0" w:color="BFBFBF"/>
             </w:tcBorders>
             <w:tcMar>
               <w:top w:w="60" w:type="dxa"/>
@@ -3939,18 +4023,17 @@
       <w:tr>
         <w:trPr>
           <w:cantSplit/>
-          <w:hidden w:val="0"/>
         </w:trPr>
         <w:tc>
           <w:tcPr>
             <w:tcW w:w="1750" w:type="dxa"/>
             <w:tcBorders>
-              <w:top w:val="single" w:color="BFBFBF" w:sz="4" w:space="0"/>
-              <w:left w:val="single" w:color="BFBFBF" w:sz="4" w:space="0"/>
-              <w:bottom w:val="single" w:color="BFBFBF" w:sz="4" w:space="0"/>
-              <w:right w:val="single" w:color="BFBFBF" w:sz="4" w:space="0"/>
+              <w:top w:val="single" w:sz="4" w:space="0" w:color="BFBFBF"/>
+              <w:left w:val="single" w:sz="4" w:space="0" w:color="BFBFBF"/>
+              <w:bottom w:val="single" w:sz="4" w:space="0" w:color="BFBFBF"/>
+              <w:right w:val="single" w:sz="4" w:space="0" w:color="BFBFBF"/>
             </w:tcBorders>
-            <w:shd w:color="auto" w:fill="F2F2F2" w:val="clear"/>
+            <w:shd w:val="clear" w:color="auto" w:fill="F2F2F2"/>
             <w:tcMar>
               <w:top w:w="60" w:type="dxa"/>
               <w:left w:w="100" w:type="dxa"/>
@@ -3977,10 +4060,10 @@
           <w:tcPr>
             <w:tcW w:w="7888" w:type="dxa"/>
             <w:tcBorders>
-              <w:top w:val="single" w:color="BFBFBF" w:sz="4" w:space="0"/>
-              <w:left w:val="single" w:color="BFBFBF" w:sz="4" w:space="0"/>
-              <w:bottom w:val="single" w:color="BFBFBF" w:sz="4" w:space="0"/>
-              <w:right w:val="single" w:color="BFBFBF" w:sz="4" w:space="0"/>
+              <w:top w:val="single" w:sz="4" w:space="0" w:color="BFBFBF"/>
+              <w:left w:val="single" w:sz="4" w:space="0" w:color="BFBFBF"/>
+              <w:bottom w:val="single" w:sz="4" w:space="0" w:color="BFBFBF"/>
+              <w:right w:val="single" w:sz="4" w:space="0" w:color="BFBFBF"/>
             </w:tcBorders>
             <w:tcMar>
               <w:top w:w="60" w:type="dxa"/>
@@ -4006,18 +4089,17 @@
       <w:tr>
         <w:trPr>
           <w:cantSplit/>
-          <w:hidden w:val="0"/>
         </w:trPr>
         <w:tc>
           <w:tcPr>
             <w:tcW w:w="1750" w:type="dxa"/>
             <w:tcBorders>
-              <w:top w:val="single" w:color="BFBFBF" w:sz="4" w:space="0"/>
-              <w:left w:val="single" w:color="BFBFBF" w:sz="4" w:space="0"/>
-              <w:bottom w:val="single" w:color="BFBFBF" w:sz="4" w:space="0"/>
-              <w:right w:val="single" w:color="BFBFBF" w:sz="4" w:space="0"/>
+              <w:top w:val="single" w:sz="4" w:space="0" w:color="BFBFBF"/>
+              <w:left w:val="single" w:sz="4" w:space="0" w:color="BFBFBF"/>
+              <w:bottom w:val="single" w:sz="4" w:space="0" w:color="BFBFBF"/>
+              <w:right w:val="single" w:sz="4" w:space="0" w:color="BFBFBF"/>
             </w:tcBorders>
-            <w:shd w:color="auto" w:fill="F2F2F2" w:val="clear"/>
+            <w:shd w:val="clear" w:color="auto" w:fill="F2F2F2"/>
             <w:tcMar>
               <w:top w:w="60" w:type="dxa"/>
               <w:left w:w="100" w:type="dxa"/>
@@ -4044,10 +4126,10 @@
           <w:tcPr>
             <w:tcW w:w="7888" w:type="dxa"/>
             <w:tcBorders>
-              <w:top w:val="single" w:color="BFBFBF" w:sz="4" w:space="0"/>
-              <w:left w:val="single" w:color="BFBFBF" w:sz="4" w:space="0"/>
-              <w:bottom w:val="single" w:color="BFBFBF" w:sz="4" w:space="0"/>
-              <w:right w:val="single" w:color="BFBFBF" w:sz="4" w:space="0"/>
+              <w:top w:val="single" w:sz="4" w:space="0" w:color="BFBFBF"/>
+              <w:left w:val="single" w:sz="4" w:space="0" w:color="BFBFBF"/>
+              <w:bottom w:val="single" w:sz="4" w:space="0" w:color="BFBFBF"/>
+              <w:right w:val="single" w:sz="4" w:space="0" w:color="BFBFBF"/>
             </w:tcBorders>
             <w:tcMar>
               <w:top w:w="60" w:type="dxa"/>
@@ -4073,18 +4155,17 @@
       <w:tr>
         <w:trPr>
           <w:cantSplit/>
-          <w:hidden w:val="0"/>
         </w:trPr>
         <w:tc>
           <w:tcPr>
             <w:tcW w:w="1750" w:type="dxa"/>
             <w:tcBorders>
-              <w:top w:val="single" w:color="BFBFBF" w:sz="4" w:space="0"/>
-              <w:left w:val="single" w:color="BFBFBF" w:sz="4" w:space="0"/>
-              <w:bottom w:val="single" w:color="BFBFBF" w:sz="4" w:space="0"/>
-              <w:right w:val="single" w:color="BFBFBF" w:sz="4" w:space="0"/>
+              <w:top w:val="single" w:sz="4" w:space="0" w:color="BFBFBF"/>
+              <w:left w:val="single" w:sz="4" w:space="0" w:color="BFBFBF"/>
+              <w:bottom w:val="single" w:sz="4" w:space="0" w:color="BFBFBF"/>
+              <w:right w:val="single" w:sz="4" w:space="0" w:color="BFBFBF"/>
             </w:tcBorders>
-            <w:shd w:color="auto" w:fill="F2F2F2" w:val="clear"/>
+            <w:shd w:val="clear" w:color="auto" w:fill="F2F2F2"/>
             <w:tcMar>
               <w:top w:w="60" w:type="dxa"/>
               <w:left w:w="100" w:type="dxa"/>
@@ -4110,10 +4191,10 @@
           <w:tcPr>
             <w:tcW w:w="7888" w:type="dxa"/>
             <w:tcBorders>
-              <w:top w:val="single" w:color="BFBFBF" w:sz="4" w:space="0"/>
-              <w:left w:val="single" w:color="BFBFBF" w:sz="4" w:space="0"/>
-              <w:bottom w:val="single" w:color="BFBFBF" w:sz="4" w:space="0"/>
-              <w:right w:val="single" w:color="BFBFBF" w:sz="4" w:space="0"/>
+              <w:top w:val="single" w:sz="4" w:space="0" w:color="BFBFBF"/>
+              <w:left w:val="single" w:sz="4" w:space="0" w:color="BFBFBF"/>
+              <w:bottom w:val="single" w:sz="4" w:space="0" w:color="BFBFBF"/>
+              <w:right w:val="single" w:sz="4" w:space="0" w:color="BFBFBF"/>
             </w:tcBorders>
             <w:tcMar>
               <w:top w:w="60" w:type="dxa"/>
@@ -4142,9 +4223,11 @@
         <w:pStyle w:val="Heading2"/>
         <w:keepNext/>
       </w:pPr>
+      <w:proofErr w:type="gramStart"/>
       <w:r>
         <w:t>4.2  Composite</w:t>
       </w:r>
+      <w:proofErr w:type="gramEnd"/>
       <w:r>
         <w:t xml:space="preserve"> (Structural)</w:t>
       </w:r>
@@ -4153,14 +4236,14 @@
       <w:tblPr>
         <w:tblW w:w="9638" w:type="dxa"/>
         <w:tblBorders>
-          <w:top w:val="single" w:color="auto" w:sz="4" w:space="0"/>
-          <w:left w:val="single" w:color="auto" w:sz="4" w:space="0"/>
-          <w:bottom w:val="single" w:color="auto" w:sz="4" w:space="0"/>
-          <w:right w:val="single" w:color="auto" w:sz="4" w:space="0"/>
-          <w:insideH w:val="single" w:color="auto" w:sz="4" w:space="0"/>
-          <w:insideV w:val="single" w:color="auto" w:sz="4" w:space="0"/>
+          <w:top w:val="single" w:sz="4" w:space="0" w:color="auto"/>
+          <w:left w:val="single" w:sz="4" w:space="0" w:color="auto"/>
+          <w:bottom w:val="single" w:sz="4" w:space="0" w:color="auto"/>
+          <w:right w:val="single" w:sz="4" w:space="0" w:color="auto"/>
+          <w:insideH w:val="single" w:sz="4" w:space="0" w:color="auto"/>
+          <w:insideV w:val="single" w:sz="4" w:space="0" w:color="auto"/>
         </w:tblBorders>
-        <w:tblLook w:firstColumn="1" w:firstRow="1" w:lastColumn="0" w:lastRow="0" w:noHBand="0" w:noVBand="1" w:val="04A0"/>
+        <w:tblLook w:val="04A0" w:firstRow="1" w:lastRow="0" w:firstColumn="1" w:lastColumn="0" w:noHBand="0" w:noVBand="1"/>
       </w:tblPr>
       <w:tblGrid>
         <w:gridCol w:w="1750"/>
@@ -4169,18 +4252,17 @@
       <w:tr>
         <w:trPr>
           <w:cantSplit/>
-          <w:hidden w:val="0"/>
         </w:trPr>
         <w:tc>
           <w:tcPr>
             <w:tcW w:w="1750" w:type="dxa"/>
             <w:tcBorders>
-              <w:top w:val="single" w:color="BFBFBF" w:sz="4" w:space="0"/>
-              <w:left w:val="single" w:color="BFBFBF" w:sz="4" w:space="0"/>
-              <w:bottom w:val="single" w:color="BFBFBF" w:sz="4" w:space="0"/>
-              <w:right w:val="single" w:color="BFBFBF" w:sz="4" w:space="0"/>
+              <w:top w:val="single" w:sz="4" w:space="0" w:color="BFBFBF"/>
+              <w:left w:val="single" w:sz="4" w:space="0" w:color="BFBFBF"/>
+              <w:bottom w:val="single" w:sz="4" w:space="0" w:color="BFBFBF"/>
+              <w:right w:val="single" w:sz="4" w:space="0" w:color="BFBFBF"/>
             </w:tcBorders>
-            <w:shd w:color="auto" w:fill="F2F2F2" w:val="clear"/>
+            <w:shd w:val="clear" w:color="auto" w:fill="F2F2F2"/>
             <w:tcMar>
               <w:top w:w="60" w:type="dxa"/>
               <w:left w:w="100" w:type="dxa"/>
@@ -4207,10 +4289,10 @@
           <w:tcPr>
             <w:tcW w:w="7888" w:type="dxa"/>
             <w:tcBorders>
-              <w:top w:val="single" w:color="BFBFBF" w:sz="4" w:space="0"/>
-              <w:left w:val="single" w:color="BFBFBF" w:sz="4" w:space="0"/>
-              <w:bottom w:val="single" w:color="BFBFBF" w:sz="4" w:space="0"/>
-              <w:right w:val="single" w:color="BFBFBF" w:sz="4" w:space="0"/>
+              <w:top w:val="single" w:sz="4" w:space="0" w:color="BFBFBF"/>
+              <w:left w:val="single" w:sz="4" w:space="0" w:color="BFBFBF"/>
+              <w:bottom w:val="single" w:sz="4" w:space="0" w:color="BFBFBF"/>
+              <w:right w:val="single" w:sz="4" w:space="0" w:color="BFBFBF"/>
             </w:tcBorders>
             <w:tcMar>
               <w:top w:w="60" w:type="dxa"/>
@@ -4236,18 +4318,17 @@
       <w:tr>
         <w:trPr>
           <w:cantSplit/>
-          <w:hidden w:val="0"/>
         </w:trPr>
         <w:tc>
           <w:tcPr>
             <w:tcW w:w="1750" w:type="dxa"/>
             <w:tcBorders>
-              <w:top w:val="single" w:color="BFBFBF" w:sz="4" w:space="0"/>
-              <w:left w:val="single" w:color="BFBFBF" w:sz="4" w:space="0"/>
-              <w:bottom w:val="single" w:color="BFBFBF" w:sz="4" w:space="0"/>
-              <w:right w:val="single" w:color="BFBFBF" w:sz="4" w:space="0"/>
+              <w:top w:val="single" w:sz="4" w:space="0" w:color="BFBFBF"/>
+              <w:left w:val="single" w:sz="4" w:space="0" w:color="BFBFBF"/>
+              <w:bottom w:val="single" w:sz="4" w:space="0" w:color="BFBFBF"/>
+              <w:right w:val="single" w:sz="4" w:space="0" w:color="BFBFBF"/>
             </w:tcBorders>
-            <w:shd w:color="auto" w:fill="F2F2F2" w:val="clear"/>
+            <w:shd w:val="clear" w:color="auto" w:fill="F2F2F2"/>
             <w:tcMar>
               <w:top w:w="60" w:type="dxa"/>
               <w:left w:w="100" w:type="dxa"/>
@@ -4259,6 +4340,7 @@
             <w:pPr>
               <w:spacing w:after="40" w:line="245" w:lineRule="auto"/>
             </w:pPr>
+            <w:proofErr w:type="spellStart"/>
             <w:r>
               <w:rPr>
                 <w:b/>
@@ -4268,6 +4350,7 @@
               </w:rPr>
               <w:t>GoF</w:t>
             </w:r>
+            <w:proofErr w:type="spellEnd"/>
             <w:r>
               <w:rPr>
                 <w:b/>
@@ -4283,10 +4366,10 @@
           <w:tcPr>
             <w:tcW w:w="7888" w:type="dxa"/>
             <w:tcBorders>
-              <w:top w:val="single" w:color="BFBFBF" w:sz="4" w:space="0"/>
-              <w:left w:val="single" w:color="BFBFBF" w:sz="4" w:space="0"/>
-              <w:bottom w:val="single" w:color="BFBFBF" w:sz="4" w:space="0"/>
-              <w:right w:val="single" w:color="BFBFBF" w:sz="4" w:space="0"/>
+              <w:top w:val="single" w:sz="4" w:space="0" w:color="BFBFBF"/>
+              <w:left w:val="single" w:sz="4" w:space="0" w:color="BFBFBF"/>
+              <w:bottom w:val="single" w:sz="4" w:space="0" w:color="BFBFBF"/>
+              <w:right w:val="single" w:sz="4" w:space="0" w:color="BFBFBF"/>
             </w:tcBorders>
             <w:tcMar>
               <w:top w:w="60" w:type="dxa"/>
@@ -4360,18 +4443,17 @@
       <w:tr>
         <w:trPr>
           <w:cantSplit/>
-          <w:hidden w:val="0"/>
         </w:trPr>
         <w:tc>
           <w:tcPr>
             <w:tcW w:w="1750" w:type="dxa"/>
             <w:tcBorders>
-              <w:top w:val="single" w:color="BFBFBF" w:sz="4" w:space="0"/>
-              <w:left w:val="single" w:color="BFBFBF" w:sz="4" w:space="0"/>
-              <w:bottom w:val="single" w:color="BFBFBF" w:sz="4" w:space="0"/>
-              <w:right w:val="single" w:color="BFBFBF" w:sz="4" w:space="0"/>
+              <w:top w:val="single" w:sz="4" w:space="0" w:color="BFBFBF"/>
+              <w:left w:val="single" w:sz="4" w:space="0" w:color="BFBFBF"/>
+              <w:bottom w:val="single" w:sz="4" w:space="0" w:color="BFBFBF"/>
+              <w:right w:val="single" w:sz="4" w:space="0" w:color="BFBFBF"/>
             </w:tcBorders>
-            <w:shd w:color="auto" w:fill="F2F2F2" w:val="clear"/>
+            <w:shd w:val="clear" w:color="auto" w:fill="F2F2F2"/>
             <w:tcMar>
               <w:top w:w="60" w:type="dxa"/>
               <w:left w:w="100" w:type="dxa"/>
@@ -4398,10 +4480,10 @@
           <w:tcPr>
             <w:tcW w:w="7888" w:type="dxa"/>
             <w:tcBorders>
-              <w:top w:val="single" w:color="BFBFBF" w:sz="4" w:space="0"/>
-              <w:left w:val="single" w:color="BFBFBF" w:sz="4" w:space="0"/>
-              <w:bottom w:val="single" w:color="BFBFBF" w:sz="4" w:space="0"/>
-              <w:right w:val="single" w:color="BFBFBF" w:sz="4" w:space="0"/>
+              <w:top w:val="single" w:sz="4" w:space="0" w:color="BFBFBF"/>
+              <w:left w:val="single" w:sz="4" w:space="0" w:color="BFBFBF"/>
+              <w:bottom w:val="single" w:sz="4" w:space="0" w:color="BFBFBF"/>
+              <w:right w:val="single" w:sz="4" w:space="0" w:color="BFBFBF"/>
             </w:tcBorders>
             <w:tcMar>
               <w:top w:w="60" w:type="dxa"/>
@@ -4427,18 +4509,17 @@
       <w:tr>
         <w:trPr>
           <w:cantSplit/>
-          <w:hidden w:val="0"/>
         </w:trPr>
         <w:tc>
           <w:tcPr>
             <w:tcW w:w="1750" w:type="dxa"/>
             <w:tcBorders>
-              <w:top w:val="single" w:color="BFBFBF" w:sz="4" w:space="0"/>
-              <w:left w:val="single" w:color="BFBFBF" w:sz="4" w:space="0"/>
-              <w:bottom w:val="single" w:color="BFBFBF" w:sz="4" w:space="0"/>
-              <w:right w:val="single" w:color="BFBFBF" w:sz="4" w:space="0"/>
+              <w:top w:val="single" w:sz="4" w:space="0" w:color="BFBFBF"/>
+              <w:left w:val="single" w:sz="4" w:space="0" w:color="BFBFBF"/>
+              <w:bottom w:val="single" w:sz="4" w:space="0" w:color="BFBFBF"/>
+              <w:right w:val="single" w:sz="4" w:space="0" w:color="BFBFBF"/>
             </w:tcBorders>
-            <w:shd w:color="auto" w:fill="F2F2F2" w:val="clear"/>
+            <w:shd w:val="clear" w:color="auto" w:fill="F2F2F2"/>
             <w:tcMar>
               <w:top w:w="60" w:type="dxa"/>
               <w:left w:w="100" w:type="dxa"/>
@@ -4465,10 +4546,10 @@
           <w:tcPr>
             <w:tcW w:w="7888" w:type="dxa"/>
             <w:tcBorders>
-              <w:top w:val="single" w:color="BFBFBF" w:sz="4" w:space="0"/>
-              <w:left w:val="single" w:color="BFBFBF" w:sz="4" w:space="0"/>
-              <w:bottom w:val="single" w:color="BFBFBF" w:sz="4" w:space="0"/>
-              <w:right w:val="single" w:color="BFBFBF" w:sz="4" w:space="0"/>
+              <w:top w:val="single" w:sz="4" w:space="0" w:color="BFBFBF"/>
+              <w:left w:val="single" w:sz="4" w:space="0" w:color="BFBFBF"/>
+              <w:bottom w:val="single" w:sz="4" w:space="0" w:color="BFBFBF"/>
+              <w:right w:val="single" w:sz="4" w:space="0" w:color="BFBFBF"/>
             </w:tcBorders>
             <w:tcMar>
               <w:top w:w="60" w:type="dxa"/>
@@ -4494,18 +4575,17 @@
       <w:tr>
         <w:trPr>
           <w:cantSplit/>
-          <w:hidden w:val="0"/>
         </w:trPr>
         <w:tc>
           <w:tcPr>
             <w:tcW w:w="1750" w:type="dxa"/>
             <w:tcBorders>
-              <w:top w:val="single" w:color="BFBFBF" w:sz="4" w:space="0"/>
-              <w:left w:val="single" w:color="BFBFBF" w:sz="4" w:space="0"/>
-              <w:bottom w:val="single" w:color="BFBFBF" w:sz="4" w:space="0"/>
-              <w:right w:val="single" w:color="BFBFBF" w:sz="4" w:space="0"/>
+              <w:top w:val="single" w:sz="4" w:space="0" w:color="BFBFBF"/>
+              <w:left w:val="single" w:sz="4" w:space="0" w:color="BFBFBF"/>
+              <w:bottom w:val="single" w:sz="4" w:space="0" w:color="BFBFBF"/>
+              <w:right w:val="single" w:sz="4" w:space="0" w:color="BFBFBF"/>
             </w:tcBorders>
-            <w:shd w:color="auto" w:fill="F2F2F2" w:val="clear"/>
+            <w:shd w:val="clear" w:color="auto" w:fill="F2F2F2"/>
             <w:tcMar>
               <w:top w:w="60" w:type="dxa"/>
               <w:left w:w="100" w:type="dxa"/>
@@ -4532,10 +4612,10 @@
           <w:tcPr>
             <w:tcW w:w="7888" w:type="dxa"/>
             <w:tcBorders>
-              <w:top w:val="single" w:color="BFBFBF" w:sz="4" w:space="0"/>
-              <w:left w:val="single" w:color="BFBFBF" w:sz="4" w:space="0"/>
-              <w:bottom w:val="single" w:color="BFBFBF" w:sz="4" w:space="0"/>
-              <w:right w:val="single" w:color="BFBFBF" w:sz="4" w:space="0"/>
+              <w:top w:val="single" w:sz="4" w:space="0" w:color="BFBFBF"/>
+              <w:left w:val="single" w:sz="4" w:space="0" w:color="BFBFBF"/>
+              <w:bottom w:val="single" w:sz="4" w:space="0" w:color="BFBFBF"/>
+              <w:right w:val="single" w:sz="4" w:space="0" w:color="BFBFBF"/>
             </w:tcBorders>
             <w:tcMar>
               <w:top w:w="60" w:type="dxa"/>
@@ -4561,18 +4641,17 @@
       <w:tr>
         <w:trPr>
           <w:cantSplit/>
-          <w:hidden w:val="0"/>
         </w:trPr>
         <w:tc>
           <w:tcPr>
             <w:tcW w:w="1750" w:type="dxa"/>
             <w:tcBorders>
-              <w:top w:val="single" w:color="BFBFBF" w:sz="4" w:space="0"/>
-              <w:left w:val="single" w:color="BFBFBF" w:sz="4" w:space="0"/>
-              <w:bottom w:val="single" w:color="BFBFBF" w:sz="4" w:space="0"/>
-              <w:right w:val="single" w:color="BFBFBF" w:sz="4" w:space="0"/>
+              <w:top w:val="single" w:sz="4" w:space="0" w:color="BFBFBF"/>
+              <w:left w:val="single" w:sz="4" w:space="0" w:color="BFBFBF"/>
+              <w:bottom w:val="single" w:sz="4" w:space="0" w:color="BFBFBF"/>
+              <w:right w:val="single" w:sz="4" w:space="0" w:color="BFBFBF"/>
             </w:tcBorders>
-            <w:shd w:color="auto" w:fill="F2F2F2" w:val="clear"/>
+            <w:shd w:val="clear" w:color="auto" w:fill="F2F2F2"/>
             <w:tcMar>
               <w:top w:w="60" w:type="dxa"/>
               <w:left w:w="100" w:type="dxa"/>
@@ -4598,10 +4677,10 @@
           <w:tcPr>
             <w:tcW w:w="7888" w:type="dxa"/>
             <w:tcBorders>
-              <w:top w:val="single" w:color="BFBFBF" w:sz="4" w:space="0"/>
-              <w:left w:val="single" w:color="BFBFBF" w:sz="4" w:space="0"/>
-              <w:bottom w:val="single" w:color="BFBFBF" w:sz="4" w:space="0"/>
-              <w:right w:val="single" w:color="BFBFBF" w:sz="4" w:space="0"/>
+              <w:top w:val="single" w:sz="4" w:space="0" w:color="BFBFBF"/>
+              <w:left w:val="single" w:sz="4" w:space="0" w:color="BFBFBF"/>
+              <w:bottom w:val="single" w:sz="4" w:space="0" w:color="BFBFBF"/>
+              <w:right w:val="single" w:sz="4" w:space="0" w:color="BFBFBF"/>
             </w:tcBorders>
             <w:tcMar>
               <w:top w:w="60" w:type="dxa"/>
@@ -4630,9 +4709,11 @@
         <w:pStyle w:val="Heading2"/>
         <w:keepNext/>
       </w:pPr>
+      <w:proofErr w:type="gramStart"/>
       <w:r>
         <w:t>4.3  State</w:t>
       </w:r>
+      <w:proofErr w:type="gramEnd"/>
       <w:r>
         <w:t xml:space="preserve"> (Behavioural)</w:t>
       </w:r>
@@ -4641,14 +4722,14 @@
       <w:tblPr>
         <w:tblW w:w="9638" w:type="dxa"/>
         <w:tblBorders>
-          <w:top w:val="single" w:color="auto" w:sz="4" w:space="0"/>
-          <w:left w:val="single" w:color="auto" w:sz="4" w:space="0"/>
-          <w:bottom w:val="single" w:color="auto" w:sz="4" w:space="0"/>
-          <w:right w:val="single" w:color="auto" w:sz="4" w:space="0"/>
-          <w:insideH w:val="single" w:color="auto" w:sz="4" w:space="0"/>
-          <w:insideV w:val="single" w:color="auto" w:sz="4" w:space="0"/>
+          <w:top w:val="single" w:sz="4" w:space="0" w:color="auto"/>
+          <w:left w:val="single" w:sz="4" w:space="0" w:color="auto"/>
+          <w:bottom w:val="single" w:sz="4" w:space="0" w:color="auto"/>
+          <w:right w:val="single" w:sz="4" w:space="0" w:color="auto"/>
+          <w:insideH w:val="single" w:sz="4" w:space="0" w:color="auto"/>
+          <w:insideV w:val="single" w:sz="4" w:space="0" w:color="auto"/>
         </w:tblBorders>
-        <w:tblLook w:firstColumn="1" w:firstRow="1" w:lastColumn="0" w:lastRow="0" w:noHBand="0" w:noVBand="1" w:val="04A0"/>
+        <w:tblLook w:val="04A0" w:firstRow="1" w:lastRow="0" w:firstColumn="1" w:lastColumn="0" w:noHBand="0" w:noVBand="1"/>
       </w:tblPr>
       <w:tblGrid>
         <w:gridCol w:w="1750"/>
@@ -4657,18 +4738,17 @@
       <w:tr>
         <w:trPr>
           <w:cantSplit/>
-          <w:hidden w:val="0"/>
         </w:trPr>
         <w:tc>
           <w:tcPr>
             <w:tcW w:w="1750" w:type="dxa"/>
             <w:tcBorders>
-              <w:top w:val="single" w:color="BFBFBF" w:sz="4" w:space="0"/>
-              <w:left w:val="single" w:color="BFBFBF" w:sz="4" w:space="0"/>
-              <w:bottom w:val="single" w:color="BFBFBF" w:sz="4" w:space="0"/>
-              <w:right w:val="single" w:color="BFBFBF" w:sz="4" w:space="0"/>
+              <w:top w:val="single" w:sz="4" w:space="0" w:color="BFBFBF"/>
+              <w:left w:val="single" w:sz="4" w:space="0" w:color="BFBFBF"/>
+              <w:bottom w:val="single" w:sz="4" w:space="0" w:color="BFBFBF"/>
+              <w:right w:val="single" w:sz="4" w:space="0" w:color="BFBFBF"/>
             </w:tcBorders>
-            <w:shd w:color="auto" w:fill="F2F2F2" w:val="clear"/>
+            <w:shd w:val="clear" w:color="auto" w:fill="F2F2F2"/>
             <w:tcMar>
               <w:top w:w="60" w:type="dxa"/>
               <w:left w:w="100" w:type="dxa"/>
@@ -4695,10 +4775,10 @@
           <w:tcPr>
             <w:tcW w:w="7888" w:type="dxa"/>
             <w:tcBorders>
-              <w:top w:val="single" w:color="BFBFBF" w:sz="4" w:space="0"/>
-              <w:left w:val="single" w:color="BFBFBF" w:sz="4" w:space="0"/>
-              <w:bottom w:val="single" w:color="BFBFBF" w:sz="4" w:space="0"/>
-              <w:right w:val="single" w:color="BFBFBF" w:sz="4" w:space="0"/>
+              <w:top w:val="single" w:sz="4" w:space="0" w:color="BFBFBF"/>
+              <w:left w:val="single" w:sz="4" w:space="0" w:color="BFBFBF"/>
+              <w:bottom w:val="single" w:sz="4" w:space="0" w:color="BFBFBF"/>
+              <w:right w:val="single" w:sz="4" w:space="0" w:color="BFBFBF"/>
             </w:tcBorders>
             <w:tcMar>
               <w:top w:w="60" w:type="dxa"/>
@@ -4724,18 +4804,17 @@
       <w:tr>
         <w:trPr>
           <w:cantSplit/>
-          <w:hidden w:val="0"/>
         </w:trPr>
         <w:tc>
           <w:tcPr>
             <w:tcW w:w="1750" w:type="dxa"/>
             <w:tcBorders>
-              <w:top w:val="single" w:color="BFBFBF" w:sz="4" w:space="0"/>
-              <w:left w:val="single" w:color="BFBFBF" w:sz="4" w:space="0"/>
-              <w:bottom w:val="single" w:color="BFBFBF" w:sz="4" w:space="0"/>
-              <w:right w:val="single" w:color="BFBFBF" w:sz="4" w:space="0"/>
+              <w:top w:val="single" w:sz="4" w:space="0" w:color="BFBFBF"/>
+              <w:left w:val="single" w:sz="4" w:space="0" w:color="BFBFBF"/>
+              <w:bottom w:val="single" w:sz="4" w:space="0" w:color="BFBFBF"/>
+              <w:right w:val="single" w:sz="4" w:space="0" w:color="BFBFBF"/>
             </w:tcBorders>
-            <w:shd w:color="auto" w:fill="F2F2F2" w:val="clear"/>
+            <w:shd w:val="clear" w:color="auto" w:fill="F2F2F2"/>
             <w:tcMar>
               <w:top w:w="60" w:type="dxa"/>
               <w:left w:w="100" w:type="dxa"/>
@@ -4747,6 +4826,7 @@
             <w:pPr>
               <w:spacing w:after="40" w:line="245" w:lineRule="auto"/>
             </w:pPr>
+            <w:proofErr w:type="spellStart"/>
             <w:r>
               <w:rPr>
                 <w:b/>
@@ -4756,6 +4836,7 @@
               </w:rPr>
               <w:t>GoF</w:t>
             </w:r>
+            <w:proofErr w:type="spellEnd"/>
             <w:r>
               <w:rPr>
                 <w:b/>
@@ -4771,10 +4852,10 @@
           <w:tcPr>
             <w:tcW w:w="7888" w:type="dxa"/>
             <w:tcBorders>
-              <w:top w:val="single" w:color="BFBFBF" w:sz="4" w:space="0"/>
-              <w:left w:val="single" w:color="BFBFBF" w:sz="4" w:space="0"/>
-              <w:bottom w:val="single" w:color="BFBFBF" w:sz="4" w:space="0"/>
-              <w:right w:val="single" w:color="BFBFBF" w:sz="4" w:space="0"/>
+              <w:top w:val="single" w:sz="4" w:space="0" w:color="BFBFBF"/>
+              <w:left w:val="single" w:sz="4" w:space="0" w:color="BFBFBF"/>
+              <w:bottom w:val="single" w:sz="4" w:space="0" w:color="BFBFBF"/>
+              <w:right w:val="single" w:sz="4" w:space="0" w:color="BFBFBF"/>
             </w:tcBorders>
             <w:tcMar>
               <w:top w:w="60" w:type="dxa"/>
@@ -4848,18 +4929,17 @@
       <w:tr>
         <w:trPr>
           <w:cantSplit/>
-          <w:hidden w:val="0"/>
         </w:trPr>
         <w:tc>
           <w:tcPr>
             <w:tcW w:w="1750" w:type="dxa"/>
             <w:tcBorders>
-              <w:top w:val="single" w:color="BFBFBF" w:sz="4" w:space="0"/>
-              <w:left w:val="single" w:color="BFBFBF" w:sz="4" w:space="0"/>
-              <w:bottom w:val="single" w:color="BFBFBF" w:sz="4" w:space="0"/>
-              <w:right w:val="single" w:color="BFBFBF" w:sz="4" w:space="0"/>
+              <w:top w:val="single" w:sz="4" w:space="0" w:color="BFBFBF"/>
+              <w:left w:val="single" w:sz="4" w:space="0" w:color="BFBFBF"/>
+              <w:bottom w:val="single" w:sz="4" w:space="0" w:color="BFBFBF"/>
+              <w:right w:val="single" w:sz="4" w:space="0" w:color="BFBFBF"/>
             </w:tcBorders>
-            <w:shd w:color="auto" w:fill="F2F2F2" w:val="clear"/>
+            <w:shd w:val="clear" w:color="auto" w:fill="F2F2F2"/>
             <w:tcMar>
               <w:top w:w="60" w:type="dxa"/>
               <w:left w:w="100" w:type="dxa"/>
@@ -4886,10 +4966,10 @@
           <w:tcPr>
             <w:tcW w:w="7888" w:type="dxa"/>
             <w:tcBorders>
-              <w:top w:val="single" w:color="BFBFBF" w:sz="4" w:space="0"/>
-              <w:left w:val="single" w:color="BFBFBF" w:sz="4" w:space="0"/>
-              <w:bottom w:val="single" w:color="BFBFBF" w:sz="4" w:space="0"/>
-              <w:right w:val="single" w:color="BFBFBF" w:sz="4" w:space="0"/>
+              <w:top w:val="single" w:sz="4" w:space="0" w:color="BFBFBF"/>
+              <w:left w:val="single" w:sz="4" w:space="0" w:color="BFBFBF"/>
+              <w:bottom w:val="single" w:sz="4" w:space="0" w:color="BFBFBF"/>
+              <w:right w:val="single" w:sz="4" w:space="0" w:color="BFBFBF"/>
             </w:tcBorders>
             <w:tcMar>
               <w:top w:w="60" w:type="dxa"/>
@@ -4915,18 +4995,17 @@
       <w:tr>
         <w:trPr>
           <w:cantSplit/>
-          <w:hidden w:val="0"/>
         </w:trPr>
         <w:tc>
           <w:tcPr>
             <w:tcW w:w="1750" w:type="dxa"/>
             <w:tcBorders>
-              <w:top w:val="single" w:color="BFBFBF" w:sz="4" w:space="0"/>
-              <w:left w:val="single" w:color="BFBFBF" w:sz="4" w:space="0"/>
-              <w:bottom w:val="single" w:color="BFBFBF" w:sz="4" w:space="0"/>
-              <w:right w:val="single" w:color="BFBFBF" w:sz="4" w:space="0"/>
+              <w:top w:val="single" w:sz="4" w:space="0" w:color="BFBFBF"/>
+              <w:left w:val="single" w:sz="4" w:space="0" w:color="BFBFBF"/>
+              <w:bottom w:val="single" w:sz="4" w:space="0" w:color="BFBFBF"/>
+              <w:right w:val="single" w:sz="4" w:space="0" w:color="BFBFBF"/>
             </w:tcBorders>
-            <w:shd w:color="auto" w:fill="F2F2F2" w:val="clear"/>
+            <w:shd w:val="clear" w:color="auto" w:fill="F2F2F2"/>
             <w:tcMar>
               <w:top w:w="60" w:type="dxa"/>
               <w:left w:w="100" w:type="dxa"/>
@@ -4953,10 +5032,10 @@
           <w:tcPr>
             <w:tcW w:w="7888" w:type="dxa"/>
             <w:tcBorders>
-              <w:top w:val="single" w:color="BFBFBF" w:sz="4" w:space="0"/>
-              <w:left w:val="single" w:color="BFBFBF" w:sz="4" w:space="0"/>
-              <w:bottom w:val="single" w:color="BFBFBF" w:sz="4" w:space="0"/>
-              <w:right w:val="single" w:color="BFBFBF" w:sz="4" w:space="0"/>
+              <w:top w:val="single" w:sz="4" w:space="0" w:color="BFBFBF"/>
+              <w:left w:val="single" w:sz="4" w:space="0" w:color="BFBFBF"/>
+              <w:bottom w:val="single" w:sz="4" w:space="0" w:color="BFBFBF"/>
+              <w:right w:val="single" w:sz="4" w:space="0" w:color="BFBFBF"/>
             </w:tcBorders>
             <w:tcMar>
               <w:top w:w="60" w:type="dxa"/>
@@ -4982,18 +5061,17 @@
       <w:tr>
         <w:trPr>
           <w:cantSplit/>
-          <w:hidden w:val="0"/>
         </w:trPr>
         <w:tc>
           <w:tcPr>
             <w:tcW w:w="1750" w:type="dxa"/>
             <w:tcBorders>
-              <w:top w:val="single" w:color="BFBFBF" w:sz="4" w:space="0"/>
-              <w:left w:val="single" w:color="BFBFBF" w:sz="4" w:space="0"/>
-              <w:bottom w:val="single" w:color="BFBFBF" w:sz="4" w:space="0"/>
-              <w:right w:val="single" w:color="BFBFBF" w:sz="4" w:space="0"/>
+              <w:top w:val="single" w:sz="4" w:space="0" w:color="BFBFBF"/>
+              <w:left w:val="single" w:sz="4" w:space="0" w:color="BFBFBF"/>
+              <w:bottom w:val="single" w:sz="4" w:space="0" w:color="BFBFBF"/>
+              <w:right w:val="single" w:sz="4" w:space="0" w:color="BFBFBF"/>
             </w:tcBorders>
-            <w:shd w:color="auto" w:fill="F2F2F2" w:val="clear"/>
+            <w:shd w:val="clear" w:color="auto" w:fill="F2F2F2"/>
             <w:tcMar>
               <w:top w:w="60" w:type="dxa"/>
               <w:left w:w="100" w:type="dxa"/>
@@ -5020,10 +5098,10 @@
           <w:tcPr>
             <w:tcW w:w="7888" w:type="dxa"/>
             <w:tcBorders>
-              <w:top w:val="single" w:color="BFBFBF" w:sz="4" w:space="0"/>
-              <w:left w:val="single" w:color="BFBFBF" w:sz="4" w:space="0"/>
-              <w:bottom w:val="single" w:color="BFBFBF" w:sz="4" w:space="0"/>
-              <w:right w:val="single" w:color="BFBFBF" w:sz="4" w:space="0"/>
+              <w:top w:val="single" w:sz="4" w:space="0" w:color="BFBFBF"/>
+              <w:left w:val="single" w:sz="4" w:space="0" w:color="BFBFBF"/>
+              <w:bottom w:val="single" w:sz="4" w:space="0" w:color="BFBFBF"/>
+              <w:right w:val="single" w:sz="4" w:space="0" w:color="BFBFBF"/>
             </w:tcBorders>
             <w:tcMar>
               <w:top w:w="60" w:type="dxa"/>
@@ -5049,18 +5127,17 @@
       <w:tr>
         <w:trPr>
           <w:cantSplit/>
-          <w:hidden w:val="0"/>
         </w:trPr>
         <w:tc>
           <w:tcPr>
             <w:tcW w:w="1750" w:type="dxa"/>
             <w:tcBorders>
-              <w:top w:val="single" w:color="BFBFBF" w:sz="4" w:space="0"/>
-              <w:left w:val="single" w:color="BFBFBF" w:sz="4" w:space="0"/>
-              <w:bottom w:val="single" w:color="BFBFBF" w:sz="4" w:space="0"/>
-              <w:right w:val="single" w:color="BFBFBF" w:sz="4" w:space="0"/>
+              <w:top w:val="single" w:sz="4" w:space="0" w:color="BFBFBF"/>
+              <w:left w:val="single" w:sz="4" w:space="0" w:color="BFBFBF"/>
+              <w:bottom w:val="single" w:sz="4" w:space="0" w:color="BFBFBF"/>
+              <w:right w:val="single" w:sz="4" w:space="0" w:color="BFBFBF"/>
             </w:tcBorders>
-            <w:shd w:color="auto" w:fill="F2F2F2" w:val="clear"/>
+            <w:shd w:val="clear" w:color="auto" w:fill="F2F2F2"/>
             <w:tcMar>
               <w:top w:w="60" w:type="dxa"/>
               <w:left w:w="100" w:type="dxa"/>
@@ -5086,10 +5163,10 @@
           <w:tcPr>
             <w:tcW w:w="7888" w:type="dxa"/>
             <w:tcBorders>
-              <w:top w:val="single" w:color="BFBFBF" w:sz="4" w:space="0"/>
-              <w:left w:val="single" w:color="BFBFBF" w:sz="4" w:space="0"/>
-              <w:bottom w:val="single" w:color="BFBFBF" w:sz="4" w:space="0"/>
-              <w:right w:val="single" w:color="BFBFBF" w:sz="4" w:space="0"/>
+              <w:top w:val="single" w:sz="4" w:space="0" w:color="BFBFBF"/>
+              <w:left w:val="single" w:sz="4" w:space="0" w:color="BFBFBF"/>
+              <w:bottom w:val="single" w:sz="4" w:space="0" w:color="BFBFBF"/>
+              <w:right w:val="single" w:sz="4" w:space="0" w:color="BFBFBF"/>
             </w:tcBorders>
             <w:tcMar>
               <w:top w:w="60" w:type="dxa"/>
@@ -5118,9 +5195,11 @@
         <w:pStyle w:val="Heading2"/>
         <w:keepNext/>
       </w:pPr>
+      <w:proofErr w:type="gramStart"/>
       <w:r>
         <w:t>4.4  Strategy</w:t>
       </w:r>
+      <w:proofErr w:type="gramEnd"/>
       <w:r>
         <w:t xml:space="preserve"> (Behavioural)</w:t>
       </w:r>
@@ -5129,14 +5208,14 @@
       <w:tblPr>
         <w:tblW w:w="9638" w:type="dxa"/>
         <w:tblBorders>
-          <w:top w:val="single" w:color="auto" w:sz="4" w:space="0"/>
-          <w:left w:val="single" w:color="auto" w:sz="4" w:space="0"/>
-          <w:bottom w:val="single" w:color="auto" w:sz="4" w:space="0"/>
-          <w:right w:val="single" w:color="auto" w:sz="4" w:space="0"/>
-          <w:insideH w:val="single" w:color="auto" w:sz="4" w:space="0"/>
-          <w:insideV w:val="single" w:color="auto" w:sz="4" w:space="0"/>
+          <w:top w:val="single" w:sz="4" w:space="0" w:color="auto"/>
+          <w:left w:val="single" w:sz="4" w:space="0" w:color="auto"/>
+          <w:bottom w:val="single" w:sz="4" w:space="0" w:color="auto"/>
+          <w:right w:val="single" w:sz="4" w:space="0" w:color="auto"/>
+          <w:insideH w:val="single" w:sz="4" w:space="0" w:color="auto"/>
+          <w:insideV w:val="single" w:sz="4" w:space="0" w:color="auto"/>
         </w:tblBorders>
-        <w:tblLook w:firstColumn="1" w:firstRow="1" w:lastColumn="0" w:lastRow="0" w:noHBand="0" w:noVBand="1" w:val="04A0"/>
+        <w:tblLook w:val="04A0" w:firstRow="1" w:lastRow="0" w:firstColumn="1" w:lastColumn="0" w:noHBand="0" w:noVBand="1"/>
       </w:tblPr>
       <w:tblGrid>
         <w:gridCol w:w="1750"/>
@@ -5145,18 +5224,17 @@
       <w:tr>
         <w:trPr>
           <w:cantSplit/>
-          <w:hidden w:val="0"/>
         </w:trPr>
         <w:tc>
           <w:tcPr>
             <w:tcW w:w="1750" w:type="dxa"/>
             <w:tcBorders>
-              <w:top w:val="single" w:color="BFBFBF" w:sz="4" w:space="0"/>
-              <w:left w:val="single" w:color="BFBFBF" w:sz="4" w:space="0"/>
-              <w:bottom w:val="single" w:color="BFBFBF" w:sz="4" w:space="0"/>
-              <w:right w:val="single" w:color="BFBFBF" w:sz="4" w:space="0"/>
+              <w:top w:val="single" w:sz="4" w:space="0" w:color="BFBFBF"/>
+              <w:left w:val="single" w:sz="4" w:space="0" w:color="BFBFBF"/>
+              <w:bottom w:val="single" w:sz="4" w:space="0" w:color="BFBFBF"/>
+              <w:right w:val="single" w:sz="4" w:space="0" w:color="BFBFBF"/>
             </w:tcBorders>
-            <w:shd w:color="auto" w:fill="F2F2F2" w:val="clear"/>
+            <w:shd w:val="clear" w:color="auto" w:fill="F2F2F2"/>
             <w:tcMar>
               <w:top w:w="60" w:type="dxa"/>
               <w:left w:w="100" w:type="dxa"/>
@@ -5183,10 +5261,10 @@
           <w:tcPr>
             <w:tcW w:w="7888" w:type="dxa"/>
             <w:tcBorders>
-              <w:top w:val="single" w:color="BFBFBF" w:sz="4" w:space="0"/>
-              <w:left w:val="single" w:color="BFBFBF" w:sz="4" w:space="0"/>
-              <w:bottom w:val="single" w:color="BFBFBF" w:sz="4" w:space="0"/>
-              <w:right w:val="single" w:color="BFBFBF" w:sz="4" w:space="0"/>
+              <w:top w:val="single" w:sz="4" w:space="0" w:color="BFBFBF"/>
+              <w:left w:val="single" w:sz="4" w:space="0" w:color="BFBFBF"/>
+              <w:bottom w:val="single" w:sz="4" w:space="0" w:color="BFBFBF"/>
+              <w:right w:val="single" w:sz="4" w:space="0" w:color="BFBFBF"/>
             </w:tcBorders>
             <w:tcMar>
               <w:top w:w="60" w:type="dxa"/>
@@ -5212,18 +5290,17 @@
       <w:tr>
         <w:trPr>
           <w:cantSplit/>
-          <w:hidden w:val="0"/>
         </w:trPr>
         <w:tc>
           <w:tcPr>
             <w:tcW w:w="1750" w:type="dxa"/>
             <w:tcBorders>
-              <w:top w:val="single" w:color="BFBFBF" w:sz="4" w:space="0"/>
-              <w:left w:val="single" w:color="BFBFBF" w:sz="4" w:space="0"/>
-              <w:bottom w:val="single" w:color="BFBFBF" w:sz="4" w:space="0"/>
-              <w:right w:val="single" w:color="BFBFBF" w:sz="4" w:space="0"/>
+              <w:top w:val="single" w:sz="4" w:space="0" w:color="BFBFBF"/>
+              <w:left w:val="single" w:sz="4" w:space="0" w:color="BFBFBF"/>
+              <w:bottom w:val="single" w:sz="4" w:space="0" w:color="BFBFBF"/>
+              <w:right w:val="single" w:sz="4" w:space="0" w:color="BFBFBF"/>
             </w:tcBorders>
-            <w:shd w:color="auto" w:fill="F2F2F2" w:val="clear"/>
+            <w:shd w:val="clear" w:color="auto" w:fill="F2F2F2"/>
             <w:tcMar>
               <w:top w:w="60" w:type="dxa"/>
               <w:left w:w="100" w:type="dxa"/>
@@ -5235,6 +5312,7 @@
             <w:pPr>
               <w:spacing w:after="40" w:line="245" w:lineRule="auto"/>
             </w:pPr>
+            <w:proofErr w:type="spellStart"/>
             <w:r>
               <w:rPr>
                 <w:b/>
@@ -5244,6 +5322,7 @@
               </w:rPr>
               <w:t>GoF</w:t>
             </w:r>
+            <w:proofErr w:type="spellEnd"/>
             <w:r>
               <w:rPr>
                 <w:b/>
@@ -5259,10 +5338,10 @@
           <w:tcPr>
             <w:tcW w:w="7888" w:type="dxa"/>
             <w:tcBorders>
-              <w:top w:val="single" w:color="BFBFBF" w:sz="4" w:space="0"/>
-              <w:left w:val="single" w:color="BFBFBF" w:sz="4" w:space="0"/>
-              <w:bottom w:val="single" w:color="BFBFBF" w:sz="4" w:space="0"/>
-              <w:right w:val="single" w:color="BFBFBF" w:sz="4" w:space="0"/>
+              <w:top w:val="single" w:sz="4" w:space="0" w:color="BFBFBF"/>
+              <w:left w:val="single" w:sz="4" w:space="0" w:color="BFBFBF"/>
+              <w:bottom w:val="single" w:sz="4" w:space="0" w:color="BFBFBF"/>
+              <w:right w:val="single" w:sz="4" w:space="0" w:color="BFBFBF"/>
             </w:tcBorders>
             <w:tcMar>
               <w:top w:w="60" w:type="dxa"/>
@@ -5336,18 +5415,17 @@
       <w:tr>
         <w:trPr>
           <w:cantSplit/>
-          <w:hidden w:val="0"/>
         </w:trPr>
         <w:tc>
           <w:tcPr>
             <w:tcW w:w="1750" w:type="dxa"/>
             <w:tcBorders>
-              <w:top w:val="single" w:color="BFBFBF" w:sz="4" w:space="0"/>
-              <w:left w:val="single" w:color="BFBFBF" w:sz="4" w:space="0"/>
-              <w:bottom w:val="single" w:color="BFBFBF" w:sz="4" w:space="0"/>
-              <w:right w:val="single" w:color="BFBFBF" w:sz="4" w:space="0"/>
+              <w:top w:val="single" w:sz="4" w:space="0" w:color="BFBFBF"/>
+              <w:left w:val="single" w:sz="4" w:space="0" w:color="BFBFBF"/>
+              <w:bottom w:val="single" w:sz="4" w:space="0" w:color="BFBFBF"/>
+              <w:right w:val="single" w:sz="4" w:space="0" w:color="BFBFBF"/>
             </w:tcBorders>
-            <w:shd w:color="auto" w:fill="F2F2F2" w:val="clear"/>
+            <w:shd w:val="clear" w:color="auto" w:fill="F2F2F2"/>
             <w:tcMar>
               <w:top w:w="60" w:type="dxa"/>
               <w:left w:w="100" w:type="dxa"/>
@@ -5374,10 +5452,10 @@
           <w:tcPr>
             <w:tcW w:w="7888" w:type="dxa"/>
             <w:tcBorders>
-              <w:top w:val="single" w:color="BFBFBF" w:sz="4" w:space="0"/>
-              <w:left w:val="single" w:color="BFBFBF" w:sz="4" w:space="0"/>
-              <w:bottom w:val="single" w:color="BFBFBF" w:sz="4" w:space="0"/>
-              <w:right w:val="single" w:color="BFBFBF" w:sz="4" w:space="0"/>
+              <w:top w:val="single" w:sz="4" w:space="0" w:color="BFBFBF"/>
+              <w:left w:val="single" w:sz="4" w:space="0" w:color="BFBFBF"/>
+              <w:bottom w:val="single" w:sz="4" w:space="0" w:color="BFBFBF"/>
+              <w:right w:val="single" w:sz="4" w:space="0" w:color="BFBFBF"/>
             </w:tcBorders>
             <w:tcMar>
               <w:top w:w="60" w:type="dxa"/>
@@ -5403,18 +5481,17 @@
       <w:tr>
         <w:trPr>
           <w:cantSplit/>
-          <w:hidden w:val="0"/>
         </w:trPr>
         <w:tc>
           <w:tcPr>
             <w:tcW w:w="1750" w:type="dxa"/>
             <w:tcBorders>
-              <w:top w:val="single" w:color="BFBFBF" w:sz="4" w:space="0"/>
-              <w:left w:val="single" w:color="BFBFBF" w:sz="4" w:space="0"/>
-              <w:bottom w:val="single" w:color="BFBFBF" w:sz="4" w:space="0"/>
-              <w:right w:val="single" w:color="BFBFBF" w:sz="4" w:space="0"/>
+              <w:top w:val="single" w:sz="4" w:space="0" w:color="BFBFBF"/>
+              <w:left w:val="single" w:sz="4" w:space="0" w:color="BFBFBF"/>
+              <w:bottom w:val="single" w:sz="4" w:space="0" w:color="BFBFBF"/>
+              <w:right w:val="single" w:sz="4" w:space="0" w:color="BFBFBF"/>
             </w:tcBorders>
-            <w:shd w:color="auto" w:fill="F2F2F2" w:val="clear"/>
+            <w:shd w:val="clear" w:color="auto" w:fill="F2F2F2"/>
             <w:tcMar>
               <w:top w:w="60" w:type="dxa"/>
               <w:left w:w="100" w:type="dxa"/>
@@ -5441,10 +5518,10 @@
           <w:tcPr>
             <w:tcW w:w="7888" w:type="dxa"/>
             <w:tcBorders>
-              <w:top w:val="single" w:color="BFBFBF" w:sz="4" w:space="0"/>
-              <w:left w:val="single" w:color="BFBFBF" w:sz="4" w:space="0"/>
-              <w:bottom w:val="single" w:color="BFBFBF" w:sz="4" w:space="0"/>
-              <w:right w:val="single" w:color="BFBFBF" w:sz="4" w:space="0"/>
+              <w:top w:val="single" w:sz="4" w:space="0" w:color="BFBFBF"/>
+              <w:left w:val="single" w:sz="4" w:space="0" w:color="BFBFBF"/>
+              <w:bottom w:val="single" w:sz="4" w:space="0" w:color="BFBFBF"/>
+              <w:right w:val="single" w:sz="4" w:space="0" w:color="BFBFBF"/>
             </w:tcBorders>
             <w:tcMar>
               <w:top w:w="60" w:type="dxa"/>
@@ -5470,18 +5547,17 @@
       <w:tr>
         <w:trPr>
           <w:cantSplit/>
-          <w:hidden w:val="0"/>
         </w:trPr>
         <w:tc>
           <w:tcPr>
             <w:tcW w:w="1750" w:type="dxa"/>
             <w:tcBorders>
-              <w:top w:val="single" w:color="BFBFBF" w:sz="4" w:space="0"/>
-              <w:left w:val="single" w:color="BFBFBF" w:sz="4" w:space="0"/>
-              <w:bottom w:val="single" w:color="BFBFBF" w:sz="4" w:space="0"/>
-              <w:right w:val="single" w:color="BFBFBF" w:sz="4" w:space="0"/>
+              <w:top w:val="single" w:sz="4" w:space="0" w:color="BFBFBF"/>
+              <w:left w:val="single" w:sz="4" w:space="0" w:color="BFBFBF"/>
+              <w:bottom w:val="single" w:sz="4" w:space="0" w:color="BFBFBF"/>
+              <w:right w:val="single" w:sz="4" w:space="0" w:color="BFBFBF"/>
             </w:tcBorders>
-            <w:shd w:color="auto" w:fill="F2F2F2" w:val="clear"/>
+            <w:shd w:val="clear" w:color="auto" w:fill="F2F2F2"/>
             <w:tcMar>
               <w:top w:w="60" w:type="dxa"/>
               <w:left w:w="100" w:type="dxa"/>
@@ -5508,10 +5584,10 @@
           <w:tcPr>
             <w:tcW w:w="7888" w:type="dxa"/>
             <w:tcBorders>
-              <w:top w:val="single" w:color="BFBFBF" w:sz="4" w:space="0"/>
-              <w:left w:val="single" w:color="BFBFBF" w:sz="4" w:space="0"/>
-              <w:bottom w:val="single" w:color="BFBFBF" w:sz="4" w:space="0"/>
-              <w:right w:val="single" w:color="BFBFBF" w:sz="4" w:space="0"/>
+              <w:top w:val="single" w:sz="4" w:space="0" w:color="BFBFBF"/>
+              <w:left w:val="single" w:sz="4" w:space="0" w:color="BFBFBF"/>
+              <w:bottom w:val="single" w:sz="4" w:space="0" w:color="BFBFBF"/>
+              <w:right w:val="single" w:sz="4" w:space="0" w:color="BFBFBF"/>
             </w:tcBorders>
             <w:tcMar>
               <w:top w:w="60" w:type="dxa"/>
@@ -5537,18 +5613,17 @@
       <w:tr>
         <w:trPr>
           <w:cantSplit/>
-          <w:hidden w:val="0"/>
         </w:trPr>
         <w:tc>
           <w:tcPr>
             <w:tcW w:w="1750" w:type="dxa"/>
             <w:tcBorders>
-              <w:top w:val="single" w:color="BFBFBF" w:sz="4" w:space="0"/>
-              <w:left w:val="single" w:color="BFBFBF" w:sz="4" w:space="0"/>
-              <w:bottom w:val="single" w:color="BFBFBF" w:sz="4" w:space="0"/>
-              <w:right w:val="single" w:color="BFBFBF" w:sz="4" w:space="0"/>
+              <w:top w:val="single" w:sz="4" w:space="0" w:color="BFBFBF"/>
+              <w:left w:val="single" w:sz="4" w:space="0" w:color="BFBFBF"/>
+              <w:bottom w:val="single" w:sz="4" w:space="0" w:color="BFBFBF"/>
+              <w:right w:val="single" w:sz="4" w:space="0" w:color="BFBFBF"/>
             </w:tcBorders>
-            <w:shd w:color="auto" w:fill="F2F2F2" w:val="clear"/>
+            <w:shd w:val="clear" w:color="auto" w:fill="F2F2F2"/>
             <w:tcMar>
               <w:top w:w="60" w:type="dxa"/>
               <w:left w:w="100" w:type="dxa"/>
@@ -5574,10 +5649,10 @@
           <w:tcPr>
             <w:tcW w:w="7888" w:type="dxa"/>
             <w:tcBorders>
-              <w:top w:val="single" w:color="BFBFBF" w:sz="4" w:space="0"/>
-              <w:left w:val="single" w:color="BFBFBF" w:sz="4" w:space="0"/>
-              <w:bottom w:val="single" w:color="BFBFBF" w:sz="4" w:space="0"/>
-              <w:right w:val="single" w:color="BFBFBF" w:sz="4" w:space="0"/>
+              <w:top w:val="single" w:sz="4" w:space="0" w:color="BFBFBF"/>
+              <w:left w:val="single" w:sz="4" w:space="0" w:color="BFBFBF"/>
+              <w:bottom w:val="single" w:sz="4" w:space="0" w:color="BFBFBF"/>
+              <w:right w:val="single" w:sz="4" w:space="0" w:color="BFBFBF"/>
             </w:tcBorders>
             <w:tcMar>
               <w:top w:w="60" w:type="dxa"/>
@@ -5606,9 +5681,11 @@
         <w:pStyle w:val="Heading2"/>
         <w:keepNext/>
       </w:pPr>
+      <w:proofErr w:type="gramStart"/>
       <w:r>
         <w:t>4.5  Chain</w:t>
       </w:r>
+      <w:proofErr w:type="gramEnd"/>
       <w:r>
         <w:t xml:space="preserve"> of Responsibility (Behavioural)</w:t>
       </w:r>
@@ -5617,14 +5694,14 @@
       <w:tblPr>
         <w:tblW w:w="9638" w:type="dxa"/>
         <w:tblBorders>
-          <w:top w:val="single" w:color="auto" w:sz="4" w:space="0"/>
-          <w:left w:val="single" w:color="auto" w:sz="4" w:space="0"/>
-          <w:bottom w:val="single" w:color="auto" w:sz="4" w:space="0"/>
-          <w:right w:val="single" w:color="auto" w:sz="4" w:space="0"/>
-          <w:insideH w:val="single" w:color="auto" w:sz="4" w:space="0"/>
-          <w:insideV w:val="single" w:color="auto" w:sz="4" w:space="0"/>
+          <w:top w:val="single" w:sz="4" w:space="0" w:color="auto"/>
+          <w:left w:val="single" w:sz="4" w:space="0" w:color="auto"/>
+          <w:bottom w:val="single" w:sz="4" w:space="0" w:color="auto"/>
+          <w:right w:val="single" w:sz="4" w:space="0" w:color="auto"/>
+          <w:insideH w:val="single" w:sz="4" w:space="0" w:color="auto"/>
+          <w:insideV w:val="single" w:sz="4" w:space="0" w:color="auto"/>
         </w:tblBorders>
-        <w:tblLook w:firstColumn="1" w:firstRow="1" w:lastColumn="0" w:lastRow="0" w:noHBand="0" w:noVBand="1" w:val="04A0"/>
+        <w:tblLook w:val="04A0" w:firstRow="1" w:lastRow="0" w:firstColumn="1" w:lastColumn="0" w:noHBand="0" w:noVBand="1"/>
       </w:tblPr>
       <w:tblGrid>
         <w:gridCol w:w="1750"/>
@@ -5633,18 +5710,17 @@
       <w:tr>
         <w:trPr>
           <w:cantSplit/>
-          <w:hidden w:val="0"/>
         </w:trPr>
         <w:tc>
           <w:tcPr>
             <w:tcW w:w="1750" w:type="dxa"/>
             <w:tcBorders>
-              <w:top w:val="single" w:color="BFBFBF" w:sz="4" w:space="0"/>
-              <w:left w:val="single" w:color="BFBFBF" w:sz="4" w:space="0"/>
-              <w:bottom w:val="single" w:color="BFBFBF" w:sz="4" w:space="0"/>
-              <w:right w:val="single" w:color="BFBFBF" w:sz="4" w:space="0"/>
+              <w:top w:val="single" w:sz="4" w:space="0" w:color="BFBFBF"/>
+              <w:left w:val="single" w:sz="4" w:space="0" w:color="BFBFBF"/>
+              <w:bottom w:val="single" w:sz="4" w:space="0" w:color="BFBFBF"/>
+              <w:right w:val="single" w:sz="4" w:space="0" w:color="BFBFBF"/>
             </w:tcBorders>
-            <w:shd w:color="auto" w:fill="F2F2F2" w:val="clear"/>
+            <w:shd w:val="clear" w:color="auto" w:fill="F2F2F2"/>
             <w:tcMar>
               <w:top w:w="60" w:type="dxa"/>
               <w:left w:w="100" w:type="dxa"/>
@@ -5671,10 +5747,10 @@
           <w:tcPr>
             <w:tcW w:w="7888" w:type="dxa"/>
             <w:tcBorders>
-              <w:top w:val="single" w:color="BFBFBF" w:sz="4" w:space="0"/>
-              <w:left w:val="single" w:color="BFBFBF" w:sz="4" w:space="0"/>
-              <w:bottom w:val="single" w:color="BFBFBF" w:sz="4" w:space="0"/>
-              <w:right w:val="single" w:color="BFBFBF" w:sz="4" w:space="0"/>
+              <w:top w:val="single" w:sz="4" w:space="0" w:color="BFBFBF"/>
+              <w:left w:val="single" w:sz="4" w:space="0" w:color="BFBFBF"/>
+              <w:bottom w:val="single" w:sz="4" w:space="0" w:color="BFBFBF"/>
+              <w:right w:val="single" w:sz="4" w:space="0" w:color="BFBFBF"/>
             </w:tcBorders>
             <w:tcMar>
               <w:top w:w="60" w:type="dxa"/>
@@ -5700,18 +5776,17 @@
       <w:tr>
         <w:trPr>
           <w:cantSplit/>
-          <w:hidden w:val="0"/>
         </w:trPr>
         <w:tc>
           <w:tcPr>
             <w:tcW w:w="1750" w:type="dxa"/>
             <w:tcBorders>
-              <w:top w:val="single" w:color="BFBFBF" w:sz="4" w:space="0"/>
-              <w:left w:val="single" w:color="BFBFBF" w:sz="4" w:space="0"/>
-              <w:bottom w:val="single" w:color="BFBFBF" w:sz="4" w:space="0"/>
-              <w:right w:val="single" w:color="BFBFBF" w:sz="4" w:space="0"/>
+              <w:top w:val="single" w:sz="4" w:space="0" w:color="BFBFBF"/>
+              <w:left w:val="single" w:sz="4" w:space="0" w:color="BFBFBF"/>
+              <w:bottom w:val="single" w:sz="4" w:space="0" w:color="BFBFBF"/>
+              <w:right w:val="single" w:sz="4" w:space="0" w:color="BFBFBF"/>
             </w:tcBorders>
-            <w:shd w:color="auto" w:fill="F2F2F2" w:val="clear"/>
+            <w:shd w:val="clear" w:color="auto" w:fill="F2F2F2"/>
             <w:tcMar>
               <w:top w:w="60" w:type="dxa"/>
               <w:left w:w="100" w:type="dxa"/>
@@ -5723,6 +5798,7 @@
             <w:pPr>
               <w:spacing w:after="40" w:line="245" w:lineRule="auto"/>
             </w:pPr>
+            <w:proofErr w:type="spellStart"/>
             <w:r>
               <w:rPr>
                 <w:b/>
@@ -5732,6 +5808,7 @@
               </w:rPr>
               <w:t>GoF</w:t>
             </w:r>
+            <w:proofErr w:type="spellEnd"/>
             <w:r>
               <w:rPr>
                 <w:b/>
@@ -5747,10 +5824,10 @@
           <w:tcPr>
             <w:tcW w:w="7888" w:type="dxa"/>
             <w:tcBorders>
-              <w:top w:val="single" w:color="BFBFBF" w:sz="4" w:space="0"/>
-              <w:left w:val="single" w:color="BFBFBF" w:sz="4" w:space="0"/>
-              <w:bottom w:val="single" w:color="BFBFBF" w:sz="4" w:space="0"/>
-              <w:right w:val="single" w:color="BFBFBF" w:sz="4" w:space="0"/>
+              <w:top w:val="single" w:sz="4" w:space="0" w:color="BFBFBF"/>
+              <w:left w:val="single" w:sz="4" w:space="0" w:color="BFBFBF"/>
+              <w:bottom w:val="single" w:sz="4" w:space="0" w:color="BFBFBF"/>
+              <w:right w:val="single" w:sz="4" w:space="0" w:color="BFBFBF"/>
             </w:tcBorders>
             <w:tcMar>
               <w:top w:w="60" w:type="dxa"/>
@@ -5804,18 +5881,17 @@
       <w:tr>
         <w:trPr>
           <w:cantSplit/>
-          <w:hidden w:val="0"/>
         </w:trPr>
         <w:tc>
           <w:tcPr>
             <w:tcW w:w="1750" w:type="dxa"/>
             <w:tcBorders>
-              <w:top w:val="single" w:color="BFBFBF" w:sz="4" w:space="0"/>
-              <w:left w:val="single" w:color="BFBFBF" w:sz="4" w:space="0"/>
-              <w:bottom w:val="single" w:color="BFBFBF" w:sz="4" w:space="0"/>
-              <w:right w:val="single" w:color="BFBFBF" w:sz="4" w:space="0"/>
+              <w:top w:val="single" w:sz="4" w:space="0" w:color="BFBFBF"/>
+              <w:left w:val="single" w:sz="4" w:space="0" w:color="BFBFBF"/>
+              <w:bottom w:val="single" w:sz="4" w:space="0" w:color="BFBFBF"/>
+              <w:right w:val="single" w:sz="4" w:space="0" w:color="BFBFBF"/>
             </w:tcBorders>
-            <w:shd w:color="auto" w:fill="F2F2F2" w:val="clear"/>
+            <w:shd w:val="clear" w:color="auto" w:fill="F2F2F2"/>
             <w:tcMar>
               <w:top w:w="60" w:type="dxa"/>
               <w:left w:w="100" w:type="dxa"/>
@@ -5842,10 +5918,10 @@
           <w:tcPr>
             <w:tcW w:w="7888" w:type="dxa"/>
             <w:tcBorders>
-              <w:top w:val="single" w:color="BFBFBF" w:sz="4" w:space="0"/>
-              <w:left w:val="single" w:color="BFBFBF" w:sz="4" w:space="0"/>
-              <w:bottom w:val="single" w:color="BFBFBF" w:sz="4" w:space="0"/>
-              <w:right w:val="single" w:color="BFBFBF" w:sz="4" w:space="0"/>
+              <w:top w:val="single" w:sz="4" w:space="0" w:color="BFBFBF"/>
+              <w:left w:val="single" w:sz="4" w:space="0" w:color="BFBFBF"/>
+              <w:bottom w:val="single" w:sz="4" w:space="0" w:color="BFBFBF"/>
+              <w:right w:val="single" w:sz="4" w:space="0" w:color="BFBFBF"/>
             </w:tcBorders>
             <w:tcMar>
               <w:top w:w="60" w:type="dxa"/>
@@ -5871,18 +5947,17 @@
       <w:tr>
         <w:trPr>
           <w:cantSplit/>
-          <w:hidden w:val="0"/>
         </w:trPr>
         <w:tc>
           <w:tcPr>
             <w:tcW w:w="1750" w:type="dxa"/>
             <w:tcBorders>
-              <w:top w:val="single" w:color="BFBFBF" w:sz="4" w:space="0"/>
-              <w:left w:val="single" w:color="BFBFBF" w:sz="4" w:space="0"/>
-              <w:bottom w:val="single" w:color="BFBFBF" w:sz="4" w:space="0"/>
-              <w:right w:val="single" w:color="BFBFBF" w:sz="4" w:space="0"/>
+              <w:top w:val="single" w:sz="4" w:space="0" w:color="BFBFBF"/>
+              <w:left w:val="single" w:sz="4" w:space="0" w:color="BFBFBF"/>
+              <w:bottom w:val="single" w:sz="4" w:space="0" w:color="BFBFBF"/>
+              <w:right w:val="single" w:sz="4" w:space="0" w:color="BFBFBF"/>
             </w:tcBorders>
-            <w:shd w:color="auto" w:fill="F2F2F2" w:val="clear"/>
+            <w:shd w:val="clear" w:color="auto" w:fill="F2F2F2"/>
             <w:tcMar>
               <w:top w:w="60" w:type="dxa"/>
               <w:left w:w="100" w:type="dxa"/>
@@ -5909,10 +5984,10 @@
           <w:tcPr>
             <w:tcW w:w="7888" w:type="dxa"/>
             <w:tcBorders>
-              <w:top w:val="single" w:color="BFBFBF" w:sz="4" w:space="0"/>
-              <w:left w:val="single" w:color="BFBFBF" w:sz="4" w:space="0"/>
-              <w:bottom w:val="single" w:color="BFBFBF" w:sz="4" w:space="0"/>
-              <w:right w:val="single" w:color="BFBFBF" w:sz="4" w:space="0"/>
+              <w:top w:val="single" w:sz="4" w:space="0" w:color="BFBFBF"/>
+              <w:left w:val="single" w:sz="4" w:space="0" w:color="BFBFBF"/>
+              <w:bottom w:val="single" w:sz="4" w:space="0" w:color="BFBFBF"/>
+              <w:right w:val="single" w:sz="4" w:space="0" w:color="BFBFBF"/>
             </w:tcBorders>
             <w:tcMar>
               <w:top w:w="60" w:type="dxa"/>
@@ -5938,18 +6013,17 @@
       <w:tr>
         <w:trPr>
           <w:cantSplit/>
-          <w:hidden w:val="0"/>
         </w:trPr>
         <w:tc>
           <w:tcPr>
             <w:tcW w:w="1750" w:type="dxa"/>
             <w:tcBorders>
-              <w:top w:val="single" w:color="BFBFBF" w:sz="4" w:space="0"/>
-              <w:left w:val="single" w:color="BFBFBF" w:sz="4" w:space="0"/>
-              <w:bottom w:val="single" w:color="BFBFBF" w:sz="4" w:space="0"/>
-              <w:right w:val="single" w:color="BFBFBF" w:sz="4" w:space="0"/>
+              <w:top w:val="single" w:sz="4" w:space="0" w:color="BFBFBF"/>
+              <w:left w:val="single" w:sz="4" w:space="0" w:color="BFBFBF"/>
+              <w:bottom w:val="single" w:sz="4" w:space="0" w:color="BFBFBF"/>
+              <w:right w:val="single" w:sz="4" w:space="0" w:color="BFBFBF"/>
             </w:tcBorders>
-            <w:shd w:color="auto" w:fill="F2F2F2" w:val="clear"/>
+            <w:shd w:val="clear" w:color="auto" w:fill="F2F2F2"/>
             <w:tcMar>
               <w:top w:w="60" w:type="dxa"/>
               <w:left w:w="100" w:type="dxa"/>
@@ -5976,10 +6050,10 @@
           <w:tcPr>
             <w:tcW w:w="7888" w:type="dxa"/>
             <w:tcBorders>
-              <w:top w:val="single" w:color="BFBFBF" w:sz="4" w:space="0"/>
-              <w:left w:val="single" w:color="BFBFBF" w:sz="4" w:space="0"/>
-              <w:bottom w:val="single" w:color="BFBFBF" w:sz="4" w:space="0"/>
-              <w:right w:val="single" w:color="BFBFBF" w:sz="4" w:space="0"/>
+              <w:top w:val="single" w:sz="4" w:space="0" w:color="BFBFBF"/>
+              <w:left w:val="single" w:sz="4" w:space="0" w:color="BFBFBF"/>
+              <w:bottom w:val="single" w:sz="4" w:space="0" w:color="BFBFBF"/>
+              <w:right w:val="single" w:sz="4" w:space="0" w:color="BFBFBF"/>
             </w:tcBorders>
             <w:tcMar>
               <w:top w:w="60" w:type="dxa"/>
@@ -6005,18 +6079,17 @@
       <w:tr>
         <w:trPr>
           <w:cantSplit/>
-          <w:hidden w:val="0"/>
         </w:trPr>
         <w:tc>
           <w:tcPr>
             <w:tcW w:w="1750" w:type="dxa"/>
             <w:tcBorders>
-              <w:top w:val="single" w:color="BFBFBF" w:sz="4" w:space="0"/>
-              <w:left w:val="single" w:color="BFBFBF" w:sz="4" w:space="0"/>
-              <w:bottom w:val="single" w:color="BFBFBF" w:sz="4" w:space="0"/>
-              <w:right w:val="single" w:color="BFBFBF" w:sz="4" w:space="0"/>
+              <w:top w:val="single" w:sz="4" w:space="0" w:color="BFBFBF"/>
+              <w:left w:val="single" w:sz="4" w:space="0" w:color="BFBFBF"/>
+              <w:bottom w:val="single" w:sz="4" w:space="0" w:color="BFBFBF"/>
+              <w:right w:val="single" w:sz="4" w:space="0" w:color="BFBFBF"/>
             </w:tcBorders>
-            <w:shd w:color="auto" w:fill="F2F2F2" w:val="clear"/>
+            <w:shd w:val="clear" w:color="auto" w:fill="F2F2F2"/>
             <w:tcMar>
               <w:top w:w="60" w:type="dxa"/>
               <w:left w:w="100" w:type="dxa"/>
@@ -6042,10 +6115,10 @@
           <w:tcPr>
             <w:tcW w:w="7888" w:type="dxa"/>
             <w:tcBorders>
-              <w:top w:val="single" w:color="BFBFBF" w:sz="4" w:space="0"/>
-              <w:left w:val="single" w:color="BFBFBF" w:sz="4" w:space="0"/>
-              <w:bottom w:val="single" w:color="BFBFBF" w:sz="4" w:space="0"/>
-              <w:right w:val="single" w:color="BFBFBF" w:sz="4" w:space="0"/>
+              <w:top w:val="single" w:sz="4" w:space="0" w:color="BFBFBF"/>
+              <w:left w:val="single" w:sz="4" w:space="0" w:color="BFBFBF"/>
+              <w:bottom w:val="single" w:sz="4" w:space="0" w:color="BFBFBF"/>
+              <w:right w:val="single" w:sz="4" w:space="0" w:color="BFBFBF"/>
             </w:tcBorders>
             <w:tcMar>
               <w:top w:w="60" w:type="dxa"/>
@@ -6074,9 +6147,11 @@
         <w:pStyle w:val="Heading2"/>
         <w:keepNext/>
       </w:pPr>
+      <w:proofErr w:type="gramStart"/>
       <w:r>
         <w:t>4.6  Command</w:t>
       </w:r>
+      <w:proofErr w:type="gramEnd"/>
       <w:r>
         <w:t xml:space="preserve"> (Behavioural)</w:t>
       </w:r>
@@ -6085,14 +6160,14 @@
       <w:tblPr>
         <w:tblW w:w="9638" w:type="dxa"/>
         <w:tblBorders>
-          <w:top w:val="single" w:color="auto" w:sz="4" w:space="0"/>
-          <w:left w:val="single" w:color="auto" w:sz="4" w:space="0"/>
-          <w:bottom w:val="single" w:color="auto" w:sz="4" w:space="0"/>
-          <w:right w:val="single" w:color="auto" w:sz="4" w:space="0"/>
-          <w:insideH w:val="single" w:color="auto" w:sz="4" w:space="0"/>
-          <w:insideV w:val="single" w:color="auto" w:sz="4" w:space="0"/>
+          <w:top w:val="single" w:sz="4" w:space="0" w:color="auto"/>
+          <w:left w:val="single" w:sz="4" w:space="0" w:color="auto"/>
+          <w:bottom w:val="single" w:sz="4" w:space="0" w:color="auto"/>
+          <w:right w:val="single" w:sz="4" w:space="0" w:color="auto"/>
+          <w:insideH w:val="single" w:sz="4" w:space="0" w:color="auto"/>
+          <w:insideV w:val="single" w:sz="4" w:space="0" w:color="auto"/>
         </w:tblBorders>
-        <w:tblLook w:firstColumn="1" w:firstRow="1" w:lastColumn="0" w:lastRow="0" w:noHBand="0" w:noVBand="1" w:val="04A0"/>
+        <w:tblLook w:val="04A0" w:firstRow="1" w:lastRow="0" w:firstColumn="1" w:lastColumn="0" w:noHBand="0" w:noVBand="1"/>
       </w:tblPr>
       <w:tblGrid>
         <w:gridCol w:w="1750"/>
@@ -6101,18 +6176,17 @@
       <w:tr>
         <w:trPr>
           <w:cantSplit/>
-          <w:hidden w:val="0"/>
         </w:trPr>
         <w:tc>
           <w:tcPr>
             <w:tcW w:w="1750" w:type="dxa"/>
             <w:tcBorders>
-              <w:top w:val="single" w:color="BFBFBF" w:sz="4" w:space="0"/>
-              <w:left w:val="single" w:color="BFBFBF" w:sz="4" w:space="0"/>
-              <w:bottom w:val="single" w:color="BFBFBF" w:sz="4" w:space="0"/>
-              <w:right w:val="single" w:color="BFBFBF" w:sz="4" w:space="0"/>
+              <w:top w:val="single" w:sz="4" w:space="0" w:color="BFBFBF"/>
+              <w:left w:val="single" w:sz="4" w:space="0" w:color="BFBFBF"/>
+              <w:bottom w:val="single" w:sz="4" w:space="0" w:color="BFBFBF"/>
+              <w:right w:val="single" w:sz="4" w:space="0" w:color="BFBFBF"/>
             </w:tcBorders>
-            <w:shd w:color="auto" w:fill="F2F2F2" w:val="clear"/>
+            <w:shd w:val="clear" w:color="auto" w:fill="F2F2F2"/>
             <w:tcMar>
               <w:top w:w="60" w:type="dxa"/>
               <w:left w:w="100" w:type="dxa"/>
@@ -6139,10 +6213,10 @@
           <w:tcPr>
             <w:tcW w:w="7888" w:type="dxa"/>
             <w:tcBorders>
-              <w:top w:val="single" w:color="BFBFBF" w:sz="4" w:space="0"/>
-              <w:left w:val="single" w:color="BFBFBF" w:sz="4" w:space="0"/>
-              <w:bottom w:val="single" w:color="BFBFBF" w:sz="4" w:space="0"/>
-              <w:right w:val="single" w:color="BFBFBF" w:sz="4" w:space="0"/>
+              <w:top w:val="single" w:sz="4" w:space="0" w:color="BFBFBF"/>
+              <w:left w:val="single" w:sz="4" w:space="0" w:color="BFBFBF"/>
+              <w:bottom w:val="single" w:sz="4" w:space="0" w:color="BFBFBF"/>
+              <w:right w:val="single" w:sz="4" w:space="0" w:color="BFBFBF"/>
             </w:tcBorders>
             <w:tcMar>
               <w:top w:w="60" w:type="dxa"/>
@@ -6168,18 +6242,17 @@
       <w:tr>
         <w:trPr>
           <w:cantSplit/>
-          <w:hidden w:val="0"/>
         </w:trPr>
         <w:tc>
           <w:tcPr>
             <w:tcW w:w="1750" w:type="dxa"/>
             <w:tcBorders>
-              <w:top w:val="single" w:color="BFBFBF" w:sz="4" w:space="0"/>
-              <w:left w:val="single" w:color="BFBFBF" w:sz="4" w:space="0"/>
-              <w:bottom w:val="single" w:color="BFBFBF" w:sz="4" w:space="0"/>
-              <w:right w:val="single" w:color="BFBFBF" w:sz="4" w:space="0"/>
+              <w:top w:val="single" w:sz="4" w:space="0" w:color="BFBFBF"/>
+              <w:left w:val="single" w:sz="4" w:space="0" w:color="BFBFBF"/>
+              <w:bottom w:val="single" w:sz="4" w:space="0" w:color="BFBFBF"/>
+              <w:right w:val="single" w:sz="4" w:space="0" w:color="BFBFBF"/>
             </w:tcBorders>
-            <w:shd w:color="auto" w:fill="F2F2F2" w:val="clear"/>
+            <w:shd w:val="clear" w:color="auto" w:fill="F2F2F2"/>
             <w:tcMar>
               <w:top w:w="60" w:type="dxa"/>
               <w:left w:w="100" w:type="dxa"/>
@@ -6191,6 +6264,7 @@
             <w:pPr>
               <w:spacing w:after="40" w:line="245" w:lineRule="auto"/>
             </w:pPr>
+            <w:proofErr w:type="spellStart"/>
             <w:r>
               <w:rPr>
                 <w:b/>
@@ -6200,6 +6274,7 @@
               </w:rPr>
               <w:t>GoF</w:t>
             </w:r>
+            <w:proofErr w:type="spellEnd"/>
             <w:r>
               <w:rPr>
                 <w:b/>
@@ -6215,10 +6290,10 @@
           <w:tcPr>
             <w:tcW w:w="7888" w:type="dxa"/>
             <w:tcBorders>
-              <w:top w:val="single" w:color="BFBFBF" w:sz="4" w:space="0"/>
-              <w:left w:val="single" w:color="BFBFBF" w:sz="4" w:space="0"/>
-              <w:bottom w:val="single" w:color="BFBFBF" w:sz="4" w:space="0"/>
-              <w:right w:val="single" w:color="BFBFBF" w:sz="4" w:space="0"/>
+              <w:top w:val="single" w:sz="4" w:space="0" w:color="BFBFBF"/>
+              <w:left w:val="single" w:sz="4" w:space="0" w:color="BFBFBF"/>
+              <w:bottom w:val="single" w:sz="4" w:space="0" w:color="BFBFBF"/>
+              <w:right w:val="single" w:sz="4" w:space="0" w:color="BFBFBF"/>
             </w:tcBorders>
             <w:tcMar>
               <w:top w:w="60" w:type="dxa"/>
@@ -6332,18 +6407,17 @@
       <w:tr>
         <w:trPr>
           <w:cantSplit/>
-          <w:hidden w:val="0"/>
         </w:trPr>
         <w:tc>
           <w:tcPr>
             <w:tcW w:w="1750" w:type="dxa"/>
             <w:tcBorders>
-              <w:top w:val="single" w:color="BFBFBF" w:sz="4" w:space="0"/>
-              <w:left w:val="single" w:color="BFBFBF" w:sz="4" w:space="0"/>
-              <w:bottom w:val="single" w:color="BFBFBF" w:sz="4" w:space="0"/>
-              <w:right w:val="single" w:color="BFBFBF" w:sz="4" w:space="0"/>
+              <w:top w:val="single" w:sz="4" w:space="0" w:color="BFBFBF"/>
+              <w:left w:val="single" w:sz="4" w:space="0" w:color="BFBFBF"/>
+              <w:bottom w:val="single" w:sz="4" w:space="0" w:color="BFBFBF"/>
+              <w:right w:val="single" w:sz="4" w:space="0" w:color="BFBFBF"/>
             </w:tcBorders>
-            <w:shd w:color="auto" w:fill="F2F2F2" w:val="clear"/>
+            <w:shd w:val="clear" w:color="auto" w:fill="F2F2F2"/>
             <w:tcMar>
               <w:top w:w="60" w:type="dxa"/>
               <w:left w:w="100" w:type="dxa"/>
@@ -6370,10 +6444,10 @@
           <w:tcPr>
             <w:tcW w:w="7888" w:type="dxa"/>
             <w:tcBorders>
-              <w:top w:val="single" w:color="BFBFBF" w:sz="4" w:space="0"/>
-              <w:left w:val="single" w:color="BFBFBF" w:sz="4" w:space="0"/>
-              <w:bottom w:val="single" w:color="BFBFBF" w:sz="4" w:space="0"/>
-              <w:right w:val="single" w:color="BFBFBF" w:sz="4" w:space="0"/>
+              <w:top w:val="single" w:sz="4" w:space="0" w:color="BFBFBF"/>
+              <w:left w:val="single" w:sz="4" w:space="0" w:color="BFBFBF"/>
+              <w:bottom w:val="single" w:sz="4" w:space="0" w:color="BFBFBF"/>
+              <w:right w:val="single" w:sz="4" w:space="0" w:color="BFBFBF"/>
             </w:tcBorders>
             <w:tcMar>
               <w:top w:w="60" w:type="dxa"/>
@@ -6399,18 +6473,17 @@
       <w:tr>
         <w:trPr>
           <w:cantSplit/>
-          <w:hidden w:val="0"/>
         </w:trPr>
         <w:tc>
           <w:tcPr>
             <w:tcW w:w="1750" w:type="dxa"/>
             <w:tcBorders>
-              <w:top w:val="single" w:color="BFBFBF" w:sz="4" w:space="0"/>
-              <w:left w:val="single" w:color="BFBFBF" w:sz="4" w:space="0"/>
-              <w:bottom w:val="single" w:color="BFBFBF" w:sz="4" w:space="0"/>
-              <w:right w:val="single" w:color="BFBFBF" w:sz="4" w:space="0"/>
+              <w:top w:val="single" w:sz="4" w:space="0" w:color="BFBFBF"/>
+              <w:left w:val="single" w:sz="4" w:space="0" w:color="BFBFBF"/>
+              <w:bottom w:val="single" w:sz="4" w:space="0" w:color="BFBFBF"/>
+              <w:right w:val="single" w:sz="4" w:space="0" w:color="BFBFBF"/>
             </w:tcBorders>
-            <w:shd w:color="auto" w:fill="F2F2F2" w:val="clear"/>
+            <w:shd w:val="clear" w:color="auto" w:fill="F2F2F2"/>
             <w:tcMar>
               <w:top w:w="60" w:type="dxa"/>
               <w:left w:w="100" w:type="dxa"/>
@@ -6437,10 +6510,10 @@
           <w:tcPr>
             <w:tcW w:w="7888" w:type="dxa"/>
             <w:tcBorders>
-              <w:top w:val="single" w:color="BFBFBF" w:sz="4" w:space="0"/>
-              <w:left w:val="single" w:color="BFBFBF" w:sz="4" w:space="0"/>
-              <w:bottom w:val="single" w:color="BFBFBF" w:sz="4" w:space="0"/>
-              <w:right w:val="single" w:color="BFBFBF" w:sz="4" w:space="0"/>
+              <w:top w:val="single" w:sz="4" w:space="0" w:color="BFBFBF"/>
+              <w:left w:val="single" w:sz="4" w:space="0" w:color="BFBFBF"/>
+              <w:bottom w:val="single" w:sz="4" w:space="0" w:color="BFBFBF"/>
+              <w:right w:val="single" w:sz="4" w:space="0" w:color="BFBFBF"/>
             </w:tcBorders>
             <w:tcMar>
               <w:top w:w="60" w:type="dxa"/>
@@ -6466,18 +6539,17 @@
       <w:tr>
         <w:trPr>
           <w:cantSplit/>
-          <w:hidden w:val="0"/>
         </w:trPr>
         <w:tc>
           <w:tcPr>
             <w:tcW w:w="1750" w:type="dxa"/>
             <w:tcBorders>
-              <w:top w:val="single" w:color="BFBFBF" w:sz="4" w:space="0"/>
-              <w:left w:val="single" w:color="BFBFBF" w:sz="4" w:space="0"/>
-              <w:bottom w:val="single" w:color="BFBFBF" w:sz="4" w:space="0"/>
-              <w:right w:val="single" w:color="BFBFBF" w:sz="4" w:space="0"/>
+              <w:top w:val="single" w:sz="4" w:space="0" w:color="BFBFBF"/>
+              <w:left w:val="single" w:sz="4" w:space="0" w:color="BFBFBF"/>
+              <w:bottom w:val="single" w:sz="4" w:space="0" w:color="BFBFBF"/>
+              <w:right w:val="single" w:sz="4" w:space="0" w:color="BFBFBF"/>
             </w:tcBorders>
-            <w:shd w:color="auto" w:fill="F2F2F2" w:val="clear"/>
+            <w:shd w:val="clear" w:color="auto" w:fill="F2F2F2"/>
             <w:tcMar>
               <w:top w:w="60" w:type="dxa"/>
               <w:left w:w="100" w:type="dxa"/>
@@ -6504,10 +6576,10 @@
           <w:tcPr>
             <w:tcW w:w="7888" w:type="dxa"/>
             <w:tcBorders>
-              <w:top w:val="single" w:color="BFBFBF" w:sz="4" w:space="0"/>
-              <w:left w:val="single" w:color="BFBFBF" w:sz="4" w:space="0"/>
-              <w:bottom w:val="single" w:color="BFBFBF" w:sz="4" w:space="0"/>
-              <w:right w:val="single" w:color="BFBFBF" w:sz="4" w:space="0"/>
+              <w:top w:val="single" w:sz="4" w:space="0" w:color="BFBFBF"/>
+              <w:left w:val="single" w:sz="4" w:space="0" w:color="BFBFBF"/>
+              <w:bottom w:val="single" w:sz="4" w:space="0" w:color="BFBFBF"/>
+              <w:right w:val="single" w:sz="4" w:space="0" w:color="BFBFBF"/>
             </w:tcBorders>
             <w:tcMar>
               <w:top w:w="60" w:type="dxa"/>
@@ -6533,18 +6605,17 @@
       <w:tr>
         <w:trPr>
           <w:cantSplit/>
-          <w:hidden w:val="0"/>
         </w:trPr>
         <w:tc>
           <w:tcPr>
             <w:tcW w:w="1750" w:type="dxa"/>
             <w:tcBorders>
-              <w:top w:val="single" w:color="BFBFBF" w:sz="4" w:space="0"/>
-              <w:left w:val="single" w:color="BFBFBF" w:sz="4" w:space="0"/>
-              <w:bottom w:val="single" w:color="BFBFBF" w:sz="4" w:space="0"/>
-              <w:right w:val="single" w:color="BFBFBF" w:sz="4" w:space="0"/>
+              <w:top w:val="single" w:sz="4" w:space="0" w:color="BFBFBF"/>
+              <w:left w:val="single" w:sz="4" w:space="0" w:color="BFBFBF"/>
+              <w:bottom w:val="single" w:sz="4" w:space="0" w:color="BFBFBF"/>
+              <w:right w:val="single" w:sz="4" w:space="0" w:color="BFBFBF"/>
             </w:tcBorders>
-            <w:shd w:color="auto" w:fill="F2F2F2" w:val="clear"/>
+            <w:shd w:val="clear" w:color="auto" w:fill="F2F2F2"/>
             <w:tcMar>
               <w:top w:w="60" w:type="dxa"/>
               <w:left w:w="100" w:type="dxa"/>
@@ -6570,10 +6641,10 @@
           <w:tcPr>
             <w:tcW w:w="7888" w:type="dxa"/>
             <w:tcBorders>
-              <w:top w:val="single" w:color="BFBFBF" w:sz="4" w:space="0"/>
-              <w:left w:val="single" w:color="BFBFBF" w:sz="4" w:space="0"/>
-              <w:bottom w:val="single" w:color="BFBFBF" w:sz="4" w:space="0"/>
-              <w:right w:val="single" w:color="BFBFBF" w:sz="4" w:space="0"/>
+              <w:top w:val="single" w:sz="4" w:space="0" w:color="BFBFBF"/>
+              <w:left w:val="single" w:sz="4" w:space="0" w:color="BFBFBF"/>
+              <w:bottom w:val="single" w:sz="4" w:space="0" w:color="BFBFBF"/>
+              <w:right w:val="single" w:sz="4" w:space="0" w:color="BFBFBF"/>
             </w:tcBorders>
             <w:tcMar>
               <w:top w:w="60" w:type="dxa"/>
@@ -6602,9 +6673,11 @@
         <w:pStyle w:val="Heading2"/>
         <w:keepNext/>
       </w:pPr>
+      <w:proofErr w:type="gramStart"/>
       <w:r>
         <w:t>4.7  Memento</w:t>
       </w:r>
+      <w:proofErr w:type="gramEnd"/>
       <w:r>
         <w:t xml:space="preserve"> (Behavioural)</w:t>
       </w:r>
@@ -6613,14 +6686,14 @@
       <w:tblPr>
         <w:tblW w:w="9638" w:type="dxa"/>
         <w:tblBorders>
-          <w:top w:val="single" w:color="auto" w:sz="4" w:space="0"/>
-          <w:left w:val="single" w:color="auto" w:sz="4" w:space="0"/>
-          <w:bottom w:val="single" w:color="auto" w:sz="4" w:space="0"/>
-          <w:right w:val="single" w:color="auto" w:sz="4" w:space="0"/>
-          <w:insideH w:val="single" w:color="auto" w:sz="4" w:space="0"/>
-          <w:insideV w:val="single" w:color="auto" w:sz="4" w:space="0"/>
+          <w:top w:val="single" w:sz="4" w:space="0" w:color="auto"/>
+          <w:left w:val="single" w:sz="4" w:space="0" w:color="auto"/>
+          <w:bottom w:val="single" w:sz="4" w:space="0" w:color="auto"/>
+          <w:right w:val="single" w:sz="4" w:space="0" w:color="auto"/>
+          <w:insideH w:val="single" w:sz="4" w:space="0" w:color="auto"/>
+          <w:insideV w:val="single" w:sz="4" w:space="0" w:color="auto"/>
         </w:tblBorders>
-        <w:tblLook w:firstColumn="1" w:firstRow="1" w:lastColumn="0" w:lastRow="0" w:noHBand="0" w:noVBand="1" w:val="04A0"/>
+        <w:tblLook w:val="04A0" w:firstRow="1" w:lastRow="0" w:firstColumn="1" w:lastColumn="0" w:noHBand="0" w:noVBand="1"/>
       </w:tblPr>
       <w:tblGrid>
         <w:gridCol w:w="1750"/>
@@ -6629,18 +6702,17 @@
       <w:tr>
         <w:trPr>
           <w:cantSplit/>
-          <w:hidden w:val="0"/>
         </w:trPr>
         <w:tc>
           <w:tcPr>
             <w:tcW w:w="1750" w:type="dxa"/>
             <w:tcBorders>
-              <w:top w:val="single" w:color="BFBFBF" w:sz="4" w:space="0"/>
-              <w:left w:val="single" w:color="BFBFBF" w:sz="4" w:space="0"/>
-              <w:bottom w:val="single" w:color="BFBFBF" w:sz="4" w:space="0"/>
-              <w:right w:val="single" w:color="BFBFBF" w:sz="4" w:space="0"/>
+              <w:top w:val="single" w:sz="4" w:space="0" w:color="BFBFBF"/>
+              <w:left w:val="single" w:sz="4" w:space="0" w:color="BFBFBF"/>
+              <w:bottom w:val="single" w:sz="4" w:space="0" w:color="BFBFBF"/>
+              <w:right w:val="single" w:sz="4" w:space="0" w:color="BFBFBF"/>
             </w:tcBorders>
-            <w:shd w:color="auto" w:fill="F2F2F2" w:val="clear"/>
+            <w:shd w:val="clear" w:color="auto" w:fill="F2F2F2"/>
             <w:tcMar>
               <w:top w:w="60" w:type="dxa"/>
               <w:left w:w="100" w:type="dxa"/>
@@ -6667,10 +6739,10 @@
           <w:tcPr>
             <w:tcW w:w="7888" w:type="dxa"/>
             <w:tcBorders>
-              <w:top w:val="single" w:color="BFBFBF" w:sz="4" w:space="0"/>
-              <w:left w:val="single" w:color="BFBFBF" w:sz="4" w:space="0"/>
-              <w:bottom w:val="single" w:color="BFBFBF" w:sz="4" w:space="0"/>
-              <w:right w:val="single" w:color="BFBFBF" w:sz="4" w:space="0"/>
+              <w:top w:val="single" w:sz="4" w:space="0" w:color="BFBFBF"/>
+              <w:left w:val="single" w:sz="4" w:space="0" w:color="BFBFBF"/>
+              <w:bottom w:val="single" w:sz="4" w:space="0" w:color="BFBFBF"/>
+              <w:right w:val="single" w:sz="4" w:space="0" w:color="BFBFBF"/>
             </w:tcBorders>
             <w:tcMar>
               <w:top w:w="60" w:type="dxa"/>
@@ -6696,18 +6768,17 @@
       <w:tr>
         <w:trPr>
           <w:cantSplit/>
-          <w:hidden w:val="0"/>
         </w:trPr>
         <w:tc>
           <w:tcPr>
             <w:tcW w:w="1750" w:type="dxa"/>
             <w:tcBorders>
-              <w:top w:val="single" w:color="BFBFBF" w:sz="4" w:space="0"/>
-              <w:left w:val="single" w:color="BFBFBF" w:sz="4" w:space="0"/>
-              <w:bottom w:val="single" w:color="BFBFBF" w:sz="4" w:space="0"/>
-              <w:right w:val="single" w:color="BFBFBF" w:sz="4" w:space="0"/>
+              <w:top w:val="single" w:sz="4" w:space="0" w:color="BFBFBF"/>
+              <w:left w:val="single" w:sz="4" w:space="0" w:color="BFBFBF"/>
+              <w:bottom w:val="single" w:sz="4" w:space="0" w:color="BFBFBF"/>
+              <w:right w:val="single" w:sz="4" w:space="0" w:color="BFBFBF"/>
             </w:tcBorders>
-            <w:shd w:color="auto" w:fill="F2F2F2" w:val="clear"/>
+            <w:shd w:val="clear" w:color="auto" w:fill="F2F2F2"/>
             <w:tcMar>
               <w:top w:w="60" w:type="dxa"/>
               <w:left w:w="100" w:type="dxa"/>
@@ -6719,6 +6790,7 @@
             <w:pPr>
               <w:spacing w:after="40" w:line="245" w:lineRule="auto"/>
             </w:pPr>
+            <w:proofErr w:type="spellStart"/>
             <w:r>
               <w:rPr>
                 <w:b/>
@@ -6728,6 +6800,7 @@
               </w:rPr>
               <w:t>GoF</w:t>
             </w:r>
+            <w:proofErr w:type="spellEnd"/>
             <w:r>
               <w:rPr>
                 <w:b/>
@@ -6743,10 +6816,10 @@
           <w:tcPr>
             <w:tcW w:w="7888" w:type="dxa"/>
             <w:tcBorders>
-              <w:top w:val="single" w:color="BFBFBF" w:sz="4" w:space="0"/>
-              <w:left w:val="single" w:color="BFBFBF" w:sz="4" w:space="0"/>
-              <w:bottom w:val="single" w:color="BFBFBF" w:sz="4" w:space="0"/>
-              <w:right w:val="single" w:color="BFBFBF" w:sz="4" w:space="0"/>
+              <w:top w:val="single" w:sz="4" w:space="0" w:color="BFBFBF"/>
+              <w:left w:val="single" w:sz="4" w:space="0" w:color="BFBFBF"/>
+              <w:bottom w:val="single" w:sz="4" w:space="0" w:color="BFBFBF"/>
+              <w:right w:val="single" w:sz="4" w:space="0" w:color="BFBFBF"/>
             </w:tcBorders>
             <w:tcMar>
               <w:top w:w="60" w:type="dxa"/>
@@ -6820,18 +6893,17 @@
       <w:tr>
         <w:trPr>
           <w:cantSplit/>
-          <w:hidden w:val="0"/>
         </w:trPr>
         <w:tc>
           <w:tcPr>
             <w:tcW w:w="1750" w:type="dxa"/>
             <w:tcBorders>
-              <w:top w:val="single" w:color="BFBFBF" w:sz="4" w:space="0"/>
-              <w:left w:val="single" w:color="BFBFBF" w:sz="4" w:space="0"/>
-              <w:bottom w:val="single" w:color="BFBFBF" w:sz="4" w:space="0"/>
-              <w:right w:val="single" w:color="BFBFBF" w:sz="4" w:space="0"/>
+              <w:top w:val="single" w:sz="4" w:space="0" w:color="BFBFBF"/>
+              <w:left w:val="single" w:sz="4" w:space="0" w:color="BFBFBF"/>
+              <w:bottom w:val="single" w:sz="4" w:space="0" w:color="BFBFBF"/>
+              <w:right w:val="single" w:sz="4" w:space="0" w:color="BFBFBF"/>
             </w:tcBorders>
-            <w:shd w:color="auto" w:fill="F2F2F2" w:val="clear"/>
+            <w:shd w:val="clear" w:color="auto" w:fill="F2F2F2"/>
             <w:tcMar>
               <w:top w:w="60" w:type="dxa"/>
               <w:left w:w="100" w:type="dxa"/>
@@ -6858,10 +6930,10 @@
           <w:tcPr>
             <w:tcW w:w="7888" w:type="dxa"/>
             <w:tcBorders>
-              <w:top w:val="single" w:color="BFBFBF" w:sz="4" w:space="0"/>
-              <w:left w:val="single" w:color="BFBFBF" w:sz="4" w:space="0"/>
-              <w:bottom w:val="single" w:color="BFBFBF" w:sz="4" w:space="0"/>
-              <w:right w:val="single" w:color="BFBFBF" w:sz="4" w:space="0"/>
+              <w:top w:val="single" w:sz="4" w:space="0" w:color="BFBFBF"/>
+              <w:left w:val="single" w:sz="4" w:space="0" w:color="BFBFBF"/>
+              <w:bottom w:val="single" w:sz="4" w:space="0" w:color="BFBFBF"/>
+              <w:right w:val="single" w:sz="4" w:space="0" w:color="BFBFBF"/>
             </w:tcBorders>
             <w:tcMar>
               <w:top w:w="60" w:type="dxa"/>
@@ -6887,18 +6959,17 @@
       <w:tr>
         <w:trPr>
           <w:cantSplit/>
-          <w:hidden w:val="0"/>
         </w:trPr>
         <w:tc>
           <w:tcPr>
             <w:tcW w:w="1750" w:type="dxa"/>
             <w:tcBorders>
-              <w:top w:val="single" w:color="BFBFBF" w:sz="4" w:space="0"/>
-              <w:left w:val="single" w:color="BFBFBF" w:sz="4" w:space="0"/>
-              <w:bottom w:val="single" w:color="BFBFBF" w:sz="4" w:space="0"/>
-              <w:right w:val="single" w:color="BFBFBF" w:sz="4" w:space="0"/>
+              <w:top w:val="single" w:sz="4" w:space="0" w:color="BFBFBF"/>
+              <w:left w:val="single" w:sz="4" w:space="0" w:color="BFBFBF"/>
+              <w:bottom w:val="single" w:sz="4" w:space="0" w:color="BFBFBF"/>
+              <w:right w:val="single" w:sz="4" w:space="0" w:color="BFBFBF"/>
             </w:tcBorders>
-            <w:shd w:color="auto" w:fill="F2F2F2" w:val="clear"/>
+            <w:shd w:val="clear" w:color="auto" w:fill="F2F2F2"/>
             <w:tcMar>
               <w:top w:w="60" w:type="dxa"/>
               <w:left w:w="100" w:type="dxa"/>
@@ -6925,10 +6996,10 @@
           <w:tcPr>
             <w:tcW w:w="7888" w:type="dxa"/>
             <w:tcBorders>
-              <w:top w:val="single" w:color="BFBFBF" w:sz="4" w:space="0"/>
-              <w:left w:val="single" w:color="BFBFBF" w:sz="4" w:space="0"/>
-              <w:bottom w:val="single" w:color="BFBFBF" w:sz="4" w:space="0"/>
-              <w:right w:val="single" w:color="BFBFBF" w:sz="4" w:space="0"/>
+              <w:top w:val="single" w:sz="4" w:space="0" w:color="BFBFBF"/>
+              <w:left w:val="single" w:sz="4" w:space="0" w:color="BFBFBF"/>
+              <w:bottom w:val="single" w:sz="4" w:space="0" w:color="BFBFBF"/>
+              <w:right w:val="single" w:sz="4" w:space="0" w:color="BFBFBF"/>
             </w:tcBorders>
             <w:tcMar>
               <w:top w:w="60" w:type="dxa"/>
@@ -6954,18 +7025,17 @@
       <w:tr>
         <w:trPr>
           <w:cantSplit/>
-          <w:hidden w:val="0"/>
         </w:trPr>
         <w:tc>
           <w:tcPr>
             <w:tcW w:w="1750" w:type="dxa"/>
             <w:tcBorders>
-              <w:top w:val="single" w:color="BFBFBF" w:sz="4" w:space="0"/>
-              <w:left w:val="single" w:color="BFBFBF" w:sz="4" w:space="0"/>
-              <w:bottom w:val="single" w:color="BFBFBF" w:sz="4" w:space="0"/>
-              <w:right w:val="single" w:color="BFBFBF" w:sz="4" w:space="0"/>
+              <w:top w:val="single" w:sz="4" w:space="0" w:color="BFBFBF"/>
+              <w:left w:val="single" w:sz="4" w:space="0" w:color="BFBFBF"/>
+              <w:bottom w:val="single" w:sz="4" w:space="0" w:color="BFBFBF"/>
+              <w:right w:val="single" w:sz="4" w:space="0" w:color="BFBFBF"/>
             </w:tcBorders>
-            <w:shd w:color="auto" w:fill="F2F2F2" w:val="clear"/>
+            <w:shd w:val="clear" w:color="auto" w:fill="F2F2F2"/>
             <w:tcMar>
               <w:top w:w="60" w:type="dxa"/>
               <w:left w:w="100" w:type="dxa"/>
@@ -6992,10 +7062,10 @@
           <w:tcPr>
             <w:tcW w:w="7888" w:type="dxa"/>
             <w:tcBorders>
-              <w:top w:val="single" w:color="BFBFBF" w:sz="4" w:space="0"/>
-              <w:left w:val="single" w:color="BFBFBF" w:sz="4" w:space="0"/>
-              <w:bottom w:val="single" w:color="BFBFBF" w:sz="4" w:space="0"/>
-              <w:right w:val="single" w:color="BFBFBF" w:sz="4" w:space="0"/>
+              <w:top w:val="single" w:sz="4" w:space="0" w:color="BFBFBF"/>
+              <w:left w:val="single" w:sz="4" w:space="0" w:color="BFBFBF"/>
+              <w:bottom w:val="single" w:sz="4" w:space="0" w:color="BFBFBF"/>
+              <w:right w:val="single" w:sz="4" w:space="0" w:color="BFBFBF"/>
             </w:tcBorders>
             <w:tcMar>
               <w:top w:w="60" w:type="dxa"/>
@@ -7021,18 +7091,17 @@
       <w:tr>
         <w:trPr>
           <w:cantSplit/>
-          <w:hidden w:val="0"/>
         </w:trPr>
         <w:tc>
           <w:tcPr>
             <w:tcW w:w="1750" w:type="dxa"/>
             <w:tcBorders>
-              <w:top w:val="single" w:color="BFBFBF" w:sz="4" w:space="0"/>
-              <w:left w:val="single" w:color="BFBFBF" w:sz="4" w:space="0"/>
-              <w:bottom w:val="single" w:color="BFBFBF" w:sz="4" w:space="0"/>
-              <w:right w:val="single" w:color="BFBFBF" w:sz="4" w:space="0"/>
+              <w:top w:val="single" w:sz="4" w:space="0" w:color="BFBFBF"/>
+              <w:left w:val="single" w:sz="4" w:space="0" w:color="BFBFBF"/>
+              <w:bottom w:val="single" w:sz="4" w:space="0" w:color="BFBFBF"/>
+              <w:right w:val="single" w:sz="4" w:space="0" w:color="BFBFBF"/>
             </w:tcBorders>
-            <w:shd w:color="auto" w:fill="F2F2F2" w:val="clear"/>
+            <w:shd w:val="clear" w:color="auto" w:fill="F2F2F2"/>
             <w:tcMar>
               <w:top w:w="60" w:type="dxa"/>
               <w:left w:w="100" w:type="dxa"/>
@@ -7058,10 +7127,10 @@
           <w:tcPr>
             <w:tcW w:w="7888" w:type="dxa"/>
             <w:tcBorders>
-              <w:top w:val="single" w:color="BFBFBF" w:sz="4" w:space="0"/>
-              <w:left w:val="single" w:color="BFBFBF" w:sz="4" w:space="0"/>
-              <w:bottom w:val="single" w:color="BFBFBF" w:sz="4" w:space="0"/>
-              <w:right w:val="single" w:color="BFBFBF" w:sz="4" w:space="0"/>
+              <w:top w:val="single" w:sz="4" w:space="0" w:color="BFBFBF"/>
+              <w:left w:val="single" w:sz="4" w:space="0" w:color="BFBFBF"/>
+              <w:bottom w:val="single" w:sz="4" w:space="0" w:color="BFBFBF"/>
+              <w:right w:val="single" w:sz="4" w:space="0" w:color="BFBFBF"/>
             </w:tcBorders>
             <w:tcMar>
               <w:top w:w="60" w:type="dxa"/>
@@ -7090,9 +7159,11 @@
         <w:pStyle w:val="Heading2"/>
         <w:keepNext/>
       </w:pPr>
+      <w:proofErr w:type="gramStart"/>
       <w:r>
         <w:t>4.8  Observer</w:t>
       </w:r>
+      <w:proofErr w:type="gramEnd"/>
       <w:r>
         <w:t xml:space="preserve"> (Behavioural)</w:t>
       </w:r>
@@ -7101,14 +7172,14 @@
       <w:tblPr>
         <w:tblW w:w="9638" w:type="dxa"/>
         <w:tblBorders>
-          <w:top w:val="single" w:color="auto" w:sz="4" w:space="0"/>
-          <w:left w:val="single" w:color="auto" w:sz="4" w:space="0"/>
-          <w:bottom w:val="single" w:color="auto" w:sz="4" w:space="0"/>
-          <w:right w:val="single" w:color="auto" w:sz="4" w:space="0"/>
-          <w:insideH w:val="single" w:color="auto" w:sz="4" w:space="0"/>
-          <w:insideV w:val="single" w:color="auto" w:sz="4" w:space="0"/>
+          <w:top w:val="single" w:sz="4" w:space="0" w:color="auto"/>
+          <w:left w:val="single" w:sz="4" w:space="0" w:color="auto"/>
+          <w:bottom w:val="single" w:sz="4" w:space="0" w:color="auto"/>
+          <w:right w:val="single" w:sz="4" w:space="0" w:color="auto"/>
+          <w:insideH w:val="single" w:sz="4" w:space="0" w:color="auto"/>
+          <w:insideV w:val="single" w:sz="4" w:space="0" w:color="auto"/>
         </w:tblBorders>
-        <w:tblLook w:firstColumn="1" w:firstRow="1" w:lastColumn="0" w:lastRow="0" w:noHBand="0" w:noVBand="1" w:val="04A0"/>
+        <w:tblLook w:val="04A0" w:firstRow="1" w:lastRow="0" w:firstColumn="1" w:lastColumn="0" w:noHBand="0" w:noVBand="1"/>
       </w:tblPr>
       <w:tblGrid>
         <w:gridCol w:w="1750"/>
@@ -7117,18 +7188,17 @@
       <w:tr>
         <w:trPr>
           <w:cantSplit/>
-          <w:hidden w:val="0"/>
         </w:trPr>
         <w:tc>
           <w:tcPr>
             <w:tcW w:w="1750" w:type="dxa"/>
             <w:tcBorders>
-              <w:top w:val="single" w:color="BFBFBF" w:sz="4" w:space="0"/>
-              <w:left w:val="single" w:color="BFBFBF" w:sz="4" w:space="0"/>
-              <w:bottom w:val="single" w:color="BFBFBF" w:sz="4" w:space="0"/>
-              <w:right w:val="single" w:color="BFBFBF" w:sz="4" w:space="0"/>
+              <w:top w:val="single" w:sz="4" w:space="0" w:color="BFBFBF"/>
+              <w:left w:val="single" w:sz="4" w:space="0" w:color="BFBFBF"/>
+              <w:bottom w:val="single" w:sz="4" w:space="0" w:color="BFBFBF"/>
+              <w:right w:val="single" w:sz="4" w:space="0" w:color="BFBFBF"/>
             </w:tcBorders>
-            <w:shd w:color="auto" w:fill="F2F2F2" w:val="clear"/>
+            <w:shd w:val="clear" w:color="auto" w:fill="F2F2F2"/>
             <w:tcMar>
               <w:top w:w="60" w:type="dxa"/>
               <w:left w:w="100" w:type="dxa"/>
@@ -7155,10 +7225,10 @@
           <w:tcPr>
             <w:tcW w:w="7888" w:type="dxa"/>
             <w:tcBorders>
-              <w:top w:val="single" w:color="BFBFBF" w:sz="4" w:space="0"/>
-              <w:left w:val="single" w:color="BFBFBF" w:sz="4" w:space="0"/>
-              <w:bottom w:val="single" w:color="BFBFBF" w:sz="4" w:space="0"/>
-              <w:right w:val="single" w:color="BFBFBF" w:sz="4" w:space="0"/>
+              <w:top w:val="single" w:sz="4" w:space="0" w:color="BFBFBF"/>
+              <w:left w:val="single" w:sz="4" w:space="0" w:color="BFBFBF"/>
+              <w:bottom w:val="single" w:sz="4" w:space="0" w:color="BFBFBF"/>
+              <w:right w:val="single" w:sz="4" w:space="0" w:color="BFBFBF"/>
             </w:tcBorders>
             <w:tcMar>
               <w:top w:w="60" w:type="dxa"/>
@@ -7184,18 +7254,17 @@
       <w:tr>
         <w:trPr>
           <w:cantSplit/>
-          <w:hidden w:val="0"/>
         </w:trPr>
         <w:tc>
           <w:tcPr>
             <w:tcW w:w="1750" w:type="dxa"/>
             <w:tcBorders>
-              <w:top w:val="single" w:color="BFBFBF" w:sz="4" w:space="0"/>
-              <w:left w:val="single" w:color="BFBFBF" w:sz="4" w:space="0"/>
-              <w:bottom w:val="single" w:color="BFBFBF" w:sz="4" w:space="0"/>
-              <w:right w:val="single" w:color="BFBFBF" w:sz="4" w:space="0"/>
+              <w:top w:val="single" w:sz="4" w:space="0" w:color="BFBFBF"/>
+              <w:left w:val="single" w:sz="4" w:space="0" w:color="BFBFBF"/>
+              <w:bottom w:val="single" w:sz="4" w:space="0" w:color="BFBFBF"/>
+              <w:right w:val="single" w:sz="4" w:space="0" w:color="BFBFBF"/>
             </w:tcBorders>
-            <w:shd w:color="auto" w:fill="F2F2F2" w:val="clear"/>
+            <w:shd w:val="clear" w:color="auto" w:fill="F2F2F2"/>
             <w:tcMar>
               <w:top w:w="60" w:type="dxa"/>
               <w:left w:w="100" w:type="dxa"/>
@@ -7207,6 +7276,7 @@
             <w:pPr>
               <w:spacing w:after="40" w:line="245" w:lineRule="auto"/>
             </w:pPr>
+            <w:proofErr w:type="spellStart"/>
             <w:r>
               <w:rPr>
                 <w:b/>
@@ -7216,6 +7286,7 @@
               </w:rPr>
               <w:t>GoF</w:t>
             </w:r>
+            <w:proofErr w:type="spellEnd"/>
             <w:r>
               <w:rPr>
                 <w:b/>
@@ -7231,10 +7302,10 @@
           <w:tcPr>
             <w:tcW w:w="7888" w:type="dxa"/>
             <w:tcBorders>
-              <w:top w:val="single" w:color="BFBFBF" w:sz="4" w:space="0"/>
-              <w:left w:val="single" w:color="BFBFBF" w:sz="4" w:space="0"/>
-              <w:bottom w:val="single" w:color="BFBFBF" w:sz="4" w:space="0"/>
-              <w:right w:val="single" w:color="BFBFBF" w:sz="4" w:space="0"/>
+              <w:top w:val="single" w:sz="4" w:space="0" w:color="BFBFBF"/>
+              <w:left w:val="single" w:sz="4" w:space="0" w:color="BFBFBF"/>
+              <w:bottom w:val="single" w:sz="4" w:space="0" w:color="BFBFBF"/>
+              <w:right w:val="single" w:sz="4" w:space="0" w:color="BFBFBF"/>
             </w:tcBorders>
             <w:tcMar>
               <w:top w:w="60" w:type="dxa"/>
@@ -7328,18 +7399,17 @@
       <w:tr>
         <w:trPr>
           <w:cantSplit/>
-          <w:hidden w:val="0"/>
         </w:trPr>
         <w:tc>
           <w:tcPr>
             <w:tcW w:w="1750" w:type="dxa"/>
             <w:tcBorders>
-              <w:top w:val="single" w:color="BFBFBF" w:sz="4" w:space="0"/>
-              <w:left w:val="single" w:color="BFBFBF" w:sz="4" w:space="0"/>
-              <w:bottom w:val="single" w:color="BFBFBF" w:sz="4" w:space="0"/>
-              <w:right w:val="single" w:color="BFBFBF" w:sz="4" w:space="0"/>
+              <w:top w:val="single" w:sz="4" w:space="0" w:color="BFBFBF"/>
+              <w:left w:val="single" w:sz="4" w:space="0" w:color="BFBFBF"/>
+              <w:bottom w:val="single" w:sz="4" w:space="0" w:color="BFBFBF"/>
+              <w:right w:val="single" w:sz="4" w:space="0" w:color="BFBFBF"/>
             </w:tcBorders>
-            <w:shd w:color="auto" w:fill="F2F2F2" w:val="clear"/>
+            <w:shd w:val="clear" w:color="auto" w:fill="F2F2F2"/>
             <w:tcMar>
               <w:top w:w="60" w:type="dxa"/>
               <w:left w:w="100" w:type="dxa"/>
@@ -7366,10 +7436,10 @@
           <w:tcPr>
             <w:tcW w:w="7888" w:type="dxa"/>
             <w:tcBorders>
-              <w:top w:val="single" w:color="BFBFBF" w:sz="4" w:space="0"/>
-              <w:left w:val="single" w:color="BFBFBF" w:sz="4" w:space="0"/>
-              <w:bottom w:val="single" w:color="BFBFBF" w:sz="4" w:space="0"/>
-              <w:right w:val="single" w:color="BFBFBF" w:sz="4" w:space="0"/>
+              <w:top w:val="single" w:sz="4" w:space="0" w:color="BFBFBF"/>
+              <w:left w:val="single" w:sz="4" w:space="0" w:color="BFBFBF"/>
+              <w:bottom w:val="single" w:sz="4" w:space="0" w:color="BFBFBF"/>
+              <w:right w:val="single" w:sz="4" w:space="0" w:color="BFBFBF"/>
             </w:tcBorders>
             <w:tcMar>
               <w:top w:w="60" w:type="dxa"/>
@@ -7395,18 +7465,17 @@
       <w:tr>
         <w:trPr>
           <w:cantSplit/>
-          <w:hidden w:val="0"/>
         </w:trPr>
         <w:tc>
           <w:tcPr>
             <w:tcW w:w="1750" w:type="dxa"/>
             <w:tcBorders>
-              <w:top w:val="single" w:color="BFBFBF" w:sz="4" w:space="0"/>
-              <w:left w:val="single" w:color="BFBFBF" w:sz="4" w:space="0"/>
-              <w:bottom w:val="single" w:color="BFBFBF" w:sz="4" w:space="0"/>
-              <w:right w:val="single" w:color="BFBFBF" w:sz="4" w:space="0"/>
+              <w:top w:val="single" w:sz="4" w:space="0" w:color="BFBFBF"/>
+              <w:left w:val="single" w:sz="4" w:space="0" w:color="BFBFBF"/>
+              <w:bottom w:val="single" w:sz="4" w:space="0" w:color="BFBFBF"/>
+              <w:right w:val="single" w:sz="4" w:space="0" w:color="BFBFBF"/>
             </w:tcBorders>
-            <w:shd w:color="auto" w:fill="F2F2F2" w:val="clear"/>
+            <w:shd w:val="clear" w:color="auto" w:fill="F2F2F2"/>
             <w:tcMar>
               <w:top w:w="60" w:type="dxa"/>
               <w:left w:w="100" w:type="dxa"/>
@@ -7433,10 +7502,10 @@
           <w:tcPr>
             <w:tcW w:w="7888" w:type="dxa"/>
             <w:tcBorders>
-              <w:top w:val="single" w:color="BFBFBF" w:sz="4" w:space="0"/>
-              <w:left w:val="single" w:color="BFBFBF" w:sz="4" w:space="0"/>
-              <w:bottom w:val="single" w:color="BFBFBF" w:sz="4" w:space="0"/>
-              <w:right w:val="single" w:color="BFBFBF" w:sz="4" w:space="0"/>
+              <w:top w:val="single" w:sz="4" w:space="0" w:color="BFBFBF"/>
+              <w:left w:val="single" w:sz="4" w:space="0" w:color="BFBFBF"/>
+              <w:bottom w:val="single" w:sz="4" w:space="0" w:color="BFBFBF"/>
+              <w:right w:val="single" w:sz="4" w:space="0" w:color="BFBFBF"/>
             </w:tcBorders>
             <w:tcMar>
               <w:top w:w="60" w:type="dxa"/>
@@ -7462,18 +7531,17 @@
       <w:tr>
         <w:trPr>
           <w:cantSplit/>
-          <w:hidden w:val="0"/>
         </w:trPr>
         <w:tc>
           <w:tcPr>
             <w:tcW w:w="1750" w:type="dxa"/>
             <w:tcBorders>
-              <w:top w:val="single" w:color="BFBFBF" w:sz="4" w:space="0"/>
-              <w:left w:val="single" w:color="BFBFBF" w:sz="4" w:space="0"/>
-              <w:bottom w:val="single" w:color="BFBFBF" w:sz="4" w:space="0"/>
-              <w:right w:val="single" w:color="BFBFBF" w:sz="4" w:space="0"/>
+              <w:top w:val="single" w:sz="4" w:space="0" w:color="BFBFBF"/>
+              <w:left w:val="single" w:sz="4" w:space="0" w:color="BFBFBF"/>
+              <w:bottom w:val="single" w:sz="4" w:space="0" w:color="BFBFBF"/>
+              <w:right w:val="single" w:sz="4" w:space="0" w:color="BFBFBF"/>
             </w:tcBorders>
-            <w:shd w:color="auto" w:fill="F2F2F2" w:val="clear"/>
+            <w:shd w:val="clear" w:color="auto" w:fill="F2F2F2"/>
             <w:tcMar>
               <w:top w:w="60" w:type="dxa"/>
               <w:left w:w="100" w:type="dxa"/>
@@ -7500,10 +7568,10 @@
           <w:tcPr>
             <w:tcW w:w="7888" w:type="dxa"/>
             <w:tcBorders>
-              <w:top w:val="single" w:color="BFBFBF" w:sz="4" w:space="0"/>
-              <w:left w:val="single" w:color="BFBFBF" w:sz="4" w:space="0"/>
-              <w:bottom w:val="single" w:color="BFBFBF" w:sz="4" w:space="0"/>
-              <w:right w:val="single" w:color="BFBFBF" w:sz="4" w:space="0"/>
+              <w:top w:val="single" w:sz="4" w:space="0" w:color="BFBFBF"/>
+              <w:left w:val="single" w:sz="4" w:space="0" w:color="BFBFBF"/>
+              <w:bottom w:val="single" w:sz="4" w:space="0" w:color="BFBFBF"/>
+              <w:right w:val="single" w:sz="4" w:space="0" w:color="BFBFBF"/>
             </w:tcBorders>
             <w:tcMar>
               <w:top w:w="60" w:type="dxa"/>
@@ -7529,18 +7597,17 @@
       <w:tr>
         <w:trPr>
           <w:cantSplit/>
-          <w:hidden w:val="0"/>
         </w:trPr>
         <w:tc>
           <w:tcPr>
             <w:tcW w:w="1750" w:type="dxa"/>
             <w:tcBorders>
-              <w:top w:val="single" w:color="BFBFBF" w:sz="4" w:space="0"/>
-              <w:left w:val="single" w:color="BFBFBF" w:sz="4" w:space="0"/>
-              <w:bottom w:val="single" w:color="BFBFBF" w:sz="4" w:space="0"/>
-              <w:right w:val="single" w:color="BFBFBF" w:sz="4" w:space="0"/>
+              <w:top w:val="single" w:sz="4" w:space="0" w:color="BFBFBF"/>
+              <w:left w:val="single" w:sz="4" w:space="0" w:color="BFBFBF"/>
+              <w:bottom w:val="single" w:sz="4" w:space="0" w:color="BFBFBF"/>
+              <w:right w:val="single" w:sz="4" w:space="0" w:color="BFBFBF"/>
             </w:tcBorders>
-            <w:shd w:color="auto" w:fill="F2F2F2" w:val="clear"/>
+            <w:shd w:val="clear" w:color="auto" w:fill="F2F2F2"/>
             <w:tcMar>
               <w:top w:w="60" w:type="dxa"/>
               <w:left w:w="100" w:type="dxa"/>
@@ -7566,10 +7633,10 @@
           <w:tcPr>
             <w:tcW w:w="7888" w:type="dxa"/>
             <w:tcBorders>
-              <w:top w:val="single" w:color="BFBFBF" w:sz="4" w:space="0"/>
-              <w:left w:val="single" w:color="BFBFBF" w:sz="4" w:space="0"/>
-              <w:bottom w:val="single" w:color="BFBFBF" w:sz="4" w:space="0"/>
-              <w:right w:val="single" w:color="BFBFBF" w:sz="4" w:space="0"/>
+              <w:top w:val="single" w:sz="4" w:space="0" w:color="BFBFBF"/>
+              <w:left w:val="single" w:sz="4" w:space="0" w:color="BFBFBF"/>
+              <w:bottom w:val="single" w:sz="4" w:space="0" w:color="BFBFBF"/>
+              <w:right w:val="single" w:sz="4" w:space="0" w:color="BFBFBF"/>
             </w:tcBorders>
             <w:tcMar>
               <w:top w:w="60" w:type="dxa"/>
@@ -7598,9 +7665,11 @@
         <w:pStyle w:val="Heading2"/>
         <w:keepNext/>
       </w:pPr>
+      <w:proofErr w:type="gramStart"/>
       <w:r>
         <w:t>4.9  Decorator</w:t>
       </w:r>
+      <w:proofErr w:type="gramEnd"/>
       <w:r>
         <w:t xml:space="preserve"> (Structural)</w:t>
       </w:r>
@@ -7609,14 +7678,14 @@
       <w:tblPr>
         <w:tblW w:w="9638" w:type="dxa"/>
         <w:tblBorders>
-          <w:top w:val="single" w:color="auto" w:sz="4" w:space="0"/>
-          <w:left w:val="single" w:color="auto" w:sz="4" w:space="0"/>
-          <w:bottom w:val="single" w:color="auto" w:sz="4" w:space="0"/>
-          <w:right w:val="single" w:color="auto" w:sz="4" w:space="0"/>
-          <w:insideH w:val="single" w:color="auto" w:sz="4" w:space="0"/>
-          <w:insideV w:val="single" w:color="auto" w:sz="4" w:space="0"/>
+          <w:top w:val="single" w:sz="4" w:space="0" w:color="auto"/>
+          <w:left w:val="single" w:sz="4" w:space="0" w:color="auto"/>
+          <w:bottom w:val="single" w:sz="4" w:space="0" w:color="auto"/>
+          <w:right w:val="single" w:sz="4" w:space="0" w:color="auto"/>
+          <w:insideH w:val="single" w:sz="4" w:space="0" w:color="auto"/>
+          <w:insideV w:val="single" w:sz="4" w:space="0" w:color="auto"/>
         </w:tblBorders>
-        <w:tblLook w:firstColumn="1" w:firstRow="1" w:lastColumn="0" w:lastRow="0" w:noHBand="0" w:noVBand="1" w:val="04A0"/>
+        <w:tblLook w:val="04A0" w:firstRow="1" w:lastRow="0" w:firstColumn="1" w:lastColumn="0" w:noHBand="0" w:noVBand="1"/>
       </w:tblPr>
       <w:tblGrid>
         <w:gridCol w:w="1750"/>
@@ -7625,18 +7694,17 @@
       <w:tr>
         <w:trPr>
           <w:cantSplit/>
-          <w:hidden w:val="0"/>
         </w:trPr>
         <w:tc>
           <w:tcPr>
             <w:tcW w:w="1750" w:type="dxa"/>
             <w:tcBorders>
-              <w:top w:val="single" w:color="BFBFBF" w:sz="4" w:space="0"/>
-              <w:left w:val="single" w:color="BFBFBF" w:sz="4" w:space="0"/>
-              <w:bottom w:val="single" w:color="BFBFBF" w:sz="4" w:space="0"/>
-              <w:right w:val="single" w:color="BFBFBF" w:sz="4" w:space="0"/>
+              <w:top w:val="single" w:sz="4" w:space="0" w:color="BFBFBF"/>
+              <w:left w:val="single" w:sz="4" w:space="0" w:color="BFBFBF"/>
+              <w:bottom w:val="single" w:sz="4" w:space="0" w:color="BFBFBF"/>
+              <w:right w:val="single" w:sz="4" w:space="0" w:color="BFBFBF"/>
             </w:tcBorders>
-            <w:shd w:color="auto" w:fill="F2F2F2" w:val="clear"/>
+            <w:shd w:val="clear" w:color="auto" w:fill="F2F2F2"/>
             <w:tcMar>
               <w:top w:w="60" w:type="dxa"/>
               <w:left w:w="100" w:type="dxa"/>
@@ -7663,10 +7731,10 @@
           <w:tcPr>
             <w:tcW w:w="7888" w:type="dxa"/>
             <w:tcBorders>
-              <w:top w:val="single" w:color="BFBFBF" w:sz="4" w:space="0"/>
-              <w:left w:val="single" w:color="BFBFBF" w:sz="4" w:space="0"/>
-              <w:bottom w:val="single" w:color="BFBFBF" w:sz="4" w:space="0"/>
-              <w:right w:val="single" w:color="BFBFBF" w:sz="4" w:space="0"/>
+              <w:top w:val="single" w:sz="4" w:space="0" w:color="BFBFBF"/>
+              <w:left w:val="single" w:sz="4" w:space="0" w:color="BFBFBF"/>
+              <w:bottom w:val="single" w:sz="4" w:space="0" w:color="BFBFBF"/>
+              <w:right w:val="single" w:sz="4" w:space="0" w:color="BFBFBF"/>
             </w:tcBorders>
             <w:tcMar>
               <w:top w:w="60" w:type="dxa"/>
@@ -7692,18 +7760,17 @@
       <w:tr>
         <w:trPr>
           <w:cantSplit/>
-          <w:hidden w:val="0"/>
         </w:trPr>
         <w:tc>
           <w:tcPr>
             <w:tcW w:w="1750" w:type="dxa"/>
             <w:tcBorders>
-              <w:top w:val="single" w:color="BFBFBF" w:sz="4" w:space="0"/>
-              <w:left w:val="single" w:color="BFBFBF" w:sz="4" w:space="0"/>
-              <w:bottom w:val="single" w:color="BFBFBF" w:sz="4" w:space="0"/>
-              <w:right w:val="single" w:color="BFBFBF" w:sz="4" w:space="0"/>
+              <w:top w:val="single" w:sz="4" w:space="0" w:color="BFBFBF"/>
+              <w:left w:val="single" w:sz="4" w:space="0" w:color="BFBFBF"/>
+              <w:bottom w:val="single" w:sz="4" w:space="0" w:color="BFBFBF"/>
+              <w:right w:val="single" w:sz="4" w:space="0" w:color="BFBFBF"/>
             </w:tcBorders>
-            <w:shd w:color="auto" w:fill="F2F2F2" w:val="clear"/>
+            <w:shd w:val="clear" w:color="auto" w:fill="F2F2F2"/>
             <w:tcMar>
               <w:top w:w="60" w:type="dxa"/>
               <w:left w:w="100" w:type="dxa"/>
@@ -7715,6 +7782,7 @@
             <w:pPr>
               <w:spacing w:after="40" w:line="245" w:lineRule="auto"/>
             </w:pPr>
+            <w:proofErr w:type="spellStart"/>
             <w:r>
               <w:rPr>
                 <w:b/>
@@ -7724,6 +7792,7 @@
               </w:rPr>
               <w:t>GoF</w:t>
             </w:r>
+            <w:proofErr w:type="spellEnd"/>
             <w:r>
               <w:rPr>
                 <w:b/>
@@ -7739,10 +7808,10 @@
           <w:tcPr>
             <w:tcW w:w="7888" w:type="dxa"/>
             <w:tcBorders>
-              <w:top w:val="single" w:color="BFBFBF" w:sz="4" w:space="0"/>
-              <w:left w:val="single" w:color="BFBFBF" w:sz="4" w:space="0"/>
-              <w:bottom w:val="single" w:color="BFBFBF" w:sz="4" w:space="0"/>
-              <w:right w:val="single" w:color="BFBFBF" w:sz="4" w:space="0"/>
+              <w:top w:val="single" w:sz="4" w:space="0" w:color="BFBFBF"/>
+              <w:left w:val="single" w:sz="4" w:space="0" w:color="BFBFBF"/>
+              <w:bottom w:val="single" w:sz="4" w:space="0" w:color="BFBFBF"/>
+              <w:right w:val="single" w:sz="4" w:space="0" w:color="BFBFBF"/>
             </w:tcBorders>
             <w:tcMar>
               <w:top w:w="60" w:type="dxa"/>
@@ -7816,18 +7885,17 @@
       <w:tr>
         <w:trPr>
           <w:cantSplit/>
-          <w:hidden w:val="0"/>
         </w:trPr>
         <w:tc>
           <w:tcPr>
             <w:tcW w:w="1750" w:type="dxa"/>
             <w:tcBorders>
-              <w:top w:val="single" w:color="BFBFBF" w:sz="4" w:space="0"/>
-              <w:left w:val="single" w:color="BFBFBF" w:sz="4" w:space="0"/>
-              <w:bottom w:val="single" w:color="BFBFBF" w:sz="4" w:space="0"/>
-              <w:right w:val="single" w:color="BFBFBF" w:sz="4" w:space="0"/>
+              <w:top w:val="single" w:sz="4" w:space="0" w:color="BFBFBF"/>
+              <w:left w:val="single" w:sz="4" w:space="0" w:color="BFBFBF"/>
+              <w:bottom w:val="single" w:sz="4" w:space="0" w:color="BFBFBF"/>
+              <w:right w:val="single" w:sz="4" w:space="0" w:color="BFBFBF"/>
             </w:tcBorders>
-            <w:shd w:color="auto" w:fill="F2F2F2" w:val="clear"/>
+            <w:shd w:val="clear" w:color="auto" w:fill="F2F2F2"/>
             <w:tcMar>
               <w:top w:w="60" w:type="dxa"/>
               <w:left w:w="100" w:type="dxa"/>
@@ -7854,10 +7922,10 @@
           <w:tcPr>
             <w:tcW w:w="7888" w:type="dxa"/>
             <w:tcBorders>
-              <w:top w:val="single" w:color="BFBFBF" w:sz="4" w:space="0"/>
-              <w:left w:val="single" w:color="BFBFBF" w:sz="4" w:space="0"/>
-              <w:bottom w:val="single" w:color="BFBFBF" w:sz="4" w:space="0"/>
-              <w:right w:val="single" w:color="BFBFBF" w:sz="4" w:space="0"/>
+              <w:top w:val="single" w:sz="4" w:space="0" w:color="BFBFBF"/>
+              <w:left w:val="single" w:sz="4" w:space="0" w:color="BFBFBF"/>
+              <w:bottom w:val="single" w:sz="4" w:space="0" w:color="BFBFBF"/>
+              <w:right w:val="single" w:sz="4" w:space="0" w:color="BFBFBF"/>
             </w:tcBorders>
             <w:tcMar>
               <w:top w:w="60" w:type="dxa"/>
@@ -7883,18 +7951,17 @@
       <w:tr>
         <w:trPr>
           <w:cantSplit/>
-          <w:hidden w:val="0"/>
         </w:trPr>
         <w:tc>
           <w:tcPr>
             <w:tcW w:w="1750" w:type="dxa"/>
             <w:tcBorders>
-              <w:top w:val="single" w:color="BFBFBF" w:sz="4" w:space="0"/>
-              <w:left w:val="single" w:color="BFBFBF" w:sz="4" w:space="0"/>
-              <w:bottom w:val="single" w:color="BFBFBF" w:sz="4" w:space="0"/>
-              <w:right w:val="single" w:color="BFBFBF" w:sz="4" w:space="0"/>
+              <w:top w:val="single" w:sz="4" w:space="0" w:color="BFBFBF"/>
+              <w:left w:val="single" w:sz="4" w:space="0" w:color="BFBFBF"/>
+              <w:bottom w:val="single" w:sz="4" w:space="0" w:color="BFBFBF"/>
+              <w:right w:val="single" w:sz="4" w:space="0" w:color="BFBFBF"/>
             </w:tcBorders>
-            <w:shd w:color="auto" w:fill="F2F2F2" w:val="clear"/>
+            <w:shd w:val="clear" w:color="auto" w:fill="F2F2F2"/>
             <w:tcMar>
               <w:top w:w="60" w:type="dxa"/>
               <w:left w:w="100" w:type="dxa"/>
@@ -7921,10 +7988,10 @@
           <w:tcPr>
             <w:tcW w:w="7888" w:type="dxa"/>
             <w:tcBorders>
-              <w:top w:val="single" w:color="BFBFBF" w:sz="4" w:space="0"/>
-              <w:left w:val="single" w:color="BFBFBF" w:sz="4" w:space="0"/>
-              <w:bottom w:val="single" w:color="BFBFBF" w:sz="4" w:space="0"/>
-              <w:right w:val="single" w:color="BFBFBF" w:sz="4" w:space="0"/>
+              <w:top w:val="single" w:sz="4" w:space="0" w:color="BFBFBF"/>
+              <w:left w:val="single" w:sz="4" w:space="0" w:color="BFBFBF"/>
+              <w:bottom w:val="single" w:sz="4" w:space="0" w:color="BFBFBF"/>
+              <w:right w:val="single" w:sz="4" w:space="0" w:color="BFBFBF"/>
             </w:tcBorders>
             <w:tcMar>
               <w:top w:w="60" w:type="dxa"/>
@@ -7950,18 +8017,17 @@
       <w:tr>
         <w:trPr>
           <w:cantSplit/>
-          <w:hidden w:val="0"/>
         </w:trPr>
         <w:tc>
           <w:tcPr>
             <w:tcW w:w="1750" w:type="dxa"/>
             <w:tcBorders>
-              <w:top w:val="single" w:color="BFBFBF" w:sz="4" w:space="0"/>
-              <w:left w:val="single" w:color="BFBFBF" w:sz="4" w:space="0"/>
-              <w:bottom w:val="single" w:color="BFBFBF" w:sz="4" w:space="0"/>
-              <w:right w:val="single" w:color="BFBFBF" w:sz="4" w:space="0"/>
+              <w:top w:val="single" w:sz="4" w:space="0" w:color="BFBFBF"/>
+              <w:left w:val="single" w:sz="4" w:space="0" w:color="BFBFBF"/>
+              <w:bottom w:val="single" w:sz="4" w:space="0" w:color="BFBFBF"/>
+              <w:right w:val="single" w:sz="4" w:space="0" w:color="BFBFBF"/>
             </w:tcBorders>
-            <w:shd w:color="auto" w:fill="F2F2F2" w:val="clear"/>
+            <w:shd w:val="clear" w:color="auto" w:fill="F2F2F2"/>
             <w:tcMar>
               <w:top w:w="60" w:type="dxa"/>
               <w:left w:w="100" w:type="dxa"/>
@@ -7988,10 +8054,10 @@
           <w:tcPr>
             <w:tcW w:w="7888" w:type="dxa"/>
             <w:tcBorders>
-              <w:top w:val="single" w:color="BFBFBF" w:sz="4" w:space="0"/>
-              <w:left w:val="single" w:color="BFBFBF" w:sz="4" w:space="0"/>
-              <w:bottom w:val="single" w:color="BFBFBF" w:sz="4" w:space="0"/>
-              <w:right w:val="single" w:color="BFBFBF" w:sz="4" w:space="0"/>
+              <w:top w:val="single" w:sz="4" w:space="0" w:color="BFBFBF"/>
+              <w:left w:val="single" w:sz="4" w:space="0" w:color="BFBFBF"/>
+              <w:bottom w:val="single" w:sz="4" w:space="0" w:color="BFBFBF"/>
+              <w:right w:val="single" w:sz="4" w:space="0" w:color="BFBFBF"/>
             </w:tcBorders>
             <w:tcMar>
               <w:top w:w="60" w:type="dxa"/>
@@ -8017,18 +8083,17 @@
       <w:tr>
         <w:trPr>
           <w:cantSplit/>
-          <w:hidden w:val="0"/>
         </w:trPr>
         <w:tc>
           <w:tcPr>
             <w:tcW w:w="1750" w:type="dxa"/>
             <w:tcBorders>
-              <w:top w:val="single" w:color="BFBFBF" w:sz="4" w:space="0"/>
-              <w:left w:val="single" w:color="BFBFBF" w:sz="4" w:space="0"/>
-              <w:bottom w:val="single" w:color="BFBFBF" w:sz="4" w:space="0"/>
-              <w:right w:val="single" w:color="BFBFBF" w:sz="4" w:space="0"/>
+              <w:top w:val="single" w:sz="4" w:space="0" w:color="BFBFBF"/>
+              <w:left w:val="single" w:sz="4" w:space="0" w:color="BFBFBF"/>
+              <w:bottom w:val="single" w:sz="4" w:space="0" w:color="BFBFBF"/>
+              <w:right w:val="single" w:sz="4" w:space="0" w:color="BFBFBF"/>
             </w:tcBorders>
-            <w:shd w:color="auto" w:fill="F2F2F2" w:val="clear"/>
+            <w:shd w:val="clear" w:color="auto" w:fill="F2F2F2"/>
             <w:tcMar>
               <w:top w:w="60" w:type="dxa"/>
               <w:left w:w="100" w:type="dxa"/>
@@ -8054,10 +8119,10 @@
           <w:tcPr>
             <w:tcW w:w="7888" w:type="dxa"/>
             <w:tcBorders>
-              <w:top w:val="single" w:color="BFBFBF" w:sz="4" w:space="0"/>
-              <w:left w:val="single" w:color="BFBFBF" w:sz="4" w:space="0"/>
-              <w:bottom w:val="single" w:color="BFBFBF" w:sz="4" w:space="0"/>
-              <w:right w:val="single" w:color="BFBFBF" w:sz="4" w:space="0"/>
+              <w:top w:val="single" w:sz="4" w:space="0" w:color="BFBFBF"/>
+              <w:left w:val="single" w:sz="4" w:space="0" w:color="BFBFBF"/>
+              <w:bottom w:val="single" w:sz="4" w:space="0" w:color="BFBFBF"/>
+              <w:right w:val="single" w:sz="4" w:space="0" w:color="BFBFBF"/>
             </w:tcBorders>
             <w:tcMar>
               <w:top w:w="60" w:type="dxa"/>
@@ -8086,9 +8151,11 @@
         <w:pStyle w:val="Heading2"/>
         <w:keepNext/>
       </w:pPr>
+      <w:proofErr w:type="gramStart"/>
       <w:r>
         <w:t>4.10  Adapter</w:t>
       </w:r>
+      <w:proofErr w:type="gramEnd"/>
       <w:r>
         <w:t xml:space="preserve"> (Structural)</w:t>
       </w:r>
@@ -8097,14 +8164,14 @@
       <w:tblPr>
         <w:tblW w:w="9638" w:type="dxa"/>
         <w:tblBorders>
-          <w:top w:val="single" w:color="auto" w:sz="4" w:space="0"/>
-          <w:left w:val="single" w:color="auto" w:sz="4" w:space="0"/>
-          <w:bottom w:val="single" w:color="auto" w:sz="4" w:space="0"/>
-          <w:right w:val="single" w:color="auto" w:sz="4" w:space="0"/>
-          <w:insideH w:val="single" w:color="auto" w:sz="4" w:space="0"/>
-          <w:insideV w:val="single" w:color="auto" w:sz="4" w:space="0"/>
+          <w:top w:val="single" w:sz="4" w:space="0" w:color="auto"/>
+          <w:left w:val="single" w:sz="4" w:space="0" w:color="auto"/>
+          <w:bottom w:val="single" w:sz="4" w:space="0" w:color="auto"/>
+          <w:right w:val="single" w:sz="4" w:space="0" w:color="auto"/>
+          <w:insideH w:val="single" w:sz="4" w:space="0" w:color="auto"/>
+          <w:insideV w:val="single" w:sz="4" w:space="0" w:color="auto"/>
         </w:tblBorders>
-        <w:tblLook w:firstColumn="1" w:firstRow="1" w:lastColumn="0" w:lastRow="0" w:noHBand="0" w:noVBand="1" w:val="04A0"/>
+        <w:tblLook w:val="04A0" w:firstRow="1" w:lastRow="0" w:firstColumn="1" w:lastColumn="0" w:noHBand="0" w:noVBand="1"/>
       </w:tblPr>
       <w:tblGrid>
         <w:gridCol w:w="1750"/>
@@ -8113,18 +8180,17 @@
       <w:tr>
         <w:trPr>
           <w:cantSplit/>
-          <w:hidden w:val="0"/>
         </w:trPr>
         <w:tc>
           <w:tcPr>
             <w:tcW w:w="1750" w:type="dxa"/>
             <w:tcBorders>
-              <w:top w:val="single" w:color="BFBFBF" w:sz="4" w:space="0"/>
-              <w:left w:val="single" w:color="BFBFBF" w:sz="4" w:space="0"/>
-              <w:bottom w:val="single" w:color="BFBFBF" w:sz="4" w:space="0"/>
-              <w:right w:val="single" w:color="BFBFBF" w:sz="4" w:space="0"/>
+              <w:top w:val="single" w:sz="4" w:space="0" w:color="BFBFBF"/>
+              <w:left w:val="single" w:sz="4" w:space="0" w:color="BFBFBF"/>
+              <w:bottom w:val="single" w:sz="4" w:space="0" w:color="BFBFBF"/>
+              <w:right w:val="single" w:sz="4" w:space="0" w:color="BFBFBF"/>
             </w:tcBorders>
-            <w:shd w:color="auto" w:fill="F2F2F2" w:val="clear"/>
+            <w:shd w:val="clear" w:color="auto" w:fill="F2F2F2"/>
             <w:tcMar>
               <w:top w:w="60" w:type="dxa"/>
               <w:left w:w="100" w:type="dxa"/>
@@ -8151,10 +8217,10 @@
           <w:tcPr>
             <w:tcW w:w="7888" w:type="dxa"/>
             <w:tcBorders>
-              <w:top w:val="single" w:color="BFBFBF" w:sz="4" w:space="0"/>
-              <w:left w:val="single" w:color="BFBFBF" w:sz="4" w:space="0"/>
-              <w:bottom w:val="single" w:color="BFBFBF" w:sz="4" w:space="0"/>
-              <w:right w:val="single" w:color="BFBFBF" w:sz="4" w:space="0"/>
+              <w:top w:val="single" w:sz="4" w:space="0" w:color="BFBFBF"/>
+              <w:left w:val="single" w:sz="4" w:space="0" w:color="BFBFBF"/>
+              <w:bottom w:val="single" w:sz="4" w:space="0" w:color="BFBFBF"/>
+              <w:right w:val="single" w:sz="4" w:space="0" w:color="BFBFBF"/>
             </w:tcBorders>
             <w:tcMar>
               <w:top w:w="60" w:type="dxa"/>
@@ -8180,18 +8246,17 @@
       <w:tr>
         <w:trPr>
           <w:cantSplit/>
-          <w:hidden w:val="0"/>
         </w:trPr>
         <w:tc>
           <w:tcPr>
             <w:tcW w:w="1750" w:type="dxa"/>
             <w:tcBorders>
-              <w:top w:val="single" w:color="BFBFBF" w:sz="4" w:space="0"/>
-              <w:left w:val="single" w:color="BFBFBF" w:sz="4" w:space="0"/>
-              <w:bottom w:val="single" w:color="BFBFBF" w:sz="4" w:space="0"/>
-              <w:right w:val="single" w:color="BFBFBF" w:sz="4" w:space="0"/>
+              <w:top w:val="single" w:sz="4" w:space="0" w:color="BFBFBF"/>
+              <w:left w:val="single" w:sz="4" w:space="0" w:color="BFBFBF"/>
+              <w:bottom w:val="single" w:sz="4" w:space="0" w:color="BFBFBF"/>
+              <w:right w:val="single" w:sz="4" w:space="0" w:color="BFBFBF"/>
             </w:tcBorders>
-            <w:shd w:color="auto" w:fill="F2F2F2" w:val="clear"/>
+            <w:shd w:val="clear" w:color="auto" w:fill="F2F2F2"/>
             <w:tcMar>
               <w:top w:w="60" w:type="dxa"/>
               <w:left w:w="100" w:type="dxa"/>
@@ -8203,6 +8268,7 @@
             <w:pPr>
               <w:spacing w:after="40" w:line="245" w:lineRule="auto"/>
             </w:pPr>
+            <w:proofErr w:type="spellStart"/>
             <w:r>
               <w:rPr>
                 <w:b/>
@@ -8212,6 +8278,7 @@
               </w:rPr>
               <w:t>GoF</w:t>
             </w:r>
+            <w:proofErr w:type="spellEnd"/>
             <w:r>
               <w:rPr>
                 <w:b/>
@@ -8227,10 +8294,10 @@
           <w:tcPr>
             <w:tcW w:w="7888" w:type="dxa"/>
             <w:tcBorders>
-              <w:top w:val="single" w:color="BFBFBF" w:sz="4" w:space="0"/>
-              <w:left w:val="single" w:color="BFBFBF" w:sz="4" w:space="0"/>
-              <w:bottom w:val="single" w:color="BFBFBF" w:sz="4" w:space="0"/>
-              <w:right w:val="single" w:color="BFBFBF" w:sz="4" w:space="0"/>
+              <w:top w:val="single" w:sz="4" w:space="0" w:color="BFBFBF"/>
+              <w:left w:val="single" w:sz="4" w:space="0" w:color="BFBFBF"/>
+              <w:bottom w:val="single" w:sz="4" w:space="0" w:color="BFBFBF"/>
+              <w:right w:val="single" w:sz="4" w:space="0" w:color="BFBFBF"/>
             </w:tcBorders>
             <w:tcMar>
               <w:top w:w="60" w:type="dxa"/>
@@ -8324,18 +8391,17 @@
       <w:tr>
         <w:trPr>
           <w:cantSplit/>
-          <w:hidden w:val="0"/>
         </w:trPr>
         <w:tc>
           <w:tcPr>
             <w:tcW w:w="1750" w:type="dxa"/>
             <w:tcBorders>
-              <w:top w:val="single" w:color="BFBFBF" w:sz="4" w:space="0"/>
-              <w:left w:val="single" w:color="BFBFBF" w:sz="4" w:space="0"/>
-              <w:bottom w:val="single" w:color="BFBFBF" w:sz="4" w:space="0"/>
-              <w:right w:val="single" w:color="BFBFBF" w:sz="4" w:space="0"/>
+              <w:top w:val="single" w:sz="4" w:space="0" w:color="BFBFBF"/>
+              <w:left w:val="single" w:sz="4" w:space="0" w:color="BFBFBF"/>
+              <w:bottom w:val="single" w:sz="4" w:space="0" w:color="BFBFBF"/>
+              <w:right w:val="single" w:sz="4" w:space="0" w:color="BFBFBF"/>
             </w:tcBorders>
-            <w:shd w:color="auto" w:fill="F2F2F2" w:val="clear"/>
+            <w:shd w:val="clear" w:color="auto" w:fill="F2F2F2"/>
             <w:tcMar>
               <w:top w:w="60" w:type="dxa"/>
               <w:left w:w="100" w:type="dxa"/>
@@ -8362,10 +8428,10 @@
           <w:tcPr>
             <w:tcW w:w="7888" w:type="dxa"/>
             <w:tcBorders>
-              <w:top w:val="single" w:color="BFBFBF" w:sz="4" w:space="0"/>
-              <w:left w:val="single" w:color="BFBFBF" w:sz="4" w:space="0"/>
-              <w:bottom w:val="single" w:color="BFBFBF" w:sz="4" w:space="0"/>
-              <w:right w:val="single" w:color="BFBFBF" w:sz="4" w:space="0"/>
+              <w:top w:val="single" w:sz="4" w:space="0" w:color="BFBFBF"/>
+              <w:left w:val="single" w:sz="4" w:space="0" w:color="BFBFBF"/>
+              <w:bottom w:val="single" w:sz="4" w:space="0" w:color="BFBFBF"/>
+              <w:right w:val="single" w:sz="4" w:space="0" w:color="BFBFBF"/>
             </w:tcBorders>
             <w:tcMar>
               <w:top w:w="60" w:type="dxa"/>
@@ -8391,18 +8457,17 @@
       <w:tr>
         <w:trPr>
           <w:cantSplit/>
-          <w:hidden w:val="0"/>
         </w:trPr>
         <w:tc>
           <w:tcPr>
             <w:tcW w:w="1750" w:type="dxa"/>
             <w:tcBorders>
-              <w:top w:val="single" w:color="BFBFBF" w:sz="4" w:space="0"/>
-              <w:left w:val="single" w:color="BFBFBF" w:sz="4" w:space="0"/>
-              <w:bottom w:val="single" w:color="BFBFBF" w:sz="4" w:space="0"/>
-              <w:right w:val="single" w:color="BFBFBF" w:sz="4" w:space="0"/>
+              <w:top w:val="single" w:sz="4" w:space="0" w:color="BFBFBF"/>
+              <w:left w:val="single" w:sz="4" w:space="0" w:color="BFBFBF"/>
+              <w:bottom w:val="single" w:sz="4" w:space="0" w:color="BFBFBF"/>
+              <w:right w:val="single" w:sz="4" w:space="0" w:color="BFBFBF"/>
             </w:tcBorders>
-            <w:shd w:color="auto" w:fill="F2F2F2" w:val="clear"/>
+            <w:shd w:val="clear" w:color="auto" w:fill="F2F2F2"/>
             <w:tcMar>
               <w:top w:w="60" w:type="dxa"/>
               <w:left w:w="100" w:type="dxa"/>
@@ -8429,10 +8494,10 @@
           <w:tcPr>
             <w:tcW w:w="7888" w:type="dxa"/>
             <w:tcBorders>
-              <w:top w:val="single" w:color="BFBFBF" w:sz="4" w:space="0"/>
-              <w:left w:val="single" w:color="BFBFBF" w:sz="4" w:space="0"/>
-              <w:bottom w:val="single" w:color="BFBFBF" w:sz="4" w:space="0"/>
-              <w:right w:val="single" w:color="BFBFBF" w:sz="4" w:space="0"/>
+              <w:top w:val="single" w:sz="4" w:space="0" w:color="BFBFBF"/>
+              <w:left w:val="single" w:sz="4" w:space="0" w:color="BFBFBF"/>
+              <w:bottom w:val="single" w:sz="4" w:space="0" w:color="BFBFBF"/>
+              <w:right w:val="single" w:sz="4" w:space="0" w:color="BFBFBF"/>
             </w:tcBorders>
             <w:tcMar>
               <w:top w:w="60" w:type="dxa"/>
@@ -8458,18 +8523,17 @@
       <w:tr>
         <w:trPr>
           <w:cantSplit/>
-          <w:hidden w:val="0"/>
         </w:trPr>
         <w:tc>
           <w:tcPr>
             <w:tcW w:w="1750" w:type="dxa"/>
             <w:tcBorders>
-              <w:top w:val="single" w:color="BFBFBF" w:sz="4" w:space="0"/>
-              <w:left w:val="single" w:color="BFBFBF" w:sz="4" w:space="0"/>
-              <w:bottom w:val="single" w:color="BFBFBF" w:sz="4" w:space="0"/>
-              <w:right w:val="single" w:color="BFBFBF" w:sz="4" w:space="0"/>
+              <w:top w:val="single" w:sz="4" w:space="0" w:color="BFBFBF"/>
+              <w:left w:val="single" w:sz="4" w:space="0" w:color="BFBFBF"/>
+              <w:bottom w:val="single" w:sz="4" w:space="0" w:color="BFBFBF"/>
+              <w:right w:val="single" w:sz="4" w:space="0" w:color="BFBFBF"/>
             </w:tcBorders>
-            <w:shd w:color="auto" w:fill="F2F2F2" w:val="clear"/>
+            <w:shd w:val="clear" w:color="auto" w:fill="F2F2F2"/>
             <w:tcMar>
               <w:top w:w="60" w:type="dxa"/>
               <w:left w:w="100" w:type="dxa"/>
@@ -8496,10 +8560,10 @@
           <w:tcPr>
             <w:tcW w:w="7888" w:type="dxa"/>
             <w:tcBorders>
-              <w:top w:val="single" w:color="BFBFBF" w:sz="4" w:space="0"/>
-              <w:left w:val="single" w:color="BFBFBF" w:sz="4" w:space="0"/>
-              <w:bottom w:val="single" w:color="BFBFBF" w:sz="4" w:space="0"/>
-              <w:right w:val="single" w:color="BFBFBF" w:sz="4" w:space="0"/>
+              <w:top w:val="single" w:sz="4" w:space="0" w:color="BFBFBF"/>
+              <w:left w:val="single" w:sz="4" w:space="0" w:color="BFBFBF"/>
+              <w:bottom w:val="single" w:sz="4" w:space="0" w:color="BFBFBF"/>
+              <w:right w:val="single" w:sz="4" w:space="0" w:color="BFBFBF"/>
             </w:tcBorders>
             <w:tcMar>
               <w:top w:w="60" w:type="dxa"/>
@@ -8525,18 +8589,17 @@
       <w:tr>
         <w:trPr>
           <w:cantSplit/>
-          <w:hidden w:val="0"/>
         </w:trPr>
         <w:tc>
           <w:tcPr>
             <w:tcW w:w="1750" w:type="dxa"/>
             <w:tcBorders>
-              <w:top w:val="single" w:color="BFBFBF" w:sz="4" w:space="0"/>
-              <w:left w:val="single" w:color="BFBFBF" w:sz="4" w:space="0"/>
-              <w:bottom w:val="single" w:color="BFBFBF" w:sz="4" w:space="0"/>
-              <w:right w:val="single" w:color="BFBFBF" w:sz="4" w:space="0"/>
+              <w:top w:val="single" w:sz="4" w:space="0" w:color="BFBFBF"/>
+              <w:left w:val="single" w:sz="4" w:space="0" w:color="BFBFBF"/>
+              <w:bottom w:val="single" w:sz="4" w:space="0" w:color="BFBFBF"/>
+              <w:right w:val="single" w:sz="4" w:space="0" w:color="BFBFBF"/>
             </w:tcBorders>
-            <w:shd w:color="auto" w:fill="F2F2F2" w:val="clear"/>
+            <w:shd w:val="clear" w:color="auto" w:fill="F2F2F2"/>
             <w:tcMar>
               <w:top w:w="60" w:type="dxa"/>
               <w:left w:w="100" w:type="dxa"/>
@@ -8562,10 +8625,10 @@
           <w:tcPr>
             <w:tcW w:w="7888" w:type="dxa"/>
             <w:tcBorders>
-              <w:top w:val="single" w:color="BFBFBF" w:sz="4" w:space="0"/>
-              <w:left w:val="single" w:color="BFBFBF" w:sz="4" w:space="0"/>
-              <w:bottom w:val="single" w:color="BFBFBF" w:sz="4" w:space="0"/>
-              <w:right w:val="single" w:color="BFBFBF" w:sz="4" w:space="0"/>
+              <w:top w:val="single" w:sz="4" w:space="0" w:color="BFBFBF"/>
+              <w:left w:val="single" w:sz="4" w:space="0" w:color="BFBFBF"/>
+              <w:bottom w:val="single" w:sz="4" w:space="0" w:color="BFBFBF"/>
+              <w:right w:val="single" w:sz="4" w:space="0" w:color="BFBFBF"/>
             </w:tcBorders>
             <w:tcMar>
               <w:top w:w="60" w:type="dxa"/>
@@ -8594,9 +8657,11 @@
         <w:pStyle w:val="Heading2"/>
         <w:keepNext/>
       </w:pPr>
+      <w:proofErr w:type="gramStart"/>
       <w:r>
         <w:t>4.11  Mediator</w:t>
       </w:r>
+      <w:proofErr w:type="gramEnd"/>
       <w:r>
         <w:t xml:space="preserve"> (Behavioural)</w:t>
       </w:r>
@@ -8605,14 +8670,14 @@
       <w:tblPr>
         <w:tblW w:w="9638" w:type="dxa"/>
         <w:tblBorders>
-          <w:top w:val="single" w:color="auto" w:sz="4" w:space="0"/>
-          <w:left w:val="single" w:color="auto" w:sz="4" w:space="0"/>
-          <w:bottom w:val="single" w:color="auto" w:sz="4" w:space="0"/>
-          <w:right w:val="single" w:color="auto" w:sz="4" w:space="0"/>
-          <w:insideH w:val="single" w:color="auto" w:sz="4" w:space="0"/>
-          <w:insideV w:val="single" w:color="auto" w:sz="4" w:space="0"/>
+          <w:top w:val="single" w:sz="4" w:space="0" w:color="auto"/>
+          <w:left w:val="single" w:sz="4" w:space="0" w:color="auto"/>
+          <w:bottom w:val="single" w:sz="4" w:space="0" w:color="auto"/>
+          <w:right w:val="single" w:sz="4" w:space="0" w:color="auto"/>
+          <w:insideH w:val="single" w:sz="4" w:space="0" w:color="auto"/>
+          <w:insideV w:val="single" w:sz="4" w:space="0" w:color="auto"/>
         </w:tblBorders>
-        <w:tblLook w:firstColumn="1" w:firstRow="1" w:lastColumn="0" w:lastRow="0" w:noHBand="0" w:noVBand="1" w:val="04A0"/>
+        <w:tblLook w:val="04A0" w:firstRow="1" w:lastRow="0" w:firstColumn="1" w:lastColumn="0" w:noHBand="0" w:noVBand="1"/>
       </w:tblPr>
       <w:tblGrid>
         <w:gridCol w:w="1750"/>
@@ -8621,18 +8686,17 @@
       <w:tr>
         <w:trPr>
           <w:cantSplit/>
-          <w:hidden w:val="0"/>
         </w:trPr>
         <w:tc>
           <w:tcPr>
             <w:tcW w:w="1750" w:type="dxa"/>
             <w:tcBorders>
-              <w:top w:val="single" w:color="BFBFBF" w:sz="4" w:space="0"/>
-              <w:left w:val="single" w:color="BFBFBF" w:sz="4" w:space="0"/>
-              <w:bottom w:val="single" w:color="BFBFBF" w:sz="4" w:space="0"/>
-              <w:right w:val="single" w:color="BFBFBF" w:sz="4" w:space="0"/>
+              <w:top w:val="single" w:sz="4" w:space="0" w:color="BFBFBF"/>
+              <w:left w:val="single" w:sz="4" w:space="0" w:color="BFBFBF"/>
+              <w:bottom w:val="single" w:sz="4" w:space="0" w:color="BFBFBF"/>
+              <w:right w:val="single" w:sz="4" w:space="0" w:color="BFBFBF"/>
             </w:tcBorders>
-            <w:shd w:color="auto" w:fill="F2F2F2" w:val="clear"/>
+            <w:shd w:val="clear" w:color="auto" w:fill="F2F2F2"/>
             <w:tcMar>
               <w:top w:w="60" w:type="dxa"/>
               <w:left w:w="100" w:type="dxa"/>
@@ -8659,10 +8723,10 @@
           <w:tcPr>
             <w:tcW w:w="7888" w:type="dxa"/>
             <w:tcBorders>
-              <w:top w:val="single" w:color="BFBFBF" w:sz="4" w:space="0"/>
-              <w:left w:val="single" w:color="BFBFBF" w:sz="4" w:space="0"/>
-              <w:bottom w:val="single" w:color="BFBFBF" w:sz="4" w:space="0"/>
-              <w:right w:val="single" w:color="BFBFBF" w:sz="4" w:space="0"/>
+              <w:top w:val="single" w:sz="4" w:space="0" w:color="BFBFBF"/>
+              <w:left w:val="single" w:sz="4" w:space="0" w:color="BFBFBF"/>
+              <w:bottom w:val="single" w:sz="4" w:space="0" w:color="BFBFBF"/>
+              <w:right w:val="single" w:sz="4" w:space="0" w:color="BFBFBF"/>
             </w:tcBorders>
             <w:tcMar>
               <w:top w:w="60" w:type="dxa"/>
@@ -8688,18 +8752,17 @@
       <w:tr>
         <w:trPr>
           <w:cantSplit/>
-          <w:hidden w:val="0"/>
         </w:trPr>
         <w:tc>
           <w:tcPr>
             <w:tcW w:w="1750" w:type="dxa"/>
             <w:tcBorders>
-              <w:top w:val="single" w:color="BFBFBF" w:sz="4" w:space="0"/>
-              <w:left w:val="single" w:color="BFBFBF" w:sz="4" w:space="0"/>
-              <w:bottom w:val="single" w:color="BFBFBF" w:sz="4" w:space="0"/>
-              <w:right w:val="single" w:color="BFBFBF" w:sz="4" w:space="0"/>
+              <w:top w:val="single" w:sz="4" w:space="0" w:color="BFBFBF"/>
+              <w:left w:val="single" w:sz="4" w:space="0" w:color="BFBFBF"/>
+              <w:bottom w:val="single" w:sz="4" w:space="0" w:color="BFBFBF"/>
+              <w:right w:val="single" w:sz="4" w:space="0" w:color="BFBFBF"/>
             </w:tcBorders>
-            <w:shd w:color="auto" w:fill="F2F2F2" w:val="clear"/>
+            <w:shd w:val="clear" w:color="auto" w:fill="F2F2F2"/>
             <w:tcMar>
               <w:top w:w="60" w:type="dxa"/>
               <w:left w:w="100" w:type="dxa"/>
@@ -8711,6 +8774,7 @@
             <w:pPr>
               <w:spacing w:after="40" w:line="245" w:lineRule="auto"/>
             </w:pPr>
+            <w:proofErr w:type="spellStart"/>
             <w:r>
               <w:rPr>
                 <w:b/>
@@ -8720,6 +8784,7 @@
               </w:rPr>
               <w:t>GoF</w:t>
             </w:r>
+            <w:proofErr w:type="spellEnd"/>
             <w:r>
               <w:rPr>
                 <w:b/>
@@ -8735,10 +8800,10 @@
           <w:tcPr>
             <w:tcW w:w="7888" w:type="dxa"/>
             <w:tcBorders>
-              <w:top w:val="single" w:color="BFBFBF" w:sz="4" w:space="0"/>
-              <w:left w:val="single" w:color="BFBFBF" w:sz="4" w:space="0"/>
-              <w:bottom w:val="single" w:color="BFBFBF" w:sz="4" w:space="0"/>
-              <w:right w:val="single" w:color="BFBFBF" w:sz="4" w:space="0"/>
+              <w:top w:val="single" w:sz="4" w:space="0" w:color="BFBFBF"/>
+              <w:left w:val="single" w:sz="4" w:space="0" w:color="BFBFBF"/>
+              <w:bottom w:val="single" w:sz="4" w:space="0" w:color="BFBFBF"/>
+              <w:right w:val="single" w:sz="4" w:space="0" w:color="BFBFBF"/>
             </w:tcBorders>
             <w:tcMar>
               <w:top w:w="60" w:type="dxa"/>
@@ -8812,18 +8877,17 @@
       <w:tr>
         <w:trPr>
           <w:cantSplit/>
-          <w:hidden w:val="0"/>
         </w:trPr>
         <w:tc>
           <w:tcPr>
             <w:tcW w:w="1750" w:type="dxa"/>
             <w:tcBorders>
-              <w:top w:val="single" w:color="BFBFBF" w:sz="4" w:space="0"/>
-              <w:left w:val="single" w:color="BFBFBF" w:sz="4" w:space="0"/>
-              <w:bottom w:val="single" w:color="BFBFBF" w:sz="4" w:space="0"/>
-              <w:right w:val="single" w:color="BFBFBF" w:sz="4" w:space="0"/>
+              <w:top w:val="single" w:sz="4" w:space="0" w:color="BFBFBF"/>
+              <w:left w:val="single" w:sz="4" w:space="0" w:color="BFBFBF"/>
+              <w:bottom w:val="single" w:sz="4" w:space="0" w:color="BFBFBF"/>
+              <w:right w:val="single" w:sz="4" w:space="0" w:color="BFBFBF"/>
             </w:tcBorders>
-            <w:shd w:color="auto" w:fill="F2F2F2" w:val="clear"/>
+            <w:shd w:val="clear" w:color="auto" w:fill="F2F2F2"/>
             <w:tcMar>
               <w:top w:w="60" w:type="dxa"/>
               <w:left w:w="100" w:type="dxa"/>
@@ -8850,10 +8914,10 @@
           <w:tcPr>
             <w:tcW w:w="7888" w:type="dxa"/>
             <w:tcBorders>
-              <w:top w:val="single" w:color="BFBFBF" w:sz="4" w:space="0"/>
-              <w:left w:val="single" w:color="BFBFBF" w:sz="4" w:space="0"/>
-              <w:bottom w:val="single" w:color="BFBFBF" w:sz="4" w:space="0"/>
-              <w:right w:val="single" w:color="BFBFBF" w:sz="4" w:space="0"/>
+              <w:top w:val="single" w:sz="4" w:space="0" w:color="BFBFBF"/>
+              <w:left w:val="single" w:sz="4" w:space="0" w:color="BFBFBF"/>
+              <w:bottom w:val="single" w:sz="4" w:space="0" w:color="BFBFBF"/>
+              <w:right w:val="single" w:sz="4" w:space="0" w:color="BFBFBF"/>
             </w:tcBorders>
             <w:tcMar>
               <w:top w:w="60" w:type="dxa"/>
@@ -8879,18 +8943,17 @@
       <w:tr>
         <w:trPr>
           <w:cantSplit/>
-          <w:hidden w:val="0"/>
         </w:trPr>
         <w:tc>
           <w:tcPr>
             <w:tcW w:w="1750" w:type="dxa"/>
             <w:tcBorders>
-              <w:top w:val="single" w:color="BFBFBF" w:sz="4" w:space="0"/>
-              <w:left w:val="single" w:color="BFBFBF" w:sz="4" w:space="0"/>
-              <w:bottom w:val="single" w:color="BFBFBF" w:sz="4" w:space="0"/>
-              <w:right w:val="single" w:color="BFBFBF" w:sz="4" w:space="0"/>
+              <w:top w:val="single" w:sz="4" w:space="0" w:color="BFBFBF"/>
+              <w:left w:val="single" w:sz="4" w:space="0" w:color="BFBFBF"/>
+              <w:bottom w:val="single" w:sz="4" w:space="0" w:color="BFBFBF"/>
+              <w:right w:val="single" w:sz="4" w:space="0" w:color="BFBFBF"/>
             </w:tcBorders>
-            <w:shd w:color="auto" w:fill="F2F2F2" w:val="clear"/>
+            <w:shd w:val="clear" w:color="auto" w:fill="F2F2F2"/>
             <w:tcMar>
               <w:top w:w="60" w:type="dxa"/>
               <w:left w:w="100" w:type="dxa"/>
@@ -8917,10 +8980,10 @@
           <w:tcPr>
             <w:tcW w:w="7888" w:type="dxa"/>
             <w:tcBorders>
-              <w:top w:val="single" w:color="BFBFBF" w:sz="4" w:space="0"/>
-              <w:left w:val="single" w:color="BFBFBF" w:sz="4" w:space="0"/>
-              <w:bottom w:val="single" w:color="BFBFBF" w:sz="4" w:space="0"/>
-              <w:right w:val="single" w:color="BFBFBF" w:sz="4" w:space="0"/>
+              <w:top w:val="single" w:sz="4" w:space="0" w:color="BFBFBF"/>
+              <w:left w:val="single" w:sz="4" w:space="0" w:color="BFBFBF"/>
+              <w:bottom w:val="single" w:sz="4" w:space="0" w:color="BFBFBF"/>
+              <w:right w:val="single" w:sz="4" w:space="0" w:color="BFBFBF"/>
             </w:tcBorders>
             <w:tcMar>
               <w:top w:w="60" w:type="dxa"/>
@@ -8946,18 +9009,17 @@
       <w:tr>
         <w:trPr>
           <w:cantSplit/>
-          <w:hidden w:val="0"/>
         </w:trPr>
         <w:tc>
           <w:tcPr>
             <w:tcW w:w="1750" w:type="dxa"/>
             <w:tcBorders>
-              <w:top w:val="single" w:color="BFBFBF" w:sz="4" w:space="0"/>
-              <w:left w:val="single" w:color="BFBFBF" w:sz="4" w:space="0"/>
-              <w:bottom w:val="single" w:color="BFBFBF" w:sz="4" w:space="0"/>
-              <w:right w:val="single" w:color="BFBFBF" w:sz="4" w:space="0"/>
+              <w:top w:val="single" w:sz="4" w:space="0" w:color="BFBFBF"/>
+              <w:left w:val="single" w:sz="4" w:space="0" w:color="BFBFBF"/>
+              <w:bottom w:val="single" w:sz="4" w:space="0" w:color="BFBFBF"/>
+              <w:right w:val="single" w:sz="4" w:space="0" w:color="BFBFBF"/>
             </w:tcBorders>
-            <w:shd w:color="auto" w:fill="F2F2F2" w:val="clear"/>
+            <w:shd w:val="clear" w:color="auto" w:fill="F2F2F2"/>
             <w:tcMar>
               <w:top w:w="60" w:type="dxa"/>
               <w:left w:w="100" w:type="dxa"/>
@@ -8984,10 +9046,10 @@
           <w:tcPr>
             <w:tcW w:w="7888" w:type="dxa"/>
             <w:tcBorders>
-              <w:top w:val="single" w:color="BFBFBF" w:sz="4" w:space="0"/>
-              <w:left w:val="single" w:color="BFBFBF" w:sz="4" w:space="0"/>
-              <w:bottom w:val="single" w:color="BFBFBF" w:sz="4" w:space="0"/>
-              <w:right w:val="single" w:color="BFBFBF" w:sz="4" w:space="0"/>
+              <w:top w:val="single" w:sz="4" w:space="0" w:color="BFBFBF"/>
+              <w:left w:val="single" w:sz="4" w:space="0" w:color="BFBFBF"/>
+              <w:bottom w:val="single" w:sz="4" w:space="0" w:color="BFBFBF"/>
+              <w:right w:val="single" w:sz="4" w:space="0" w:color="BFBFBF"/>
             </w:tcBorders>
             <w:tcMar>
               <w:top w:w="60" w:type="dxa"/>
@@ -9013,18 +9075,17 @@
       <w:tr>
         <w:trPr>
           <w:cantSplit/>
-          <w:hidden w:val="0"/>
         </w:trPr>
         <w:tc>
           <w:tcPr>
             <w:tcW w:w="1750" w:type="dxa"/>
             <w:tcBorders>
-              <w:top w:val="single" w:color="BFBFBF" w:sz="4" w:space="0"/>
-              <w:left w:val="single" w:color="BFBFBF" w:sz="4" w:space="0"/>
-              <w:bottom w:val="single" w:color="BFBFBF" w:sz="4" w:space="0"/>
-              <w:right w:val="single" w:color="BFBFBF" w:sz="4" w:space="0"/>
+              <w:top w:val="single" w:sz="4" w:space="0" w:color="BFBFBF"/>
+              <w:left w:val="single" w:sz="4" w:space="0" w:color="BFBFBF"/>
+              <w:bottom w:val="single" w:sz="4" w:space="0" w:color="BFBFBF"/>
+              <w:right w:val="single" w:sz="4" w:space="0" w:color="BFBFBF"/>
             </w:tcBorders>
-            <w:shd w:color="auto" w:fill="F2F2F2" w:val="clear"/>
+            <w:shd w:val="clear" w:color="auto" w:fill="F2F2F2"/>
             <w:tcMar>
               <w:top w:w="60" w:type="dxa"/>
               <w:left w:w="100" w:type="dxa"/>
@@ -9050,10 +9111,10 @@
           <w:tcPr>
             <w:tcW w:w="7888" w:type="dxa"/>
             <w:tcBorders>
-              <w:top w:val="single" w:color="BFBFBF" w:sz="4" w:space="0"/>
-              <w:left w:val="single" w:color="BFBFBF" w:sz="4" w:space="0"/>
-              <w:bottom w:val="single" w:color="BFBFBF" w:sz="4" w:space="0"/>
-              <w:right w:val="single" w:color="BFBFBF" w:sz="4" w:space="0"/>
+              <w:top w:val="single" w:sz="4" w:space="0" w:color="BFBFBF"/>
+              <w:left w:val="single" w:sz="4" w:space="0" w:color="BFBFBF"/>
+              <w:bottom w:val="single" w:sz="4" w:space="0" w:color="BFBFBF"/>
+              <w:right w:val="single" w:sz="4" w:space="0" w:color="BFBFBF"/>
             </w:tcBorders>
             <w:tcMar>
               <w:top w:w="60" w:type="dxa"/>
@@ -9082,9 +9143,11 @@
         <w:pStyle w:val="Heading2"/>
         <w:keepNext/>
       </w:pPr>
+      <w:proofErr w:type="gramStart"/>
       <w:r>
         <w:t>4.12  Facade</w:t>
       </w:r>
+      <w:proofErr w:type="gramEnd"/>
       <w:r>
         <w:t xml:space="preserve"> (Structural)</w:t>
       </w:r>
@@ -9093,14 +9156,14 @@
       <w:tblPr>
         <w:tblW w:w="9638" w:type="dxa"/>
         <w:tblBorders>
-          <w:top w:val="single" w:color="auto" w:sz="4" w:space="0"/>
-          <w:left w:val="single" w:color="auto" w:sz="4" w:space="0"/>
-          <w:bottom w:val="single" w:color="auto" w:sz="4" w:space="0"/>
-          <w:right w:val="single" w:color="auto" w:sz="4" w:space="0"/>
-          <w:insideH w:val="single" w:color="auto" w:sz="4" w:space="0"/>
-          <w:insideV w:val="single" w:color="auto" w:sz="4" w:space="0"/>
+          <w:top w:val="single" w:sz="4" w:space="0" w:color="auto"/>
+          <w:left w:val="single" w:sz="4" w:space="0" w:color="auto"/>
+          <w:bottom w:val="single" w:sz="4" w:space="0" w:color="auto"/>
+          <w:right w:val="single" w:sz="4" w:space="0" w:color="auto"/>
+          <w:insideH w:val="single" w:sz="4" w:space="0" w:color="auto"/>
+          <w:insideV w:val="single" w:sz="4" w:space="0" w:color="auto"/>
         </w:tblBorders>
-        <w:tblLook w:firstColumn="1" w:firstRow="1" w:lastColumn="0" w:lastRow="0" w:noHBand="0" w:noVBand="1" w:val="04A0"/>
+        <w:tblLook w:val="04A0" w:firstRow="1" w:lastRow="0" w:firstColumn="1" w:lastColumn="0" w:noHBand="0" w:noVBand="1"/>
       </w:tblPr>
       <w:tblGrid>
         <w:gridCol w:w="1750"/>
@@ -9109,18 +9172,17 @@
       <w:tr>
         <w:trPr>
           <w:cantSplit/>
-          <w:hidden w:val="0"/>
         </w:trPr>
         <w:tc>
           <w:tcPr>
             <w:tcW w:w="1750" w:type="dxa"/>
             <w:tcBorders>
-              <w:top w:val="single" w:color="BFBFBF" w:sz="4" w:space="0"/>
-              <w:left w:val="single" w:color="BFBFBF" w:sz="4" w:space="0"/>
-              <w:bottom w:val="single" w:color="BFBFBF" w:sz="4" w:space="0"/>
-              <w:right w:val="single" w:color="BFBFBF" w:sz="4" w:space="0"/>
+              <w:top w:val="single" w:sz="4" w:space="0" w:color="BFBFBF"/>
+              <w:left w:val="single" w:sz="4" w:space="0" w:color="BFBFBF"/>
+              <w:bottom w:val="single" w:sz="4" w:space="0" w:color="BFBFBF"/>
+              <w:right w:val="single" w:sz="4" w:space="0" w:color="BFBFBF"/>
             </w:tcBorders>
-            <w:shd w:color="auto" w:fill="F2F2F2" w:val="clear"/>
+            <w:shd w:val="clear" w:color="auto" w:fill="F2F2F2"/>
             <w:tcMar>
               <w:top w:w="60" w:type="dxa"/>
               <w:left w:w="100" w:type="dxa"/>
@@ -9147,10 +9209,10 @@
           <w:tcPr>
             <w:tcW w:w="7888" w:type="dxa"/>
             <w:tcBorders>
-              <w:top w:val="single" w:color="BFBFBF" w:sz="4" w:space="0"/>
-              <w:left w:val="single" w:color="BFBFBF" w:sz="4" w:space="0"/>
-              <w:bottom w:val="single" w:color="BFBFBF" w:sz="4" w:space="0"/>
-              <w:right w:val="single" w:color="BFBFBF" w:sz="4" w:space="0"/>
+              <w:top w:val="single" w:sz="4" w:space="0" w:color="BFBFBF"/>
+              <w:left w:val="single" w:sz="4" w:space="0" w:color="BFBFBF"/>
+              <w:bottom w:val="single" w:sz="4" w:space="0" w:color="BFBFBF"/>
+              <w:right w:val="single" w:sz="4" w:space="0" w:color="BFBFBF"/>
             </w:tcBorders>
             <w:tcMar>
               <w:top w:w="60" w:type="dxa"/>
@@ -9176,18 +9238,17 @@
       <w:tr>
         <w:trPr>
           <w:cantSplit/>
-          <w:hidden w:val="0"/>
         </w:trPr>
         <w:tc>
           <w:tcPr>
             <w:tcW w:w="1750" w:type="dxa"/>
             <w:tcBorders>
-              <w:top w:val="single" w:color="BFBFBF" w:sz="4" w:space="0"/>
-              <w:left w:val="single" w:color="BFBFBF" w:sz="4" w:space="0"/>
-              <w:bottom w:val="single" w:color="BFBFBF" w:sz="4" w:space="0"/>
-              <w:right w:val="single" w:color="BFBFBF" w:sz="4" w:space="0"/>
+              <w:top w:val="single" w:sz="4" w:space="0" w:color="BFBFBF"/>
+              <w:left w:val="single" w:sz="4" w:space="0" w:color="BFBFBF"/>
+              <w:bottom w:val="single" w:sz="4" w:space="0" w:color="BFBFBF"/>
+              <w:right w:val="single" w:sz="4" w:space="0" w:color="BFBFBF"/>
             </w:tcBorders>
-            <w:shd w:color="auto" w:fill="F2F2F2" w:val="clear"/>
+            <w:shd w:val="clear" w:color="auto" w:fill="F2F2F2"/>
             <w:tcMar>
               <w:top w:w="60" w:type="dxa"/>
               <w:left w:w="100" w:type="dxa"/>
@@ -9199,6 +9260,7 @@
             <w:pPr>
               <w:spacing w:after="40" w:line="245" w:lineRule="auto"/>
             </w:pPr>
+            <w:proofErr w:type="spellStart"/>
             <w:r>
               <w:rPr>
                 <w:b/>
@@ -9208,6 +9270,7 @@
               </w:rPr>
               <w:t>GoF</w:t>
             </w:r>
+            <w:proofErr w:type="spellEnd"/>
             <w:r>
               <w:rPr>
                 <w:b/>
@@ -9223,10 +9286,10 @@
           <w:tcPr>
             <w:tcW w:w="7888" w:type="dxa"/>
             <w:tcBorders>
-              <w:top w:val="single" w:color="BFBFBF" w:sz="4" w:space="0"/>
-              <w:left w:val="single" w:color="BFBFBF" w:sz="4" w:space="0"/>
-              <w:bottom w:val="single" w:color="BFBFBF" w:sz="4" w:space="0"/>
-              <w:right w:val="single" w:color="BFBFBF" w:sz="4" w:space="0"/>
+              <w:top w:val="single" w:sz="4" w:space="0" w:color="BFBFBF"/>
+              <w:left w:val="single" w:sz="4" w:space="0" w:color="BFBFBF"/>
+              <w:bottom w:val="single" w:sz="4" w:space="0" w:color="BFBFBF"/>
+              <w:right w:val="single" w:sz="4" w:space="0" w:color="BFBFBF"/>
             </w:tcBorders>
             <w:tcMar>
               <w:top w:w="60" w:type="dxa"/>
@@ -9280,18 +9343,17 @@
       <w:tr>
         <w:trPr>
           <w:cantSplit/>
-          <w:hidden w:val="0"/>
         </w:trPr>
         <w:tc>
           <w:tcPr>
             <w:tcW w:w="1750" w:type="dxa"/>
             <w:tcBorders>
-              <w:top w:val="single" w:color="BFBFBF" w:sz="4" w:space="0"/>
-              <w:left w:val="single" w:color="BFBFBF" w:sz="4" w:space="0"/>
-              <w:bottom w:val="single" w:color="BFBFBF" w:sz="4" w:space="0"/>
-              <w:right w:val="single" w:color="BFBFBF" w:sz="4" w:space="0"/>
+              <w:top w:val="single" w:sz="4" w:space="0" w:color="BFBFBF"/>
+              <w:left w:val="single" w:sz="4" w:space="0" w:color="BFBFBF"/>
+              <w:bottom w:val="single" w:sz="4" w:space="0" w:color="BFBFBF"/>
+              <w:right w:val="single" w:sz="4" w:space="0" w:color="BFBFBF"/>
             </w:tcBorders>
-            <w:shd w:color="auto" w:fill="F2F2F2" w:val="clear"/>
+            <w:shd w:val="clear" w:color="auto" w:fill="F2F2F2"/>
             <w:tcMar>
               <w:top w:w="60" w:type="dxa"/>
               <w:left w:w="100" w:type="dxa"/>
@@ -9318,10 +9380,10 @@
           <w:tcPr>
             <w:tcW w:w="7888" w:type="dxa"/>
             <w:tcBorders>
-              <w:top w:val="single" w:color="BFBFBF" w:sz="4" w:space="0"/>
-              <w:left w:val="single" w:color="BFBFBF" w:sz="4" w:space="0"/>
-              <w:bottom w:val="single" w:color="BFBFBF" w:sz="4" w:space="0"/>
-              <w:right w:val="single" w:color="BFBFBF" w:sz="4" w:space="0"/>
+              <w:top w:val="single" w:sz="4" w:space="0" w:color="BFBFBF"/>
+              <w:left w:val="single" w:sz="4" w:space="0" w:color="BFBFBF"/>
+              <w:bottom w:val="single" w:sz="4" w:space="0" w:color="BFBFBF"/>
+              <w:right w:val="single" w:sz="4" w:space="0" w:color="BFBFBF"/>
             </w:tcBorders>
             <w:tcMar>
               <w:top w:w="60" w:type="dxa"/>
@@ -9347,18 +9409,17 @@
       <w:tr>
         <w:trPr>
           <w:cantSplit/>
-          <w:hidden w:val="0"/>
         </w:trPr>
         <w:tc>
           <w:tcPr>
             <w:tcW w:w="1750" w:type="dxa"/>
             <w:tcBorders>
-              <w:top w:val="single" w:color="BFBFBF" w:sz="4" w:space="0"/>
-              <w:left w:val="single" w:color="BFBFBF" w:sz="4" w:space="0"/>
-              <w:bottom w:val="single" w:color="BFBFBF" w:sz="4" w:space="0"/>
-              <w:right w:val="single" w:color="BFBFBF" w:sz="4" w:space="0"/>
+              <w:top w:val="single" w:sz="4" w:space="0" w:color="BFBFBF"/>
+              <w:left w:val="single" w:sz="4" w:space="0" w:color="BFBFBF"/>
+              <w:bottom w:val="single" w:sz="4" w:space="0" w:color="BFBFBF"/>
+              <w:right w:val="single" w:sz="4" w:space="0" w:color="BFBFBF"/>
             </w:tcBorders>
-            <w:shd w:color="auto" w:fill="F2F2F2" w:val="clear"/>
+            <w:shd w:val="clear" w:color="auto" w:fill="F2F2F2"/>
             <w:tcMar>
               <w:top w:w="60" w:type="dxa"/>
               <w:left w:w="100" w:type="dxa"/>
@@ -9385,10 +9446,10 @@
           <w:tcPr>
             <w:tcW w:w="7888" w:type="dxa"/>
             <w:tcBorders>
-              <w:top w:val="single" w:color="BFBFBF" w:sz="4" w:space="0"/>
-              <w:left w:val="single" w:color="BFBFBF" w:sz="4" w:space="0"/>
-              <w:bottom w:val="single" w:color="BFBFBF" w:sz="4" w:space="0"/>
-              <w:right w:val="single" w:color="BFBFBF" w:sz="4" w:space="0"/>
+              <w:top w:val="single" w:sz="4" w:space="0" w:color="BFBFBF"/>
+              <w:left w:val="single" w:sz="4" w:space="0" w:color="BFBFBF"/>
+              <w:bottom w:val="single" w:sz="4" w:space="0" w:color="BFBFBF"/>
+              <w:right w:val="single" w:sz="4" w:space="0" w:color="BFBFBF"/>
             </w:tcBorders>
             <w:tcMar>
               <w:top w:w="60" w:type="dxa"/>
@@ -9414,18 +9475,17 @@
       <w:tr>
         <w:trPr>
           <w:cantSplit/>
-          <w:hidden w:val="0"/>
         </w:trPr>
         <w:tc>
           <w:tcPr>
             <w:tcW w:w="1750" w:type="dxa"/>
             <w:tcBorders>
-              <w:top w:val="single" w:color="BFBFBF" w:sz="4" w:space="0"/>
-              <w:left w:val="single" w:color="BFBFBF" w:sz="4" w:space="0"/>
-              <w:bottom w:val="single" w:color="BFBFBF" w:sz="4" w:space="0"/>
-              <w:right w:val="single" w:color="BFBFBF" w:sz="4" w:space="0"/>
+              <w:top w:val="single" w:sz="4" w:space="0" w:color="BFBFBF"/>
+              <w:left w:val="single" w:sz="4" w:space="0" w:color="BFBFBF"/>
+              <w:bottom w:val="single" w:sz="4" w:space="0" w:color="BFBFBF"/>
+              <w:right w:val="single" w:sz="4" w:space="0" w:color="BFBFBF"/>
             </w:tcBorders>
-            <w:shd w:color="auto" w:fill="F2F2F2" w:val="clear"/>
+            <w:shd w:val="clear" w:color="auto" w:fill="F2F2F2"/>
             <w:tcMar>
               <w:top w:w="60" w:type="dxa"/>
               <w:left w:w="100" w:type="dxa"/>
@@ -9452,10 +9512,10 @@
           <w:tcPr>
             <w:tcW w:w="7888" w:type="dxa"/>
             <w:tcBorders>
-              <w:top w:val="single" w:color="BFBFBF" w:sz="4" w:space="0"/>
-              <w:left w:val="single" w:color="BFBFBF" w:sz="4" w:space="0"/>
-              <w:bottom w:val="single" w:color="BFBFBF" w:sz="4" w:space="0"/>
-              <w:right w:val="single" w:color="BFBFBF" w:sz="4" w:space="0"/>
+              <w:top w:val="single" w:sz="4" w:space="0" w:color="BFBFBF"/>
+              <w:left w:val="single" w:sz="4" w:space="0" w:color="BFBFBF"/>
+              <w:bottom w:val="single" w:sz="4" w:space="0" w:color="BFBFBF"/>
+              <w:right w:val="single" w:sz="4" w:space="0" w:color="BFBFBF"/>
             </w:tcBorders>
             <w:tcMar>
               <w:top w:w="60" w:type="dxa"/>
@@ -9481,18 +9541,17 @@
       <w:tr>
         <w:trPr>
           <w:cantSplit/>
-          <w:hidden w:val="0"/>
         </w:trPr>
         <w:tc>
           <w:tcPr>
             <w:tcW w:w="1750" w:type="dxa"/>
             <w:tcBorders>
-              <w:top w:val="single" w:color="BFBFBF" w:sz="4" w:space="0"/>
-              <w:left w:val="single" w:color="BFBFBF" w:sz="4" w:space="0"/>
-              <w:bottom w:val="single" w:color="BFBFBF" w:sz="4" w:space="0"/>
-              <w:right w:val="single" w:color="BFBFBF" w:sz="4" w:space="0"/>
+              <w:top w:val="single" w:sz="4" w:space="0" w:color="BFBFBF"/>
+              <w:left w:val="single" w:sz="4" w:space="0" w:color="BFBFBF"/>
+              <w:bottom w:val="single" w:sz="4" w:space="0" w:color="BFBFBF"/>
+              <w:right w:val="single" w:sz="4" w:space="0" w:color="BFBFBF"/>
             </w:tcBorders>
-            <w:shd w:color="auto" w:fill="F2F2F2" w:val="clear"/>
+            <w:shd w:val="clear" w:color="auto" w:fill="F2F2F2"/>
             <w:tcMar>
               <w:top w:w="60" w:type="dxa"/>
               <w:left w:w="100" w:type="dxa"/>
@@ -9518,10 +9577,10 @@
           <w:tcPr>
             <w:tcW w:w="7888" w:type="dxa"/>
             <w:tcBorders>
-              <w:top w:val="single" w:color="BFBFBF" w:sz="4" w:space="0"/>
-              <w:left w:val="single" w:color="BFBFBF" w:sz="4" w:space="0"/>
-              <w:bottom w:val="single" w:color="BFBFBF" w:sz="4" w:space="0"/>
-              <w:right w:val="single" w:color="BFBFBF" w:sz="4" w:space="0"/>
+              <w:top w:val="single" w:sz="4" w:space="0" w:color="BFBFBF"/>
+              <w:left w:val="single" w:sz="4" w:space="0" w:color="BFBFBF"/>
+              <w:bottom w:val="single" w:sz="4" w:space="0" w:color="BFBFBF"/>
+              <w:right w:val="single" w:sz="4" w:space="0" w:color="BFBFBF"/>
             </w:tcBorders>
             <w:tcMar>
               <w:top w:w="60" w:type="dxa"/>
@@ -9550,9 +9609,11 @@
         <w:pStyle w:val="Heading2"/>
         <w:keepNext/>
       </w:pPr>
+      <w:proofErr w:type="gramStart"/>
       <w:r>
         <w:t>4.13  How</w:t>
       </w:r>
+      <w:proofErr w:type="gramEnd"/>
       <w:r>
         <w:t xml:space="preserve"> the patterns form one system</w:t>
       </w:r>
@@ -9576,7 +9637,8 @@
         <w:keepNext/>
       </w:pPr>
       <w:r>
-        <w:t>Task 5: UML Class Diagram</w:t>
+        <w:rPr/>
+        <w:t xml:space="preserve">Task 5: UML Class Diagram</w:t>
       </w:r>
     </w:p>
     <w:p>
@@ -9589,45 +9651,76 @@
           <w:sz w:val="19"/>
           <w:szCs w:val="19"/>
         </w:rPr>
-        <w:drawing>
-          <wp:inline distT="0" distB="0" distL="0" distR="0" wp14:anchorId="0A5B94F5" wp14:editId="766E342C">
-            <wp:extent cx="6124575" cy="5943600"/>
-            <wp:effectExtent l="0" t="0" r="0" b="0"/>
-            <wp:docPr id="1" name="image1.png"/>
-            <wp:cNvGraphicFramePr/>
-            <a:graphic xmlns:a="http://schemas.openxmlformats.org/drawingml/2006/main">
-              <a:graphicData uri="http://schemas.openxmlformats.org/drawingml/2006/picture">
-                <pic:pic xmlns:pic="http://schemas.openxmlformats.org/drawingml/2006/picture">
-                  <pic:nvPicPr>
-                    <pic:cNvPr id="334550510" name="image1.png"/>
-                    <pic:cNvPicPr/>
-                  </pic:nvPicPr>
-                  <pic:blipFill rotWithShape="1">
-                    <a:blip r:embed="rId13"/>
-                    <a:srcRect/>
-                    <a:stretch/>
-                  </pic:blipFill>
-                  <pic:spPr bwMode="auto">
-                    <a:xfrm>
-                      <a:off x="0" y="0"/>
-                      <a:ext cx="6120129" cy="5943817"/>
-                    </a:xfrm>
-                    <a:prstGeom prst="rect">
-                      <a:avLst/>
-                    </a:prstGeom>
-                    <a:ln/>
-                  </pic:spPr>
-                </pic:pic>
-              </a:graphicData>
-            </a:graphic>
-          </wp:inline>
-        </w:drawing>
+        <mc:AlternateContent>
+          <mc:Choice Requires="wpg">
+            <w:drawing>
+              <wp:inline distT="0" distB="0" distL="0" distR="0" wp14:anchorId="0A5B94F5" wp14:editId="766E342C">
+                <wp:extent cx="6120130" cy="5943817"/>
+                <wp:effectExtent l="0" t="0" r="0" b="0"/>
+                <wp:docPr id="1" name="image1.png"/>
+                <wp:cNvGraphicFramePr/>
+                <a:graphic xmlns:a="http://schemas.openxmlformats.org/drawingml/2006/main">
+                  <a:graphicData uri="http://schemas.openxmlformats.org/drawingml/2006/picture">
+                    <pic:pic xmlns:pic="http://schemas.openxmlformats.org/drawingml/2006/picture">
+                      <pic:nvPicPr>
+                        <pic:cNvPr id="334550510" name="image1.png"/>
+                        <pic:cNvPicPr/>
+                      </pic:nvPicPr>
+                      <pic:blipFill rotWithShape="1">
+                        <a:blip r:embed="rId13"/>
+                        <a:srcRect/>
+                        <a:stretch/>
+                      </pic:blipFill>
+                      <pic:spPr bwMode="auto">
+                        <a:xfrm>
+                          <a:off x="0" y="0"/>
+                          <a:ext cx="6120129" cy="5943817"/>
+                        </a:xfrm>
+                        <a:prstGeom prst="rect">
+                          <a:avLst/>
+                        </a:prstGeom>
+                        <a:ln/>
+                      </pic:spPr>
+                    </pic:pic>
+                  </a:graphicData>
+                </a:graphic>
+              </wp:inline>
+            </w:drawing>
+          </mc:Choice>
+          <mc:Fallback xmlns:a="http://schemas.openxmlformats.org/drawingml/2006/main">
+            <w:pict>
+              <v:shapetype id="_x0000_t75" coordsize="21600,21600" o:spt="75" o:preferrelative="t" path="m@4@5l@4@11@9@11@9@5xe" filled="f" stroked="f">
+                <v:stroke joinstyle="miter"/>
+                <v:formulas>
+                  <v:f eqn="if lineDrawn pixelLineWidth 0"/>
+                  <v:f eqn="sum @0 1 0"/>
+                  <v:f eqn="sum 0 0 @1"/>
+                  <v:f eqn="prod @2 1 2"/>
+                  <v:f eqn="prod @3 21600 pixelWidth"/>
+                  <v:f eqn="prod @3 21600 pixelHeight"/>
+                  <v:f eqn="sum @0 0 1"/>
+                  <v:f eqn="prod @6 1 2"/>
+                  <v:f eqn="prod @7 21600 pixelWidth"/>
+                  <v:f eqn="sum @8 21600 0"/>
+                  <v:f eqn="prod @7 21600 pixelHeight"/>
+                  <v:f eqn="sum @10 21600 0"/>
+                </v:formulas>
+                <v:path o:extrusionok="f" gradientshapeok="t" o:connecttype="rect"/>
+                <o:lock v:ext="edit" aspectratio="t"/>
+              </v:shapetype>
+              <v:shape id="_x0000_i0" o:spid="_x0000_s0" type="#_x0000_t75" style="width:481.90pt;height:468.02pt;mso-wrap-distance-left:0.00pt;mso-wrap-distance-top:0.00pt;mso-wrap-distance-right:0.00pt;mso-wrap-distance-bottom:0.00pt;rotation:0;z-index:1;">
+                <v:imagedata r:id="rId16" o:title="" croptop="0f" cropleft="0f" cropbottom="0f" cropright="0f"/>
+                <o:lock v:ext="edit" rotation="t"/>
+              </v:shape>
+            </w:pict>
+          </mc:Fallback>
+        </mc:AlternateContent>
       </w:r>
     </w:p>
     <w:p>
       <w:pPr>
         <w:jc w:val="center"/>
-        <w:spacing w:after="240" w:before="60"/>
+        <w:spacing w:before="60" w:after="240"/>
       </w:pPr>
       <w:r>
         <w:rPr>
@@ -9636,7 +9729,7 @@
           <w:sz w:val="18"/>
           <w:szCs w:val="18"/>
         </w:rPr>
-        <w:t>UML Class Diagram: colours mark the pattern collaborations (see legend)</w:t>
+        <w:t xml:space="preserve">UML Class Diagram: colours mark the pattern collaborations (see legend)</w:t>
       </w:r>
     </w:p>
     <w:p>
@@ -9646,7 +9739,8 @@
         <w:keepNext/>
       </w:pPr>
       <w:r>
-        <w:t>Task 6: Runtime Behaviour Diagrams</w:t>
+        <w:rPr/>
+        <w:t xml:space="preserve">Task 6: Runtime Behaviour Diagrams</w:t>
       </w:r>
     </w:p>
     <w:p>
@@ -9655,7 +9749,8 @@
         <w:keepNext/>
       </w:pPr>
       <w:r>
-        <w:t>6.1  UML Sequence Diagrams</w:t>
+        <w:rPr/>
+        <w:t xml:space="preserve">6.1  UML Sequence Diagrams</w:t>
       </w:r>
     </w:p>
     <w:p>
@@ -9669,47 +9764,78 @@
           <w:sz w:val="19"/>
           <w:szCs w:val="19"/>
         </w:rPr>
-        <w:drawing>
-          <wp:inline distT="0" distB="0" distL="0" distR="0" wp14:anchorId="2AE81FC6" wp14:editId="2617C194">
-            <wp:extent cx="6115050" cy="1581150"/>
-            <wp:effectExtent l="0" t="0" r="0" b="0"/>
-            <wp:docPr id="6" name="Picture 6"/>
-            <wp:cNvGraphicFramePr>
-              <a:graphicFrameLocks xmlns:a="http://schemas.openxmlformats.org/drawingml/2006/main" noChangeAspect="1"/>
-            </wp:cNvGraphicFramePr>
-            <a:graphic xmlns:a="http://schemas.openxmlformats.org/drawingml/2006/main">
-              <a:graphicData uri="http://schemas.openxmlformats.org/drawingml/2006/picture">
-                <pic:pic xmlns:pic="http://schemas.openxmlformats.org/drawingml/2006/picture">
-                  <pic:nvPicPr>
-                    <pic:cNvPr id="886416836" name=""/>
-                    <pic:cNvPicPr>
-                      <a:picLocks noChangeAspect="1"/>
-                    </pic:cNvPicPr>
-                  </pic:nvPicPr>
-                  <pic:blipFill rotWithShape="1">
-                    <a:blip r:embed="rId25"/>
-                    <a:stretch/>
-                  </pic:blipFill>
-                  <pic:spPr bwMode="auto">
-                    <a:xfrm>
-                      <a:off x="0" y="0"/>
-                      <a:ext cx="6117335" cy="1584801"/>
-                    </a:xfrm>
-                    <a:prstGeom prst="rect">
-                      <a:avLst/>
-                    </a:prstGeom>
-                  </pic:spPr>
-                </pic:pic>
-              </a:graphicData>
-            </a:graphic>
-          </wp:inline>
-        </w:drawing>
+        <mc:AlternateContent>
+          <mc:Choice Requires="wpg">
+            <w:drawing>
+              <wp:inline distT="0" distB="0" distL="0" distR="0" wp14:anchorId="2AE81FC6" wp14:editId="2617C194">
+                <wp:extent cx="6117336" cy="1584802"/>
+                <wp:effectExtent l="0" t="0" r="0" b="0"/>
+                <wp:docPr id="6" name="Picture 6"/>
+                <wp:cNvGraphicFramePr>
+                  <a:graphicFrameLocks xmlns:a="http://schemas.openxmlformats.org/drawingml/2006/main" noChangeAspect="1"/>
+                </wp:cNvGraphicFramePr>
+                <a:graphic xmlns:a="http://schemas.openxmlformats.org/drawingml/2006/main">
+                  <a:graphicData uri="http://schemas.openxmlformats.org/drawingml/2006/picture">
+                    <pic:pic xmlns:pic="http://schemas.openxmlformats.org/drawingml/2006/picture">
+                      <pic:nvPicPr>
+                        <pic:cNvPr id="886416836" name=""/>
+                        <pic:cNvPicPr>
+                          <a:picLocks noChangeAspect="1"/>
+                        </pic:cNvPicPr>
+                      </pic:nvPicPr>
+                      <pic:blipFill rotWithShape="1">
+                        <a:blip r:embed="rId25"/>
+                        <a:stretch/>
+                      </pic:blipFill>
+                      <pic:spPr bwMode="auto">
+                        <a:xfrm>
+                          <a:off x="0" y="0"/>
+                          <a:ext cx="6117335" cy="1584801"/>
+                        </a:xfrm>
+                        <a:prstGeom prst="rect">
+                          <a:avLst/>
+                        </a:prstGeom>
+                      </pic:spPr>
+                    </pic:pic>
+                  </a:graphicData>
+                </a:graphic>
+              </wp:inline>
+            </w:drawing>
+          </mc:Choice>
+          <mc:Fallback xmlns:a="http://schemas.openxmlformats.org/drawingml/2006/main">
+            <w:pict>
+              <v:shapetype id="_x0000_t75" coordsize="21600,21600" o:spt="75" o:preferrelative="t" path="m@4@5l@4@11@9@11@9@5xe" filled="f" stroked="f">
+                <v:stroke joinstyle="miter"/>
+                <v:formulas>
+                  <v:f eqn="if lineDrawn pixelLineWidth 0"/>
+                  <v:f eqn="sum @0 1 0"/>
+                  <v:f eqn="sum 0 0 @1"/>
+                  <v:f eqn="prod @2 1 2"/>
+                  <v:f eqn="prod @3 21600 pixelWidth"/>
+                  <v:f eqn="prod @3 21600 pixelHeight"/>
+                  <v:f eqn="sum @0 0 1"/>
+                  <v:f eqn="prod @6 1 2"/>
+                  <v:f eqn="prod @7 21600 pixelWidth"/>
+                  <v:f eqn="sum @8 21600 0"/>
+                  <v:f eqn="prod @7 21600 pixelHeight"/>
+                  <v:f eqn="sum @10 21600 0"/>
+                </v:formulas>
+                <v:path o:extrusionok="f" gradientshapeok="t" o:connecttype="rect"/>
+                <o:lock v:ext="edit" aspectratio="t"/>
+              </v:shapetype>
+              <v:shape id="_x0000_i5" o:spid="_x0000_s5" type="#_x0000_t75" style="width:533.61pt;height:138.24pt;mso-wrap-distance-left:0.00pt;mso-wrap-distance-top:0.00pt;mso-wrap-distance-right:0.00pt;mso-wrap-distance-bottom:0.00pt;z-index:1;" stroked="false">
+                <v:imagedata r:id="rId26" o:title=""/>
+                <o:lock v:ext="edit" rotation="t"/>
+              </v:shape>
+            </w:pict>
+          </mc:Fallback>
+        </mc:AlternateContent>
       </w:r>
     </w:p>
     <w:p>
       <w:pPr>
         <w:jc w:val="center"/>
-        <w:spacing w:after="240" w:before="60"/>
+        <w:spacing w:before="60" w:after="240"/>
       </w:pPr>
       <w:r>
         <w:rPr>
@@ -9718,7 +9844,7 @@
           <w:sz w:val="18"/>
           <w:szCs w:val="18"/>
         </w:rPr>
-        <w:t>Sequence Diagram 1: Creating and starting a workflow instance</w:t>
+        <w:t xml:space="preserve">Sequence Diagram 1: Creating and starting a workflow instance</w:t>
       </w:r>
     </w:p>
     <w:p>
@@ -9732,47 +9858,78 @@
           <w:sz w:val="19"/>
           <w:szCs w:val="19"/>
         </w:rPr>
-        <w:drawing>
-          <wp:inline distT="0" distB="0" distL="0" distR="0" wp14:anchorId="786A0BA7" wp14:editId="174DEB0C">
-            <wp:extent cx="6124575" cy="2209800"/>
-            <wp:effectExtent l="0" t="0" r="0" b="0"/>
-            <wp:docPr id="7" name="Picture 7"/>
-            <wp:cNvGraphicFramePr>
-              <a:graphicFrameLocks xmlns:a="http://schemas.openxmlformats.org/drawingml/2006/main" noChangeAspect="1"/>
-            </wp:cNvGraphicFramePr>
-            <a:graphic xmlns:a="http://schemas.openxmlformats.org/drawingml/2006/main">
-              <a:graphicData uri="http://schemas.openxmlformats.org/drawingml/2006/picture">
-                <pic:pic xmlns:pic="http://schemas.openxmlformats.org/drawingml/2006/picture">
-                  <pic:nvPicPr>
-                    <pic:cNvPr id="2106583344" name=""/>
-                    <pic:cNvPicPr>
-                      <a:picLocks noChangeAspect="1"/>
-                    </pic:cNvPicPr>
-                  </pic:nvPicPr>
-                  <pic:blipFill rotWithShape="1">
-                    <a:blip r:embed="rId27"/>
-                    <a:stretch/>
-                  </pic:blipFill>
-                  <pic:spPr bwMode="auto">
-                    <a:xfrm>
-                      <a:off x="0" y="0"/>
-                      <a:ext cx="6120129" cy="2210936"/>
-                    </a:xfrm>
-                    <a:prstGeom prst="rect">
-                      <a:avLst/>
-                    </a:prstGeom>
-                  </pic:spPr>
-                </pic:pic>
-              </a:graphicData>
-            </a:graphic>
-          </wp:inline>
-        </w:drawing>
+        <mc:AlternateContent>
+          <mc:Choice Requires="wpg">
+            <w:drawing>
+              <wp:inline distT="0" distB="0" distL="0" distR="0" wp14:anchorId="786A0BA7" wp14:editId="174DEB0C">
+                <wp:extent cx="6120130" cy="2210937"/>
+                <wp:effectExtent l="0" t="0" r="0" b="0"/>
+                <wp:docPr id="7" name="Picture 7"/>
+                <wp:cNvGraphicFramePr>
+                  <a:graphicFrameLocks xmlns:a="http://schemas.openxmlformats.org/drawingml/2006/main" noChangeAspect="1"/>
+                </wp:cNvGraphicFramePr>
+                <a:graphic xmlns:a="http://schemas.openxmlformats.org/drawingml/2006/main">
+                  <a:graphicData uri="http://schemas.openxmlformats.org/drawingml/2006/picture">
+                    <pic:pic xmlns:pic="http://schemas.openxmlformats.org/drawingml/2006/picture">
+                      <pic:nvPicPr>
+                        <pic:cNvPr id="2106583344" name=""/>
+                        <pic:cNvPicPr>
+                          <a:picLocks noChangeAspect="1"/>
+                        </pic:cNvPicPr>
+                      </pic:nvPicPr>
+                      <pic:blipFill rotWithShape="1">
+                        <a:blip r:embed="rId27"/>
+                        <a:stretch/>
+                      </pic:blipFill>
+                      <pic:spPr bwMode="auto">
+                        <a:xfrm>
+                          <a:off x="0" y="0"/>
+                          <a:ext cx="6120129" cy="2210936"/>
+                        </a:xfrm>
+                        <a:prstGeom prst="rect">
+                          <a:avLst/>
+                        </a:prstGeom>
+                      </pic:spPr>
+                    </pic:pic>
+                  </a:graphicData>
+                </a:graphic>
+              </wp:inline>
+            </w:drawing>
+          </mc:Choice>
+          <mc:Fallback xmlns:a="http://schemas.openxmlformats.org/drawingml/2006/main">
+            <w:pict>
+              <v:shapetype id="_x0000_t75" coordsize="21600,21600" o:spt="75" o:preferrelative="t" path="m@4@5l@4@11@9@11@9@5xe" filled="f" stroked="f">
+                <v:stroke joinstyle="miter"/>
+                <v:formulas>
+                  <v:f eqn="if lineDrawn pixelLineWidth 0"/>
+                  <v:f eqn="sum @0 1 0"/>
+                  <v:f eqn="sum 0 0 @1"/>
+                  <v:f eqn="prod @2 1 2"/>
+                  <v:f eqn="prod @3 21600 pixelWidth"/>
+                  <v:f eqn="prod @3 21600 pixelHeight"/>
+                  <v:f eqn="sum @0 0 1"/>
+                  <v:f eqn="prod @6 1 2"/>
+                  <v:f eqn="prod @7 21600 pixelWidth"/>
+                  <v:f eqn="sum @8 21600 0"/>
+                  <v:f eqn="prod @7 21600 pixelHeight"/>
+                  <v:f eqn="sum @10 21600 0"/>
+                </v:formulas>
+                <v:path o:extrusionok="f" gradientshapeok="t" o:connecttype="rect"/>
+                <o:lock v:ext="edit" aspectratio="t"/>
+              </v:shapetype>
+              <v:shape id="_x0000_i6" o:spid="_x0000_s6" type="#_x0000_t75" style="width:481.90pt;height:174.09pt;mso-wrap-distance-left:0.00pt;mso-wrap-distance-top:0.00pt;mso-wrap-distance-right:0.00pt;mso-wrap-distance-bottom:0.00pt;z-index:1;" stroked="false">
+                <v:imagedata r:id="rId28" o:title=""/>
+                <o:lock v:ext="edit" rotation="t"/>
+              </v:shape>
+            </w:pict>
+          </mc:Fallback>
+        </mc:AlternateContent>
       </w:r>
     </w:p>
     <w:p>
       <w:pPr>
         <w:jc w:val="center"/>
-        <w:spacing w:after="240" w:before="60"/>
+        <w:spacing w:before="60" w:after="240"/>
       </w:pPr>
       <w:r>
         <w:rPr>
@@ -9781,7 +9938,7 @@
           <w:sz w:val="18"/>
           <w:szCs w:val="18"/>
         </w:rPr>
-        <w:t>Sequence Diagram 2: Completing a review task and notifying listeners</w:t>
+        <w:t xml:space="preserve">Sequence Diagram 2: Completing a review task and notifying listeners</w:t>
       </w:r>
     </w:p>
     <w:p>
@@ -9790,7 +9947,8 @@
         <w:keepNext/>
       </w:pPr>
       <w:r>
-        <w:t>6.2  UML State Diagram</w:t>
+        <w:rPr/>
+        <w:t xml:space="preserve">6.2  UML State Diagram</w:t>
       </w:r>
     </w:p>
     <w:p>
@@ -9804,47 +9962,78 @@
           <w:sz w:val="19"/>
           <w:szCs w:val="19"/>
         </w:rPr>
-        <w:drawing>
-          <wp:inline distT="0" distB="0" distL="0" distR="0" wp14:anchorId="6532F609" wp14:editId="6F159AFF">
-            <wp:extent cx="5600700" cy="7848600"/>
-            <wp:effectExtent l="0" t="0" r="0" b="0"/>
-            <wp:docPr id="5" name="Picture 5"/>
-            <wp:cNvGraphicFramePr>
-              <a:graphicFrameLocks xmlns:a="http://schemas.openxmlformats.org/drawingml/2006/main" noChangeAspect="1"/>
-            </wp:cNvGraphicFramePr>
-            <a:graphic xmlns:a="http://schemas.openxmlformats.org/drawingml/2006/main">
-              <a:graphicData uri="http://schemas.openxmlformats.org/drawingml/2006/picture">
-                <pic:pic xmlns:pic="http://schemas.openxmlformats.org/drawingml/2006/picture">
-                  <pic:nvPicPr>
-                    <pic:cNvPr id="411360602" name=""/>
-                    <pic:cNvPicPr>
-                      <a:picLocks noChangeAspect="1"/>
-                    </pic:cNvPicPr>
-                  </pic:nvPicPr>
-                  <pic:blipFill rotWithShape="1">
-                    <a:blip r:embed="rId23"/>
-                    <a:stretch/>
-                  </pic:blipFill>
-                  <pic:spPr bwMode="auto">
-                    <a:xfrm>
-                      <a:off x="0" y="0"/>
-                      <a:ext cx="5600699" cy="7848599"/>
-                    </a:xfrm>
-                    <a:prstGeom prst="rect">
-                      <a:avLst/>
-                    </a:prstGeom>
-                  </pic:spPr>
-                </pic:pic>
-              </a:graphicData>
-            </a:graphic>
-          </wp:inline>
-        </w:drawing>
+        <mc:AlternateContent>
+          <mc:Choice Requires="wpg">
+            <w:drawing>
+              <wp:inline distT="0" distB="0" distL="0" distR="0" wp14:anchorId="6532F609" wp14:editId="6F159AFF">
+                <wp:extent cx="5600700" cy="7848600"/>
+                <wp:effectExtent l="0" t="0" r="0" b="0"/>
+                <wp:docPr id="5" name="Picture 5"/>
+                <wp:cNvGraphicFramePr>
+                  <a:graphicFrameLocks xmlns:a="http://schemas.openxmlformats.org/drawingml/2006/main" noChangeAspect="1"/>
+                </wp:cNvGraphicFramePr>
+                <a:graphic xmlns:a="http://schemas.openxmlformats.org/drawingml/2006/main">
+                  <a:graphicData uri="http://schemas.openxmlformats.org/drawingml/2006/picture">
+                    <pic:pic xmlns:pic="http://schemas.openxmlformats.org/drawingml/2006/picture">
+                      <pic:nvPicPr>
+                        <pic:cNvPr id="411360602" name=""/>
+                        <pic:cNvPicPr>
+                          <a:picLocks noChangeAspect="1"/>
+                        </pic:cNvPicPr>
+                      </pic:nvPicPr>
+                      <pic:blipFill rotWithShape="1">
+                        <a:blip r:embed="rId23"/>
+                        <a:stretch/>
+                      </pic:blipFill>
+                      <pic:spPr bwMode="auto">
+                        <a:xfrm>
+                          <a:off x="0" y="0"/>
+                          <a:ext cx="5600699" cy="7848599"/>
+                        </a:xfrm>
+                        <a:prstGeom prst="rect">
+                          <a:avLst/>
+                        </a:prstGeom>
+                      </pic:spPr>
+                    </pic:pic>
+                  </a:graphicData>
+                </a:graphic>
+              </wp:inline>
+            </w:drawing>
+          </mc:Choice>
+          <mc:Fallback xmlns:a="http://schemas.openxmlformats.org/drawingml/2006/main">
+            <w:pict>
+              <v:shapetype id="_x0000_t75" coordsize="21600,21600" o:spt="75" o:preferrelative="t" path="m@4@5l@4@11@9@11@9@5xe" filled="f" stroked="f">
+                <v:stroke joinstyle="miter"/>
+                <v:formulas>
+                  <v:f eqn="if lineDrawn pixelLineWidth 0"/>
+                  <v:f eqn="sum @0 1 0"/>
+                  <v:f eqn="sum 0 0 @1"/>
+                  <v:f eqn="prod @2 1 2"/>
+                  <v:f eqn="prod @3 21600 pixelWidth"/>
+                  <v:f eqn="prod @3 21600 pixelHeight"/>
+                  <v:f eqn="sum @0 0 1"/>
+                  <v:f eqn="prod @6 1 2"/>
+                  <v:f eqn="prod @7 21600 pixelWidth"/>
+                  <v:f eqn="sum @8 21600 0"/>
+                  <v:f eqn="prod @7 21600 pixelHeight"/>
+                  <v:f eqn="sum @10 21600 0"/>
+                </v:formulas>
+                <v:path o:extrusionok="f" gradientshapeok="t" o:connecttype="rect"/>
+                <o:lock v:ext="edit" aspectratio="t"/>
+              </v:shapetype>
+              <v:shape id="_x0000_i4" o:spid="_x0000_s4" type="#_x0000_t75" style="width:441.00pt;height:618.00pt;mso-wrap-distance-left:0.00pt;mso-wrap-distance-top:0.00pt;mso-wrap-distance-right:0.00pt;mso-wrap-distance-bottom:0.00pt;z-index:1;" stroked="false">
+                <v:imagedata r:id="rId24" o:title=""/>
+                <o:lock v:ext="edit" rotation="t"/>
+              </v:shape>
+            </w:pict>
+          </mc:Fallback>
+        </mc:AlternateContent>
       </w:r>
     </w:p>
     <w:p>
       <w:pPr>
         <w:jc w:val="center"/>
-        <w:spacing w:after="240" w:before="60"/>
+        <w:spacing w:before="60" w:after="240"/>
       </w:pPr>
       <w:r>
         <w:rPr>
@@ -9853,7 +10042,7 @@
           <w:sz w:val="18"/>
           <w:szCs w:val="18"/>
         </w:rPr>
-        <w:t>State Diagram: lifecycle of a running object</w:t>
+        <w:t xml:space="preserve">State Diagram: lifecycle of a running object</w:t>
       </w:r>
     </w:p>
     <w:p>
@@ -9863,21 +10052,18 @@
         <w:keepNext/>
       </w:pPr>
       <w:r>
-        <w:t>GitHub Repository</w:t>
+        <w:rPr/>
+        <w:t xml:space="preserve">GitHub Repository</w:t>
       </w:r>
     </w:p>
     <w:p>
       <w:pPr>
         <w:spacing w:after="100" w:line="252" w:lineRule="auto"/>
       </w:pPr>
-      <w:hyperlink w:history="1" w:tooltip="https://github.com/patrickkaleo/COS214_P6" r:id="rId29">
+      <w:hyperlink r:id="rId29" w:tooltip="https://github.com/patrickkaleo/COS214_P6" w:history="1">
         <w:r>
           <w:rPr>
-            <w:lang w:val="en-ZA" w:eastAsia="en-ZA" w:bidi="ar-SA"/>
             <w:rStyle w:val="Hyperlink"/>
-            <w:color w:val="0563C1"/>
-            <w:rFonts w:ascii="Arial" w:hAnsi="Arial" w:eastAsia="Arial" w:cs="Arial"/>
-            <w:u w:val="single"/>
           </w:rPr>
           <w:t>https://github.com/patrickkaleo/COS214_P6</w:t>
         </w:r>
@@ -9889,7 +10075,8 @@
         <w:keepNext/>
       </w:pPr>
       <w:r>
-        <w:t>Team Contribution Statement</w:t>
+        <w:rPr/>
+        <w:t xml:space="preserve">Team Contribution Statement</w:t>
       </w:r>
     </w:p>
     <w:p>
@@ -9898,7 +10085,7 @@
           <w:sz w:val="19"/>
           <w:szCs w:val="19"/>
         </w:rPr>
-        <w:spacing w:after="20" w:before="120" w:line="252" w:lineRule="auto"/>
+        <w:spacing w:before="120" w:after="20" w:line="252" w:lineRule="auto"/>
       </w:pPr>
       <w:r>
         <w:rPr>
@@ -9931,7 +10118,7 @@
           <w:sz w:val="19"/>
           <w:szCs w:val="19"/>
         </w:rPr>
-        <w:spacing w:after="20" w:before="120" w:line="252" w:lineRule="auto"/>
+        <w:spacing w:before="120" w:after="20" w:line="252" w:lineRule="auto"/>
       </w:pPr>
       <w:r>
         <w:rPr>
@@ -9957,6 +10144,7 @@
         </w:rPr>
         <w:t xml:space="preserve">Worked on sequence diagrams 1 and </w:t>
       </w:r>
+      <w:proofErr w:type="spellStart"/>
       <w:r>
         <w:rPr>
           <w:sz w:val="19"/>
@@ -9964,6 +10152,7 @@
         </w:rPr>
         <w:t>Github</w:t>
       </w:r>
+      <w:proofErr w:type="spellEnd"/>
       <w:r>
         <w:rPr>
           <w:sz w:val="19"/>
@@ -9978,7 +10167,7 @@
           <w:sz w:val="19"/>
           <w:szCs w:val="19"/>
         </w:rPr>
-        <w:spacing w:after="20" w:before="120" w:line="252" w:lineRule="auto"/>
+        <w:spacing w:before="120" w:after="20" w:line="252" w:lineRule="auto"/>
       </w:pPr>
       <w:r>
         <w:rPr>
@@ -10011,7 +10200,7 @@
           <w:sz w:val="19"/>
           <w:szCs w:val="19"/>
         </w:rPr>
-        <w:spacing w:after="20" w:before="120" w:line="252" w:lineRule="auto"/>
+        <w:spacing w:before="120" w:after="20" w:line="252" w:lineRule="auto"/>
       </w:pPr>
       <w:r>
         <w:rPr>
@@ -10068,7 +10257,7 @@
           <w:sz w:val="19"/>
           <w:szCs w:val="19"/>
         </w:rPr>
-        <w:spacing w:after="20" w:before="120" w:line="252" w:lineRule="auto"/>
+        <w:spacing w:before="120" w:after="20" w:line="252" w:lineRule="auto"/>
       </w:pPr>
       <w:r>
         <w:rPr>
@@ -10101,7 +10290,7 @@
           <w:sz w:val="19"/>
           <w:szCs w:val="19"/>
         </w:rPr>
-        <w:spacing w:after="20" w:before="120" w:line="252" w:lineRule="auto"/>
+        <w:spacing w:before="120" w:after="20" w:line="252" w:lineRule="auto"/>
       </w:pPr>
       <w:r>
         <w:rPr>
@@ -10111,6 +10300,7 @@
         </w:rPr>
         <w:t xml:space="preserve">Angela </w:t>
       </w:r>
+      <w:proofErr w:type="spellStart"/>
       <w:r>
         <w:rPr>
           <w:b/>
@@ -10119,6 +10309,7 @@
         </w:rPr>
         <w:t>Ramaboea</w:t>
       </w:r>
+      <w:proofErr w:type="spellEnd"/>
       <w:r>
         <w:rPr>
           <w:b/>
@@ -10150,7 +10341,7 @@
           <w:sz w:val="19"/>
           <w:szCs w:val="19"/>
         </w:rPr>
-        <w:spacing w:after="20" w:before="120" w:line="252" w:lineRule="auto"/>
+        <w:spacing w:before="120" w:after="20" w:line="252" w:lineRule="auto"/>
       </w:pPr>
       <w:r>
         <w:rPr>
@@ -10475,91 +10666,6 @@
       </w:pPr>
     </w:lvl>
   </w:abstractNum>
-  <w:abstractNum w:abstractNumId="2" w15:restartNumberingAfterBreak="0">
-    <w:multiLevelType w:val="hybridMultilevel"/>
-    <w:tmpl w:val="CC63C3CA"/>
-    <w:lvl w:ilvl="0" w:tplc="0409000F">
-      <w:lvlJc w:val="left"/>
-      <w:pPr>
-        <w:ind w:left="720" w:hanging="360"/>
-      </w:pPr>
-      <w:start w:val="1"/>
-      <w:numFmt w:val="decimal"/>
-      <w:lvlText w:val="%1."/>
-    </w:lvl>
-    <w:lvl w:ilvl="1" w:tplc="04090019" w:tentative="1">
-      <w:start w:val="1"/>
-      <w:numFmt w:val="lowerLetter"/>
-      <w:lvlText w:val="%2."/>
-      <w:lvlJc w:val="left"/>
-      <w:pPr>
-        <w:ind w:left="1440" w:hanging="360"/>
-      </w:pPr>
-    </w:lvl>
-    <w:lvl w:ilvl="2" w:tplc="0409001B" w:tentative="1">
-      <w:start w:val="1"/>
-      <w:numFmt w:val="lowerRoman"/>
-      <w:lvlText w:val="%3."/>
-      <w:lvlJc w:val="right"/>
-      <w:pPr>
-        <w:ind w:left="2160" w:hanging="180"/>
-      </w:pPr>
-    </w:lvl>
-    <w:lvl w:ilvl="3" w:tplc="0409000F" w:tentative="1">
-      <w:start w:val="1"/>
-      <w:numFmt w:val="decimal"/>
-      <w:lvlText w:val="%4."/>
-      <w:lvlJc w:val="left"/>
-      <w:pPr>
-        <w:ind w:left="2880" w:hanging="360"/>
-      </w:pPr>
-    </w:lvl>
-    <w:lvl w:ilvl="4" w:tplc="04090019" w:tentative="1">
-      <w:start w:val="1"/>
-      <w:numFmt w:val="lowerLetter"/>
-      <w:lvlText w:val="%5."/>
-      <w:lvlJc w:val="left"/>
-      <w:pPr>
-        <w:ind w:left="3600" w:hanging="360"/>
-      </w:pPr>
-    </w:lvl>
-    <w:lvl w:ilvl="5" w:tplc="0409001B" w:tentative="1">
-      <w:start w:val="1"/>
-      <w:numFmt w:val="lowerRoman"/>
-      <w:lvlText w:val="%6."/>
-      <w:lvlJc w:val="right"/>
-      <w:pPr>
-        <w:ind w:left="4320" w:hanging="180"/>
-      </w:pPr>
-    </w:lvl>
-    <w:lvl w:ilvl="6" w:tplc="0409000F" w:tentative="1">
-      <w:start w:val="1"/>
-      <w:numFmt w:val="decimal"/>
-      <w:lvlText w:val="%7."/>
-      <w:lvlJc w:val="left"/>
-      <w:pPr>
-        <w:ind w:left="5040" w:hanging="360"/>
-      </w:pPr>
-    </w:lvl>
-    <w:lvl w:ilvl="7" w:tplc="04090019" w:tentative="1">
-      <w:start w:val="1"/>
-      <w:numFmt w:val="lowerLetter"/>
-      <w:lvlText w:val="%8."/>
-      <w:lvlJc w:val="left"/>
-      <w:pPr>
-        <w:ind w:left="5760" w:hanging="360"/>
-      </w:pPr>
-    </w:lvl>
-    <w:lvl w:ilvl="8" w:tplc="0409001B" w:tentative="1">
-      <w:start w:val="1"/>
-      <w:numFmt w:val="lowerRoman"/>
-      <w:lvlText w:val="%9."/>
-      <w:lvlJc w:val="right"/>
-      <w:pPr>
-        <w:ind w:left="6480" w:hanging="180"/>
-      </w:pPr>
-    </w:lvl>
-  </w:abstractNum>
   <w:num w:numId="1" w16cid:durableId="1926528295">
     <w:abstractNumId w:val="1"/>
     <w:lvlOverride w:ilvl="0">
@@ -10568,9 +10674,6 @@
   </w:num>
   <w:num w:numId="2" w16cid:durableId="150830807">
     <w:abstractNumId w:val="0"/>
-  </w:num>
-  <w:num w:numId="3">
-    <w:abstractNumId w:val="2"/>
   </w:num>
 </w:numbering>
 </file>

--- a/docs/TIVIDY_Practical6_Report.docx
+++ b/docs/TIVIDY_Practical6_Report.docx
@@ -2104,7 +2104,7 @@
           <w:sz w:val="19"/>
           <w:szCs w:val="19"/>
         </w:rPr>
-        <w:t>TIVIDY is designed as a generic workflow manager, so each pattern below is justified by a problem of the engine itself, drawing on the research in Task 1. None of the participant classes refer to a specific process. The University Admissions and Bursary Processing scenario appears only in the last row of each table, as one example of how a process configures the engine; removing those rows leaves a complete design. Twelve patterns are proposed (the minimum is ten). Reference numbers refer to the list under Task 1; [6] is the GoF catalogue.</w:t>
+        <w:t>TIVIDY is designed as a generic workflow manager, so each pattern below is justified by a problem of the engine itself, drawing on the research in Task 1. None of the participant classes refer to a specific process. The University Admissions and Bursary Processing scenario appears only in the last row of each table, as one example of how a process configures the engine; removing those rows leaves a complete design. Thirteen patterns are proposed (the minimum is ten). Reference numbers refer to the list under Task 1; [6] is the GoF catalogue.</w:t>
       </w:r>
     </w:p>
     <w:tbl>
@@ -3695,6 +3695,125 @@
                 <w:szCs w:val="18"/>
               </w:rPr>
               <w:t>Clients need one simple entry point to many engine subsystems</w:t>
+            </w:r>
+          </w:p>
+        </w:tc>
+      </w:tr>
+      <w:tr>
+        <w:tc>
+          <w:tcPr>
+            <w:tcW w:w="450" w:type="dxa"/>
+            <w:tcBorders>
+              <w:top w:val="single" w:color="BFBFBF" w:sz="4" w:space="0"/>
+              <w:left w:val="single" w:color="BFBFBF" w:sz="4" w:space="0"/>
+              <w:bottom w:val="single" w:color="BFBFBF" w:sz="4" w:space="0"/>
+              <w:right w:val="single" w:color="BFBFBF" w:sz="4" w:space="0"/>
+            </w:tcBorders>
+            <w:tcMar>
+              <w:top w:w="60" w:type="dxa"/>
+              <w:left w:w="100" w:type="dxa"/>
+              <w:bottom w:w="60" w:type="dxa"/>
+              <w:right w:w="100" w:type="dxa"/>
+            </w:tcMar>
+          </w:tcPr>
+          <w:p>
+            <w:pPr>
+              <w:spacing w:after="40" w:line="245" w:lineRule="auto"/>
+            </w:pPr>
+            <w:r>
+              <w:rPr>
+                <w:sz w:val="18"/>
+                <w:szCs w:val="18"/>
+              </w:rPr>
+              <w:t>13</w:t>
+            </w:r>
+          </w:p>
+        </w:tc>
+        <w:tc>
+          <w:tcPr>
+            <w:tcW w:w="1900" w:type="dxa"/>
+            <w:tcBorders>
+              <w:top w:val="single" w:color="BFBFBF" w:sz="4" w:space="0"/>
+              <w:left w:val="single" w:color="BFBFBF" w:sz="4" w:space="0"/>
+              <w:bottom w:val="single" w:color="BFBFBF" w:sz="4" w:space="0"/>
+              <w:right w:val="single" w:color="BFBFBF" w:sz="4" w:space="0"/>
+            </w:tcBorders>
+            <w:tcMar>
+              <w:top w:w="60" w:type="dxa"/>
+              <w:left w:w="100" w:type="dxa"/>
+              <w:bottom w:w="60" w:type="dxa"/>
+              <w:right w:w="100" w:type="dxa"/>
+            </w:tcMar>
+          </w:tcPr>
+          <w:p>
+            <w:pPr>
+              <w:spacing w:after="40" w:line="245" w:lineRule="auto"/>
+            </w:pPr>
+            <w:r>
+              <w:rPr>
+                <w:b/>
+                <w:sz w:val="18"/>
+                <w:szCs w:val="18"/>
+              </w:rPr>
+              <w:t>Singleton</w:t>
+            </w:r>
+          </w:p>
+        </w:tc>
+        <w:tc>
+          <w:tcPr>
+            <w:tcW w:w="1300" w:type="dxa"/>
+            <w:tcBorders>
+              <w:top w:val="single" w:color="BFBFBF" w:sz="4" w:space="0"/>
+              <w:left w:val="single" w:color="BFBFBF" w:sz="4" w:space="0"/>
+              <w:bottom w:val="single" w:color="BFBFBF" w:sz="4" w:space="0"/>
+              <w:right w:val="single" w:color="BFBFBF" w:sz="4" w:space="0"/>
+            </w:tcBorders>
+            <w:tcMar>
+              <w:top w:w="60" w:type="dxa"/>
+              <w:left w:w="100" w:type="dxa"/>
+              <w:bottom w:w="60" w:type="dxa"/>
+              <w:right w:w="100" w:type="dxa"/>
+            </w:tcMar>
+          </w:tcPr>
+          <w:p>
+            <w:pPr>
+              <w:spacing w:after="40" w:line="245" w:lineRule="auto"/>
+            </w:pPr>
+            <w:r>
+              <w:rPr>
+                <w:sz w:val="18"/>
+                <w:szCs w:val="18"/>
+              </w:rPr>
+              <w:t>Creational</w:t>
+            </w:r>
+          </w:p>
+        </w:tc>
+        <w:tc>
+          <w:tcPr>
+            <w:tcW w:w="5988" w:type="dxa"/>
+            <w:tcBorders>
+              <w:top w:val="single" w:color="BFBFBF" w:sz="4" w:space="0"/>
+              <w:left w:val="single" w:color="BFBFBF" w:sz="4" w:space="0"/>
+              <w:bottom w:val="single" w:color="BFBFBF" w:sz="4" w:space="0"/>
+              <w:right w:val="single" w:color="BFBFBF" w:sz="4" w:space="0"/>
+            </w:tcBorders>
+            <w:tcMar>
+              <w:top w:w="60" w:type="dxa"/>
+              <w:left w:w="100" w:type="dxa"/>
+              <w:bottom w:w="60" w:type="dxa"/>
+              <w:right w:w="100" w:type="dxa"/>
+            </w:tcMar>
+          </w:tcPr>
+          <w:p>
+            <w:pPr>
+              <w:spacing w:after="40" w:line="245" w:lineRule="auto"/>
+            </w:pPr>
+            <w:r>
+              <w:rPr>
+                <w:sz w:val="18"/>
+                <w:szCs w:val="18"/>
+              </w:rPr>
+              <w:t>Centralised event bus providing a single source of truth for audit and telemetry, without passing a dispatcher through every constructor in deep task trees</w:t>
             </w:r>
           </w:p>
         </w:tc>
@@ -7324,14 +7443,13 @@
                 <w:sz w:val="19"/>
                 <w:szCs w:val="19"/>
               </w:rPr>
-              <w:t>Subject:</w:t>
+              <w:t>Subject: EventDispatcher (the Singleton of 4.13); each WorkItem publishes its events through it</w:t>
             </w:r>
             <w:r>
               <w:rPr>
                 <w:sz w:val="19"/>
                 <w:szCs w:val="19"/>
               </w:rPr>
-              <w:t xml:space="preserve"> WorkItem</w:t>
             </w:r>
           </w:p>
           <w:p>
@@ -7457,7 +7575,7 @@
                 <w:sz w:val="19"/>
                 <w:szCs w:val="19"/>
               </w:rPr>
-              <w:t>Listeners subscribe to a WorkItem. On each lifecycle transition the item publishes a WorkflowEvent to all of them: NotificationService informs the relevant participant and AuditLogger records the event. The same mechanism produces the final outcome notification when the workflow completes.</w:t>
+              <w:t>Listeners subscribe once to EventDispatcher. On each lifecycle transition the WorkItem publishes a WorkflowEvent through EventDispatcher, which forwards it to all of them: NotificationService informs the relevant participant and AuditLogger records the event. The same mechanism produces the final outcome notification when the workflow completes.</w:t>
             </w:r>
           </w:p>
         </w:tc>
@@ -9609,14 +9727,499 @@
         <w:pStyle w:val="Heading2"/>
         <w:keepNext/>
       </w:pPr>
+      <w:r>
+        <w:t xml:space="preserve">4.13  </w:t>
+      </w:r>
+      <w:r>
+        <w:t>Singleton (Creational)</w:t>
+      </w:r>
+    </w:p>
+    <w:tbl>
+      <w:tblPr>
+        <w:tblW w:w="9638" w:type="dxa"/>
+        <w:tblBorders>
+          <w:top w:val="single" w:color="auto" w:sz="4" w:space="0"/>
+          <w:left w:val="single" w:color="auto" w:sz="4" w:space="0"/>
+          <w:bottom w:val="single" w:color="auto" w:sz="4" w:space="0"/>
+          <w:right w:val="single" w:color="auto" w:sz="4" w:space="0"/>
+          <w:insideH w:val="single" w:color="auto" w:sz="4" w:space="0"/>
+          <w:insideV w:val="single" w:color="auto" w:sz="4" w:space="0"/>
+        </w:tblBorders>
+        <w:tblLook w:firstColumn="1" w:firstRow="1" w:lastColumn="0" w:lastRow="0" w:noHBand="0" w:noVBand="1" w:val="04A0"/>
+      </w:tblPr>
+      <w:tblGrid>
+        <w:gridCol w:w="1750"/>
+        <w:gridCol w:w="7888"/>
+      </w:tblGrid>
+      <w:tr>
+        <w:trPr>
+          <w:cantSplit/>
+          <w:hidden w:val="0"/>
+        </w:trPr>
+        <w:tc>
+          <w:tcPr>
+            <w:tcW w:w="1750" w:type="dxa"/>
+            <w:tcBorders>
+              <w:top w:val="single" w:color="BFBFBF" w:sz="4" w:space="0"/>
+              <w:left w:val="single" w:color="BFBFBF" w:sz="4" w:space="0"/>
+              <w:bottom w:val="single" w:color="BFBFBF" w:sz="4" w:space="0"/>
+              <w:right w:val="single" w:color="BFBFBF" w:sz="4" w:space="0"/>
+            </w:tcBorders>
+            <w:shd w:color="auto" w:fill="F2F2F2" w:val="clear"/>
+            <w:tcMar>
+              <w:top w:w="60" w:type="dxa"/>
+              <w:left w:w="100" w:type="dxa"/>
+              <w:bottom w:w="60" w:type="dxa"/>
+              <w:right w:w="100" w:type="dxa"/>
+            </w:tcMar>
+          </w:tcPr>
+          <w:p>
+            <w:pPr>
+              <w:spacing w:after="40" w:line="245" w:lineRule="auto"/>
+            </w:pPr>
+            <w:r>
+              <w:rPr>
+                <w:b/>
+                <w:bCs/>
+                <w:sz w:val="18"/>
+                <w:szCs w:val="18"/>
+              </w:rPr>
+              <w:t>Design problem</w:t>
+            </w:r>
+          </w:p>
+        </w:tc>
+        <w:tc>
+          <w:tcPr>
+            <w:tcW w:w="7888" w:type="dxa"/>
+            <w:tcBorders>
+              <w:top w:val="single" w:color="BFBFBF" w:sz="4" w:space="0"/>
+              <w:left w:val="single" w:color="BFBFBF" w:sz="4" w:space="0"/>
+              <w:bottom w:val="single" w:color="BFBFBF" w:sz="4" w:space="0"/>
+              <w:right w:val="single" w:color="BFBFBF" w:sz="4" w:space="0"/>
+            </w:tcBorders>
+            <w:tcMar>
+              <w:top w:w="60" w:type="dxa"/>
+              <w:left w:w="100" w:type="dxa"/>
+              <w:bottom w:w="60" w:type="dxa"/>
+              <w:right w:w="100" w:type="dxa"/>
+            </w:tcMar>
+          </w:tcPr>
+          <w:p>
+            <w:pPr>
+              <w:spacing w:after="40" w:line="245" w:lineRule="auto"/>
+            </w:pPr>
+            <w:r>
+              <w:rPr>
+                <w:sz w:val="19"/>
+                <w:szCs w:val="19"/>
+              </w:rPr>
+              <w:t>In a deep composite workflow hierarchy, lifecycle events must be broadcast system-wide. Passing an event dispatcher pointer down through every stage, task and state constructor pollutes constructors and couples components. Having several dispatchers would also fragment the audit trail and give inconsistent telemetry.</w:t>
+            </w:r>
+          </w:p>
+        </w:tc>
+      </w:tr>
+      <w:tr>
+        <w:trPr>
+          <w:cantSplit/>
+          <w:hidden w:val="0"/>
+        </w:trPr>
+        <w:tc>
+          <w:tcPr>
+            <w:tcW w:w="1750" w:type="dxa"/>
+            <w:tcBorders>
+              <w:top w:val="single" w:color="BFBFBF" w:sz="4" w:space="0"/>
+              <w:left w:val="single" w:color="BFBFBF" w:sz="4" w:space="0"/>
+              <w:bottom w:val="single" w:color="BFBFBF" w:sz="4" w:space="0"/>
+              <w:right w:val="single" w:color="BFBFBF" w:sz="4" w:space="0"/>
+            </w:tcBorders>
+            <w:shd w:color="auto" w:fill="F2F2F2" w:val="clear"/>
+            <w:tcMar>
+              <w:top w:w="60" w:type="dxa"/>
+              <w:left w:w="100" w:type="dxa"/>
+              <w:bottom w:w="60" w:type="dxa"/>
+              <w:right w:w="100" w:type="dxa"/>
+            </w:tcMar>
+          </w:tcPr>
+          <w:p>
+            <w:pPr>
+              <w:spacing w:after="40" w:line="245" w:lineRule="auto"/>
+            </w:pPr>
+            <w:r>
+              <w:rPr>
+                <w:b/>
+                <w:bCs/>
+                <w:sz w:val="18"/>
+                <w:szCs w:val="18"/>
+              </w:rPr>
+              <w:t>GoF</w:t>
+            </w:r>
+            <w:r>
+              <w:rPr>
+                <w:b/>
+                <w:bCs/>
+                <w:sz w:val="18"/>
+                <w:szCs w:val="18"/>
+              </w:rPr>
+              <w:t xml:space="preserve"> participants → TIVIDY classes</w:t>
+            </w:r>
+          </w:p>
+        </w:tc>
+        <w:tc>
+          <w:tcPr>
+            <w:tcW w:w="7888" w:type="dxa"/>
+            <w:tcBorders>
+              <w:top w:val="single" w:color="BFBFBF" w:sz="4" w:space="0"/>
+              <w:left w:val="single" w:color="BFBFBF" w:sz="4" w:space="0"/>
+              <w:bottom w:val="single" w:color="BFBFBF" w:sz="4" w:space="0"/>
+              <w:right w:val="single" w:color="BFBFBF" w:sz="4" w:space="0"/>
+            </w:tcBorders>
+            <w:tcMar>
+              <w:top w:w="60" w:type="dxa"/>
+              <w:left w:w="100" w:type="dxa"/>
+              <w:bottom w:w="60" w:type="dxa"/>
+              <w:right w:w="100" w:type="dxa"/>
+            </w:tcMar>
+          </w:tcPr>
+          <w:p>
+            <w:pPr>
+              <w:spacing w:after="30" w:line="245" w:lineRule="auto"/>
+            </w:pPr>
+            <w:r>
+              <w:rPr>
+                <w:b/>
+                <w:sz w:val="19"/>
+                <w:szCs w:val="19"/>
+              </w:rPr>
+              <w:t>Singleton: EventDispatcher (also the Subject of Observer, 4.8)</w:t>
+            </w:r>
+            <w:r>
+              <w:rPr>
+                <w:sz w:val="19"/>
+                <w:szCs w:val="19"/>
+              </w:rPr>
+            </w:r>
+          </w:p>
+          <w:p>
+            <w:pPr>
+              <w:spacing w:after="30" w:line="245" w:lineRule="auto"/>
+            </w:pPr>
+            <w:r>
+              <w:rPr>
+                <w:b/>
+                <w:sz w:val="19"/>
+                <w:szCs w:val="19"/>
+              </w:rPr>
+              <w:t>getInstance():</w:t>
+            </w:r>
+            <w:r>
+              <w:rPr>
+                <w:sz w:val="19"/>
+                <w:szCs w:val="19"/>
+              </w:rPr>
+              <w:t xml:space="preserve"> static EventDispatcher&amp; EventDispatcher::getInstance()</w:t>
+            </w:r>
+          </w:p>
+          <w:p>
+            <w:pPr>
+              <w:spacing w:after="30" w:line="245" w:lineRule="auto"/>
+            </w:pPr>
+            <w:r>
+              <w:rPr>
+                <w:b/>
+                <w:sz w:val="19"/>
+                <w:szCs w:val="19"/>
+              </w:rPr>
+              <w:t>Sole instance:</w:t>
+            </w:r>
+            <w:r>
+              <w:rPr>
+                <w:sz w:val="19"/>
+                <w:szCs w:val="19"/>
+              </w:rPr>
+              <w:t xml:space="preserve"> static local EventDispatcher instance inside getInstance() (Meyers' Singleton)</w:t>
+            </w:r>
+          </w:p>
+        </w:tc>
+      </w:tr>
+      <w:tr>
+        <w:trPr>
+          <w:cantSplit/>
+          <w:hidden w:val="0"/>
+        </w:trPr>
+        <w:tc>
+          <w:tcPr>
+            <w:tcW w:w="1750" w:type="dxa"/>
+            <w:tcBorders>
+              <w:top w:val="single" w:color="BFBFBF" w:sz="4" w:space="0"/>
+              <w:left w:val="single" w:color="BFBFBF" w:sz="4" w:space="0"/>
+              <w:bottom w:val="single" w:color="BFBFBF" w:sz="4" w:space="0"/>
+              <w:right w:val="single" w:color="BFBFBF" w:sz="4" w:space="0"/>
+            </w:tcBorders>
+            <w:shd w:color="auto" w:fill="F2F2F2" w:val="clear"/>
+            <w:tcMar>
+              <w:top w:w="60" w:type="dxa"/>
+              <w:left w:w="100" w:type="dxa"/>
+              <w:bottom w:w="60" w:type="dxa"/>
+              <w:right w:w="100" w:type="dxa"/>
+            </w:tcMar>
+          </w:tcPr>
+          <w:p>
+            <w:pPr>
+              <w:spacing w:after="40" w:line="245" w:lineRule="auto"/>
+            </w:pPr>
+            <w:r>
+              <w:rPr>
+                <w:b/>
+                <w:bCs/>
+                <w:sz w:val="18"/>
+                <w:szCs w:val="18"/>
+              </w:rPr>
+              <w:t>Collaboration</w:t>
+            </w:r>
+          </w:p>
+        </w:tc>
+        <w:tc>
+          <w:tcPr>
+            <w:tcW w:w="7888" w:type="dxa"/>
+            <w:tcBorders>
+              <w:top w:val="single" w:color="BFBFBF" w:sz="4" w:space="0"/>
+              <w:left w:val="single" w:color="BFBFBF" w:sz="4" w:space="0"/>
+              <w:bottom w:val="single" w:color="BFBFBF" w:sz="4" w:space="0"/>
+              <w:right w:val="single" w:color="BFBFBF" w:sz="4" w:space="0"/>
+            </w:tcBorders>
+            <w:tcMar>
+              <w:top w:w="60" w:type="dxa"/>
+              <w:left w:w="100" w:type="dxa"/>
+              <w:bottom w:w="60" w:type="dxa"/>
+              <w:right w:w="100" w:type="dxa"/>
+            </w:tcMar>
+          </w:tcPr>
+          <w:p>
+            <w:pPr>
+              <w:spacing w:after="40" w:line="245" w:lineRule="auto"/>
+            </w:pPr>
+            <w:r>
+              <w:rPr>
+                <w:sz w:val="19"/>
+                <w:szCs w:val="19"/>
+              </w:rPr>
+              <w:t>At start-up the engine registers the observers (NotificationService, AuditLogger, MonitoringService) once through EventDispatcher::getInstance().attachListener(...). During execution, any WorkItem or state anywhere in the tree calls EventDispatcher::getInstance().notifyListeners(event) to publish a transition. A private constructor and deleted copy constructor and assignment operator prevent a second instance.</w:t>
+            </w:r>
+          </w:p>
+        </w:tc>
+      </w:tr>
+      <w:tr>
+        <w:trPr>
+          <w:cantSplit/>
+          <w:hidden w:val="0"/>
+        </w:trPr>
+        <w:tc>
+          <w:tcPr>
+            <w:tcW w:w="1750" w:type="dxa"/>
+            <w:tcBorders>
+              <w:top w:val="single" w:color="BFBFBF" w:sz="4" w:space="0"/>
+              <w:left w:val="single" w:color="BFBFBF" w:sz="4" w:space="0"/>
+              <w:bottom w:val="single" w:color="BFBFBF" w:sz="4" w:space="0"/>
+              <w:right w:val="single" w:color="BFBFBF" w:sz="4" w:space="0"/>
+            </w:tcBorders>
+            <w:shd w:color="auto" w:fill="F2F2F2" w:val="clear"/>
+            <w:tcMar>
+              <w:top w:w="60" w:type="dxa"/>
+              <w:left w:w="100" w:type="dxa"/>
+              <w:bottom w:w="60" w:type="dxa"/>
+              <w:right w:w="100" w:type="dxa"/>
+            </w:tcMar>
+          </w:tcPr>
+          <w:p>
+            <w:pPr>
+              <w:spacing w:after="40" w:line="245" w:lineRule="auto"/>
+            </w:pPr>
+            <w:r>
+              <w:rPr>
+                <w:b/>
+                <w:bCs/>
+                <w:sz w:val="18"/>
+                <w:szCs w:val="18"/>
+              </w:rPr>
+              <w:t>What varies</w:t>
+            </w:r>
+          </w:p>
+        </w:tc>
+        <w:tc>
+          <w:tcPr>
+            <w:tcW w:w="7888" w:type="dxa"/>
+            <w:tcBorders>
+              <w:top w:val="single" w:color="BFBFBF" w:sz="4" w:space="0"/>
+              <w:left w:val="single" w:color="BFBFBF" w:sz="4" w:space="0"/>
+              <w:bottom w:val="single" w:color="BFBFBF" w:sz="4" w:space="0"/>
+              <w:right w:val="single" w:color="BFBFBF" w:sz="4" w:space="0"/>
+            </w:tcBorders>
+            <w:tcMar>
+              <w:top w:w="60" w:type="dxa"/>
+              <w:left w:w="100" w:type="dxa"/>
+              <w:bottom w:w="60" w:type="dxa"/>
+              <w:right w:w="100" w:type="dxa"/>
+            </w:tcMar>
+          </w:tcPr>
+          <w:p>
+            <w:pPr>
+              <w:spacing w:after="40" w:line="245" w:lineRule="auto"/>
+            </w:pPr>
+            <w:r>
+              <w:rPr>
+                <w:sz w:val="19"/>
+                <w:szCs w:val="19"/>
+              </w:rPr>
+              <w:t>The set of subscribed observers. The global access point and the dispatch mechanism stay the same.</w:t>
+            </w:r>
+          </w:p>
+        </w:tc>
+      </w:tr>
+      <w:tr>
+        <w:trPr>
+          <w:cantSplit/>
+          <w:hidden w:val="0"/>
+        </w:trPr>
+        <w:tc>
+          <w:tcPr>
+            <w:tcW w:w="1750" w:type="dxa"/>
+            <w:tcBorders>
+              <w:top w:val="single" w:color="BFBFBF" w:sz="4" w:space="0"/>
+              <w:left w:val="single" w:color="BFBFBF" w:sz="4" w:space="0"/>
+              <w:bottom w:val="single" w:color="BFBFBF" w:sz="4" w:space="0"/>
+              <w:right w:val="single" w:color="BFBFBF" w:sz="4" w:space="0"/>
+            </w:tcBorders>
+            <w:shd w:color="auto" w:fill="F2F2F2" w:val="clear"/>
+            <w:tcMar>
+              <w:top w:w="60" w:type="dxa"/>
+              <w:left w:w="100" w:type="dxa"/>
+              <w:bottom w:w="60" w:type="dxa"/>
+              <w:right w:w="100" w:type="dxa"/>
+            </w:tcMar>
+          </w:tcPr>
+          <w:p>
+            <w:pPr>
+              <w:spacing w:after="40" w:line="245" w:lineRule="auto"/>
+            </w:pPr>
+            <w:r>
+              <w:rPr>
+                <w:b/>
+                <w:bCs/>
+                <w:sz w:val="18"/>
+                <w:szCs w:val="18"/>
+              </w:rPr>
+              <w:t>Why this pattern</w:t>
+            </w:r>
+          </w:p>
+        </w:tc>
+        <w:tc>
+          <w:tcPr>
+            <w:tcW w:w="7888" w:type="dxa"/>
+            <w:tcBorders>
+              <w:top w:val="single" w:color="BFBFBF" w:sz="4" w:space="0"/>
+              <w:left w:val="single" w:color="BFBFBF" w:sz="4" w:space="0"/>
+              <w:bottom w:val="single" w:color="BFBFBF" w:sz="4" w:space="0"/>
+              <w:right w:val="single" w:color="BFBFBF" w:sz="4" w:space="0"/>
+            </w:tcBorders>
+            <w:tcMar>
+              <w:top w:w="60" w:type="dxa"/>
+              <w:left w:w="100" w:type="dxa"/>
+              <w:bottom w:w="60" w:type="dxa"/>
+              <w:right w:w="100" w:type="dxa"/>
+            </w:tcMar>
+          </w:tcPr>
+          <w:p>
+            <w:pPr>
+              <w:spacing w:after="40" w:line="245" w:lineRule="auto"/>
+            </w:pPr>
+            <w:r>
+              <w:rPr>
+                <w:sz w:val="19"/>
+                <w:szCs w:val="19"/>
+              </w:rPr>
+              <w:t>It guarantees a single point of truth for every workflow transition, avoids passing a dispatcher through every constructor, and adds a second Creational pattern alongside Builder. A C++11 Meyers' Singleton gives lazy, thread-safe initialisation with no heap allocation to leak.</w:t>
+            </w:r>
+          </w:p>
+        </w:tc>
+      </w:tr>
+      <w:tr>
+        <w:trPr>
+          <w:cantSplit/>
+          <w:hidden w:val="0"/>
+        </w:trPr>
+        <w:tc>
+          <w:tcPr>
+            <w:tcW w:w="1750" w:type="dxa"/>
+            <w:tcBorders>
+              <w:top w:val="single" w:color="BFBFBF" w:sz="4" w:space="0"/>
+              <w:left w:val="single" w:color="BFBFBF" w:sz="4" w:space="0"/>
+              <w:bottom w:val="single" w:color="BFBFBF" w:sz="4" w:space="0"/>
+              <w:right w:val="single" w:color="BFBFBF" w:sz="4" w:space="0"/>
+            </w:tcBorders>
+            <w:shd w:color="auto" w:fill="F2F2F2" w:val="clear"/>
+            <w:tcMar>
+              <w:top w:w="60" w:type="dxa"/>
+              <w:left w:w="100" w:type="dxa"/>
+              <w:bottom w:w="60" w:type="dxa"/>
+              <w:right w:w="100" w:type="dxa"/>
+            </w:tcMar>
+          </w:tcPr>
+          <w:p>
+            <w:pPr>
+              <w:spacing w:after="40" w:line="245" w:lineRule="auto"/>
+            </w:pPr>
+            <w:r>
+              <w:rPr>
+                <w:b/>
+                <w:sz w:val="18"/>
+                <w:szCs w:val="18"/>
+              </w:rPr>
+              <w:t>Example in the scenario</w:t>
+            </w:r>
+          </w:p>
+        </w:tc>
+        <w:tc>
+          <w:tcPr>
+            <w:tcW w:w="7888" w:type="dxa"/>
+            <w:tcBorders>
+              <w:top w:val="single" w:color="BFBFBF" w:sz="4" w:space="0"/>
+              <w:left w:val="single" w:color="BFBFBF" w:sz="4" w:space="0"/>
+              <w:bottom w:val="single" w:color="BFBFBF" w:sz="4" w:space="0"/>
+              <w:right w:val="single" w:color="BFBFBF" w:sz="4" w:space="0"/>
+            </w:tcBorders>
+            <w:tcMar>
+              <w:top w:w="60" w:type="dxa"/>
+              <w:left w:w="100" w:type="dxa"/>
+              <w:bottom w:w="60" w:type="dxa"/>
+              <w:right w:w="100" w:type="dxa"/>
+            </w:tcMar>
+          </w:tcPr>
+          <w:p>
+            <w:pPr>
+              <w:spacing w:after="40" w:line="245" w:lineRule="auto"/>
+            </w:pPr>
+            <w:r>
+              <w:rPr>
+                <w:sz w:val="19"/>
+                <w:szCs w:val="19"/>
+              </w:rPr>
+              <w:t>When the “APS Evaluation” task completes, it calls EventDispatcher::getInstance().notifyListeners(COMPLETED) directly, without a dispatcher pointer being passed in from AdmissionsWorkflowBuilder.</w:t>
+            </w:r>
+          </w:p>
+        </w:tc>
+      </w:tr>
+    </w:tbl>
+    <w:p>
+      <w:pPr>
+        <w:pStyle w:val="Heading2"/>
+        <w:keepNext/>
+      </w:pPr>
       <w:proofErr w:type="gramStart"/>
       <w:r>
-        <w:t>4.13  How</w:t>
+        <w:t>4.14  How the patterns form one system</w:t>
       </w:r>
       <w:proofErr w:type="gramEnd"/>
-      <w:r>
-        <w:t xml:space="preserve"> the patterns form one system</w:t>
-      </w:r>
+      <w:r/>
     </w:p>
     <w:p>
       <w:pPr>
@@ -9627,7 +10230,7 @@
           <w:sz w:val="19"/>
           <w:szCs w:val="19"/>
         </w:rPr>
-        <w:t>The patterns form one engine. At design time a concrete builder, driven by WorkflowDirector (Builder), produces a versioned WorkflowDefinition whose WorkItem tree (Composite) carries a RoutingStrategy per task (Strategy), approval chains (Chain of Responsibility), dependency rules, decorators (Decorator) and external services (Adapter). At run time a client calls TividyWorkflowFacade (Facade), and WorkflowEngine creates a WorkflowInstance with its own copy of the tree. Each work item follows its lifecycle (State); users act on items through actions executed by the engine (Command); every transition publishes a WorkflowEvent to listeners such as NotificationService and AuditLogger (Observer) and informs DependencyMediator, which makes the next items available (Mediator). Before checkpoint steps the instance saves a WorkflowSnapshot in HistoryLog (Memento). A class may take part in several collaborations: WorkItem is the Component of Composite and Decorator, the Context of State, the Subject of Observer, the Receiver of Command and a Colleague of Mediator, and WorkflowInstance is the Originator of Memento. A new process, such as an insurance claim, therefore needs only a new concrete builder, its configuration and adapters for its external systems. These roles are shown with colours and a legend in the UML Class Diagram (Task 5).</w:t>
+        <w:t>The patterns form one engine. At design time a concrete builder, driven by WorkflowDirector (Builder), produces a versioned WorkflowDefinition whose WorkItem tree (Composite) carries a RoutingStrategy per task (Strategy), approval chains (Chain of Responsibility), dependency rules, decorators (Decorator) and external services (Adapter). At run time a client calls TividyWorkflowFacade (Facade), and WorkflowEngine creates a WorkflowInstance with its own copy of the tree. Each work item follows its lifecycle (State); users act on items through actions executed by the engine (Command); every transition publishes a WorkflowEvent through EventDispatcher (Singleton) to listeners such as NotificationService and AuditLogger (Observer) and informs DependencyMediator, which makes the next items available (Mediator). Before checkpoint steps the instance saves a WorkflowSnapshot in HistoryLog (Memento). A class may take part in several collaborations: WorkItem is the Component of Composite and Decorator, the Context of State, the publisher of Observer events, the Receiver of Command and a Colleague of Mediator, EventDispatcher is the Subject of Observer, and WorkflowInstance is the Originator of Memento. A new process, such as an insurance claim, therefore needs only a new concrete builder, its configuration and adapters for its external systems. The EventDispatcher Singleton serves as the central circulatory system, allowing tasks and states across all subsystems to trigger notifications, audit logging and metrics without tight coupling. These roles are shown with colours and a legend in the UML Class Diagram (Task 5).</w:t>
       </w:r>
     </w:p>
     <w:p>

--- a/docs/TIVIDY_Practical6_Report.docx
+++ b/docs/TIVIDY_Practical6_Report.docx
@@ -8,17 +8,16 @@
         <w:keepNext/>
       </w:pPr>
       <w:r>
-        <w:rPr/>
-        <w:t xml:space="preserve">Group Member Details</w:t>
+        <w:t>Group Member Details</w:t>
       </w:r>
     </w:p>
     <w:p>
       <w:pPr>
+        <w:spacing w:after="100" w:line="252" w:lineRule="auto"/>
         <w:rPr>
           <w:sz w:val="19"/>
           <w:szCs w:val="19"/>
         </w:rPr>
-        <w:spacing w:after="100" w:line="252" w:lineRule="auto"/>
       </w:pPr>
       <w:r>
         <w:rPr>
@@ -30,11 +29,11 @@
     </w:p>
     <w:p>
       <w:pPr>
+        <w:spacing w:after="100" w:line="252" w:lineRule="auto"/>
         <w:rPr>
           <w:sz w:val="19"/>
           <w:szCs w:val="19"/>
         </w:rPr>
-        <w:spacing w:after="100" w:line="252" w:lineRule="auto"/>
       </w:pPr>
       <w:r>
         <w:rPr>
@@ -46,11 +45,11 @@
     </w:p>
     <w:p>
       <w:pPr>
+        <w:spacing w:after="100" w:line="252" w:lineRule="auto"/>
         <w:rPr>
           <w:sz w:val="19"/>
           <w:szCs w:val="19"/>
         </w:rPr>
-        <w:spacing w:after="100" w:line="252" w:lineRule="auto"/>
       </w:pPr>
       <w:r>
         <w:rPr>
@@ -62,11 +61,11 @@
     </w:p>
     <w:p>
       <w:pPr>
+        <w:spacing w:after="100" w:line="252" w:lineRule="auto"/>
         <w:rPr>
           <w:sz w:val="19"/>
           <w:szCs w:val="19"/>
         </w:rPr>
-        <w:spacing w:after="100" w:line="252" w:lineRule="auto"/>
       </w:pPr>
       <w:r>
         <w:rPr>
@@ -78,11 +77,11 @@
     </w:p>
     <w:p>
       <w:pPr>
+        <w:spacing w:after="100" w:line="252" w:lineRule="auto"/>
         <w:rPr>
           <w:sz w:val="19"/>
           <w:szCs w:val="19"/>
         </w:rPr>
-        <w:spacing w:after="100" w:line="252" w:lineRule="auto"/>
       </w:pPr>
       <w:r>
         <w:rPr>
@@ -94,48 +93,36 @@
     </w:p>
     <w:p>
       <w:pPr>
+        <w:spacing w:after="100" w:line="252" w:lineRule="auto"/>
         <w:rPr>
           <w:sz w:val="19"/>
           <w:szCs w:val="19"/>
+          <w:lang w:val="nb-NO"/>
         </w:rPr>
-        <w:spacing w:after="100" w:line="252" w:lineRule="auto"/>
       </w:pPr>
       <w:r>
         <w:rPr>
           <w:sz w:val="19"/>
           <w:szCs w:val="19"/>
+          <w:lang w:val="nb-NO"/>
         </w:rPr>
-        <w:t xml:space="preserve">Angela </w:t>
-      </w:r>
-      <w:proofErr w:type="spellStart"/>
-      <w:r>
-        <w:rPr>
-          <w:sz w:val="19"/>
-          <w:szCs w:val="19"/>
-        </w:rPr>
-        <w:t>Ramaboea</w:t>
-      </w:r>
-      <w:proofErr w:type="spellEnd"/>
-      <w:r>
-        <w:rPr>
-          <w:sz w:val="19"/>
-          <w:szCs w:val="19"/>
-        </w:rPr>
-        <w:t xml:space="preserve"> u25445392</w:t>
+        <w:t>Angela Ramaboea u25445392</w:t>
       </w:r>
     </w:p>
     <w:p>
       <w:pPr>
+        <w:spacing w:after="100" w:line="252" w:lineRule="auto"/>
         <w:rPr>
           <w:sz w:val="19"/>
           <w:szCs w:val="19"/>
+          <w:lang w:val="nb-NO"/>
         </w:rPr>
-        <w:spacing w:after="100" w:line="252" w:lineRule="auto"/>
       </w:pPr>
       <w:r>
         <w:rPr>
           <w:sz w:val="19"/>
           <w:szCs w:val="19"/>
+          <w:lang w:val="nb-NO"/>
         </w:rPr>
         <w:t>Tebogo Mokgwatsane u25042239</w:t>
       </w:r>
@@ -143,10 +130,10 @@
     <w:p>
       <w:pPr>
         <w:pStyle w:val="Heading1"/>
+        <w:keepNext/>
         <w:pBdr>
           <w:bottom w:val="single" w:sz="8" w:space="2" w:color="1F3864"/>
         </w:pBdr>
-        <w:keepNext/>
       </w:pPr>
       <w:r>
         <w:t>Task 1: Research Findings on Workflow Management Systems</w:t>
@@ -375,23 +362,7 @@
           <w:sz w:val="19"/>
           <w:szCs w:val="19"/>
         </w:rPr>
-        <w:t xml:space="preserve"> Engines do not hard-code applications. They invoke them through an invoked-application interface or application </w:t>
-      </w:r>
-      <w:proofErr w:type="gramStart"/>
-      <w:r>
-        <w:rPr>
-          <w:sz w:val="19"/>
-          <w:szCs w:val="19"/>
-        </w:rPr>
-        <w:t>agents, and</w:t>
-      </w:r>
-      <w:proofErr w:type="gramEnd"/>
-      <w:r>
-        <w:rPr>
-          <w:sz w:val="19"/>
-          <w:szCs w:val="19"/>
-        </w:rPr>
-        <w:t xml:space="preserve"> reach other engines through gateways that map names and data [1].</w:t>
+        <w:t xml:space="preserve"> Engines do not hard-code applications. They invoke them through an invoked-application interface or application agents, and reach other engines through gateways that map names and data [1].</w:t>
       </w:r>
     </w:p>
     <w:p>
@@ -931,6 +902,7 @@
                 <w:sz w:val="18"/>
                 <w:szCs w:val="18"/>
               </w:rPr>
+              <w:lastRenderedPageBreak/>
               <w:t>External systems, participants</w:t>
             </w:r>
           </w:p>
@@ -1200,6 +1172,7 @@
           <w:bCs/>
           <w:sz w:val="18"/>
           <w:szCs w:val="18"/>
+          <w:lang w:val="nb-NO"/>
         </w:rPr>
         <w:t>[3]</w:t>
       </w:r>
@@ -1209,6 +1182,7 @@
           <w:bCs/>
           <w:sz w:val="18"/>
           <w:szCs w:val="18"/>
+          <w:lang w:val="nb-NO"/>
         </w:rPr>
         <w:tab/>
       </w:r>
@@ -1216,8 +1190,16 @@
         <w:rPr>
           <w:sz w:val="18"/>
           <w:szCs w:val="18"/>
+          <w:lang w:val="nb-NO"/>
         </w:rPr>
-        <w:t xml:space="preserve">Russell, N., van der Aalst, W.M.P., ter Hofstede, A.H.M., &amp; Edmond, D. (2005). Workflow Resource Patterns: Identification, Representation and Tool Support. In </w:t>
+        <w:t xml:space="preserve">Russell, N., van der Aalst, W.M.P., ter Hofstede, A.H.M., &amp; Edmond, D. (2005). </w:t>
+      </w:r>
+      <w:r>
+        <w:rPr>
+          <w:sz w:val="18"/>
+          <w:szCs w:val="18"/>
+        </w:rPr>
+        <w:t xml:space="preserve">Workflow Resource Patterns: Identification, Representation and Tool Support. In </w:t>
       </w:r>
       <w:proofErr w:type="spellStart"/>
       <w:r>
@@ -1450,11 +1432,11 @@
     <w:p>
       <w:pPr>
         <w:pStyle w:val="Heading1"/>
+        <w:keepNext/>
         <w:pageBreakBefore/>
         <w:pBdr>
           <w:bottom w:val="single" w:sz="8" w:space="0" w:color="1F3864"/>
         </w:pBdr>
-        <w:keepNext/>
       </w:pPr>
       <w:r>
         <w:t>Task 2: Define the Scenario and System</w:t>
@@ -1466,8 +1448,7 @@
         <w:keepNext/>
       </w:pPr>
       <w:r>
-        <w:rPr/>
-        <w:t xml:space="preserve">2.1  Selected Scenario: Faculty Admissions and Bursary Processing</w:t>
+        <w:t>2.1  Selected Scenario: Faculty Admissions and Bursary Processing</w:t>
       </w:r>
     </w:p>
     <w:p>
@@ -1484,11 +1465,11 @@
     </w:p>
     <w:p>
       <w:pPr>
+        <w:spacing w:after="100" w:line="252" w:lineRule="auto"/>
         <w:rPr>
           <w:b/>
           <w:bCs/>
         </w:rPr>
-        <w:spacing w:after="100" w:line="252" w:lineRule="auto"/>
       </w:pPr>
       <w:r>
         <w:rPr>
@@ -1521,8 +1502,8 @@
     <w:p>
       <w:pPr>
         <w:pStyle w:val="ListParagraph"/>
+        <w:spacing w:after="100" w:line="252" w:lineRule="auto"/>
         <w:ind w:left="720"/>
-        <w:spacing w:after="100" w:line="252" w:lineRule="auto"/>
       </w:pPr>
       <w:r>
         <w:rPr>
@@ -1553,8 +1534,8 @@
     <w:p>
       <w:pPr>
         <w:pStyle w:val="ListParagraph"/>
+        <w:spacing w:after="100" w:line="252" w:lineRule="auto"/>
         <w:ind w:left="720"/>
-        <w:spacing w:after="100" w:line="252" w:lineRule="auto"/>
       </w:pPr>
       <w:r>
         <w:rPr>
@@ -1585,8 +1566,8 @@
     <w:p>
       <w:pPr>
         <w:pStyle w:val="ListParagraph"/>
+        <w:spacing w:after="100" w:line="252" w:lineRule="auto"/>
         <w:ind w:left="720"/>
-        <w:spacing w:after="100" w:line="252" w:lineRule="auto"/>
       </w:pPr>
       <w:r>
         <w:rPr>
@@ -1617,8 +1598,8 @@
     <w:p>
       <w:pPr>
         <w:pStyle w:val="ListParagraph"/>
+        <w:spacing w:after="100" w:line="252" w:lineRule="auto"/>
         <w:ind w:left="720"/>
-        <w:spacing w:after="100" w:line="252" w:lineRule="auto"/>
       </w:pPr>
       <w:r>
         <w:rPr>
@@ -1649,8 +1630,8 @@
     <w:p>
       <w:pPr>
         <w:pStyle w:val="ListParagraph"/>
+        <w:spacing w:after="100" w:line="252" w:lineRule="auto"/>
         <w:ind w:left="720"/>
-        <w:spacing w:after="100" w:line="252" w:lineRule="auto"/>
       </w:pPr>
       <w:r>
         <w:rPr>
@@ -1699,8 +1680,8 @@
     <w:p>
       <w:pPr>
         <w:pStyle w:val="ListParagraph"/>
+        <w:spacing w:after="100" w:line="252" w:lineRule="auto"/>
         <w:ind w:left="720"/>
-        <w:spacing w:after="100" w:line="252" w:lineRule="auto"/>
       </w:pPr>
       <w:r>
         <w:rPr>
@@ -1716,8 +1697,7 @@
         <w:keepNext/>
       </w:pPr>
       <w:r>
-        <w:rPr/>
-        <w:t xml:space="preserve">2.2  Initial TIVIDY System Scope and Design Rationale</w:t>
+        <w:t>2.2  Initial TIVIDY System Scope and Design Rationale</w:t>
       </w:r>
     </w:p>
     <w:p>
@@ -1734,11 +1714,10 @@
     </w:p>
     <w:p>
       <w:pPr>
-        <w:pStyle w:val="Normal"/>
+        <w:spacing w:after="100" w:line="252" w:lineRule="auto"/>
         <w:rPr>
           <w:rStyle w:val="BookTitle"/>
         </w:rPr>
-        <w:spacing w:after="100" w:line="252" w:lineRule="auto"/>
       </w:pPr>
       <w:r>
         <w:rPr>
@@ -1746,7 +1725,7 @@
           <w:sz w:val="19"/>
           <w:szCs w:val="19"/>
         </w:rPr>
-        <w:t xml:space="preserve">Layer 1: Generic Engine Core</w:t>
+        <w:t>Layer 1: Generic Engine Core</w:t>
       </w:r>
     </w:p>
     <w:p>
@@ -1763,11 +1742,10 @@
     </w:p>
     <w:p>
       <w:pPr>
-        <w:pStyle w:val="Normal"/>
+        <w:spacing w:after="100" w:line="252" w:lineRule="auto"/>
         <w:rPr>
           <w:rStyle w:val="BookTitle"/>
         </w:rPr>
-        <w:spacing w:after="100" w:line="252" w:lineRule="auto"/>
       </w:pPr>
       <w:r>
         <w:rPr>
@@ -1775,7 +1753,7 @@
           <w:sz w:val="19"/>
           <w:szCs w:val="19"/>
         </w:rPr>
-        <w:t xml:space="preserve">Layer 2: Scenario Plug-in</w:t>
+        <w:t>Layer 2: Scenario Plug-in</w:t>
       </w:r>
     </w:p>
     <w:p>
@@ -1793,12 +1771,11 @@
     <w:p>
       <w:pPr>
         <w:pStyle w:val="Heading1"/>
+        <w:keepNext/>
         <w:pageBreakBefore/>
-        <w:keepNext/>
       </w:pPr>
       <w:r>
-        <w:rPr/>
-        <w:t xml:space="preserve">Task 3: UML Activity Diagrams</w:t>
+        <w:t>Task 3: UML Activity Diagrams</w:t>
       </w:r>
     </w:p>
     <w:p>
@@ -1831,7 +1808,7 @@
                         </pic:cNvPicPr>
                       </pic:nvPicPr>
                       <pic:blipFill rotWithShape="1">
-                        <a:blip r:embed="rId17"/>
+                        <a:blip r:embed="rId13"/>
                         <a:stretch/>
                       </pic:blipFill>
                       <pic:spPr bwMode="auto">
@@ -1881,8 +1858,8 @@
     </w:p>
     <w:p>
       <w:pPr>
+        <w:spacing w:before="60" w:after="240"/>
         <w:jc w:val="center"/>
-        <w:spacing w:before="60" w:after="240"/>
       </w:pPr>
       <w:r>
         <w:rPr>
@@ -1891,7 +1868,7 @@
           <w:sz w:val="18"/>
           <w:szCs w:val="18"/>
         </w:rPr>
-        <w:t xml:space="preserve">Activity Diagram 1: Generic workflow execution, from instance creation to completion</w:t>
+        <w:t>Activity Diagram 1: Generic workflow execution, from instance creation to completion</w:t>
       </w:r>
     </w:p>
     <w:p>
@@ -1975,8 +1952,8 @@
     </w:p>
     <w:p>
       <w:pPr>
+        <w:spacing w:before="60" w:after="240"/>
         <w:jc w:val="center"/>
-        <w:spacing w:before="60" w:after="240"/>
       </w:pPr>
       <w:r>
         <w:rPr>
@@ -1985,7 +1962,7 @@
           <w:sz w:val="18"/>
           <w:szCs w:val="18"/>
         </w:rPr>
-        <w:t xml:space="preserve">Activity Diagram 2: Approval and escalation</w:t>
+        <w:t>Activity Diagram 2: Approval and escalation</w:t>
       </w:r>
     </w:p>
     <w:p>
@@ -2069,8 +2046,8 @@
     </w:p>
     <w:p>
       <w:pPr>
+        <w:spacing w:before="60" w:after="240"/>
         <w:jc w:val="center"/>
-        <w:spacing w:before="60" w:after="240"/>
       </w:pPr>
       <w:r>
         <w:rPr>
@@ -2079,17 +2056,17 @@
           <w:sz w:val="18"/>
           <w:szCs w:val="18"/>
         </w:rPr>
-        <w:t xml:space="preserve">Activity Diagram 3: Scenario workflow (University Admissions and Bursary Processing)</w:t>
+        <w:t>Activity Diagram 3: Scenario workflow (University Admissions and Bursary Processing)</w:t>
       </w:r>
     </w:p>
     <w:p>
       <w:pPr>
         <w:pStyle w:val="Heading1"/>
+        <w:keepNext/>
         <w:pageBreakBefore/>
         <w:pBdr>
           <w:bottom w:val="single" w:sz="8" w:space="2" w:color="1F3864"/>
         </w:pBdr>
-        <w:keepNext/>
       </w:pPr>
       <w:r>
         <w:t>Task 4: Design Patterns</w:t>
@@ -3704,10 +3681,10 @@
           <w:tcPr>
             <w:tcW w:w="450" w:type="dxa"/>
             <w:tcBorders>
-              <w:top w:val="single" w:color="BFBFBF" w:sz="4" w:space="0"/>
-              <w:left w:val="single" w:color="BFBFBF" w:sz="4" w:space="0"/>
-              <w:bottom w:val="single" w:color="BFBFBF" w:sz="4" w:space="0"/>
-              <w:right w:val="single" w:color="BFBFBF" w:sz="4" w:space="0"/>
+              <w:top w:val="single" w:sz="4" w:space="0" w:color="BFBFBF"/>
+              <w:left w:val="single" w:sz="4" w:space="0" w:color="BFBFBF"/>
+              <w:bottom w:val="single" w:sz="4" w:space="0" w:color="BFBFBF"/>
+              <w:right w:val="single" w:sz="4" w:space="0" w:color="BFBFBF"/>
             </w:tcBorders>
             <w:tcMar>
               <w:top w:w="60" w:type="dxa"/>
@@ -3733,10 +3710,10 @@
           <w:tcPr>
             <w:tcW w:w="1900" w:type="dxa"/>
             <w:tcBorders>
-              <w:top w:val="single" w:color="BFBFBF" w:sz="4" w:space="0"/>
-              <w:left w:val="single" w:color="BFBFBF" w:sz="4" w:space="0"/>
-              <w:bottom w:val="single" w:color="BFBFBF" w:sz="4" w:space="0"/>
-              <w:right w:val="single" w:color="BFBFBF" w:sz="4" w:space="0"/>
+              <w:top w:val="single" w:sz="4" w:space="0" w:color="BFBFBF"/>
+              <w:left w:val="single" w:sz="4" w:space="0" w:color="BFBFBF"/>
+              <w:bottom w:val="single" w:sz="4" w:space="0" w:color="BFBFBF"/>
+              <w:right w:val="single" w:sz="4" w:space="0" w:color="BFBFBF"/>
             </w:tcBorders>
             <w:tcMar>
               <w:top w:w="60" w:type="dxa"/>
@@ -3763,10 +3740,10 @@
           <w:tcPr>
             <w:tcW w:w="1300" w:type="dxa"/>
             <w:tcBorders>
-              <w:top w:val="single" w:color="BFBFBF" w:sz="4" w:space="0"/>
-              <w:left w:val="single" w:color="BFBFBF" w:sz="4" w:space="0"/>
-              <w:bottom w:val="single" w:color="BFBFBF" w:sz="4" w:space="0"/>
-              <w:right w:val="single" w:color="BFBFBF" w:sz="4" w:space="0"/>
+              <w:top w:val="single" w:sz="4" w:space="0" w:color="BFBFBF"/>
+              <w:left w:val="single" w:sz="4" w:space="0" w:color="BFBFBF"/>
+              <w:bottom w:val="single" w:sz="4" w:space="0" w:color="BFBFBF"/>
+              <w:right w:val="single" w:sz="4" w:space="0" w:color="BFBFBF"/>
             </w:tcBorders>
             <w:tcMar>
               <w:top w:w="60" w:type="dxa"/>
@@ -3792,10 +3769,10 @@
           <w:tcPr>
             <w:tcW w:w="5988" w:type="dxa"/>
             <w:tcBorders>
-              <w:top w:val="single" w:color="BFBFBF" w:sz="4" w:space="0"/>
-              <w:left w:val="single" w:color="BFBFBF" w:sz="4" w:space="0"/>
-              <w:bottom w:val="single" w:color="BFBFBF" w:sz="4" w:space="0"/>
-              <w:right w:val="single" w:color="BFBFBF" w:sz="4" w:space="0"/>
+              <w:top w:val="single" w:sz="4" w:space="0" w:color="BFBFBF"/>
+              <w:left w:val="single" w:sz="4" w:space="0" w:color="BFBFBF"/>
+              <w:bottom w:val="single" w:sz="4" w:space="0" w:color="BFBFBF"/>
+              <w:right w:val="single" w:sz="4" w:space="0" w:color="BFBFBF"/>
             </w:tcBorders>
             <w:tcMar>
               <w:top w:w="60" w:type="dxa"/>
@@ -3824,13 +3801,8 @@
         <w:pStyle w:val="Heading2"/>
         <w:keepNext/>
       </w:pPr>
-      <w:proofErr w:type="gramStart"/>
       <w:r>
-        <w:t>4.1  Builder</w:t>
-      </w:r>
-      <w:proofErr w:type="gramEnd"/>
-      <w:r>
-        <w:t xml:space="preserve"> (Creational)</w:t>
+        <w:t>4.1  Builder (Creational)</w:t>
       </w:r>
     </w:p>
     <w:tbl>
@@ -4022,41 +3994,80 @@
           <w:p>
             <w:pPr>
               <w:spacing w:after="30" w:line="245" w:lineRule="auto"/>
-            </w:pPr>
+              <w:rPr>
+                <w:sz w:val="19"/>
+                <w:szCs w:val="19"/>
+              </w:rPr>
+            </w:pPr>
+            <w:proofErr w:type="spellStart"/>
             <w:r>
               <w:rPr>
                 <w:b/>
                 <w:sz w:val="19"/>
                 <w:szCs w:val="19"/>
               </w:rPr>
-              <w:t>ConcreteBuilder:</w:t>
-            </w:r>
-            <w:r>
-              <w:rPr>
-                <w:sz w:val="19"/>
-                <w:szCs w:val="19"/>
-              </w:rPr>
-              <w:t xml:space="preserve"> one per process, supplied as configuration outside the engine</w:t>
-            </w:r>
-          </w:p>
-          <w:p>
-            <w:pPr>
-              <w:spacing w:after="30" w:line="245" w:lineRule="auto"/>
-            </w:pPr>
+              <w:t>ConcreteBuilder</w:t>
+            </w:r>
+            <w:proofErr w:type="spellEnd"/>
             <w:r>
               <w:rPr>
                 <w:b/>
                 <w:sz w:val="19"/>
                 <w:szCs w:val="19"/>
               </w:rPr>
-              <w:t>Product:</w:t>
+              <w:t>:</w:t>
             </w:r>
             <w:r>
               <w:rPr>
                 <w:sz w:val="19"/>
                 <w:szCs w:val="19"/>
               </w:rPr>
-              <w:t xml:space="preserve"> WorkflowDefinition (versioned)</w:t>
+              <w:t xml:space="preserve"> </w:t>
+            </w:r>
+            <w:proofErr w:type="spellStart"/>
+            <w:r>
+              <w:rPr>
+                <w:sz w:val="19"/>
+                <w:szCs w:val="19"/>
+              </w:rPr>
+              <w:t>FileWorkflowDefinitionBuilder</w:t>
+            </w:r>
+            <w:proofErr w:type="spellEnd"/>
+          </w:p>
+          <w:p>
+            <w:pPr>
+              <w:spacing w:after="30" w:line="245" w:lineRule="auto"/>
+            </w:pPr>
+            <w:r>
+              <w:rPr>
+                <w:b/>
+                <w:sz w:val="19"/>
+                <w:szCs w:val="19"/>
+              </w:rPr>
+              <w:t>Product:</w:t>
+            </w:r>
+            <w:r>
+              <w:rPr>
+                <w:sz w:val="19"/>
+                <w:szCs w:val="19"/>
+              </w:rPr>
+              <w:t xml:space="preserve"> </w:t>
+            </w:r>
+            <w:proofErr w:type="spellStart"/>
+            <w:r>
+              <w:rPr>
+                <w:sz w:val="19"/>
+                <w:szCs w:val="19"/>
+              </w:rPr>
+              <w:t>WorkflowDefinition</w:t>
+            </w:r>
+            <w:proofErr w:type="spellEnd"/>
+            <w:r>
+              <w:rPr>
+                <w:sz w:val="19"/>
+                <w:szCs w:val="19"/>
+              </w:rPr>
+              <w:t xml:space="preserve"> (versioned)</w:t>
             </w:r>
           </w:p>
         </w:tc>
@@ -4200,7 +4211,14 @@
                 <w:sz w:val="19"/>
                 <w:szCs w:val="19"/>
               </w:rPr>
-              <w:t>Which process is being defined. A new process is a new ConcreteBuilder; the Director, engine and product classes stay unchanged.</w:t>
+              <w:t xml:space="preserve">Which process is being defined. A new process is a new </w:t>
+            </w:r>
+            <w:r>
+              <w:rPr>
+                <w:sz w:val="19"/>
+                <w:szCs w:val="19"/>
+              </w:rPr>
+              <w:t>file that is read by the builder who creates the definition based on the specifications in the file. All the participating classes remain unchanged. New concrete builders that builders the definition based on another type of payload can easily be added in the future.</w:t>
             </w:r>
           </w:p>
         </w:tc>
@@ -4331,7 +4349,14 @@
                 <w:sz w:val="19"/>
                 <w:szCs w:val="19"/>
               </w:rPr>
-              <w:t>AdmissionsWorkflowBuilder builds the intake, academic review, bursary and enrolment sub-processes.</w:t>
+              <w:t>A txt file for the university applications workflow is supplied to the builder, the builder reads the files and builds the structure, adds routing, dependencies, decorators and much on how the workflow.</w:t>
+            </w:r>
+            <w:r>
+              <w:rPr>
+                <w:sz w:val="19"/>
+                <w:szCs w:val="19"/>
+              </w:rPr>
+              <w:t xml:space="preserve"> </w:t>
             </w:r>
           </w:p>
         </w:tc>
@@ -4342,13 +4367,8 @@
         <w:pStyle w:val="Heading2"/>
         <w:keepNext/>
       </w:pPr>
-      <w:proofErr w:type="gramStart"/>
       <w:r>
-        <w:t>4.2  Composite</w:t>
-      </w:r>
-      <w:proofErr w:type="gramEnd"/>
-      <w:r>
-        <w:t xml:space="preserve"> (Structural)</w:t>
+        <w:t>4.2  Composite (Structural)</w:t>
       </w:r>
     </w:p>
     <w:tbl>
@@ -4828,13 +4848,8 @@
         <w:pStyle w:val="Heading2"/>
         <w:keepNext/>
       </w:pPr>
-      <w:proofErr w:type="gramStart"/>
       <w:r>
-        <w:t>4.3  State</w:t>
-      </w:r>
-      <w:proofErr w:type="gramEnd"/>
-      <w:r>
-        <w:t xml:space="preserve"> (Behavioural)</w:t>
+        <w:t>4.3  State (Behavioural)</w:t>
       </w:r>
     </w:p>
     <w:tbl>
@@ -5314,13 +5329,8 @@
         <w:pStyle w:val="Heading2"/>
         <w:keepNext/>
       </w:pPr>
-      <w:proofErr w:type="gramStart"/>
       <w:r>
-        <w:t>4.4  Strategy</w:t>
-      </w:r>
-      <w:proofErr w:type="gramEnd"/>
-      <w:r>
-        <w:t xml:space="preserve"> (Behavioural)</w:t>
+        <w:t>4.4  Strategy (Behavioural)</w:t>
       </w:r>
     </w:p>
     <w:tbl>
@@ -5800,13 +5810,8 @@
         <w:pStyle w:val="Heading2"/>
         <w:keepNext/>
       </w:pPr>
-      <w:proofErr w:type="gramStart"/>
       <w:r>
-        <w:t>4.5  Chain</w:t>
-      </w:r>
-      <w:proofErr w:type="gramEnd"/>
-      <w:r>
-        <w:t xml:space="preserve"> of Responsibility (Behavioural)</w:t>
+        <w:t>4.5  Chain of Responsibility (Behavioural)</w:t>
       </w:r>
     </w:p>
     <w:tbl>
@@ -6266,13 +6271,8 @@
         <w:pStyle w:val="Heading2"/>
         <w:keepNext/>
       </w:pPr>
-      <w:proofErr w:type="gramStart"/>
       <w:r>
-        <w:t>4.6  Command</w:t>
-      </w:r>
-      <w:proofErr w:type="gramEnd"/>
-      <w:r>
-        <w:t xml:space="preserve"> (Behavioural)</w:t>
+        <w:t>4.6  Command (Behavioural)</w:t>
       </w:r>
     </w:p>
     <w:tbl>
@@ -6792,13 +6792,8 @@
         <w:pStyle w:val="Heading2"/>
         <w:keepNext/>
       </w:pPr>
-      <w:proofErr w:type="gramStart"/>
       <w:r>
-        <w:t>4.7  Memento</w:t>
-      </w:r>
-      <w:proofErr w:type="gramEnd"/>
-      <w:r>
-        <w:t xml:space="preserve"> (Behavioural)</w:t>
+        <w:t>4.7  Memento (Behavioural)</w:t>
       </w:r>
     </w:p>
     <w:tbl>
@@ -7278,13 +7273,8 @@
         <w:pStyle w:val="Heading2"/>
         <w:keepNext/>
       </w:pPr>
-      <w:proofErr w:type="gramStart"/>
       <w:r>
-        <w:t>4.8  Observer</w:t>
-      </w:r>
-      <w:proofErr w:type="gramEnd"/>
-      <w:r>
-        <w:t xml:space="preserve"> (Behavioural)</w:t>
+        <w:t>4.8  Observer (Behavioural)</w:t>
       </w:r>
     </w:p>
     <w:tbl>
@@ -7445,12 +7435,6 @@
               </w:rPr>
               <w:t>Subject: EventDispatcher (the Singleton of 4.13); each WorkItem publishes its events through it</w:t>
             </w:r>
-            <w:r>
-              <w:rPr>
-                <w:sz w:val="19"/>
-                <w:szCs w:val="19"/>
-              </w:rPr>
-            </w:r>
           </w:p>
           <w:p>
             <w:pPr>
@@ -7783,13 +7767,8 @@
         <w:pStyle w:val="Heading2"/>
         <w:keepNext/>
       </w:pPr>
-      <w:proofErr w:type="gramStart"/>
       <w:r>
-        <w:t>4.9  Decorator</w:t>
-      </w:r>
-      <w:proofErr w:type="gramEnd"/>
-      <w:r>
-        <w:t xml:space="preserve"> (Structural)</w:t>
+        <w:t>4.9  Decorator (Structural)</w:t>
       </w:r>
     </w:p>
     <w:tbl>
@@ -8269,13 +8248,8 @@
         <w:pStyle w:val="Heading2"/>
         <w:keepNext/>
       </w:pPr>
-      <w:proofErr w:type="gramStart"/>
       <w:r>
-        <w:t>4.10  Adapter</w:t>
-      </w:r>
-      <w:proofErr w:type="gramEnd"/>
-      <w:r>
-        <w:t xml:space="preserve"> (Structural)</w:t>
+        <w:t>4.10  Adapter (Structural)</w:t>
       </w:r>
     </w:p>
     <w:tbl>
@@ -8775,13 +8749,8 @@
         <w:pStyle w:val="Heading2"/>
         <w:keepNext/>
       </w:pPr>
-      <w:proofErr w:type="gramStart"/>
       <w:r>
-        <w:t>4.11  Mediator</w:t>
-      </w:r>
-      <w:proofErr w:type="gramEnd"/>
-      <w:r>
-        <w:t xml:space="preserve"> (Behavioural)</w:t>
+        <w:t>4.11  Mediator (Behavioural)</w:t>
       </w:r>
     </w:p>
     <w:tbl>
@@ -9261,13 +9230,8 @@
         <w:pStyle w:val="Heading2"/>
         <w:keepNext/>
       </w:pPr>
-      <w:proofErr w:type="gramStart"/>
       <w:r>
-        <w:t>4.12  Facade</w:t>
-      </w:r>
-      <w:proofErr w:type="gramEnd"/>
-      <w:r>
-        <w:t xml:space="preserve"> (Structural)</w:t>
+        <w:t>4.12  Facade (Structural)</w:t>
       </w:r>
     </w:p>
     <w:tbl>
@@ -9728,24 +9692,21 @@
         <w:keepNext/>
       </w:pPr>
       <w:r>
-        <w:t xml:space="preserve">4.13  </w:t>
-      </w:r>
-      <w:r>
-        <w:t>Singleton (Creational)</w:t>
+        <w:t>4.13  Singleton (Creational)</w:t>
       </w:r>
     </w:p>
     <w:tbl>
       <w:tblPr>
         <w:tblW w:w="9638" w:type="dxa"/>
         <w:tblBorders>
-          <w:top w:val="single" w:color="auto" w:sz="4" w:space="0"/>
-          <w:left w:val="single" w:color="auto" w:sz="4" w:space="0"/>
-          <w:bottom w:val="single" w:color="auto" w:sz="4" w:space="0"/>
-          <w:right w:val="single" w:color="auto" w:sz="4" w:space="0"/>
-          <w:insideH w:val="single" w:color="auto" w:sz="4" w:space="0"/>
-          <w:insideV w:val="single" w:color="auto" w:sz="4" w:space="0"/>
+          <w:top w:val="single" w:sz="4" w:space="0" w:color="auto"/>
+          <w:left w:val="single" w:sz="4" w:space="0" w:color="auto"/>
+          <w:bottom w:val="single" w:sz="4" w:space="0" w:color="auto"/>
+          <w:right w:val="single" w:sz="4" w:space="0" w:color="auto"/>
+          <w:insideH w:val="single" w:sz="4" w:space="0" w:color="auto"/>
+          <w:insideV w:val="single" w:sz="4" w:space="0" w:color="auto"/>
         </w:tblBorders>
-        <w:tblLook w:firstColumn="1" w:firstRow="1" w:lastColumn="0" w:lastRow="0" w:noHBand="0" w:noVBand="1" w:val="04A0"/>
+        <w:tblLook w:val="04A0" w:firstRow="1" w:lastRow="0" w:firstColumn="1" w:lastColumn="0" w:noHBand="0" w:noVBand="1"/>
       </w:tblPr>
       <w:tblGrid>
         <w:gridCol w:w="1750"/>
@@ -9754,18 +9715,17 @@
       <w:tr>
         <w:trPr>
           <w:cantSplit/>
-          <w:hidden w:val="0"/>
         </w:trPr>
         <w:tc>
           <w:tcPr>
             <w:tcW w:w="1750" w:type="dxa"/>
             <w:tcBorders>
-              <w:top w:val="single" w:color="BFBFBF" w:sz="4" w:space="0"/>
-              <w:left w:val="single" w:color="BFBFBF" w:sz="4" w:space="0"/>
-              <w:bottom w:val="single" w:color="BFBFBF" w:sz="4" w:space="0"/>
-              <w:right w:val="single" w:color="BFBFBF" w:sz="4" w:space="0"/>
+              <w:top w:val="single" w:sz="4" w:space="0" w:color="BFBFBF"/>
+              <w:left w:val="single" w:sz="4" w:space="0" w:color="BFBFBF"/>
+              <w:bottom w:val="single" w:sz="4" w:space="0" w:color="BFBFBF"/>
+              <w:right w:val="single" w:sz="4" w:space="0" w:color="BFBFBF"/>
             </w:tcBorders>
-            <w:shd w:color="auto" w:fill="F2F2F2" w:val="clear"/>
+            <w:shd w:val="clear" w:color="auto" w:fill="F2F2F2"/>
             <w:tcMar>
               <w:top w:w="60" w:type="dxa"/>
               <w:left w:w="100" w:type="dxa"/>
@@ -9792,10 +9752,10 @@
           <w:tcPr>
             <w:tcW w:w="7888" w:type="dxa"/>
             <w:tcBorders>
-              <w:top w:val="single" w:color="BFBFBF" w:sz="4" w:space="0"/>
-              <w:left w:val="single" w:color="BFBFBF" w:sz="4" w:space="0"/>
-              <w:bottom w:val="single" w:color="BFBFBF" w:sz="4" w:space="0"/>
-              <w:right w:val="single" w:color="BFBFBF" w:sz="4" w:space="0"/>
+              <w:top w:val="single" w:sz="4" w:space="0" w:color="BFBFBF"/>
+              <w:left w:val="single" w:sz="4" w:space="0" w:color="BFBFBF"/>
+              <w:bottom w:val="single" w:sz="4" w:space="0" w:color="BFBFBF"/>
+              <w:right w:val="single" w:sz="4" w:space="0" w:color="BFBFBF"/>
             </w:tcBorders>
             <w:tcMar>
               <w:top w:w="60" w:type="dxa"/>
@@ -9821,18 +9781,17 @@
       <w:tr>
         <w:trPr>
           <w:cantSplit/>
-          <w:hidden w:val="0"/>
         </w:trPr>
         <w:tc>
           <w:tcPr>
             <w:tcW w:w="1750" w:type="dxa"/>
             <w:tcBorders>
-              <w:top w:val="single" w:color="BFBFBF" w:sz="4" w:space="0"/>
-              <w:left w:val="single" w:color="BFBFBF" w:sz="4" w:space="0"/>
-              <w:bottom w:val="single" w:color="BFBFBF" w:sz="4" w:space="0"/>
-              <w:right w:val="single" w:color="BFBFBF" w:sz="4" w:space="0"/>
+              <w:top w:val="single" w:sz="4" w:space="0" w:color="BFBFBF"/>
+              <w:left w:val="single" w:sz="4" w:space="0" w:color="BFBFBF"/>
+              <w:bottom w:val="single" w:sz="4" w:space="0" w:color="BFBFBF"/>
+              <w:right w:val="single" w:sz="4" w:space="0" w:color="BFBFBF"/>
             </w:tcBorders>
-            <w:shd w:color="auto" w:fill="F2F2F2" w:val="clear"/>
+            <w:shd w:val="clear" w:color="auto" w:fill="F2F2F2"/>
             <w:tcMar>
               <w:top w:w="60" w:type="dxa"/>
               <w:left w:w="100" w:type="dxa"/>
@@ -9851,16 +9810,7 @@
                 <w:sz w:val="18"/>
                 <w:szCs w:val="18"/>
               </w:rPr>
-              <w:t>GoF</w:t>
-            </w:r>
-            <w:r>
-              <w:rPr>
-                <w:b/>
-                <w:bCs/>
-                <w:sz w:val="18"/>
-                <w:szCs w:val="18"/>
-              </w:rPr>
-              <w:t xml:space="preserve"> participants → TIVIDY classes</w:t>
+              <w:t>GoF participants → TIVIDY classes</w:t>
             </w:r>
           </w:p>
         </w:tc>
@@ -9868,10 +9818,10 @@
           <w:tcPr>
             <w:tcW w:w="7888" w:type="dxa"/>
             <w:tcBorders>
-              <w:top w:val="single" w:color="BFBFBF" w:sz="4" w:space="0"/>
-              <w:left w:val="single" w:color="BFBFBF" w:sz="4" w:space="0"/>
-              <w:bottom w:val="single" w:color="BFBFBF" w:sz="4" w:space="0"/>
-              <w:right w:val="single" w:color="BFBFBF" w:sz="4" w:space="0"/>
+              <w:top w:val="single" w:sz="4" w:space="0" w:color="BFBFBF"/>
+              <w:left w:val="single" w:sz="4" w:space="0" w:color="BFBFBF"/>
+              <w:bottom w:val="single" w:sz="4" w:space="0" w:color="BFBFBF"/>
+              <w:right w:val="single" w:sz="4" w:space="0" w:color="BFBFBF"/>
             </w:tcBorders>
             <w:tcMar>
               <w:top w:w="60" w:type="dxa"/>
@@ -9892,12 +9842,6 @@
               </w:rPr>
               <w:t>Singleton: EventDispatcher (also the Subject of Observer, 4.8)</w:t>
             </w:r>
-            <w:r>
-              <w:rPr>
-                <w:sz w:val="19"/>
-                <w:szCs w:val="19"/>
-              </w:rPr>
-            </w:r>
           </w:p>
           <w:p>
             <w:pPr>
@@ -9944,18 +9888,17 @@
       <w:tr>
         <w:trPr>
           <w:cantSplit/>
-          <w:hidden w:val="0"/>
         </w:trPr>
         <w:tc>
           <w:tcPr>
             <w:tcW w:w="1750" w:type="dxa"/>
             <w:tcBorders>
-              <w:top w:val="single" w:color="BFBFBF" w:sz="4" w:space="0"/>
-              <w:left w:val="single" w:color="BFBFBF" w:sz="4" w:space="0"/>
-              <w:bottom w:val="single" w:color="BFBFBF" w:sz="4" w:space="0"/>
-              <w:right w:val="single" w:color="BFBFBF" w:sz="4" w:space="0"/>
+              <w:top w:val="single" w:sz="4" w:space="0" w:color="BFBFBF"/>
+              <w:left w:val="single" w:sz="4" w:space="0" w:color="BFBFBF"/>
+              <w:bottom w:val="single" w:sz="4" w:space="0" w:color="BFBFBF"/>
+              <w:right w:val="single" w:sz="4" w:space="0" w:color="BFBFBF"/>
             </w:tcBorders>
-            <w:shd w:color="auto" w:fill="F2F2F2" w:val="clear"/>
+            <w:shd w:val="clear" w:color="auto" w:fill="F2F2F2"/>
             <w:tcMar>
               <w:top w:w="60" w:type="dxa"/>
               <w:left w:w="100" w:type="dxa"/>
@@ -9982,10 +9925,10 @@
           <w:tcPr>
             <w:tcW w:w="7888" w:type="dxa"/>
             <w:tcBorders>
-              <w:top w:val="single" w:color="BFBFBF" w:sz="4" w:space="0"/>
-              <w:left w:val="single" w:color="BFBFBF" w:sz="4" w:space="0"/>
-              <w:bottom w:val="single" w:color="BFBFBF" w:sz="4" w:space="0"/>
-              <w:right w:val="single" w:color="BFBFBF" w:sz="4" w:space="0"/>
+              <w:top w:val="single" w:sz="4" w:space="0" w:color="BFBFBF"/>
+              <w:left w:val="single" w:sz="4" w:space="0" w:color="BFBFBF"/>
+              <w:bottom w:val="single" w:sz="4" w:space="0" w:color="BFBFBF"/>
+              <w:right w:val="single" w:sz="4" w:space="0" w:color="BFBFBF"/>
             </w:tcBorders>
             <w:tcMar>
               <w:top w:w="60" w:type="dxa"/>
@@ -10011,18 +9954,17 @@
       <w:tr>
         <w:trPr>
           <w:cantSplit/>
-          <w:hidden w:val="0"/>
         </w:trPr>
         <w:tc>
           <w:tcPr>
             <w:tcW w:w="1750" w:type="dxa"/>
             <w:tcBorders>
-              <w:top w:val="single" w:color="BFBFBF" w:sz="4" w:space="0"/>
-              <w:left w:val="single" w:color="BFBFBF" w:sz="4" w:space="0"/>
-              <w:bottom w:val="single" w:color="BFBFBF" w:sz="4" w:space="0"/>
-              <w:right w:val="single" w:color="BFBFBF" w:sz="4" w:space="0"/>
+              <w:top w:val="single" w:sz="4" w:space="0" w:color="BFBFBF"/>
+              <w:left w:val="single" w:sz="4" w:space="0" w:color="BFBFBF"/>
+              <w:bottom w:val="single" w:sz="4" w:space="0" w:color="BFBFBF"/>
+              <w:right w:val="single" w:sz="4" w:space="0" w:color="BFBFBF"/>
             </w:tcBorders>
-            <w:shd w:color="auto" w:fill="F2F2F2" w:val="clear"/>
+            <w:shd w:val="clear" w:color="auto" w:fill="F2F2F2"/>
             <w:tcMar>
               <w:top w:w="60" w:type="dxa"/>
               <w:left w:w="100" w:type="dxa"/>
@@ -10049,10 +9991,10 @@
           <w:tcPr>
             <w:tcW w:w="7888" w:type="dxa"/>
             <w:tcBorders>
-              <w:top w:val="single" w:color="BFBFBF" w:sz="4" w:space="0"/>
-              <w:left w:val="single" w:color="BFBFBF" w:sz="4" w:space="0"/>
-              <w:bottom w:val="single" w:color="BFBFBF" w:sz="4" w:space="0"/>
-              <w:right w:val="single" w:color="BFBFBF" w:sz="4" w:space="0"/>
+              <w:top w:val="single" w:sz="4" w:space="0" w:color="BFBFBF"/>
+              <w:left w:val="single" w:sz="4" w:space="0" w:color="BFBFBF"/>
+              <w:bottom w:val="single" w:sz="4" w:space="0" w:color="BFBFBF"/>
+              <w:right w:val="single" w:sz="4" w:space="0" w:color="BFBFBF"/>
             </w:tcBorders>
             <w:tcMar>
               <w:top w:w="60" w:type="dxa"/>
@@ -10078,18 +10020,17 @@
       <w:tr>
         <w:trPr>
           <w:cantSplit/>
-          <w:hidden w:val="0"/>
         </w:trPr>
         <w:tc>
           <w:tcPr>
             <w:tcW w:w="1750" w:type="dxa"/>
             <w:tcBorders>
-              <w:top w:val="single" w:color="BFBFBF" w:sz="4" w:space="0"/>
-              <w:left w:val="single" w:color="BFBFBF" w:sz="4" w:space="0"/>
-              <w:bottom w:val="single" w:color="BFBFBF" w:sz="4" w:space="0"/>
-              <w:right w:val="single" w:color="BFBFBF" w:sz="4" w:space="0"/>
+              <w:top w:val="single" w:sz="4" w:space="0" w:color="BFBFBF"/>
+              <w:left w:val="single" w:sz="4" w:space="0" w:color="BFBFBF"/>
+              <w:bottom w:val="single" w:sz="4" w:space="0" w:color="BFBFBF"/>
+              <w:right w:val="single" w:sz="4" w:space="0" w:color="BFBFBF"/>
             </w:tcBorders>
-            <w:shd w:color="auto" w:fill="F2F2F2" w:val="clear"/>
+            <w:shd w:val="clear" w:color="auto" w:fill="F2F2F2"/>
             <w:tcMar>
               <w:top w:w="60" w:type="dxa"/>
               <w:left w:w="100" w:type="dxa"/>
@@ -10116,10 +10057,10 @@
           <w:tcPr>
             <w:tcW w:w="7888" w:type="dxa"/>
             <w:tcBorders>
-              <w:top w:val="single" w:color="BFBFBF" w:sz="4" w:space="0"/>
-              <w:left w:val="single" w:color="BFBFBF" w:sz="4" w:space="0"/>
-              <w:bottom w:val="single" w:color="BFBFBF" w:sz="4" w:space="0"/>
-              <w:right w:val="single" w:color="BFBFBF" w:sz="4" w:space="0"/>
+              <w:top w:val="single" w:sz="4" w:space="0" w:color="BFBFBF"/>
+              <w:left w:val="single" w:sz="4" w:space="0" w:color="BFBFBF"/>
+              <w:bottom w:val="single" w:sz="4" w:space="0" w:color="BFBFBF"/>
+              <w:right w:val="single" w:sz="4" w:space="0" w:color="BFBFBF"/>
             </w:tcBorders>
             <w:tcMar>
               <w:top w:w="60" w:type="dxa"/>
@@ -10145,18 +10086,17 @@
       <w:tr>
         <w:trPr>
           <w:cantSplit/>
-          <w:hidden w:val="0"/>
         </w:trPr>
         <w:tc>
           <w:tcPr>
             <w:tcW w:w="1750" w:type="dxa"/>
             <w:tcBorders>
-              <w:top w:val="single" w:color="BFBFBF" w:sz="4" w:space="0"/>
-              <w:left w:val="single" w:color="BFBFBF" w:sz="4" w:space="0"/>
-              <w:bottom w:val="single" w:color="BFBFBF" w:sz="4" w:space="0"/>
-              <w:right w:val="single" w:color="BFBFBF" w:sz="4" w:space="0"/>
+              <w:top w:val="single" w:sz="4" w:space="0" w:color="BFBFBF"/>
+              <w:left w:val="single" w:sz="4" w:space="0" w:color="BFBFBF"/>
+              <w:bottom w:val="single" w:sz="4" w:space="0" w:color="BFBFBF"/>
+              <w:right w:val="single" w:sz="4" w:space="0" w:color="BFBFBF"/>
             </w:tcBorders>
-            <w:shd w:color="auto" w:fill="F2F2F2" w:val="clear"/>
+            <w:shd w:val="clear" w:color="auto" w:fill="F2F2F2"/>
             <w:tcMar>
               <w:top w:w="60" w:type="dxa"/>
               <w:left w:w="100" w:type="dxa"/>
@@ -10182,10 +10122,10 @@
           <w:tcPr>
             <w:tcW w:w="7888" w:type="dxa"/>
             <w:tcBorders>
-              <w:top w:val="single" w:color="BFBFBF" w:sz="4" w:space="0"/>
-              <w:left w:val="single" w:color="BFBFBF" w:sz="4" w:space="0"/>
-              <w:bottom w:val="single" w:color="BFBFBF" w:sz="4" w:space="0"/>
-              <w:right w:val="single" w:color="BFBFBF" w:sz="4" w:space="0"/>
+              <w:top w:val="single" w:sz="4" w:space="0" w:color="BFBFBF"/>
+              <w:left w:val="single" w:sz="4" w:space="0" w:color="BFBFBF"/>
+              <w:bottom w:val="single" w:sz="4" w:space="0" w:color="BFBFBF"/>
+              <w:right w:val="single" w:sz="4" w:space="0" w:color="BFBFBF"/>
             </w:tcBorders>
             <w:tcMar>
               <w:top w:w="60" w:type="dxa"/>
@@ -10214,12 +10154,9 @@
         <w:pStyle w:val="Heading2"/>
         <w:keepNext/>
       </w:pPr>
-      <w:proofErr w:type="gramStart"/>
       <w:r>
         <w:t>4.14  How the patterns form one system</w:t>
       </w:r>
-      <w:proofErr w:type="gramEnd"/>
-      <w:r/>
     </w:p>
     <w:p>
       <w:pPr>
@@ -10236,12 +10173,11 @@
     <w:p>
       <w:pPr>
         <w:pStyle w:val="Heading1"/>
+        <w:keepNext/>
         <w:pageBreakBefore/>
-        <w:keepNext/>
       </w:pPr>
       <w:r>
-        <w:rPr/>
-        <w:t xml:space="preserve">Task 5: UML Class Diagram</w:t>
+        <w:t>Task 5: UML Class Diagram</w:t>
       </w:r>
     </w:p>
     <w:p>
@@ -10270,7 +10206,7 @@
                         <pic:cNvPicPr/>
                       </pic:nvPicPr>
                       <pic:blipFill rotWithShape="1">
-                        <a:blip r:embed="rId13"/>
+                        <a:blip r:embed="rId23"/>
                         <a:srcRect/>
                         <a:stretch/>
                       </pic:blipFill>
@@ -10322,8 +10258,8 @@
     </w:p>
     <w:p>
       <w:pPr>
+        <w:spacing w:before="60" w:after="240"/>
         <w:jc w:val="center"/>
-        <w:spacing w:before="60" w:after="240"/>
       </w:pPr>
       <w:r>
         <w:rPr>
@@ -10332,18 +10268,17 @@
           <w:sz w:val="18"/>
           <w:szCs w:val="18"/>
         </w:rPr>
-        <w:t xml:space="preserve">UML Class Diagram: colours mark the pattern collaborations (see legend)</w:t>
+        <w:t>UML Class Diagram: colours mark the pattern collaborations (see legend)</w:t>
       </w:r>
     </w:p>
     <w:p>
       <w:pPr>
         <w:pStyle w:val="Heading1"/>
+        <w:keepNext/>
         <w:pageBreakBefore/>
-        <w:keepNext/>
       </w:pPr>
       <w:r>
-        <w:rPr/>
-        <w:t xml:space="preserve">Task 6: Runtime Behaviour Diagrams</w:t>
+        <w:t>Task 6: Runtime Behaviour Diagrams</w:t>
       </w:r>
     </w:p>
     <w:p>
@@ -10352,8 +10287,7 @@
         <w:keepNext/>
       </w:pPr>
       <w:r>
-        <w:rPr/>
-        <w:t xml:space="preserve">6.1  UML Sequence Diagrams</w:t>
+        <w:t>6.1  UML Sequence Diagrams</w:t>
       </w:r>
     </w:p>
     <w:p>
@@ -10387,7 +10321,7 @@
                         </pic:cNvPicPr>
                       </pic:nvPicPr>
                       <pic:blipFill rotWithShape="1">
-                        <a:blip r:embed="rId25"/>
+                        <a:blip r:embed="rId24"/>
                         <a:stretch/>
                       </pic:blipFill>
                       <pic:spPr bwMode="auto">
@@ -10437,8 +10371,8 @@
     </w:p>
     <w:p>
       <w:pPr>
+        <w:spacing w:before="60" w:after="240"/>
         <w:jc w:val="center"/>
-        <w:spacing w:before="60" w:after="240"/>
       </w:pPr>
       <w:r>
         <w:rPr>
@@ -10447,7 +10381,7 @@
           <w:sz w:val="18"/>
           <w:szCs w:val="18"/>
         </w:rPr>
-        <w:t xml:space="preserve">Sequence Diagram 1: Creating and starting a workflow instance</w:t>
+        <w:t>Sequence Diagram 1: Creating and starting a workflow instance</w:t>
       </w:r>
     </w:p>
     <w:p>
@@ -10531,8 +10465,8 @@
     </w:p>
     <w:p>
       <w:pPr>
+        <w:spacing w:before="60" w:after="240"/>
         <w:jc w:val="center"/>
-        <w:spacing w:before="60" w:after="240"/>
       </w:pPr>
       <w:r>
         <w:rPr>
@@ -10541,7 +10475,7 @@
           <w:sz w:val="18"/>
           <w:szCs w:val="18"/>
         </w:rPr>
-        <w:t xml:space="preserve">Sequence Diagram 2: Completing a review task and notifying listeners</w:t>
+        <w:t>Sequence Diagram 2: Completing a review task and notifying listeners</w:t>
       </w:r>
     </w:p>
     <w:p>
@@ -10550,8 +10484,7 @@
         <w:keepNext/>
       </w:pPr>
       <w:r>
-        <w:rPr/>
-        <w:t xml:space="preserve">6.2  UML State Diagram</w:t>
+        <w:t>6.2  UML State Diagram</w:t>
       </w:r>
     </w:p>
     <w:p>
@@ -10585,7 +10518,7 @@
                         </pic:cNvPicPr>
                       </pic:nvPicPr>
                       <pic:blipFill rotWithShape="1">
-                        <a:blip r:embed="rId23"/>
+                        <a:blip r:embed="rId29"/>
                         <a:stretch/>
                       </pic:blipFill>
                       <pic:spPr bwMode="auto">
@@ -10625,7 +10558,7 @@
                 <o:lock v:ext="edit" aspectratio="t"/>
               </v:shapetype>
               <v:shape id="_x0000_i4" o:spid="_x0000_s4" type="#_x0000_t75" style="width:441.00pt;height:618.00pt;mso-wrap-distance-left:0.00pt;mso-wrap-distance-top:0.00pt;mso-wrap-distance-right:0.00pt;mso-wrap-distance-bottom:0.00pt;z-index:1;" stroked="false">
-                <v:imagedata r:id="rId24" o:title=""/>
+                <v:imagedata r:id="rId30" o:title=""/>
                 <o:lock v:ext="edit" rotation="t"/>
               </v:shape>
             </w:pict>
@@ -10635,8 +10568,8 @@
     </w:p>
     <w:p>
       <w:pPr>
+        <w:spacing w:before="60" w:after="240"/>
         <w:jc w:val="center"/>
-        <w:spacing w:before="60" w:after="240"/>
       </w:pPr>
       <w:r>
         <w:rPr>
@@ -10645,25 +10578,24 @@
           <w:sz w:val="18"/>
           <w:szCs w:val="18"/>
         </w:rPr>
-        <w:t xml:space="preserve">State Diagram: lifecycle of a running object</w:t>
+        <w:t>State Diagram: lifecycle of a running object</w:t>
       </w:r>
     </w:p>
     <w:p>
       <w:pPr>
         <w:pStyle w:val="Heading1"/>
+        <w:keepNext/>
         <w:pageBreakBefore/>
-        <w:keepNext/>
       </w:pPr>
       <w:r>
-        <w:rPr/>
-        <w:t xml:space="preserve">GitHub Repository</w:t>
+        <w:t>GitHub Repository</w:t>
       </w:r>
     </w:p>
     <w:p>
       <w:pPr>
         <w:spacing w:after="100" w:line="252" w:lineRule="auto"/>
       </w:pPr>
-      <w:hyperlink r:id="rId29" w:tooltip="https://github.com/patrickkaleo/COS214_P6" w:history="1">
+      <w:hyperlink r:id="rId31" w:tooltip="https://github.com/patrickkaleo/COS214_P6" w:history="1">
         <w:r>
           <w:rPr>
             <w:rStyle w:val="Hyperlink"/>
@@ -10678,17 +10610,16 @@
         <w:keepNext/>
       </w:pPr>
       <w:r>
-        <w:rPr/>
-        <w:t xml:space="preserve">Team Contribution Statement</w:t>
+        <w:t>Team Contribution Statement</w:t>
       </w:r>
     </w:p>
     <w:p>
       <w:pPr>
+        <w:spacing w:before="120" w:after="20" w:line="252" w:lineRule="auto"/>
         <w:rPr>
           <w:sz w:val="19"/>
           <w:szCs w:val="19"/>
         </w:rPr>
-        <w:spacing w:before="120" w:after="20" w:line="252" w:lineRule="auto"/>
       </w:pPr>
       <w:r>
         <w:rPr>
@@ -10701,11 +10632,11 @@
     </w:p>
     <w:p>
       <w:pPr>
+        <w:spacing w:after="100" w:line="252" w:lineRule="auto"/>
         <w:rPr>
           <w:sz w:val="19"/>
           <w:szCs w:val="19"/>
         </w:rPr>
-        <w:spacing w:after="100" w:line="252" w:lineRule="auto"/>
       </w:pPr>
       <w:r>
         <w:rPr>
@@ -10717,11 +10648,11 @@
     </w:p>
     <w:p>
       <w:pPr>
+        <w:spacing w:before="120" w:after="20" w:line="252" w:lineRule="auto"/>
         <w:rPr>
           <w:sz w:val="19"/>
           <w:szCs w:val="19"/>
         </w:rPr>
-        <w:spacing w:before="120" w:after="20" w:line="252" w:lineRule="auto"/>
       </w:pPr>
       <w:r>
         <w:rPr>
@@ -10734,11 +10665,11 @@
     </w:p>
     <w:p>
       <w:pPr>
+        <w:spacing w:after="100" w:line="252" w:lineRule="auto"/>
         <w:rPr>
           <w:sz w:val="19"/>
           <w:szCs w:val="19"/>
         </w:rPr>
-        <w:spacing w:after="100" w:line="252" w:lineRule="auto"/>
       </w:pPr>
       <w:r>
         <w:rPr>
@@ -10766,11 +10697,11 @@
     </w:p>
     <w:p>
       <w:pPr>
+        <w:spacing w:before="120" w:after="20" w:line="252" w:lineRule="auto"/>
         <w:rPr>
           <w:sz w:val="19"/>
           <w:szCs w:val="19"/>
         </w:rPr>
-        <w:spacing w:before="120" w:after="20" w:line="252" w:lineRule="auto"/>
       </w:pPr>
       <w:r>
         <w:rPr>
@@ -10783,11 +10714,11 @@
     </w:p>
     <w:p>
       <w:pPr>
+        <w:spacing w:after="100" w:line="252" w:lineRule="auto"/>
         <w:rPr>
           <w:sz w:val="19"/>
           <w:szCs w:val="19"/>
         </w:rPr>
-        <w:spacing w:after="100" w:line="252" w:lineRule="auto"/>
       </w:pPr>
       <w:r>
         <w:rPr>
@@ -10799,11 +10730,11 @@
     </w:p>
     <w:p>
       <w:pPr>
+        <w:spacing w:before="120" w:after="20" w:line="252" w:lineRule="auto"/>
         <w:rPr>
           <w:sz w:val="19"/>
           <w:szCs w:val="19"/>
         </w:rPr>
-        <w:spacing w:before="120" w:after="20" w:line="252" w:lineRule="auto"/>
       </w:pPr>
       <w:r>
         <w:rPr>
@@ -10819,11 +10750,11 @@
         <w:tabs>
           <w:tab w:val="left" w:pos="2768"/>
         </w:tabs>
+        <w:spacing w:after="100" w:line="252" w:lineRule="auto"/>
         <w:rPr>
           <w:sz w:val="19"/>
           <w:szCs w:val="19"/>
         </w:rPr>
-        <w:spacing w:after="100" w:line="252" w:lineRule="auto"/>
       </w:pPr>
       <w:r>
         <w:rPr>
@@ -10856,11 +10787,11 @@
     </w:p>
     <w:p>
       <w:pPr>
+        <w:spacing w:before="120" w:after="20" w:line="252" w:lineRule="auto"/>
         <w:rPr>
           <w:sz w:val="19"/>
           <w:szCs w:val="19"/>
         </w:rPr>
-        <w:spacing w:before="120" w:after="20" w:line="252" w:lineRule="auto"/>
       </w:pPr>
       <w:r>
         <w:rPr>
@@ -10873,11 +10804,11 @@
     </w:p>
     <w:p>
       <w:pPr>
+        <w:spacing w:after="100" w:line="252" w:lineRule="auto"/>
         <w:rPr>
           <w:sz w:val="19"/>
           <w:szCs w:val="19"/>
         </w:rPr>
-        <w:spacing w:after="100" w:line="252" w:lineRule="auto"/>
       </w:pPr>
       <w:r>
         <w:rPr>
@@ -10889,11 +10820,11 @@
     </w:p>
     <w:p>
       <w:pPr>
+        <w:spacing w:before="120" w:after="20" w:line="252" w:lineRule="auto"/>
         <w:rPr>
           <w:sz w:val="19"/>
           <w:szCs w:val="19"/>
         </w:rPr>
-        <w:spacing w:before="120" w:after="20" w:line="252" w:lineRule="auto"/>
       </w:pPr>
       <w:r>
         <w:rPr>
@@ -10924,11 +10855,11 @@
     </w:p>
     <w:p>
       <w:pPr>
+        <w:spacing w:after="100" w:line="252" w:lineRule="auto"/>
         <w:rPr>
           <w:sz w:val="19"/>
           <w:szCs w:val="19"/>
         </w:rPr>
-        <w:spacing w:after="100" w:line="252" w:lineRule="auto"/>
       </w:pPr>
       <w:r>
         <w:rPr>
@@ -10940,11 +10871,11 @@
     </w:p>
     <w:p>
       <w:pPr>
+        <w:spacing w:before="120" w:after="20" w:line="252" w:lineRule="auto"/>
         <w:rPr>
           <w:sz w:val="19"/>
           <w:szCs w:val="19"/>
         </w:rPr>
-        <w:spacing w:before="120" w:after="20" w:line="252" w:lineRule="auto"/>
       </w:pPr>
       <w:r>
         <w:rPr>
@@ -10957,36 +10888,22 @@
     </w:p>
     <w:p>
       <w:pPr>
+        <w:spacing w:after="100" w:line="252" w:lineRule="auto"/>
         <w:rPr>
           <w:sz w:val="19"/>
           <w:szCs w:val="19"/>
         </w:rPr>
-        <w:spacing w:after="100" w:line="252" w:lineRule="auto"/>
       </w:pPr>
       <w:r>
         <w:rPr>
           <w:sz w:val="19"/>
           <w:szCs w:val="19"/>
         </w:rPr>
-        <w:t>Worked on sequence diagram</w:t>
-      </w:r>
-      <w:r>
-        <w:rPr>
-          <w:sz w:val="19"/>
-          <w:szCs w:val="19"/>
-        </w:rPr>
-        <w:t xml:space="preserve"> </w:t>
-      </w:r>
-      <w:r>
-        <w:rPr>
-          <w:sz w:val="19"/>
-          <w:szCs w:val="19"/>
-        </w:rPr>
-        <w:t>2.</w:t>
+        <w:t>Worked on sequence diagram 2.</w:t>
       </w:r>
     </w:p>
     <w:sectPr>
-      <w:footerReference w:type="default" r:id="rId30"/>
+      <w:footerReference w:type="default" r:id="rId32"/>
       <w:pgSz w:w="11906" w:h="16838"/>
       <w:pgMar w:top="1134" w:right="1134" w:bottom="1134" w:left="1134" w:header="708" w:footer="708" w:gutter="0"/>
       <w:cols w:space="1701"/>
